--- a/paper/jkiie_submit_body.docx
+++ b/paper/jkiie_submit_body.docx
@@ -10,6 +10,7 @@
       <w:r>
         <w:rPr>
           <w:color w:val="000000"/>
+          <w:sz w:val="20"/>
         </w:rPr>
         <w:t xml:space="preserve">Abstract</w:t>
       </w:r>
@@ -22,6 +23,7 @@
       <w:r>
         <w:rPr>
           <w:color w:val="000000"/>
+          <w:sz w:val="20"/>
         </w:rPr>
         <w:t xml:space="preserve">We study truck scheduling in a multi-door cross-dock where a compound truck is partially unloaded and then departs as an outbound carrier. Existing models assume all trucks are available at time zero and minimize makespan only. We extend the problem with per-truck release times and soft due dates (violable at a tardiness cost), minimizing makespan plus total tardiness, and formulate it as a mixed-integer program and a CP-SAT model under a reproducible seed protocol. VAA-GILS is an iterated local search combining Vogel-style construction, best-improvement descent, bottleneck-guided operators, and kick restarts. Where CP-SAT provides a reference, VAA-GILS is within 0.11–0.21</w:t>
       </w:r>
@@ -36,18 +38,21 @@
           <w:b/>
           <w:bCs/>
           <w:color w:val="000000"/>
+          <w:sz w:val="20"/>
         </w:rPr>
         <w:t xml:space="preserve">Keywords:</w:t>
       </w:r>
       <w:r>
         <w:rPr>
           <w:color w:val="000000"/>
-        </w:rPr>
-        <w:t xml:space="preserve"> </w:t>
-      </w:r>
-      <w:r>
-        <w:rPr>
-          <w:color w:val="000000"/>
+          <w:sz w:val="20"/>
+        </w:rPr>
+        <w:t xml:space="preserve"> </w:t>
+      </w:r>
+      <w:r>
+        <w:rPr>
+          <w:color w:val="000000"/>
+          <w:sz w:val="20"/>
         </w:rPr>
         <w:t xml:space="preserve">Cross-Docking, Compound Truck, Release Time, Soft Due Date, Iterated Local Search, Constraint Programming</w:t>
       </w:r>
@@ -62,30 +67,35 @@
           <w:b/>
           <w:bCs/>
           <w:color w:val="000000"/>
+          <w:sz w:val="20"/>
         </w:rPr>
         <w:t xml:space="preserve">도착 시각(release time)과 soft due date를 갖는 컴파운드 트럭 크로스도킹 스케줄링: 정확해 검증을 동반한 병목 유도 반복 지역탐색</w:t>
       </w:r>
       <w:r>
         <w:rPr>
           <w:color w:val="000000"/>
+          <w:sz w:val="20"/>
         </w:rPr>
         <w:br/>
       </w:r>
       <w:r>
         <w:rPr>
           <w:color w:val="000000"/>
+          <w:sz w:val="20"/>
         </w:rPr>
         <w:t xml:space="preserve">Compound-Truck Cross-Docking Scheduling with Release Times and Soft Due Dates: A Bottleneck-Guided Iterated Local Search with Exact-Solver Verification</w:t>
       </w:r>
       <w:r>
         <w:rPr>
           <w:color w:val="000000"/>
+          <w:sz w:val="20"/>
         </w:rPr>
         <w:br/>
       </w:r>
       <w:r>
         <w:rPr>
           <w:color w:val="000000"/>
+          <w:sz w:val="20"/>
         </w:rPr>
         <w:t xml:space="preserve">이곳에 저자명 및 소속을 넣지 마십시오. 심사 완료 후 최종본 작성 시 추가.</w:t>
       </w:r>
@@ -98,7 +108,9 @@
       </w:pPr>
       <w:r>
         <w:rPr>
-          <w:color w:val="000000"/>
+          <w:b/>
+          <w:color w:val="000000"/>
+          <w:sz w:val="28"/>
         </w:rPr>
         <w:t xml:space="preserve">1. 서론</w:t>
       </w:r>
@@ -111,104 +123,121 @@
       <w:r>
         <w:rPr>
           <w:color w:val="000000"/>
+          <w:sz w:val="20"/>
         </w:rPr>
         <w:t xml:space="preserve">크로스도킹은 입고 화물을 창고에 보관하지 않고 곧바로 출고 트럭으로 환적하여</w:t>
       </w:r>
       <w:r>
         <w:rPr>
           <w:color w:val="000000"/>
-        </w:rPr>
-        <w:t xml:space="preserve"> </w:t>
-      </w:r>
-      <w:r>
-        <w:rPr>
-          <w:color w:val="000000"/>
+          <w:sz w:val="20"/>
+        </w:rPr>
+        <w:t xml:space="preserve"> </w:t>
+      </w:r>
+      <w:r>
+        <w:rPr>
+          <w:color w:val="000000"/>
+          <w:sz w:val="20"/>
         </w:rPr>
         <w:t xml:space="preserve">재고와 리드타임을 줄이는 물류 방식이다(Boysen and Fliedner, 2010; Van Belle et al., 2012). Joo와</w:t>
       </w:r>
       <w:r>
         <w:rPr>
           <w:color w:val="000000"/>
-        </w:rPr>
-        <w:t xml:space="preserve"> </w:t>
-      </w:r>
-      <w:r>
-        <w:rPr>
-          <w:color w:val="000000"/>
+          <w:sz w:val="20"/>
+        </w:rPr>
+        <w:t xml:space="preserve"> </w:t>
+      </w:r>
+      <w:r>
+        <w:rPr>
+          <w:color w:val="000000"/>
+          <w:sz w:val="20"/>
         </w:rPr>
         <w:t xml:space="preserve">Kim(2013)이 도입하고 Shahmardan과 Sajadieh(2020)가</w:t>
       </w:r>
       <w:r>
         <w:rPr>
           <w:color w:val="000000"/>
-        </w:rPr>
-        <w:t xml:space="preserve"> </w:t>
-      </w:r>
-      <w:r>
-        <w:rPr>
-          <w:color w:val="000000"/>
+          <w:sz w:val="20"/>
+        </w:rPr>
+        <w:t xml:space="preserve"> </w:t>
+      </w:r>
+      <w:r>
+        <w:rPr>
+          <w:color w:val="000000"/>
+          <w:sz w:val="20"/>
         </w:rPr>
         <w:t xml:space="preserve">발전시킨 컴파운드 트럭 변형에서는 한 대의 트럭이 두 역할을 겸한다. 여러 목적지</w:t>
       </w:r>
       <w:r>
         <w:rPr>
           <w:color w:val="000000"/>
-        </w:rPr>
-        <w:t xml:space="preserve"> </w:t>
-      </w:r>
-      <w:r>
-        <w:rPr>
-          <w:color w:val="000000"/>
+          <w:sz w:val="20"/>
+        </w:rPr>
+        <w:t xml:space="preserve"> </w:t>
+      </w:r>
+      <w:r>
+        <w:rPr>
+          <w:color w:val="000000"/>
+          <w:sz w:val="20"/>
         </w:rPr>
         <w:t xml:space="preserve">화물을 싣고 도착한 뒤 한 목적지의 화물은 유지하고 나머지만</w:t>
       </w:r>
       <w:r>
         <w:rPr>
           <w:color w:val="000000"/>
-        </w:rPr>
-        <w:t xml:space="preserve"> </w:t>
-      </w:r>
-      <w:r>
-        <w:rPr>
-          <w:i/>
-          <w:iCs/>
-          <w:color w:val="000000"/>
+          <w:sz w:val="20"/>
+        </w:rPr>
+        <w:t xml:space="preserve"> </w:t>
+      </w:r>
+      <w:r>
+        <w:rPr>
+          <w:b/>
+          <w:bCs/>
+          <w:color w:val="000000"/>
+          <w:sz w:val="20"/>
         </w:rPr>
         <w:t xml:space="preserve">부분적으로</w:t>
       </w:r>
       <w:r>
         <w:rPr>
           <w:color w:val="000000"/>
-        </w:rPr>
-        <w:t xml:space="preserve"> </w:t>
-      </w:r>
-      <w:r>
-        <w:rPr>
-          <w:color w:val="000000"/>
+          <w:sz w:val="20"/>
+        </w:rPr>
+        <w:t xml:space="preserve"> </w:t>
+      </w:r>
+      <w:r>
+        <w:rPr>
+          <w:color w:val="000000"/>
+          <w:sz w:val="20"/>
         </w:rPr>
         <w:t xml:space="preserve">하역하며,</w:t>
       </w:r>
       <w:r>
         <w:rPr>
           <w:color w:val="000000"/>
-        </w:rPr>
-        <w:t xml:space="preserve"> </w:t>
-      </w:r>
-      <w:r>
-        <w:rPr>
-          <w:color w:val="000000"/>
+          <w:sz w:val="20"/>
+        </w:rPr>
+        <w:t xml:space="preserve"> </w:t>
+      </w:r>
+      <w:r>
+        <w:rPr>
+          <w:color w:val="000000"/>
+          <w:sz w:val="20"/>
         </w:rPr>
         <w:t xml:space="preserve">이후 해당 목적지의 나머지 화물을 적재해 출고 운송 트럭으로 출발한다. 부분 하역은 전량 하역 대비</w:t>
       </w:r>
       <w:r>
         <w:rPr>
           <w:color w:val="000000"/>
-        </w:rPr>
-        <w:t xml:space="preserve"> </w:t>
-      </w:r>
-      <w:r>
-        <w:rPr>
-          <w:color w:val="000000"/>
+          <w:sz w:val="20"/>
+        </w:rPr>
+        <w:t xml:space="preserve"> </w:t>
+      </w:r>
+      <w:r>
+        <w:rPr>
+          <w:color w:val="000000"/>
+          <w:sz w:val="20"/>
         </w:rPr>
         <w:t xml:space="preserve">makespan을 크게 줄이는 것으로 보고되어 LTL 통합 네트워크에서 실용적 매력이 크다.</w:t>
       </w:r>
@@ -217,46 +246,54 @@
       <w:pPr>
         <w:pStyle w:val="BodyText"/>
         <w:spacing w:line="360" w:lineRule="auto"/>
+        <w:ind w:firstLine="216"/>
       </w:pPr>
       <w:r>
         <w:rPr>
           <w:color w:val="000000"/>
+          <w:sz w:val="20"/>
         </w:rPr>
         <w:t xml:space="preserve">기존 컴파운드 트럭 모델의 두 가정이 현실성을 제약한다. 첫째, 모든 트럭이 시각</w:t>
       </w:r>
       <w:r>
         <w:rPr>
           <w:color w:val="000000"/>
-        </w:rPr>
-        <w:t xml:space="preserve"> </w:t>
-      </w:r>
-      <w:r>
-        <w:rPr>
-          <w:color w:val="000000"/>
+          <w:sz w:val="20"/>
+        </w:rPr>
+        <w:t xml:space="preserve"> </w:t>
+      </w:r>
+      <w:r>
+        <w:rPr>
+          <w:color w:val="000000"/>
+          <w:sz w:val="20"/>
         </w:rPr>
         <w:t xml:space="preserve">0에 가용하다고 가정하지만 실제 도크에서는 트럭마다 예약 도착 시각이 다르다. 둘째,</w:t>
       </w:r>
       <w:r>
         <w:rPr>
           <w:color w:val="000000"/>
-        </w:rPr>
-        <w:t xml:space="preserve"> </w:t>
-      </w:r>
-      <w:r>
-        <w:rPr>
-          <w:color w:val="000000"/>
+          <w:sz w:val="20"/>
+        </w:rPr>
+        <w:t xml:space="preserve"> </w:t>
+      </w:r>
+      <w:r>
+        <w:rPr>
+          <w:color w:val="000000"/>
+          <w:sz w:val="20"/>
         </w:rPr>
         <w:t xml:space="preserve">목적함수가 순수 makespan이지만 출고 트럭의 출발은 위반 시 비용이 발생하는 due date에</w:t>
       </w:r>
       <w:r>
         <w:rPr>
           <w:color w:val="000000"/>
-        </w:rPr>
-        <w:t xml:space="preserve"> </w:t>
-      </w:r>
-      <w:r>
-        <w:rPr>
-          <w:color w:val="000000"/>
+          <w:sz w:val="20"/>
+        </w:rPr>
+        <w:t xml:space="preserve"> </w:t>
+      </w:r>
+      <w:r>
+        <w:rPr>
+          <w:color w:val="000000"/>
+          <w:sz w:val="20"/>
         </w:rPr>
         <w:t xml:space="preserve">묶여 있다.</w:t>
       </w:r>
@@ -265,76 +302,89 @@
       <w:pPr>
         <w:pStyle w:val="BodyText"/>
         <w:spacing w:line="360" w:lineRule="auto"/>
+        <w:ind w:firstLine="216"/>
       </w:pPr>
       <w:r>
         <w:rPr>
           <w:color w:val="000000"/>
+          <w:sz w:val="20"/>
         </w:rPr>
         <w:t xml:space="preserve">도착 시각(release time), 시간창(time window), 납기지연(tardiness)은 일반 크로스도킹 스케줄링에서 이미</w:t>
       </w:r>
       <w:r>
         <w:rPr>
           <w:color w:val="000000"/>
-        </w:rPr>
-        <w:t xml:space="preserve"> </w:t>
-      </w:r>
-      <w:r>
-        <w:rPr>
-          <w:color w:val="000000"/>
+          <w:sz w:val="20"/>
+        </w:rPr>
+        <w:t xml:space="preserve"> </w:t>
+      </w:r>
+      <w:r>
+        <w:rPr>
+          <w:color w:val="000000"/>
+          <w:sz w:val="20"/>
         </w:rPr>
         <w:t xml:space="preserve">연구되어 왔다(Van Belle et al., 2013; Assadi and Bagheri, 2016; Bodnar et al., 2017; Molavi et al., 2018; Rijal et al., 2019; Li et al., 2026).</w:t>
       </w:r>
       <w:r>
         <w:rPr>
           <w:color w:val="000000"/>
-        </w:rPr>
-        <w:t xml:space="preserve"> </w:t>
-      </w:r>
-      <w:r>
-        <w:rPr>
-          <w:color w:val="000000"/>
+          <w:sz w:val="20"/>
+        </w:rPr>
+        <w:t xml:space="preserve"> </w:t>
+      </w:r>
+      <w:r>
+        <w:rPr>
+          <w:color w:val="000000"/>
+          <w:sz w:val="20"/>
         </w:rPr>
         <w:t xml:space="preserve">그러나 컴파운드 트럭 설정은 temporal constraint의 의미를 바꾼다. 컴파운드 트럭은</w:t>
       </w:r>
       <w:r>
         <w:rPr>
           <w:color w:val="000000"/>
-        </w:rPr>
-        <w:t xml:space="preserve"> </w:t>
-      </w:r>
-      <w:r>
-        <w:rPr>
-          <w:color w:val="000000"/>
+          <w:sz w:val="20"/>
+        </w:rPr>
+        <w:t xml:space="preserve"> </w:t>
+      </w:r>
+      <w:r>
+        <w:rPr>
+          <w:color w:val="000000"/>
+          <w:sz w:val="20"/>
         </w:rPr>
         <w:t xml:space="preserve">순수 입고 트럭도 출고 트럭도 아니다. 부분 하역 후 한 목적지의 화물을 유지하고, 해당</w:t>
       </w:r>
       <w:r>
         <w:rPr>
           <w:color w:val="000000"/>
-        </w:rPr>
-        <w:t xml:space="preserve"> </w:t>
-      </w:r>
-      <w:r>
-        <w:rPr>
-          <w:color w:val="000000"/>
+          <w:sz w:val="20"/>
+        </w:rPr>
+        <w:t xml:space="preserve"> </w:t>
+      </w:r>
+      <w:r>
+        <w:rPr>
+          <w:color w:val="000000"/>
+          <w:sz w:val="20"/>
         </w:rPr>
         <w:t xml:space="preserve">목적지로 들어오는 이송 화물을 기다린 뒤 비로소 출고 운송 트럭으로 출발한다. 이 부분 하역</w:t>
       </w:r>
       <w:r>
         <w:rPr>
           <w:color w:val="000000"/>
-        </w:rPr>
-        <w:t xml:space="preserve"> </w:t>
-      </w:r>
-      <w:r>
-        <w:rPr>
-          <w:color w:val="000000"/>
+          <w:sz w:val="20"/>
+        </w:rPr>
+        <w:t xml:space="preserve"> </w:t>
+      </w:r>
+      <w:r>
+        <w:rPr>
+          <w:color w:val="000000"/>
+          <w:sz w:val="20"/>
         </w:rPr>
         <w:t xml:space="preserve">변환은 하나의 precedence chain — 도착</w:t>
       </w:r>
       <w:r>
         <w:rPr>
           <w:color w:val="000000"/>
+          <w:sz w:val="20"/>
         </w:rPr>
         <w:t xml:space="preserve"> </w:t>
       </w:r>
@@ -349,18 +399,21 @@
       <w:r>
         <w:rPr>
           <w:color w:val="000000"/>
-        </w:rPr>
-        <w:t xml:space="preserve"> </w:t>
-      </w:r>
-      <w:r>
-        <w:rPr>
-          <w:color w:val="000000"/>
+          <w:sz w:val="20"/>
+        </w:rPr>
+        <w:t xml:space="preserve"> </w:t>
+      </w:r>
+      <w:r>
+        <w:rPr>
+          <w:color w:val="000000"/>
+          <w:sz w:val="20"/>
         </w:rPr>
         <w:t xml:space="preserve">부분 하역</w:t>
       </w:r>
       <w:r>
         <w:rPr>
           <w:color w:val="000000"/>
+          <w:sz w:val="20"/>
         </w:rPr>
         <w:t xml:space="preserve"> </w:t>
       </w:r>
@@ -375,18 +428,21 @@
       <w:r>
         <w:rPr>
           <w:color w:val="000000"/>
-        </w:rPr>
-        <w:t xml:space="preserve"> </w:t>
-      </w:r>
-      <w:r>
-        <w:rPr>
-          <w:color w:val="000000"/>
+          <w:sz w:val="20"/>
+        </w:rPr>
+        <w:t xml:space="preserve"> </w:t>
+      </w:r>
+      <w:r>
+        <w:rPr>
+          <w:color w:val="000000"/>
+          <w:sz w:val="20"/>
         </w:rPr>
         <w:t xml:space="preserve">유지 화물</w:t>
       </w:r>
       <w:r>
         <w:rPr>
           <w:color w:val="000000"/>
+          <w:sz w:val="20"/>
         </w:rPr>
         <w:t xml:space="preserve"> </w:t>
       </w:r>
@@ -401,18 +457,21 @@
       <w:r>
         <w:rPr>
           <w:color w:val="000000"/>
-        </w:rPr>
-        <w:t xml:space="preserve"> </w:t>
-      </w:r>
-      <w:r>
-        <w:rPr>
-          <w:color w:val="000000"/>
+          <w:sz w:val="20"/>
+        </w:rPr>
+        <w:t xml:space="preserve"> </w:t>
+      </w:r>
+      <w:r>
+        <w:rPr>
+          <w:color w:val="000000"/>
+          <w:sz w:val="20"/>
         </w:rPr>
         <w:t xml:space="preserve">이송 대기</w:t>
       </w:r>
       <w:r>
         <w:rPr>
           <w:color w:val="000000"/>
+          <w:sz w:val="20"/>
         </w:rPr>
         <w:t xml:space="preserve"> </w:t>
       </w:r>
@@ -427,84 +486,98 @@
       <w:r>
         <w:rPr>
           <w:color w:val="000000"/>
-        </w:rPr>
-        <w:t xml:space="preserve"> </w:t>
-      </w:r>
-      <w:r>
-        <w:rPr>
-          <w:color w:val="000000"/>
+          <w:sz w:val="20"/>
+        </w:rPr>
+        <w:t xml:space="preserve"> </w:t>
+      </w:r>
+      <w:r>
+        <w:rPr>
+          <w:color w:val="000000"/>
+          <w:sz w:val="20"/>
         </w:rPr>
         <w:t xml:space="preserve">출고 —</w:t>
       </w:r>
       <w:r>
         <w:rPr>
           <w:color w:val="000000"/>
-        </w:rPr>
-        <w:t xml:space="preserve"> </w:t>
-      </w:r>
-      <w:r>
-        <w:rPr>
-          <w:color w:val="000000"/>
+          <w:sz w:val="20"/>
+        </w:rPr>
+        <w:t xml:space="preserve"> </w:t>
+      </w:r>
+      <w:r>
+        <w:rPr>
+          <w:color w:val="000000"/>
+          <w:sz w:val="20"/>
         </w:rPr>
         <w:t xml:space="preserve">을 만들고, 이 chain은 트럭들을 공유 목적지를 통해 결합한다. 따라서 release time을</w:t>
       </w:r>
       <w:r>
         <w:rPr>
           <w:color w:val="000000"/>
-        </w:rPr>
-        <w:t xml:space="preserve"> </w:t>
-      </w:r>
-      <w:r>
-        <w:rPr>
-          <w:color w:val="000000"/>
+          <w:sz w:val="20"/>
+        </w:rPr>
+        <w:t xml:space="preserve"> </w:t>
+      </w:r>
+      <w:r>
+        <w:rPr>
+          <w:color w:val="000000"/>
+          <w:sz w:val="20"/>
         </w:rPr>
         <w:t xml:space="preserve">추가한다고 해서 한 트럭의 시작 시각만 늦어지는 것은 아니다. 늦은 도착은 해당 트럭의</w:t>
       </w:r>
       <w:r>
         <w:rPr>
           <w:color w:val="000000"/>
-        </w:rPr>
-        <w:t xml:space="preserve"> </w:t>
-      </w:r>
-      <w:r>
-        <w:rPr>
-          <w:color w:val="000000"/>
+          <w:sz w:val="20"/>
+        </w:rPr>
+        <w:t xml:space="preserve"> </w:t>
+      </w:r>
+      <w:r>
+        <w:rPr>
+          <w:color w:val="000000"/>
+          <w:sz w:val="20"/>
         </w:rPr>
         <w:t xml:space="preserve">이송 화물에 의존하는 모든 출고 운송 트럭으로 전파되고, soft due date는 이 연쇄 지연을</w:t>
       </w:r>
       <w:r>
         <w:rPr>
           <w:color w:val="000000"/>
-        </w:rPr>
-        <w:t xml:space="preserve"> </w:t>
-      </w:r>
-      <w:r>
-        <w:rPr>
-          <w:color w:val="000000"/>
+          <w:sz w:val="20"/>
+        </w:rPr>
+        <w:t xml:space="preserve"> </w:t>
+      </w:r>
+      <w:r>
+        <w:rPr>
+          <w:color w:val="000000"/>
+          <w:sz w:val="20"/>
         </w:rPr>
         <w:t xml:space="preserve">tardiness 비용으로 바꾼다. 본 연구의 기여는 이 상호작용 — 알려진 release time과</w:t>
       </w:r>
       <w:r>
         <w:rPr>
           <w:color w:val="000000"/>
-        </w:rPr>
-        <w:t xml:space="preserve"> </w:t>
-      </w:r>
-      <w:r>
-        <w:rPr>
-          <w:color w:val="000000"/>
+          <w:sz w:val="20"/>
+        </w:rPr>
+        <w:t xml:space="preserve"> </w:t>
+      </w:r>
+      <w:r>
+        <w:rPr>
+          <w:color w:val="000000"/>
+          <w:sz w:val="20"/>
         </w:rPr>
         <w:t xml:space="preserve">soft due date가 부분 하역 후 출고 운송 트럭으로 전환되는 과정과 결합되는 방식 — 을 정식화하고 분석하는</w:t>
       </w:r>
       <w:r>
         <w:rPr>
           <w:color w:val="000000"/>
-        </w:rPr>
-        <w:t xml:space="preserve"> </w:t>
-      </w:r>
-      <w:r>
-        <w:rPr>
-          <w:color w:val="000000"/>
+          <w:sz w:val="20"/>
+        </w:rPr>
+        <w:t xml:space="preserve"> </w:t>
+      </w:r>
+      <w:r>
+        <w:rPr>
+          <w:color w:val="000000"/>
+          <w:sz w:val="20"/>
         </w:rPr>
         <w:t xml:space="preserve">것이며, 저자가 아는 한 이 결합은 이전에 모형화된 바 없다.</w:t>
       </w:r>
@@ -513,34 +586,40 @@
       <w:pPr>
         <w:pStyle w:val="BodyText"/>
         <w:spacing w:line="360" w:lineRule="auto"/>
+        <w:ind w:firstLine="216"/>
       </w:pPr>
       <w:r>
         <w:rPr>
           <w:color w:val="000000"/>
+          <w:sz w:val="20"/>
         </w:rPr>
         <w:t xml:space="preserve">본 논문의 기여는 세 가지다. 첫째, 부분 하역 컴파운드 트럭 스케줄링을 트럭별</w:t>
       </w:r>
       <w:r>
         <w:rPr>
           <w:color w:val="000000"/>
-        </w:rPr>
-        <w:t xml:space="preserve"> </w:t>
-      </w:r>
-      <w:r>
-        <w:rPr>
-          <w:color w:val="000000"/>
+          <w:sz w:val="20"/>
+        </w:rPr>
+        <w:t xml:space="preserve"> </w:t>
+      </w:r>
+      <w:r>
+        <w:rPr>
+          <w:color w:val="000000"/>
+          <w:sz w:val="20"/>
         </w:rPr>
         <w:t xml:space="preserve">release time과 soft due date를 갖는 문제로 확장하고, 이를 독립적인 스케줄 평가기와</w:t>
       </w:r>
       <w:r>
         <w:rPr>
           <w:color w:val="000000"/>
-        </w:rPr>
-        <w:t xml:space="preserve"> </w:t>
-      </w:r>
-      <w:r>
-        <w:rPr>
-          <w:color w:val="000000"/>
+          <w:sz w:val="20"/>
+        </w:rPr>
+        <w:t xml:space="preserve"> </w:t>
+      </w:r>
+      <w:r>
+        <w:rPr>
+          <w:color w:val="000000"/>
+          <w:sz w:val="20"/>
         </w:rPr>
         <w:t xml:space="preserve">일치하는 big-</w:t>
       </w:r>
@@ -552,60 +631,70 @@
       <w:r>
         <w:rPr>
           <w:color w:val="000000"/>
-        </w:rPr>
-        <w:t xml:space="preserve"> </w:t>
-      </w:r>
-      <w:r>
-        <w:rPr>
-          <w:color w:val="000000"/>
+          <w:sz w:val="20"/>
+        </w:rPr>
+        <w:t xml:space="preserve"> </w:t>
+      </w:r>
+      <w:r>
+        <w:rPr>
+          <w:color w:val="000000"/>
+          <w:sz w:val="20"/>
         </w:rPr>
         <w:t xml:space="preserve">MILP 및 reified CP-SAT로 정식화한다. 둘째, 기존 VAA construction과</w:t>
       </w:r>
       <w:r>
         <w:rPr>
           <w:color w:val="000000"/>
-        </w:rPr>
-        <w:t xml:space="preserve"> </w:t>
-      </w:r>
-      <w:r>
-        <w:rPr>
-          <w:color w:val="000000"/>
+          <w:sz w:val="20"/>
+        </w:rPr>
+        <w:t xml:space="preserve"> </w:t>
+      </w:r>
+      <w:r>
+        <w:rPr>
+          <w:color w:val="000000"/>
+          <w:sz w:val="20"/>
         </w:rPr>
         <w:t xml:space="preserve">generic neighborhood에 full best-improvement descent, 병목 유도 연산자, kick</w:t>
       </w:r>
       <w:r>
         <w:rPr>
           <w:color w:val="000000"/>
-        </w:rPr>
-        <w:t xml:space="preserve"> </w:t>
-      </w:r>
-      <w:r>
-        <w:rPr>
-          <w:color w:val="000000"/>
+          <w:sz w:val="20"/>
+        </w:rPr>
+        <w:t xml:space="preserve"> </w:t>
+      </w:r>
+      <w:r>
+        <w:rPr>
+          <w:color w:val="000000"/>
+          <w:sz w:val="20"/>
         </w:rPr>
         <w:t xml:space="preserve">restart를 더한 VAA-GILS를 제안한다. 셋째, CP-SAT 기준해와 기존 방법과의 비교실험을</w:t>
       </w:r>
       <w:r>
         <w:rPr>
           <w:color w:val="000000"/>
-        </w:rPr>
-        <w:t xml:space="preserve"> </w:t>
-      </w:r>
-      <w:r>
-        <w:rPr>
-          <w:color w:val="000000"/>
+          <w:sz w:val="20"/>
+        </w:rPr>
+        <w:t xml:space="preserve"> </w:t>
+      </w:r>
+      <w:r>
+        <w:rPr>
+          <w:color w:val="000000"/>
+          <w:sz w:val="20"/>
         </w:rPr>
         <w:t xml:space="preserve">통해 제안 방법의 해 품질과 계산 시간을 검증한다. 이와 별도로, 학습 기반 연산자</w:t>
       </w:r>
       <w:r>
         <w:rPr>
           <w:color w:val="000000"/>
-        </w:rPr>
-        <w:t xml:space="preserve"> </w:t>
-      </w:r>
-      <w:r>
-        <w:rPr>
-          <w:color w:val="000000"/>
+          <w:sz w:val="20"/>
+        </w:rPr>
+        <w:t xml:space="preserve"> </w:t>
+      </w:r>
+      <w:r>
+        <w:rPr>
+          <w:color w:val="000000"/>
+          <w:sz w:val="20"/>
         </w:rPr>
         <w:t xml:space="preserve">선택의 추가 효과는 동일 예산의 균등 선택과 비교하는 보조적인 ablation으로 검토한다.</w:t>
       </w:r>
@@ -619,7 +708,9 @@
       </w:pPr>
       <w:r>
         <w:rPr>
-          <w:color w:val="000000"/>
+          <w:b/>
+          <w:color w:val="000000"/>
+          <w:sz w:val="28"/>
         </w:rPr>
         <w:t xml:space="preserve">2. 관련 연구</w:t>
       </w:r>
@@ -634,126 +725,147 @@
           <w:b/>
           <w:bCs/>
           <w:color w:val="000000"/>
+          <w:sz w:val="20"/>
         </w:rPr>
         <w:t xml:space="preserve">시간 제약이 있는 크로스도킹 스케줄링.</w:t>
       </w:r>
       <w:r>
         <w:rPr>
           <w:color w:val="000000"/>
-        </w:rPr>
-        <w:t xml:space="preserve"> </w:t>
-      </w:r>
-      <w:r>
-        <w:rPr>
-          <w:color w:val="000000"/>
+          <w:sz w:val="20"/>
+        </w:rPr>
+        <w:t xml:space="preserve"> </w:t>
+      </w:r>
+      <w:r>
+        <w:rPr>
+          <w:color w:val="000000"/>
+          <w:sz w:val="20"/>
         </w:rPr>
         <w:t xml:space="preserve">Boysen과 Fliedner(2010)는</w:t>
       </w:r>
       <w:r>
         <w:rPr>
           <w:color w:val="000000"/>
-        </w:rPr>
-        <w:t xml:space="preserve"> </w:t>
-      </w:r>
-      <w:r>
-        <w:rPr>
-          <w:color w:val="000000"/>
+          <w:sz w:val="20"/>
+        </w:rPr>
+        <w:t xml:space="preserve"> </w:t>
+      </w:r>
+      <w:r>
+        <w:rPr>
+          <w:color w:val="000000"/>
+          <w:sz w:val="20"/>
         </w:rPr>
         <w:t xml:space="preserve">도크 스케줄링 문제를 분류하였고, Van Belle 등(2012)은 분야를</w:t>
       </w:r>
       <w:r>
         <w:rPr>
           <w:color w:val="000000"/>
-        </w:rPr>
-        <w:t xml:space="preserve"> </w:t>
-      </w:r>
-      <w:r>
-        <w:rPr>
-          <w:color w:val="000000"/>
+          <w:sz w:val="20"/>
+        </w:rPr>
+        <w:t xml:space="preserve"> </w:t>
+      </w:r>
+      <w:r>
+        <w:rPr>
+          <w:color w:val="000000"/>
+          <w:sz w:val="20"/>
         </w:rPr>
         <w:t xml:space="preserve">조망하였다. 여러 결정론적 모형이 기존 입고·출고 트럭에 대해 시간</w:t>
       </w:r>
       <w:r>
         <w:rPr>
           <w:color w:val="000000"/>
-        </w:rPr>
-        <w:t xml:space="preserve"> </w:t>
-      </w:r>
-      <w:r>
-        <w:rPr>
-          <w:color w:val="000000"/>
+          <w:sz w:val="20"/>
+        </w:rPr>
+        <w:t xml:space="preserve"> </w:t>
+      </w:r>
+      <w:r>
+        <w:rPr>
+          <w:color w:val="000000"/>
+          <w:sz w:val="20"/>
         </w:rPr>
         <w:t xml:space="preserve">제약을 이미 반영한다. Van Belle 등(2013)은 다중 도어·time window·</w:t>
       </w:r>
       <w:r>
         <w:rPr>
           <w:color w:val="000000"/>
-        </w:rPr>
-        <w:t xml:space="preserve"> </w:t>
-      </w:r>
-      <w:r>
-        <w:rPr>
-          <w:color w:val="000000"/>
+          <w:sz w:val="20"/>
+        </w:rPr>
+        <w:t xml:space="preserve"> </w:t>
+      </w:r>
+      <w:r>
+        <w:rPr>
+          <w:color w:val="000000"/>
+          <w:sz w:val="20"/>
         </w:rPr>
         <w:t xml:space="preserve">tardiness를, Assadi와 Bagheri(2016)는 ready time과 outbound</w:t>
       </w:r>
       <w:r>
         <w:rPr>
           <w:color w:val="000000"/>
-        </w:rPr>
-        <w:t xml:space="preserve"> </w:t>
-      </w:r>
-      <w:r>
-        <w:rPr>
-          <w:color w:val="000000"/>
+          <w:sz w:val="20"/>
+        </w:rPr>
+        <w:t xml:space="preserve"> </w:t>
+      </w:r>
+      <w:r>
+        <w:rPr>
+          <w:color w:val="000000"/>
+          <w:sz w:val="20"/>
         </w:rPr>
         <w:t xml:space="preserve">earliness/tardiness를, Bodnar 등(2017)은 time window와 mixed-service</w:t>
       </w:r>
       <w:r>
         <w:rPr>
           <w:color w:val="000000"/>
-        </w:rPr>
-        <w:t xml:space="preserve"> </w:t>
-      </w:r>
-      <w:r>
-        <w:rPr>
-          <w:color w:val="000000"/>
+          <w:sz w:val="20"/>
+        </w:rPr>
+        <w:t xml:space="preserve"> </w:t>
+      </w:r>
+      <w:r>
+        <w:rPr>
+          <w:color w:val="000000"/>
+          <w:sz w:val="20"/>
         </w:rPr>
         <w:t xml:space="preserve">door를 다룬다. Molavi 등(2018)은 hard due date를, Rijal</w:t>
       </w:r>
       <w:r>
         <w:rPr>
           <w:color w:val="000000"/>
-        </w:rPr>
-        <w:t xml:space="preserve"> </w:t>
-      </w:r>
-      <w:r>
-        <w:rPr>
-          <w:color w:val="000000"/>
+          <w:sz w:val="20"/>
+        </w:rPr>
+        <w:t xml:space="preserve"> </w:t>
+      </w:r>
+      <w:r>
+        <w:rPr>
+          <w:color w:val="000000"/>
+          <w:sz w:val="20"/>
         </w:rPr>
         <w:t xml:space="preserve">등(2019)은 truck scheduling과 door assignment의 통합을 다룬다. 이들은</w:t>
       </w:r>
       <w:r>
         <w:rPr>
           <w:color w:val="000000"/>
-        </w:rPr>
-        <w:t xml:space="preserve"> </w:t>
-      </w:r>
-      <w:r>
-        <w:rPr>
-          <w:color w:val="000000"/>
+          <w:sz w:val="20"/>
+        </w:rPr>
+        <w:t xml:space="preserve"> </w:t>
+      </w:r>
+      <w:r>
+        <w:rPr>
+          <w:color w:val="000000"/>
+          <w:sz w:val="20"/>
         </w:rPr>
         <w:t xml:space="preserve">release/due date가 새롭지 않음을 보이나, 입고·출고 트럭을 구분하며 부분</w:t>
       </w:r>
       <w:r>
         <w:rPr>
           <w:color w:val="000000"/>
-        </w:rPr>
-        <w:t xml:space="preserve"> </w:t>
-      </w:r>
-      <w:r>
-        <w:rPr>
-          <w:color w:val="000000"/>
+          <w:sz w:val="20"/>
+        </w:rPr>
+        <w:t xml:space="preserve"> </w:t>
+      </w:r>
+      <w:r>
+        <w:rPr>
+          <w:color w:val="000000"/>
+          <w:sz w:val="20"/>
         </w:rPr>
         <w:t xml:space="preserve">하역 후 출고 운송 트럭으로 전환되는 트럭을 모형화하지 않는다.</w:t>
       </w:r>
@@ -762,108 +874,126 @@
       <w:pPr>
         <w:pStyle w:val="BodyText"/>
         <w:spacing w:line="360" w:lineRule="auto"/>
+        <w:ind w:firstLine="216"/>
       </w:pPr>
       <w:r>
         <w:rPr>
           <w:b/>
           <w:bCs/>
           <w:color w:val="000000"/>
+          <w:sz w:val="20"/>
         </w:rPr>
         <w:t xml:space="preserve">불확실·불완전 도착 정보.</w:t>
       </w:r>
       <w:r>
         <w:rPr>
           <w:color w:val="000000"/>
-        </w:rPr>
-        <w:t xml:space="preserve"> </w:t>
-      </w:r>
-      <w:r>
-        <w:rPr>
-          <w:color w:val="000000"/>
+          <w:sz w:val="20"/>
+        </w:rPr>
+        <w:t xml:space="preserve"> </w:t>
+      </w:r>
+      <w:r>
+        <w:rPr>
+          <w:color w:val="000000"/>
+          <w:sz w:val="20"/>
         </w:rPr>
         <w:t xml:space="preserve">도착 불확실성은 별도의 흐름이다. Konur와</w:t>
       </w:r>
       <w:r>
         <w:rPr>
           <w:color w:val="000000"/>
-        </w:rPr>
-        <w:t xml:space="preserve"> </w:t>
-      </w:r>
-      <w:r>
-        <w:rPr>
-          <w:color w:val="000000"/>
+          <w:sz w:val="20"/>
+        </w:rPr>
+        <w:t xml:space="preserve"> </w:t>
+      </w:r>
+      <w:r>
+        <w:rPr>
+          <w:color w:val="000000"/>
+          <w:sz w:val="20"/>
         </w:rPr>
         <w:t xml:space="preserve">Golias는 bounded arrival window(2013a)와 unknown arrival 하의 cost-stable</w:t>
       </w:r>
       <w:r>
         <w:rPr>
           <w:color w:val="000000"/>
-        </w:rPr>
-        <w:t xml:space="preserve"> </w:t>
-      </w:r>
-      <w:r>
-        <w:rPr>
-          <w:color w:val="000000"/>
+          <w:sz w:val="20"/>
+        </w:rPr>
+        <w:t xml:space="preserve"> </w:t>
+      </w:r>
+      <w:r>
+        <w:rPr>
+          <w:color w:val="000000"/>
+          <w:sz w:val="20"/>
         </w:rPr>
         <w:t xml:space="preserve">schedule(2013b)을 다룬다. Larbi 등(2011)은 도착 정보의</w:t>
       </w:r>
       <w:r>
         <w:rPr>
           <w:color w:val="000000"/>
-        </w:rPr>
-        <w:t xml:space="preserve"> </w:t>
-      </w:r>
-      <w:r>
-        <w:rPr>
-          <w:color w:val="000000"/>
+          <w:sz w:val="20"/>
+        </w:rPr>
+        <w:t xml:space="preserve"> </w:t>
+      </w:r>
+      <w:r>
+        <w:rPr>
+          <w:color w:val="000000"/>
+          <w:sz w:val="20"/>
         </w:rPr>
         <w:t xml:space="preserve">full/partial/absent를 구분하고, Ladier와 Alpan(2016)은 time window</w:t>
       </w:r>
       <w:r>
         <w:rPr>
           <w:color w:val="000000"/>
-        </w:rPr>
-        <w:t xml:space="preserve"> </w:t>
-      </w:r>
-      <w:r>
-        <w:rPr>
-          <w:color w:val="000000"/>
+          <w:sz w:val="20"/>
+        </w:rPr>
+        <w:t xml:space="preserve"> </w:t>
+      </w:r>
+      <w:r>
+        <w:rPr>
+          <w:color w:val="000000"/>
+          <w:sz w:val="20"/>
         </w:rPr>
         <w:t xml:space="preserve">하의 robust schedule을, Xi 등(2020)은 two-stage conflict robust</w:t>
       </w:r>
       <w:r>
         <w:rPr>
           <w:color w:val="000000"/>
-        </w:rPr>
-        <w:t xml:space="preserve"> </w:t>
-      </w:r>
-      <w:r>
-        <w:rPr>
-          <w:color w:val="000000"/>
+          <w:sz w:val="20"/>
+        </w:rPr>
+        <w:t xml:space="preserve"> </w:t>
+      </w:r>
+      <w:r>
+        <w:rPr>
+          <w:color w:val="000000"/>
+          <w:sz w:val="20"/>
         </w:rPr>
         <w:t xml:space="preserve">optimization을 제시한다. 본 모형은 결정론적이며 각 release time은 스케줄 구성</w:t>
       </w:r>
       <w:r>
         <w:rPr>
           <w:color w:val="000000"/>
-        </w:rPr>
-        <w:t xml:space="preserve"> </w:t>
-      </w:r>
-      <w:r>
-        <w:rPr>
-          <w:color w:val="000000"/>
+          <w:sz w:val="20"/>
+        </w:rPr>
+        <w:t xml:space="preserve"> </w:t>
+      </w:r>
+      <w:r>
+        <w:rPr>
+          <w:color w:val="000000"/>
+          <w:sz w:val="20"/>
         </w:rPr>
         <w:t xml:space="preserve">시점에 알려져 있다. 따라서 이들 불확실성 모형은 본 모형을 직접 대체하기보다 향후</w:t>
       </w:r>
       <w:r>
         <w:rPr>
           <w:color w:val="000000"/>
-        </w:rPr>
-        <w:t xml:space="preserve"> </w:t>
-      </w:r>
-      <w:r>
-        <w:rPr>
-          <w:color w:val="000000"/>
+          <w:sz w:val="20"/>
+        </w:rPr>
+        <w:t xml:space="preserve"> </w:t>
+      </w:r>
+      <w:r>
+        <w:rPr>
+          <w:color w:val="000000"/>
+          <w:sz w:val="20"/>
         </w:rPr>
         <w:t xml:space="preserve">자연스럽게 확장할 수 있는 연구 방향에 해당한다.</w:t>
       </w:r>
@@ -872,84 +1002,226 @@
       <w:pPr>
         <w:pStyle w:val="BodyText"/>
         <w:spacing w:line="360" w:lineRule="auto"/>
+        <w:ind w:firstLine="216"/>
       </w:pPr>
       <w:r>
         <w:rPr>
           <w:b/>
           <w:bCs/>
           <w:color w:val="000000"/>
+          <w:sz w:val="20"/>
         </w:rPr>
         <w:t xml:space="preserve">가장 유사한 문제와 학습형 메타휴리스틱.</w:t>
       </w:r>
       <w:r>
         <w:rPr>
           <w:color w:val="000000"/>
-        </w:rPr>
-        <w:t xml:space="preserve"> </w:t>
-      </w:r>
-      <w:r>
-        <w:rPr>
-          <w:color w:val="000000"/>
-        </w:rPr>
-        <w:t xml:space="preserve">Li 등(2026)은 mixed</w:t>
-      </w:r>
-      <w:r>
-        <w:rPr>
-          <w:color w:val="000000"/>
-        </w:rPr>
-        <w:t xml:space="preserve"> </w:t>
-      </w:r>
-      <w:r>
-        <w:rPr>
-          <w:color w:val="000000"/>
-        </w:rPr>
-        <w:t xml:space="preserve">service mode door와 time window의 통합 트럭 배정·스케줄링을 Q-learning 기반 ALNS로</w:t>
-      </w:r>
-      <w:r>
-        <w:rPr>
-          <w:color w:val="000000"/>
-        </w:rPr>
-        <w:t xml:space="preserve"> </w:t>
-      </w:r>
-      <w:r>
-        <w:rPr>
-          <w:color w:val="000000"/>
-        </w:rPr>
-        <w:t xml:space="preserve">푼다. 그 유연성은 도어 수준에 있고 트럭은 순수 입고·출고 트럭인 반면, 본 문제의</w:t>
-      </w:r>
-      <w:r>
-        <w:rPr>
-          <w:color w:val="000000"/>
-        </w:rPr>
-        <w:t xml:space="preserve"> </w:t>
-      </w:r>
-      <w:r>
-        <w:rPr>
-          <w:color w:val="000000"/>
-        </w:rPr>
-        <w:t xml:space="preserve">유연성은 트럭 수준(컴파운드 트럭, 도어 간 직접 이송)에 있다. 한편 학습 기반</w:t>
-      </w:r>
-      <w:r>
-        <w:rPr>
-          <w:color w:val="000000"/>
-        </w:rPr>
-        <w:t xml:space="preserve"> </w:t>
-      </w:r>
-      <w:r>
-        <w:rPr>
-          <w:color w:val="000000"/>
+          <w:sz w:val="20"/>
+        </w:rPr>
+        <w:t xml:space="preserve"> </w:t>
+      </w:r>
+      <w:r>
+        <w:rPr>
+          <w:color w:val="000000"/>
+          <w:sz w:val="20"/>
+        </w:rPr>
+        <w:t xml:space="preserve">Li 등(2026)은 무인</w:t>
+      </w:r>
+      <w:r>
+        <w:rPr>
+          <w:color w:val="000000"/>
+          <w:sz w:val="20"/>
+        </w:rPr>
+        <w:t xml:space="preserve"> </w:t>
+      </w:r>
+      <w:r>
+        <w:rPr>
+          <w:color w:val="000000"/>
+          <w:sz w:val="20"/>
+        </w:rPr>
+        <w:t xml:space="preserve">배송센터(distribution center)를 대상으로 mixed service mode dock의 통합 트럭</w:t>
+      </w:r>
+      <w:r>
+        <w:rPr>
+          <w:color w:val="000000"/>
+          <w:sz w:val="20"/>
+        </w:rPr>
+        <w:t xml:space="preserve"> </w:t>
+      </w:r>
+      <w:r>
+        <w:rPr>
+          <w:color w:val="000000"/>
+          <w:sz w:val="20"/>
+        </w:rPr>
+        <w:t xml:space="preserve">배정·스케줄링을 Q-learning 기반 ALNS로 푼다. 이들 역시 도착 시각과 연장 가능한</w:t>
+      </w:r>
+      <w:r>
+        <w:rPr>
+          <w:color w:val="000000"/>
+          <w:sz w:val="20"/>
+        </w:rPr>
+        <w:t xml:space="preserve"> </w:t>
+      </w:r>
+      <w:r>
+        <w:rPr>
+          <w:color w:val="000000"/>
+          <w:sz w:val="20"/>
+        </w:rPr>
+        <w:t xml:space="preserve">출발 예정 시각을 시간창</w:t>
+      </w:r>
+      <w:r>
+        <w:rPr>
+          <w:color w:val="000000"/>
+          <w:sz w:val="20"/>
+        </w:rPr>
+        <w:t xml:space="preserve"> </w:t>
+      </w:r>
+      <m:oMath>
+        <m:r>
+          <m:rPr>
+            <m:sty m:val="p"/>
+          </m:rPr>
+          <m:t>(</m:t>
+        </m:r>
+        <m:sSub>
+          <m:e>
+            <m:r>
+              <m:t>r</m:t>
+            </m:r>
+          </m:e>
+          <m:sub>
+            <m:r>
+              <m:t>i</m:t>
+            </m:r>
+          </m:sub>
+        </m:sSub>
+        <m:r>
+          <m:rPr>
+            <m:sty m:val="p"/>
+          </m:rPr>
+          <m:t>,</m:t>
+        </m:r>
+        <m:sSub>
+          <m:e>
+            <m:r>
+              <m:t>d</m:t>
+            </m:r>
+          </m:e>
+          <m:sub>
+            <m:r>
+              <m:t>i</m:t>
+            </m:r>
+          </m:sub>
+        </m:sSub>
+        <m:r>
+          <m:rPr>
+            <m:sty m:val="p"/>
+          </m:rPr>
+          <m:t>)</m:t>
+        </m:r>
+      </m:oMath>
+      <w:r>
+        <w:rPr>
+          <w:color w:val="000000"/>
+          <w:sz w:val="20"/>
+        </w:rPr>
+        <w:t xml:space="preserve">로 두고 tardiness와 makespan을 목적에 포함하므로,</w:t>
+      </w:r>
+      <w:r>
+        <w:rPr>
+          <w:color w:val="000000"/>
+          <w:sz w:val="20"/>
+        </w:rPr>
+        <w:t xml:space="preserve"> </w:t>
+      </w:r>
+      <w:r>
+        <w:rPr>
+          <w:color w:val="000000"/>
+          <w:sz w:val="20"/>
+        </w:rPr>
+        <w:t xml:space="preserve">시간 제약의 형태 자체는 본 연구와 유사하다. 그러나 유연성이 도어 수준에 있어 도어가</w:t>
+      </w:r>
+      <w:r>
+        <w:rPr>
+          <w:color w:val="000000"/>
+          <w:sz w:val="20"/>
+        </w:rPr>
+        <w:t xml:space="preserve"> </w:t>
+      </w:r>
+      <w:r>
+        <w:rPr>
+          <w:color w:val="000000"/>
+          <w:sz w:val="20"/>
+        </w:rPr>
+        <w:t xml:space="preserve">적재 전용·하역 전용·혼합 모드 중 하나를 선택하고 트럭은 순수 입고·출고 트럭으로</w:t>
+      </w:r>
+      <w:r>
+        <w:rPr>
+          <w:color w:val="000000"/>
+          <w:sz w:val="20"/>
+        </w:rPr>
+        <w:t xml:space="preserve"> </w:t>
+      </w:r>
+      <w:r>
+        <w:rPr>
+          <w:color w:val="000000"/>
+          <w:sz w:val="20"/>
+        </w:rPr>
+        <w:t xml:space="preserve">고정되며, 화물은 도어 간 직접 이송이 아니라 저장 구역을 경유해 AGV가 운반한다.</w:t>
+      </w:r>
+      <w:r>
+        <w:rPr>
+          <w:color w:val="000000"/>
+          <w:sz w:val="20"/>
+        </w:rPr>
+        <w:t xml:space="preserve"> </w:t>
+      </w:r>
+      <w:r>
+        <w:rPr>
+          <w:color w:val="000000"/>
+          <w:sz w:val="20"/>
+        </w:rPr>
+        <w:t xml:space="preserve">반면 본 문제의 유연성은 트럭 수준에 있어, 부분 하역된 컴파운드 트럭이 특정 목적지의</w:t>
+      </w:r>
+      <w:r>
+        <w:rPr>
+          <w:color w:val="000000"/>
+          <w:sz w:val="20"/>
+        </w:rPr>
+        <w:t xml:space="preserve"> </w:t>
+      </w:r>
+      <w:r>
+        <w:rPr>
+          <w:color w:val="000000"/>
+          <w:sz w:val="20"/>
+        </w:rPr>
+        <w:t xml:space="preserve">운송 트럭으로 전환되고 화물은 도어 간에 직접 이송된다. 한편 이들을 포함하여 학습 기반</w:t>
+      </w:r>
+      <w:r>
+        <w:rPr>
+          <w:color w:val="000000"/>
+          <w:sz w:val="20"/>
+        </w:rPr>
+        <w:t xml:space="preserve"> </w:t>
+      </w:r>
+      <w:r>
+        <w:rPr>
+          <w:color w:val="000000"/>
+          <w:sz w:val="20"/>
         </w:rPr>
         <w:t xml:space="preserve">operator selection이 메타휴리스틱을 개선한다는 보고가 많으나, 본 연구는 강한 지역</w:t>
       </w:r>
       <w:r>
         <w:rPr>
           <w:color w:val="000000"/>
-        </w:rPr>
-        <w:t xml:space="preserve"> </w:t>
-      </w:r>
-      <w:r>
-        <w:rPr>
-          <w:color w:val="000000"/>
+          <w:sz w:val="20"/>
+        </w:rPr>
+        <w:t xml:space="preserve"> </w:t>
+      </w:r>
+      <w:r>
+        <w:rPr>
+          <w:color w:val="000000"/>
+          <w:sz w:val="20"/>
         </w:rPr>
         <w:t xml:space="preserve">탐색을 갖춘 뒤에는 learned selector의 이득이 작다는 통제된 반례를 더한다.</w:t>
       </w:r>
@@ -963,7 +1235,9 @@
       </w:pPr>
       <w:r>
         <w:rPr>
-          <w:color w:val="000000"/>
+          <w:b/>
+          <w:color w:val="000000"/>
+          <w:sz w:val="28"/>
         </w:rPr>
         <w:t xml:space="preserve">3. 문제 정의</w:t>
       </w:r>
@@ -976,7 +1250,9 @@
       </w:pPr>
       <w:r>
         <w:rPr>
-          <w:color w:val="000000"/>
+          <w:b/>
+          <w:color w:val="000000"/>
+          <w:sz w:val="24"/>
         </w:rPr>
         <w:t xml:space="preserve">3.1 기본 모델</w:t>
       </w:r>
@@ -994,12 +1270,14 @@
       <w:r>
         <w:rPr>
           <w:color w:val="000000"/>
+          <w:sz w:val="20"/>
         </w:rPr>
         <w:t xml:space="preserve">,</w:t>
       </w:r>
       <w:r>
         <w:rPr>
           <w:color w:val="000000"/>
+          <w:sz w:val="20"/>
         </w:rPr>
         <w:t xml:space="preserve"> </w:t>
       </w:r>
@@ -1011,12 +1289,14 @@
       <w:r>
         <w:rPr>
           <w:color w:val="000000"/>
+          <w:sz w:val="20"/>
         </w:rPr>
         <w:t xml:space="preserve">,</w:t>
       </w:r>
       <w:r>
         <w:rPr>
           <w:color w:val="000000"/>
+          <w:sz w:val="20"/>
         </w:rPr>
         <w:t xml:space="preserve"> </w:t>
       </w:r>
@@ -1028,12 +1308,14 @@
       <w:r>
         <w:rPr>
           <w:color w:val="000000"/>
+          <w:sz w:val="20"/>
         </w:rPr>
         <w:t xml:space="preserve">,</w:t>
       </w:r>
       <w:r>
         <w:rPr>
           <w:color w:val="000000"/>
+          <w:sz w:val="20"/>
         </w:rPr>
         <w:t xml:space="preserve"> </w:t>
       </w:r>
@@ -1045,12 +1327,14 @@
       <w:r>
         <w:rPr>
           <w:color w:val="000000"/>
+          <w:sz w:val="20"/>
         </w:rPr>
         <w:t xml:space="preserve">,</w:t>
       </w:r>
       <w:r>
         <w:rPr>
           <w:color w:val="000000"/>
+          <w:sz w:val="20"/>
         </w:rPr>
         <w:t xml:space="preserve"> </w:t>
       </w:r>
@@ -1062,24 +1346,28 @@
       <w:r>
         <w:rPr>
           <w:color w:val="000000"/>
+          <w:sz w:val="20"/>
         </w:rPr>
         <w:t xml:space="preserve">을 각각 컴파운드 트럭, 출고 트럭, 목적지, 상품 종류,</w:t>
       </w:r>
       <w:r>
         <w:rPr>
           <w:color w:val="000000"/>
-        </w:rPr>
-        <w:t xml:space="preserve"> </w:t>
-      </w:r>
-      <w:r>
-        <w:rPr>
-          <w:color w:val="000000"/>
+          <w:sz w:val="20"/>
+        </w:rPr>
+        <w:t xml:space="preserve"> </w:t>
+      </w:r>
+      <w:r>
+        <w:rPr>
+          <w:color w:val="000000"/>
+          <w:sz w:val="20"/>
         </w:rPr>
         <w:t xml:space="preserve">도어의 집합이라 하고</w:t>
       </w:r>
       <w:r>
         <w:rPr>
           <w:color w:val="000000"/>
+          <w:sz w:val="20"/>
         </w:rPr>
         <w:t xml:space="preserve"> </w:t>
       </w:r>
@@ -1145,12 +1433,14 @@
       <w:r>
         <w:rPr>
           <w:color w:val="000000"/>
+          <w:sz w:val="20"/>
         </w:rPr>
         <w:t xml:space="preserve">,</w:t>
       </w:r>
       <w:r>
         <w:rPr>
           <w:color w:val="000000"/>
+          <w:sz w:val="20"/>
         </w:rPr>
         <w:t xml:space="preserve"> </w:t>
       </w:r>
@@ -1195,12 +1485,14 @@
       <w:r>
         <w:rPr>
           <w:color w:val="000000"/>
+          <w:sz w:val="20"/>
         </w:rPr>
         <w:t xml:space="preserve">이라 하자. 컴파운드 트럭</w:t>
       </w:r>
       <w:r>
         <w:rPr>
           <w:color w:val="000000"/>
+          <w:sz w:val="20"/>
         </w:rPr>
         <w:t xml:space="preserve"> </w:t>
       </w:r>
@@ -1212,24 +1504,28 @@
       <w:r>
         <w:rPr>
           <w:color w:val="000000"/>
+          <w:sz w:val="20"/>
         </w:rPr>
         <w:t xml:space="preserve">는</w:t>
       </w:r>
       <w:r>
         <w:rPr>
           <w:color w:val="000000"/>
-        </w:rPr>
-        <w:t xml:space="preserve"> </w:t>
-      </w:r>
-      <w:r>
-        <w:rPr>
-          <w:color w:val="000000"/>
+          <w:sz w:val="20"/>
+        </w:rPr>
+        <w:t xml:space="preserve"> </w:t>
+      </w:r>
+      <w:r>
+        <w:rPr>
+          <w:color w:val="000000"/>
+          <w:sz w:val="20"/>
         </w:rPr>
         <w:t xml:space="preserve">목적지</w:t>
       </w:r>
       <w:r>
         <w:rPr>
           <w:color w:val="000000"/>
+          <w:sz w:val="20"/>
         </w:rPr>
         <w:t xml:space="preserve"> </w:t>
       </w:r>
@@ -1241,12 +1537,14 @@
       <w:r>
         <w:rPr>
           <w:color w:val="000000"/>
+          <w:sz w:val="20"/>
         </w:rPr>
         <w:t xml:space="preserve">행 상품</w:t>
       </w:r>
       <w:r>
         <w:rPr>
           <w:color w:val="000000"/>
+          <w:sz w:val="20"/>
         </w:rPr>
         <w:t xml:space="preserve"> </w:t>
       </w:r>
@@ -1258,12 +1556,14 @@
       <w:r>
         <w:rPr>
           <w:color w:val="000000"/>
+          <w:sz w:val="20"/>
         </w:rPr>
         <w:t xml:space="preserve">를</w:t>
       </w:r>
       <w:r>
         <w:rPr>
           <w:color w:val="000000"/>
+          <w:sz w:val="20"/>
         </w:rPr>
         <w:t xml:space="preserve"> </w:t>
       </w:r>
@@ -1290,18 +1590,21 @@
       <w:r>
         <w:rPr>
           <w:color w:val="000000"/>
-        </w:rPr>
-        <w:t xml:space="preserve"> </w:t>
-      </w:r>
-      <w:r>
-        <w:rPr>
-          <w:color w:val="000000"/>
+          <w:sz w:val="20"/>
+        </w:rPr>
+        <w:t xml:space="preserve"> </w:t>
+      </w:r>
+      <w:r>
+        <w:rPr>
+          <w:color w:val="000000"/>
+          <w:sz w:val="20"/>
         </w:rPr>
         <w:t xml:space="preserve">단위 싣는다. 단위 처리시간</w:t>
       </w:r>
       <w:r>
         <w:rPr>
           <w:color w:val="000000"/>
+          <w:sz w:val="20"/>
         </w:rPr>
         <w:t xml:space="preserve"> </w:t>
       </w:r>
@@ -1322,12 +1625,14 @@
       <w:r>
         <w:rPr>
           <w:color w:val="000000"/>
+          <w:sz w:val="20"/>
         </w:rPr>
         <w:t xml:space="preserve">, 도어</w:t>
       </w:r>
       <w:r>
         <w:rPr>
           <w:color w:val="000000"/>
+          <w:sz w:val="20"/>
         </w:rPr>
         <w:t xml:space="preserve"> </w:t>
       </w:r>
@@ -1348,18 +1653,21 @@
       <w:r>
         <w:rPr>
           <w:color w:val="000000"/>
-        </w:rPr>
-        <w:t xml:space="preserve"> </w:t>
-      </w:r>
-      <w:r>
-        <w:rPr>
-          <w:color w:val="000000"/>
+          <w:sz w:val="20"/>
+        </w:rPr>
+        <w:t xml:space="preserve"> </w:t>
+      </w:r>
+      <w:r>
+        <w:rPr>
+          <w:color w:val="000000"/>
+          <w:sz w:val="20"/>
         </w:rPr>
         <w:t xml:space="preserve">간 배치 이송시간</w:t>
       </w:r>
       <w:r>
         <w:rPr>
           <w:color w:val="000000"/>
+          <w:sz w:val="20"/>
         </w:rPr>
         <w:t xml:space="preserve"> </w:t>
       </w:r>
@@ -1383,12 +1691,14 @@
       <w:r>
         <w:rPr>
           <w:color w:val="000000"/>
+          <w:sz w:val="20"/>
         </w:rPr>
         <w:t xml:space="preserve">, 트럭</w:t>
       </w:r>
       <w:r>
         <w:rPr>
           <w:color w:val="000000"/>
+          <w:sz w:val="20"/>
         </w:rPr>
         <w:t xml:space="preserve"> </w:t>
       </w:r>
@@ -1400,12 +1710,14 @@
       <w:r>
         <w:rPr>
           <w:color w:val="000000"/>
+          <w:sz w:val="20"/>
         </w:rPr>
         <w:t xml:space="preserve">의 진입·출차 전환시간</w:t>
       </w:r>
       <w:r>
         <w:rPr>
           <w:color w:val="000000"/>
+          <w:sz w:val="20"/>
         </w:rPr>
         <w:t xml:space="preserve"> </w:t>
       </w:r>
@@ -1450,12 +1762,14 @@
       <w:r>
         <w:rPr>
           <w:color w:val="000000"/>
+          <w:sz w:val="20"/>
         </w:rPr>
         <w:t xml:space="preserve">에 대해</w:t>
       </w:r>
       <w:r>
         <w:rPr>
           <w:color w:val="000000"/>
+          <w:sz w:val="20"/>
         </w:rPr>
         <w:t xml:space="preserve"> </w:t>
       </w:r>
@@ -1535,12 +1849,14 @@
       <w:r>
         <w:rPr>
           <w:color w:val="000000"/>
+          <w:sz w:val="20"/>
         </w:rPr>
         <w:t xml:space="preserve">,</w:t>
       </w:r>
       <w:r>
         <w:rPr>
           <w:color w:val="000000"/>
+          <w:sz w:val="20"/>
         </w:rPr>
         <w:t xml:space="preserve"> </w:t>
       </w:r>
@@ -1602,42 +1918,49 @@
       <w:r>
         <w:rPr>
           <w:color w:val="000000"/>
+          <w:sz w:val="20"/>
         </w:rPr>
         <w:t xml:space="preserve">로 둔다. 각</w:t>
       </w:r>
       <w:r>
         <w:rPr>
           <w:color w:val="000000"/>
-        </w:rPr>
-        <w:t xml:space="preserve"> </w:t>
-      </w:r>
-      <w:r>
-        <w:rPr>
-          <w:color w:val="000000"/>
+          <w:sz w:val="20"/>
+        </w:rPr>
+        <w:t xml:space="preserve"> </w:t>
+      </w:r>
+      <w:r>
+        <w:rPr>
+          <w:color w:val="000000"/>
+          <w:sz w:val="20"/>
         </w:rPr>
         <w:t xml:space="preserve">컴파운드 트럭은 유지할 목적지 하나와 도어 하나를(도어당 컴파운드 최대 1대), 각</w:t>
       </w:r>
       <w:r>
         <w:rPr>
           <w:color w:val="000000"/>
-        </w:rPr>
-        <w:t xml:space="preserve"> </w:t>
-      </w:r>
-      <w:r>
-        <w:rPr>
-          <w:color w:val="000000"/>
+          <w:sz w:val="20"/>
+        </w:rPr>
+        <w:t xml:space="preserve"> </w:t>
+      </w:r>
+      <w:r>
+        <w:rPr>
+          <w:color w:val="000000"/>
+          <w:sz w:val="20"/>
         </w:rPr>
         <w:t xml:space="preserve">출고 트럭은 남은 목적지 하나와 도어를 고르며, 같은 도어의 출고 트럭은</w:t>
       </w:r>
       <w:r>
         <w:rPr>
           <w:color w:val="000000"/>
-        </w:rPr>
-        <w:t xml:space="preserve"> </w:t>
-      </w:r>
-      <w:r>
-        <w:rPr>
-          <w:color w:val="000000"/>
+          <w:sz w:val="20"/>
+        </w:rPr>
+        <w:t xml:space="preserve"> </w:t>
+      </w:r>
+      <w:r>
+        <w:rPr>
+          <w:color w:val="000000"/>
+          <w:sz w:val="20"/>
         </w:rPr>
         <w:t xml:space="preserve">작업 순서를 정한다. 각 목적지에는 정확히 하나의 운송 트럭이 배정된다.</w:t>
       </w:r>
@@ -1646,16 +1969,19 @@
       <w:pPr>
         <w:pStyle w:val="BodyText"/>
         <w:spacing w:line="360" w:lineRule="auto"/>
+        <w:ind w:firstLine="216"/>
       </w:pPr>
       <w:r>
         <w:rPr>
           <w:color w:val="000000"/>
+          <w:sz w:val="20"/>
         </w:rPr>
         <w:t xml:space="preserve">각 트럭</w:t>
       </w:r>
       <w:r>
         <w:rPr>
           <w:color w:val="000000"/>
+          <w:sz w:val="20"/>
         </w:rPr>
         <w:t xml:space="preserve"> </w:t>
       </w:r>
@@ -1685,12 +2011,14 @@
       <w:r>
         <w:rPr>
           <w:color w:val="000000"/>
+          <w:sz w:val="20"/>
         </w:rPr>
         <w:t xml:space="preserve">의 release time을</w:t>
       </w:r>
       <w:r>
         <w:rPr>
           <w:color w:val="000000"/>
+          <w:sz w:val="20"/>
         </w:rPr>
         <w:t xml:space="preserve"> </w:t>
       </w:r>
@@ -1711,12 +2039,14 @@
       <w:r>
         <w:rPr>
           <w:color w:val="000000"/>
+          <w:sz w:val="20"/>
         </w:rPr>
         <w:t xml:space="preserve">로 나타낸다. 따라서</w:t>
       </w:r>
       <w:r>
         <w:rPr>
           <w:color w:val="000000"/>
+          <w:sz w:val="20"/>
         </w:rPr>
         <w:t xml:space="preserve"> </w:t>
       </w:r>
@@ -1737,24 +2067,28 @@
       <w:r>
         <w:rPr>
           <w:color w:val="000000"/>
+          <w:sz w:val="20"/>
         </w:rPr>
         <w:t xml:space="preserve">는</w:t>
       </w:r>
       <w:r>
         <w:rPr>
           <w:color w:val="000000"/>
-        </w:rPr>
-        <w:t xml:space="preserve"> </w:t>
-      </w:r>
-      <w:r>
-        <w:rPr>
-          <w:color w:val="000000"/>
+          <w:sz w:val="20"/>
+        </w:rPr>
+        <w:t xml:space="preserve"> </w:t>
+      </w:r>
+      <w:r>
+        <w:rPr>
+          <w:color w:val="000000"/>
+          <w:sz w:val="20"/>
         </w:rPr>
         <w:t xml:space="preserve">컴파운드 트럭</w:t>
       </w:r>
       <w:r>
         <w:rPr>
           <w:color w:val="000000"/>
+          <w:sz w:val="20"/>
         </w:rPr>
         <w:t xml:space="preserve"> </w:t>
       </w:r>
@@ -1775,12 +2109,14 @@
       <w:r>
         <w:rPr>
           <w:color w:val="000000"/>
+          <w:sz w:val="20"/>
         </w:rPr>
         <w:t xml:space="preserve">가 도어 작업을 시작할 수 있는 가장 이른 시각이고,</w:t>
       </w:r>
       <w:r>
         <w:rPr>
           <w:color w:val="000000"/>
+          <w:sz w:val="20"/>
         </w:rPr>
         <w:t xml:space="preserve"> </w:t>
       </w:r>
@@ -1801,24 +2137,28 @@
       <w:r>
         <w:rPr>
           <w:color w:val="000000"/>
+          <w:sz w:val="20"/>
         </w:rPr>
         <w:t xml:space="preserve">는</w:t>
       </w:r>
       <w:r>
         <w:rPr>
           <w:color w:val="000000"/>
-        </w:rPr>
-        <w:t xml:space="preserve"> </w:t>
-      </w:r>
-      <w:r>
-        <w:rPr>
-          <w:color w:val="000000"/>
+          <w:sz w:val="20"/>
+        </w:rPr>
+        <w:t xml:space="preserve"> </w:t>
+      </w:r>
+      <w:r>
+        <w:rPr>
+          <w:color w:val="000000"/>
+          <w:sz w:val="20"/>
         </w:rPr>
         <w:t xml:space="preserve">출고 트럭</w:t>
       </w:r>
       <w:r>
         <w:rPr>
           <w:color w:val="000000"/>
+          <w:sz w:val="20"/>
         </w:rPr>
         <w:t xml:space="preserve"> </w:t>
       </w:r>
@@ -1839,24 +2179,28 @@
       <w:r>
         <w:rPr>
           <w:color w:val="000000"/>
+          <w:sz w:val="20"/>
         </w:rPr>
         <w:t xml:space="preserve">가 도어 작업을 시작할 수 있는 가장 이른 시각이다. 위반이</w:t>
       </w:r>
       <w:r>
         <w:rPr>
           <w:color w:val="000000"/>
-        </w:rPr>
-        <w:t xml:space="preserve"> </w:t>
-      </w:r>
-      <w:r>
-        <w:rPr>
-          <w:color w:val="000000"/>
+          <w:sz w:val="20"/>
+        </w:rPr>
+        <w:t xml:space="preserve"> </w:t>
+      </w:r>
+      <w:r>
+        <w:rPr>
+          <w:color w:val="000000"/>
+          <w:sz w:val="20"/>
         </w:rPr>
         <w:t xml:space="preserve">허용되는 soft due date</w:t>
       </w:r>
       <w:r>
         <w:rPr>
           <w:color w:val="000000"/>
+          <w:sz w:val="20"/>
         </w:rPr>
         <w:t xml:space="preserve"> </w:t>
       </w:r>
@@ -1884,12 +2228,14 @@
       <w:r>
         <w:rPr>
           <w:color w:val="000000"/>
+          <w:sz w:val="20"/>
         </w:rPr>
         <w:t xml:space="preserve">와 그에 따른 납기지연</w:t>
       </w:r>
       <w:r>
         <w:rPr>
           <w:color w:val="000000"/>
+          <w:sz w:val="20"/>
         </w:rPr>
         <w:t xml:space="preserve"> </w:t>
       </w:r>
@@ -1910,6 +2256,7 @@
       <w:r>
         <w:rPr>
           <w:color w:val="000000"/>
+          <w:sz w:val="20"/>
         </w:rPr>
         <w:t xml:space="preserve">는 3.3절에서 정의한다.</w:t>
       </w:r>
@@ -1918,16 +2265,19 @@
       <w:pPr>
         <w:pStyle w:val="BodyText"/>
         <w:spacing w:line="360" w:lineRule="auto"/>
+        <w:ind w:firstLine="216"/>
       </w:pPr>
       <w:r>
         <w:rPr>
           <w:color w:val="000000"/>
+          <w:sz w:val="20"/>
         </w:rPr>
         <w:t xml:space="preserve">시간 계산은 스케줄 평가기 규칙을 따른다. 컴파운드 트럭</w:t>
       </w:r>
       <w:r>
         <w:rPr>
           <w:color w:val="000000"/>
+          <w:sz w:val="20"/>
         </w:rPr>
         <w:t xml:space="preserve"> </w:t>
       </w:r>
@@ -1939,12 +2289,14 @@
       <w:r>
         <w:rPr>
           <w:color w:val="000000"/>
+          <w:sz w:val="20"/>
         </w:rPr>
         <w:t xml:space="preserve">(목적지</w:t>
       </w:r>
       <w:r>
         <w:rPr>
           <w:color w:val="000000"/>
+          <w:sz w:val="20"/>
         </w:rPr>
         <w:t xml:space="preserve"> </w:t>
       </w:r>
@@ -1956,18 +2308,21 @@
       <w:r>
         <w:rPr>
           <w:color w:val="000000"/>
-        </w:rPr>
-        <w:t xml:space="preserve"> </w:t>
-      </w:r>
-      <w:r>
-        <w:rPr>
-          <w:color w:val="000000"/>
+          <w:sz w:val="20"/>
+        </w:rPr>
+        <w:t xml:space="preserve"> </w:t>
+      </w:r>
+      <w:r>
+        <w:rPr>
+          <w:color w:val="000000"/>
+          <w:sz w:val="20"/>
         </w:rPr>
         <w:t xml:space="preserve">유지)의 하역은</w:t>
       </w:r>
       <w:r>
         <w:rPr>
           <w:color w:val="000000"/>
+          <w:sz w:val="20"/>
         </w:rPr>
         <w:t xml:space="preserve"> </w:t>
       </w:r>
@@ -2083,24 +2438,28 @@
       <w:r>
         <w:rPr>
           <w:color w:val="000000"/>
+          <w:sz w:val="20"/>
         </w:rPr>
         <w:t xml:space="preserve">에 끝난다. 운송 트럭은 화물을 보내는 모든 트럭의 하역과</w:t>
       </w:r>
       <w:r>
         <w:rPr>
           <w:color w:val="000000"/>
-        </w:rPr>
-        <w:t xml:space="preserve"> </w:t>
-      </w:r>
-      <w:r>
-        <w:rPr>
-          <w:color w:val="000000"/>
+          <w:sz w:val="20"/>
+        </w:rPr>
+        <w:t xml:space="preserve"> </w:t>
+      </w:r>
+      <w:r>
+        <w:rPr>
+          <w:color w:val="000000"/>
+          <w:sz w:val="20"/>
         </w:rPr>
         <w:t xml:space="preserve">도어 간 이송이 끝나야 적재할 수 있다. 출고 운송 트럭</w:t>
       </w:r>
       <w:r>
         <w:rPr>
           <w:color w:val="000000"/>
+          <w:sz w:val="20"/>
         </w:rPr>
         <w:t xml:space="preserve"> </w:t>
       </w:r>
@@ -2112,24 +2471,28 @@
       <w:r>
         <w:rPr>
           <w:color w:val="000000"/>
+          <w:sz w:val="20"/>
         </w:rPr>
         <w:t xml:space="preserve">는 추가로 자신의</w:t>
       </w:r>
       <w:r>
         <w:rPr>
           <w:color w:val="000000"/>
-        </w:rPr>
-        <w:t xml:space="preserve"> </w:t>
-      </w:r>
-      <w:r>
-        <w:rPr>
-          <w:color w:val="000000"/>
+          <w:sz w:val="20"/>
+        </w:rPr>
+        <w:t xml:space="preserve"> </w:t>
+      </w:r>
+      <w:r>
+        <w:rPr>
+          <w:color w:val="000000"/>
+          <w:sz w:val="20"/>
         </w:rPr>
         <w:t xml:space="preserve">release와 도어의 선행 점유가 끝나는 시점에 도어 작업을 시작하여</w:t>
       </w:r>
       <w:r>
         <w:rPr>
           <w:color w:val="000000"/>
+          <w:sz w:val="20"/>
         </w:rPr>
         <w:t xml:space="preserve"> </w:t>
       </w:r>
@@ -2218,18 +2581,21 @@
       <w:r>
         <w:rPr>
           <w:color w:val="000000"/>
+          <w:sz w:val="20"/>
         </w:rPr>
         <w:t xml:space="preserve">이며, 이후</w:t>
       </w:r>
       <w:r>
         <w:rPr>
           <w:color w:val="000000"/>
-        </w:rPr>
-        <w:t xml:space="preserve"> </w:t>
-      </w:r>
-      <w:r>
-        <w:rPr>
-          <w:color w:val="000000"/>
+          <w:sz w:val="20"/>
+        </w:rPr>
+        <w:t xml:space="preserve"> </w:t>
+      </w:r>
+      <w:r>
+        <w:rPr>
+          <w:color w:val="000000"/>
+          <w:sz w:val="20"/>
         </w:rPr>
         <w:t xml:space="preserve">진입(</w:t>
       </w:r>
@@ -2253,6 +2619,7 @@
       <w:r>
         <w:rPr>
           <w:color w:val="000000"/>
+          <w:sz w:val="20"/>
         </w:rPr>
         <w:t xml:space="preserve">), 적재, 출차(</w:t>
       </w:r>
@@ -2276,12 +2643,14 @@
       <w:r>
         <w:rPr>
           <w:color w:val="000000"/>
+          <w:sz w:val="20"/>
         </w:rPr>
         <w:t xml:space="preserve">)를 차례로 수행하므로 완료 시각은</w:t>
       </w:r>
       <w:r>
         <w:rPr>
           <w:color w:val="000000"/>
+          <w:sz w:val="20"/>
         </w:rPr>
         <w:t xml:space="preserve"> </w:t>
       </w:r>
@@ -2362,12 +2731,14 @@
       <w:r>
         <w:rPr>
           <w:color w:val="000000"/>
+          <w:sz w:val="20"/>
         </w:rPr>
         <w:t xml:space="preserve">이다. 즉</w:t>
       </w:r>
       <w:r>
         <w:rPr>
           <w:color w:val="000000"/>
+          <w:sz w:val="20"/>
         </w:rPr>
         <w:t xml:space="preserve"> </w:t>
       </w:r>
@@ -2388,24 +2759,28 @@
       <w:r>
         <w:rPr>
           <w:color w:val="000000"/>
+          <w:sz w:val="20"/>
         </w:rPr>
         <w:t xml:space="preserve">는 적재 시작이 아니라 도어 작업 시작 시각이고,</w:t>
       </w:r>
       <w:r>
         <w:rPr>
           <w:color w:val="000000"/>
-        </w:rPr>
-        <w:t xml:space="preserve"> </w:t>
-      </w:r>
-      <w:r>
-        <w:rPr>
-          <w:color w:val="000000"/>
+          <w:sz w:val="20"/>
+        </w:rPr>
+        <w:t xml:space="preserve"> </w:t>
+      </w:r>
+      <w:r>
+        <w:rPr>
+          <w:color w:val="000000"/>
+          <w:sz w:val="20"/>
         </w:rPr>
         <w:t xml:space="preserve">적재는</w:t>
       </w:r>
       <w:r>
         <w:rPr>
           <w:color w:val="000000"/>
+          <w:sz w:val="20"/>
         </w:rPr>
         <w:t xml:space="preserve"> </w:t>
       </w:r>
@@ -2447,12 +2822,14 @@
       <w:r>
         <w:rPr>
           <w:color w:val="000000"/>
+          <w:sz w:val="20"/>
         </w:rPr>
         <w:t xml:space="preserve">에 시작한다. makespan</w:t>
       </w:r>
       <w:r>
         <w:rPr>
           <w:color w:val="000000"/>
+          <w:sz w:val="20"/>
         </w:rPr>
         <w:t xml:space="preserve"> </w:t>
       </w:r>
@@ -2485,6 +2862,7 @@
       <w:r>
         <w:rPr>
           <w:color w:val="000000"/>
+          <w:sz w:val="20"/>
         </w:rPr>
         <w:t xml:space="preserve">는 최대 완료 시각이다.</w:t>
       </w:r>
@@ -2498,7 +2876,9 @@
       </w:pPr>
       <w:r>
         <w:rPr>
-          <w:color w:val="000000"/>
+          <w:b/>
+          <w:color w:val="000000"/>
+          <w:sz w:val="24"/>
         </w:rPr>
         <w:t xml:space="preserve">3.2 Mixed-integer 정식화</w:t>
       </w:r>
@@ -2511,12 +2891,14 @@
       <w:r>
         <w:rPr>
           <w:color w:val="000000"/>
+          <w:sz w:val="20"/>
         </w:rPr>
         <w:t xml:space="preserve">이진 변수</w:t>
       </w:r>
       <w:r>
         <w:rPr>
           <w:color w:val="000000"/>
+          <w:sz w:val="20"/>
         </w:rPr>
         <w:t xml:space="preserve"> </w:t>
       </w:r>
@@ -2543,12 +2925,14 @@
       <w:r>
         <w:rPr>
           <w:color w:val="000000"/>
+          <w:sz w:val="20"/>
         </w:rPr>
         <w:t xml:space="preserve">은 컴파운드 트럭</w:t>
       </w:r>
       <w:r>
         <w:rPr>
           <w:color w:val="000000"/>
+          <w:sz w:val="20"/>
         </w:rPr>
         <w:t xml:space="preserve"> </w:t>
       </w:r>
@@ -2569,12 +2953,14 @@
       <w:r>
         <w:rPr>
           <w:color w:val="000000"/>
+          <w:sz w:val="20"/>
         </w:rPr>
         <w:t xml:space="preserve">를 유지 목적지</w:t>
       </w:r>
       <w:r>
         <w:rPr>
           <w:color w:val="000000"/>
+          <w:sz w:val="20"/>
         </w:rPr>
         <w:t xml:space="preserve"> </w:t>
       </w:r>
@@ -2586,12 +2972,14 @@
       <w:r>
         <w:rPr>
           <w:color w:val="000000"/>
+          <w:sz w:val="20"/>
         </w:rPr>
         <w:t xml:space="preserve">·도어</w:t>
       </w:r>
       <w:r>
         <w:rPr>
           <w:color w:val="000000"/>
+          <w:sz w:val="20"/>
         </w:rPr>
         <w:t xml:space="preserve"> </w:t>
       </w:r>
@@ -2603,12 +2991,14 @@
       <w:r>
         <w:rPr>
           <w:color w:val="000000"/>
+          <w:sz w:val="20"/>
         </w:rPr>
         <w:t xml:space="preserve">에,</w:t>
       </w:r>
       <w:r>
         <w:rPr>
           <w:color w:val="000000"/>
+          <w:sz w:val="20"/>
         </w:rPr>
         <w:t xml:space="preserve"> </w:t>
       </w:r>
@@ -2635,12 +3025,14 @@
       <w:r>
         <w:rPr>
           <w:color w:val="000000"/>
+          <w:sz w:val="20"/>
         </w:rPr>
         <w:t xml:space="preserve">은 출고 트럭</w:t>
       </w:r>
       <w:r>
         <w:rPr>
           <w:color w:val="000000"/>
+          <w:sz w:val="20"/>
         </w:rPr>
         <w:t xml:space="preserve"> </w:t>
       </w:r>
@@ -2661,12 +3053,14 @@
       <w:r>
         <w:rPr>
           <w:color w:val="000000"/>
+          <w:sz w:val="20"/>
         </w:rPr>
         <w:t xml:space="preserve">를 배정한다.</w:t>
       </w:r>
       <w:r>
         <w:rPr>
           <w:color w:val="000000"/>
+          <w:sz w:val="20"/>
         </w:rPr>
         <w:t xml:space="preserve"> </w:t>
       </w:r>
@@ -2734,12 +3128,14 @@
       <w:r>
         <w:rPr>
           <w:color w:val="000000"/>
+          <w:sz w:val="20"/>
         </w:rPr>
         <w:t xml:space="preserve">,</w:t>
       </w:r>
       <w:r>
         <w:rPr>
           <w:color w:val="000000"/>
+          <w:sz w:val="20"/>
         </w:rPr>
         <w:t xml:space="preserve"> </w:t>
       </w:r>
@@ -2807,12 +3203,14 @@
       <w:r>
         <w:rPr>
           <w:color w:val="000000"/>
+          <w:sz w:val="20"/>
         </w:rPr>
         <w:t xml:space="preserve">,</w:t>
       </w:r>
       <w:r>
         <w:rPr>
           <w:color w:val="000000"/>
+          <w:sz w:val="20"/>
         </w:rPr>
         <w:t xml:space="preserve"> </w:t>
       </w:r>
@@ -2880,12 +3278,14 @@
       <w:r>
         <w:rPr>
           <w:color w:val="000000"/>
+          <w:sz w:val="20"/>
         </w:rPr>
         <w:t xml:space="preserve">로 두고,</w:t>
       </w:r>
       <w:r>
         <w:rPr>
           <w:color w:val="000000"/>
+          <w:sz w:val="20"/>
         </w:rPr>
         <w:t xml:space="preserve"> </w:t>
       </w:r>
@@ -2912,12 +3312,14 @@
       <w:r>
         <w:rPr>
           <w:color w:val="000000"/>
+          <w:sz w:val="20"/>
         </w:rPr>
         <w:t xml:space="preserve">은 도어</w:t>
       </w:r>
       <w:r>
         <w:rPr>
           <w:color w:val="000000"/>
+          <w:sz w:val="20"/>
         </w:rPr>
         <w:t xml:space="preserve"> </w:t>
       </w:r>
@@ -2929,12 +3331,14 @@
       <w:r>
         <w:rPr>
           <w:color w:val="000000"/>
+          <w:sz w:val="20"/>
         </w:rPr>
         <w:t xml:space="preserve">에서</w:t>
       </w:r>
       <w:r>
         <w:rPr>
           <w:color w:val="000000"/>
+          <w:sz w:val="20"/>
         </w:rPr>
         <w:t xml:space="preserve"> </w:t>
       </w:r>
@@ -2946,12 +3350,14 @@
       <w:r>
         <w:rPr>
           <w:color w:val="000000"/>
+          <w:sz w:val="20"/>
         </w:rPr>
         <w:t xml:space="preserve">가</w:t>
       </w:r>
       <w:r>
         <w:rPr>
           <w:color w:val="000000"/>
+          <w:sz w:val="20"/>
         </w:rPr>
         <w:t xml:space="preserve"> </w:t>
       </w:r>
@@ -2963,12 +3369,14 @@
       <w:r>
         <w:rPr>
           <w:color w:val="000000"/>
+          <w:sz w:val="20"/>
         </w:rPr>
         <w:t xml:space="preserve">에 선행하면 1이다. 연속 변수</w:t>
       </w:r>
       <w:r>
         <w:rPr>
           <w:color w:val="000000"/>
+          <w:sz w:val="20"/>
         </w:rPr>
         <w:t xml:space="preserve"> </w:t>
       </w:r>
@@ -3064,24 +3472,28 @@
       <w:r>
         <w:rPr>
           <w:color w:val="000000"/>
+          <w:sz w:val="20"/>
         </w:rPr>
         <w:t xml:space="preserve">는 각각 컴파운드</w:t>
       </w:r>
       <w:r>
         <w:rPr>
           <w:color w:val="000000"/>
-        </w:rPr>
-        <w:t xml:space="preserve"> </w:t>
-      </w:r>
-      <w:r>
-        <w:rPr>
-          <w:color w:val="000000"/>
+          <w:sz w:val="20"/>
+        </w:rPr>
+        <w:t xml:space="preserve"> </w:t>
+      </w:r>
+      <w:r>
+        <w:rPr>
+          <w:color w:val="000000"/>
+          <w:sz w:val="20"/>
         </w:rPr>
         <w:t xml:space="preserve">하역 완료, 컴파운드 완료, 출고 도어 작업 시작, 출고 완료, makespan이다.</w:t>
       </w:r>
       <w:r>
         <w:rPr>
           <w:color w:val="000000"/>
+          <w:sz w:val="20"/>
         </w:rPr>
         <w:t xml:space="preserve"> </w:t>
       </w:r>
@@ -3155,12 +3567,14 @@
       <w:r>
         <w:rPr>
           <w:color w:val="000000"/>
+          <w:sz w:val="20"/>
         </w:rPr>
         <w:t xml:space="preserve">,</w:t>
       </w:r>
       <w:r>
         <w:rPr>
           <w:color w:val="000000"/>
+          <w:sz w:val="20"/>
         </w:rPr>
         <w:t xml:space="preserve"> </w:t>
       </w:r>
@@ -3222,12 +3636,14 @@
       <w:r>
         <w:rPr>
           <w:color w:val="000000"/>
+          <w:sz w:val="20"/>
         </w:rPr>
         <w:t xml:space="preserve">,</w:t>
       </w:r>
       <w:r>
         <w:rPr>
           <w:color w:val="000000"/>
+          <w:sz w:val="20"/>
         </w:rPr>
         <w:t xml:space="preserve"> </w:t>
       </w:r>
@@ -3239,6 +3655,7 @@
       <w:r>
         <w:rPr>
           <w:color w:val="000000"/>
+          <w:sz w:val="20"/>
         </w:rPr>
         <w:t xml:space="preserve">는 유효한 horizon 상한이다.</w:t>
       </w:r>
@@ -3247,10 +3664,12 @@
       <w:pPr>
         <w:pStyle w:val="BodyText"/>
         <w:spacing w:line="360" w:lineRule="auto"/>
+        <w:ind w:firstLine="216"/>
       </w:pPr>
       <w:r>
         <w:rPr>
           <w:color w:val="000000"/>
+          <w:sz w:val="20"/>
         </w:rPr>
         <w:t xml:space="preserve">배정 제약은 다음과 같다.</w:t>
       </w:r>
@@ -3259,6 +3678,7 @@
       <w:pPr>
         <w:pStyle w:val="BodyText"/>
         <w:spacing w:line="360" w:lineRule="auto"/>
+        <w:ind w:firstLine="216"/>
       </w:pPr>
       <m:oMathPara>
         <m:oMathParaPr>
@@ -3712,6 +4132,7 @@
       <w:r>
         <w:rPr>
           <w:color w:val="000000"/>
+          <w:sz w:val="20"/>
         </w:rPr>
         <w:t xml:space="preserve">컴파운드 트럭의 시간 관계와 유입 이송 선행 제약은 다음과 같다.</w:t>
       </w:r>
@@ -3720,6 +4141,7 @@
       <w:pPr>
         <w:pStyle w:val="BodyText"/>
         <w:spacing w:line="360" w:lineRule="auto"/>
+        <w:ind w:firstLine="216"/>
       </w:pPr>
       <m:oMathPara>
         <m:oMathParaPr>
@@ -4278,12 +4700,14 @@
       <w:r>
         <w:rPr>
           <w:color w:val="000000"/>
+          <w:sz w:val="20"/>
         </w:rPr>
         <w:t xml:space="preserve">식 (7)은 모든</w:t>
       </w:r>
       <w:r>
         <w:rPr>
           <w:color w:val="000000"/>
+          <w:sz w:val="20"/>
         </w:rPr>
         <w:t xml:space="preserve"> </w:t>
       </w:r>
@@ -4322,12 +4746,14 @@
       <w:r>
         <w:rPr>
           <w:color w:val="000000"/>
+          <w:sz w:val="20"/>
         </w:rPr>
         <w:t xml:space="preserve">과</w:t>
       </w:r>
       <w:r>
         <w:rPr>
           <w:color w:val="000000"/>
+          <w:sz w:val="20"/>
         </w:rPr>
         <w:t xml:space="preserve"> </w:t>
       </w:r>
@@ -4383,12 +4809,14 @@
       <w:r>
         <w:rPr>
           <w:color w:val="000000"/>
+          <w:sz w:val="20"/>
         </w:rPr>
         <w:t xml:space="preserve">인 기여 트럭</w:t>
       </w:r>
       <w:r>
         <w:rPr>
           <w:color w:val="000000"/>
+          <w:sz w:val="20"/>
         </w:rPr>
         <w:t xml:space="preserve"> </w:t>
       </w:r>
@@ -4409,6 +4837,7 @@
       <w:r>
         <w:rPr>
           <w:color w:val="000000"/>
+          <w:sz w:val="20"/>
         </w:rPr>
         <w:t xml:space="preserve">에 대해 성립한다.</w:t>
       </w:r>
@@ -4417,10 +4846,12 @@
       <w:pPr>
         <w:pStyle w:val="BodyText"/>
         <w:spacing w:line="360" w:lineRule="auto"/>
+        <w:ind w:firstLine="216"/>
       </w:pPr>
       <w:r>
         <w:rPr>
           <w:color w:val="000000"/>
+          <w:sz w:val="20"/>
         </w:rPr>
         <w:t xml:space="preserve">출고 운송 트럭에 대해서는 다음이 성립한다.</w:t>
       </w:r>
@@ -4429,6 +4860,7 @@
       <w:pPr>
         <w:pStyle w:val="BodyText"/>
         <w:spacing w:line="360" w:lineRule="auto"/>
+        <w:ind w:firstLine="216"/>
       </w:pPr>
       <m:oMathPara>
         <m:oMathParaPr>
@@ -5001,12 +5433,14 @@
       <w:r>
         <w:rPr>
           <w:color w:val="000000"/>
+          <w:sz w:val="20"/>
         </w:rPr>
         <w:t xml:space="preserve">같은 도어</w:t>
       </w:r>
       <w:r>
         <w:rPr>
           <w:color w:val="000000"/>
+          <w:sz w:val="20"/>
         </w:rPr>
         <w:t xml:space="preserve"> </w:t>
       </w:r>
@@ -5018,12 +5452,14 @@
       <w:r>
         <w:rPr>
           <w:color w:val="000000"/>
+          <w:sz w:val="20"/>
         </w:rPr>
         <w:t xml:space="preserve">을 쓰는 출고 트럭 쌍</w:t>
       </w:r>
       <w:r>
         <w:rPr>
           <w:color w:val="000000"/>
+          <w:sz w:val="20"/>
         </w:rPr>
         <w:t xml:space="preserve"> </w:t>
       </w:r>
@@ -5044,18 +5480,21 @@
       <w:r>
         <w:rPr>
           <w:color w:val="000000"/>
+          <w:sz w:val="20"/>
         </w:rPr>
         <w:t xml:space="preserve">에 대한 순서 결정과 non-overlap 제약은</w:t>
       </w:r>
       <w:r>
         <w:rPr>
           <w:color w:val="000000"/>
-        </w:rPr>
-        <w:t xml:space="preserve"> </w:t>
-      </w:r>
-      <w:r>
-        <w:rPr>
-          <w:color w:val="000000"/>
+          <w:sz w:val="20"/>
+        </w:rPr>
+        <w:t xml:space="preserve"> </w:t>
+      </w:r>
+      <w:r>
+        <w:rPr>
+          <w:color w:val="000000"/>
+          <w:sz w:val="20"/>
         </w:rPr>
         <w:t xml:space="preserve">다음과 같다.</w:t>
       </w:r>
@@ -5064,6 +5503,7 @@
       <w:pPr>
         <w:pStyle w:val="BodyText"/>
         <w:spacing w:line="360" w:lineRule="auto"/>
+        <w:ind w:firstLine="216"/>
       </w:pPr>
       <m:oMathPara>
         <m:oMathParaPr>
@@ -5506,6 +5946,7 @@
       <w:r>
         <w:rPr>
           <w:color w:val="000000"/>
+          <w:sz w:val="20"/>
         </w:rPr>
         <w:t xml:space="preserve">끝으로 makespan은 다음으로 정의된다.</w:t>
       </w:r>
@@ -5514,6 +5955,7 @@
       <w:pPr>
         <w:pStyle w:val="BodyText"/>
         <w:spacing w:line="360" w:lineRule="auto"/>
+        <w:ind w:firstLine="216"/>
       </w:pPr>
       <m:oMathPara>
         <m:oMathParaPr>
@@ -5648,18 +6090,21 @@
       <w:r>
         <w:rPr>
           <w:color w:val="000000"/>
+          <w:sz w:val="20"/>
         </w:rPr>
         <w:t xml:space="preserve">CP-SAT 모형은</w:t>
       </w:r>
       <w:r>
         <w:rPr>
           <w:color w:val="000000"/>
-        </w:rPr>
-        <w:t xml:space="preserve"> </w:t>
-      </w:r>
-      <w:r>
-        <w:rPr>
-          <w:color w:val="000000"/>
+          <w:sz w:val="20"/>
+        </w:rPr>
+        <w:t xml:space="preserve"> </w:t>
+      </w:r>
+      <w:r>
+        <w:rPr>
+          <w:color w:val="000000"/>
+          <w:sz w:val="20"/>
         </w:rPr>
         <w:t xml:space="preserve">big-</w:t>
       </w:r>
@@ -5671,36 +6116,42 @@
       <w:r>
         <w:rPr>
           <w:color w:val="000000"/>
-        </w:rPr>
-        <w:t xml:space="preserve"> </w:t>
-      </w:r>
-      <w:r>
-        <w:rPr>
-          <w:color w:val="000000"/>
+          <w:sz w:val="20"/>
+        </w:rPr>
+        <w:t xml:space="preserve"> </w:t>
+      </w:r>
+      <w:r>
+        <w:rPr>
+          <w:color w:val="000000"/>
+          <w:sz w:val="20"/>
         </w:rPr>
         <w:t xml:space="preserve">disjunction을 enforcement literal로 대체하고 모든 시간값을 가장 가까운</w:t>
       </w:r>
       <w:r>
         <w:rPr>
           <w:color w:val="000000"/>
-        </w:rPr>
-        <w:t xml:space="preserve"> </w:t>
-      </w:r>
-      <w:r>
-        <w:rPr>
-          <w:color w:val="000000"/>
+          <w:sz w:val="20"/>
+        </w:rPr>
+        <w:t xml:space="preserve"> </w:t>
+      </w:r>
+      <w:r>
+        <w:rPr>
+          <w:color w:val="000000"/>
+          <w:sz w:val="20"/>
         </w:rPr>
         <w:t xml:space="preserve">0.01 단위로 반올림한 뒤 100배하여 정수로 변환하며, 모든 배정을 고정하면 독립</w:t>
       </w:r>
       <w:r>
         <w:rPr>
           <w:color w:val="000000"/>
-        </w:rPr>
-        <w:t xml:space="preserve"> </w:t>
-      </w:r>
-      <w:r>
-        <w:rPr>
-          <w:color w:val="000000"/>
+          <w:sz w:val="20"/>
+        </w:rPr>
+        <w:t xml:space="preserve"> </w:t>
+      </w:r>
+      <w:r>
+        <w:rPr>
+          <w:color w:val="000000"/>
+          <w:sz w:val="20"/>
         </w:rPr>
         <w:t xml:space="preserve">evaluator의 완료 시각이 재현되어 model fidelity가 확인된다.</w:t>
       </w:r>
@@ -5714,7 +6165,9 @@
       </w:pPr>
       <w:r>
         <w:rPr>
-          <w:color w:val="000000"/>
+          <w:b/>
+          <w:color w:val="000000"/>
+          <w:sz w:val="24"/>
         </w:rPr>
         <w:t xml:space="preserve">3.3 시간 제약 확장과 목적함수</w:t>
       </w:r>
@@ -5727,12 +6180,14 @@
       <w:r>
         <w:rPr>
           <w:color w:val="000000"/>
+          <w:sz w:val="20"/>
         </w:rPr>
         <w:t xml:space="preserve">각 트럭</w:t>
       </w:r>
       <w:r>
         <w:rPr>
           <w:color w:val="000000"/>
+          <w:sz w:val="20"/>
         </w:rPr>
         <w:t xml:space="preserve"> </w:t>
       </w:r>
@@ -5762,12 +6217,14 @@
       <w:r>
         <w:rPr>
           <w:color w:val="000000"/>
+          <w:sz w:val="20"/>
         </w:rPr>
         <w:t xml:space="preserve">는 앞서 정의한 release time</w:t>
       </w:r>
       <w:r>
         <w:rPr>
           <w:color w:val="000000"/>
+          <w:sz w:val="20"/>
         </w:rPr>
         <w:t xml:space="preserve"> </w:t>
       </w:r>
@@ -5797,12 +6254,14 @@
       <w:r>
         <w:rPr>
           <w:color w:val="000000"/>
+          <w:sz w:val="20"/>
         </w:rPr>
         <w:t xml:space="preserve">과 soft due date</w:t>
       </w:r>
       <w:r>
         <w:rPr>
           <w:color w:val="000000"/>
+          <w:sz w:val="20"/>
         </w:rPr>
         <w:t xml:space="preserve"> </w:t>
       </w:r>
@@ -5830,12 +6289,14 @@
       <w:r>
         <w:rPr>
           <w:color w:val="000000"/>
+          <w:sz w:val="20"/>
         </w:rPr>
         <w:t xml:space="preserve">를 갖고</w:t>
       </w:r>
       <w:r>
         <w:rPr>
           <w:color w:val="000000"/>
+          <w:sz w:val="20"/>
         </w:rPr>
         <w:t xml:space="preserve"> </w:t>
       </w:r>
@@ -5926,6 +6387,7 @@
       <w:r>
         <w:rPr>
           <w:color w:val="000000"/>
+          <w:sz w:val="20"/>
         </w:rPr>
         <w:t xml:space="preserve">이다. 목적함수는</w:t>
       </w:r>
@@ -5934,6 +6396,7 @@
       <w:pPr>
         <w:pStyle w:val="BodyText"/>
         <w:spacing w:line="360" w:lineRule="auto"/>
+        <w:ind w:firstLine="216"/>
       </w:pPr>
       <m:oMathPara>
         <m:oMathParaPr>
@@ -6105,12 +6568,14 @@
       <w:r>
         <w:rPr>
           <w:color w:val="000000"/>
+          <w:sz w:val="20"/>
         </w:rPr>
         <w:t xml:space="preserve">,</w:t>
       </w:r>
       <w:r>
         <w:rPr>
           <w:color w:val="000000"/>
+          <w:sz w:val="20"/>
         </w:rPr>
         <w:t xml:space="preserve"> </w:t>
       </w:r>
@@ -6150,18 +6615,21 @@
       <w:r>
         <w:rPr>
           <w:color w:val="000000"/>
+          <w:sz w:val="20"/>
         </w:rPr>
         <w:t xml:space="preserve">이면 기존 makespan 모델로 환원된다. CP-SAT는 incumbent와</w:t>
       </w:r>
       <w:r>
         <w:rPr>
           <w:color w:val="000000"/>
-        </w:rPr>
-        <w:t xml:space="preserve"> </w:t>
-      </w:r>
-      <w:r>
-        <w:rPr>
-          <w:color w:val="000000"/>
+          <w:sz w:val="20"/>
+        </w:rPr>
+        <w:t xml:space="preserve"> </w:t>
+      </w:r>
+      <w:r>
+        <w:rPr>
+          <w:color w:val="000000"/>
+          <w:sz w:val="20"/>
         </w:rPr>
         <w:t xml:space="preserve">증명된 하한을 함께 반환하며, 하한과 일치가 증명될 때에만 최적으로 부른다.</w:t>
       </w:r>
@@ -6175,7 +6643,9 @@
       </w:pPr>
       <w:r>
         <w:rPr>
-          <w:color w:val="000000"/>
+          <w:b/>
+          <w:color w:val="000000"/>
+          <w:sz w:val="24"/>
         </w:rPr>
         <w:t xml:space="preserve">3.4 조합적 하한</w:t>
       </w:r>
@@ -6188,24 +6658,28 @@
       <w:r>
         <w:rPr>
           <w:color w:val="000000"/>
+          <w:sz w:val="20"/>
         </w:rPr>
         <w:t xml:space="preserve">CP-SAT가 제공하는 하한이 약한 실험 조건에서 gap을 보고하기 위해 도어 경합을 완화한 두 유효 하한을</w:t>
       </w:r>
       <w:r>
         <w:rPr>
           <w:color w:val="000000"/>
-        </w:rPr>
-        <w:t xml:space="preserve"> </w:t>
-      </w:r>
-      <w:r>
-        <w:rPr>
-          <w:color w:val="000000"/>
+          <w:sz w:val="20"/>
+        </w:rPr>
+        <w:t xml:space="preserve"> </w:t>
+      </w:r>
+      <w:r>
+        <w:rPr>
+          <w:color w:val="000000"/>
+          <w:sz w:val="20"/>
         </w:rPr>
         <w:t xml:space="preserve">사용한다. 컴파운드 트럭</w:t>
       </w:r>
       <w:r>
         <w:rPr>
           <w:color w:val="000000"/>
+          <w:sz w:val="20"/>
         </w:rPr>
         <w:t xml:space="preserve"> </w:t>
       </w:r>
@@ -6217,12 +6691,14 @@
       <w:r>
         <w:rPr>
           <w:color w:val="000000"/>
+          <w:sz w:val="20"/>
         </w:rPr>
         <w:t xml:space="preserve">(목적지</w:t>
       </w:r>
       <w:r>
         <w:rPr>
           <w:color w:val="000000"/>
+          <w:sz w:val="20"/>
         </w:rPr>
         <w:t xml:space="preserve"> </w:t>
       </w:r>
@@ -6234,18 +6710,21 @@
       <w:r>
         <w:rPr>
           <w:color w:val="000000"/>
-        </w:rPr>
-        <w:t xml:space="preserve"> </w:t>
-      </w:r>
-      <w:r>
-        <w:rPr>
-          <w:color w:val="000000"/>
+          <w:sz w:val="20"/>
+        </w:rPr>
+        <w:t xml:space="preserve"> </w:t>
+      </w:r>
+      <w:r>
+        <w:rPr>
+          <w:color w:val="000000"/>
+          <w:sz w:val="20"/>
         </w:rPr>
         <w:t xml:space="preserve">유지)의 최속 완료와 출고 트럭</w:t>
       </w:r>
       <w:r>
         <w:rPr>
           <w:color w:val="000000"/>
+          <w:sz w:val="20"/>
         </w:rPr>
         <w:t xml:space="preserve"> </w:t>
       </w:r>
@@ -6257,18 +6736,21 @@
       <w:r>
         <w:rPr>
           <w:color w:val="000000"/>
+          <w:sz w:val="20"/>
         </w:rPr>
         <w:t xml:space="preserve">의 최속</w:t>
       </w:r>
       <w:r>
         <w:rPr>
           <w:color w:val="000000"/>
-        </w:rPr>
-        <w:t xml:space="preserve"> </w:t>
-      </w:r>
-      <w:r>
-        <w:rPr>
-          <w:color w:val="000000"/>
+          <w:sz w:val="20"/>
+        </w:rPr>
+        <w:t xml:space="preserve"> </w:t>
+      </w:r>
+      <w:r>
+        <w:rPr>
+          <w:color w:val="000000"/>
+          <w:sz w:val="20"/>
         </w:rPr>
         <w:t xml:space="preserve">완료는</w:t>
       </w:r>
@@ -6277,6 +6759,7 @@
       <w:pPr>
         <w:pStyle w:val="BodyText"/>
         <w:spacing w:line="360" w:lineRule="auto"/>
+        <w:ind w:firstLine="216"/>
       </w:pPr>
       <m:oMathPara>
         <m:oMathParaPr>
@@ -6711,12 +7194,14 @@
       <w:r>
         <w:rPr>
           <w:color w:val="000000"/>
+          <w:sz w:val="20"/>
         </w:rPr>
         <w:t xml:space="preserve">critical-chain 하한은</w:t>
       </w:r>
       <w:r>
         <w:rPr>
           <w:color w:val="000000"/>
+          <w:sz w:val="20"/>
         </w:rPr>
         <w:t xml:space="preserve"> </w:t>
       </w:r>
@@ -6803,18 +7288,21 @@
       <w:r>
         <w:rPr>
           <w:color w:val="000000"/>
+          <w:sz w:val="20"/>
         </w:rPr>
         <w:t xml:space="preserve">이다. door-area</w:t>
       </w:r>
       <w:r>
         <w:rPr>
           <w:color w:val="000000"/>
-        </w:rPr>
-        <w:t xml:space="preserve"> </w:t>
-      </w:r>
-      <w:r>
-        <w:rPr>
-          <w:color w:val="000000"/>
+          <w:sz w:val="20"/>
+        </w:rPr>
+        <w:t xml:space="preserve"> </w:t>
+      </w:r>
+      <w:r>
+        <w:rPr>
+          <w:color w:val="000000"/>
+          <w:sz w:val="20"/>
         </w:rPr>
         <w:t xml:space="preserve">하한은 각 트럭의 최소 도어 점유</w:t>
       </w:r>
@@ -6823,6 +7311,7 @@
       <w:pPr>
         <w:pStyle w:val="BodyText"/>
         <w:spacing w:line="360" w:lineRule="auto"/>
+        <w:ind w:firstLine="216"/>
       </w:pPr>
       <m:oMathPara>
         <m:oMathParaPr>
@@ -7212,16 +7701,263 @@
       <w:r>
         <w:rPr>
           <w:color w:val="000000"/>
-        </w:rPr>
-        <w:t xml:space="preserve">을 도어 수로 나눈</w:t>
-      </w:r>
-      <w:r>
-        <w:rPr>
-          <w:color w:val="000000"/>
+          <w:sz w:val="20"/>
+        </w:rPr>
+        <w:t xml:space="preserve">을 도어 수로 나눈 값이다.</w:t>
+      </w:r>
+    </w:p>
+    <w:p>
+      <w:pPr>
+        <w:pStyle w:val="BodyText"/>
+        <w:spacing w:line="360" w:lineRule="auto"/>
+        <w:ind w:firstLine="216"/>
+      </w:pPr>
+      <m:oMathPara>
+        <m:oMathParaPr>
+          <m:jc m:val="center"/>
+        </m:oMathParaPr>
+        <m:oMath>
+          <m:r>
+            <m:t>L</m:t>
+          </m:r>
+          <m:sSub>
+            <m:e>
+              <m:r>
+                <m:t>B</m:t>
+              </m:r>
+            </m:e>
+            <m:sub>
+              <m:r>
+                <m:rPr>
+                  <m:sty m:val="p"/>
+                </m:rPr>
+                <m:t>d</m:t>
+              </m:r>
+              <m:r>
+                <m:rPr>
+                  <m:sty m:val="p"/>
+                </m:rPr>
+                <m:t>a</m:t>
+              </m:r>
+            </m:sub>
+          </m:sSub>
+          <m:r>
+            <m:rPr>
+              <m:sty m:val="p"/>
+            </m:rPr>
+            <m:t>=</m:t>
+          </m:r>
+          <m:f>
+            <m:fPr>
+              <m:type m:val="bar"/>
+            </m:fPr>
+            <m:num>
+              <m:r>
+                <m:t>1</m:t>
+              </m:r>
+            </m:num>
+            <m:den>
+              <m:r>
+                <m:rPr>
+                  <m:sty m:val="p"/>
+                </m:rPr>
+                <m:t>|</m:t>
+              </m:r>
+              <m:r>
+                <m:t>M</m:t>
+              </m:r>
+              <m:r>
+                <m:rPr>
+                  <m:sty m:val="p"/>
+                </m:rPr>
+                <m:t>|</m:t>
+              </m:r>
+            </m:den>
+          </m:f>
+          <m:d>
+            <m:dPr>
+              <m:begChr m:val="("/>
+              <m:sepChr m:val=""/>
+              <m:endChr m:val=")"/>
+              <m:grow/>
+            </m:dPr>
+            <m:e>
+              <m:nary>
+                <m:naryPr>
+                  <m:chr m:val="∑"/>
+                  <m:limLoc m:val="undOvr"/>
+                  <m:subHide m:val="off"/>
+                  <m:supHide m:val="on"/>
+                </m:naryPr>
+                <m:sub>
+                  <m:r>
+                    <m:t>i</m:t>
+                  </m:r>
+                </m:sub>
+                <m:sup>
+                  <m:r>
+                    <m:t>​</m:t>
+                  </m:r>
+                </m:sup>
+                <m:e>
+                  <m:sSub>
+                    <m:e>
+                      <m:r>
+                        <m:t>o</m:t>
+                      </m:r>
+                    </m:e>
+                    <m:sub>
+                      <m:r>
+                        <m:t>i</m:t>
+                      </m:r>
+                    </m:sub>
+                  </m:sSub>
+                </m:e>
+              </m:nary>
+              <m:r>
+                <m:rPr>
+                  <m:sty m:val="p"/>
+                </m:rPr>
+                <m:t>+</m:t>
+              </m:r>
+              <m:nary>
+                <m:naryPr>
+                  <m:chr m:val="∑"/>
+                  <m:limLoc m:val="undOvr"/>
+                  <m:subHide m:val="off"/>
+                  <m:supHide m:val="on"/>
+                </m:naryPr>
+                <m:sub>
+                  <m:r>
+                    <m:t>f</m:t>
+                  </m:r>
+                </m:sub>
+                <m:sup>
+                  <m:r>
+                    <m:t>​</m:t>
+                  </m:r>
+                </m:sup>
+                <m:e>
+                  <m:sSub>
+                    <m:e>
+                      <m:r>
+                        <m:t>o</m:t>
+                      </m:r>
+                    </m:e>
+                    <m:sub>
+                      <m:r>
+                        <m:t>f</m:t>
+                      </m:r>
+                    </m:sub>
+                  </m:sSub>
+                </m:e>
+              </m:nary>
+            </m:e>
+          </m:d>
+          <m:r>
+            <m:t>  </m:t>
+          </m:r>
+          <m:r>
+            <m:rPr>
+              <m:sty m:val="p"/>
+            </m:rPr>
+            <m:t>(</m:t>
+          </m:r>
+          <m:r>
+            <m:t>21</m:t>
+          </m:r>
+          <m:r>
+            <m:rPr>
+              <m:sty m:val="p"/>
+            </m:rPr>
+            <m:t>)</m:t>
+          </m:r>
+        </m:oMath>
+      </m:oMathPara>
+    </w:p>
+    <w:p>
+      <w:pPr>
+        <w:pStyle w:val="FirstParagraph"/>
+        <w:spacing w:line="360" w:lineRule="auto"/>
+      </w:pPr>
+      <w:r>
+        <w:rPr>
+          <w:color w:val="000000"/>
+          <w:sz w:val="20"/>
+        </w:rPr>
+        <w:t xml:space="preserve">두 하한 모두 제약을 완화하여 얻으므로 이들의 최댓값</w:t>
+      </w:r>
+      <w:r>
+        <w:rPr>
+          <w:color w:val="000000"/>
+          <w:sz w:val="20"/>
         </w:rPr>
         <w:t xml:space="preserve"> </w:t>
       </w:r>
       <m:oMath>
+        <m:r>
+          <m:t>L</m:t>
+        </m:r>
+        <m:sSub>
+          <m:e>
+            <m:r>
+              <m:t>B</m:t>
+            </m:r>
+          </m:e>
+          <m:sub>
+            <m:r>
+              <m:t>τ</m:t>
+            </m:r>
+          </m:sub>
+        </m:sSub>
+        <m:r>
+          <m:rPr>
+            <m:sty m:val="p"/>
+          </m:rPr>
+          <m:t>=</m:t>
+        </m:r>
+        <m:r>
+          <m:rPr>
+            <m:sty m:val="p"/>
+          </m:rPr>
+          <m:t>max</m:t>
+        </m:r>
+        <m:r>
+          <m:rPr>
+            <m:sty m:val="p"/>
+          </m:rPr>
+          <m:t>{</m:t>
+        </m:r>
+        <m:r>
+          <m:t>L</m:t>
+        </m:r>
+        <m:sSub>
+          <m:e>
+            <m:r>
+              <m:t>B</m:t>
+            </m:r>
+          </m:e>
+          <m:sub>
+            <m:r>
+              <m:rPr>
+                <m:sty m:val="p"/>
+              </m:rPr>
+              <m:t>c</m:t>
+            </m:r>
+            <m:r>
+              <m:rPr>
+                <m:sty m:val="p"/>
+              </m:rPr>
+              <m:t>c</m:t>
+            </m:r>
+          </m:sub>
+        </m:sSub>
+        <m:r>
+          <m:rPr>
+            <m:sty m:val="p"/>
+          </m:rPr>
+          <m:t>,</m:t>
+        </m:r>
         <m:r>
           <m:t>L</m:t>
         </m:r>
@@ -7250,256 +7986,34 @@
           <m:rPr>
             <m:sty m:val="p"/>
           </m:rPr>
-          <m:t>=</m:t>
-        </m:r>
-        <m:f>
-          <m:fPr>
-            <m:type m:val="bar"/>
-          </m:fPr>
-          <m:num>
-            <m:r>
-              <m:t>1</m:t>
-            </m:r>
-          </m:num>
-          <m:den>
-            <m:r>
-              <m:rPr>
-                <m:sty m:val="p"/>
-              </m:rPr>
-              <m:t>|</m:t>
-            </m:r>
-            <m:r>
-              <m:t>M</m:t>
-            </m:r>
-            <m:r>
-              <m:rPr>
-                <m:sty m:val="p"/>
-              </m:rPr>
-              <m:t>|</m:t>
-            </m:r>
-          </m:den>
-        </m:f>
-        <m:d>
-          <m:dPr>
-            <m:begChr m:val="("/>
-            <m:sepChr m:val=""/>
-            <m:endChr m:val=")"/>
-            <m:grow/>
-          </m:dPr>
-          <m:e>
-            <m:nary>
-              <m:naryPr>
-                <m:chr m:val="∑"/>
-                <m:limLoc m:val="undOvr"/>
-                <m:subHide m:val="off"/>
-                <m:supHide m:val="on"/>
-              </m:naryPr>
-              <m:sub>
-                <m:r>
-                  <m:t>i</m:t>
-                </m:r>
-              </m:sub>
-              <m:sup>
-                <m:r>
-                  <m:t>​</m:t>
-                </m:r>
-              </m:sup>
-              <m:e>
-                <m:sSub>
-                  <m:e>
-                    <m:r>
-                      <m:t>o</m:t>
-                    </m:r>
-                  </m:e>
-                  <m:sub>
-                    <m:r>
-                      <m:t>i</m:t>
-                    </m:r>
-                  </m:sub>
-                </m:sSub>
-              </m:e>
-            </m:nary>
-            <m:r>
-              <m:rPr>
-                <m:sty m:val="p"/>
-              </m:rPr>
-              <m:t>+</m:t>
-            </m:r>
-            <m:nary>
-              <m:naryPr>
-                <m:chr m:val="∑"/>
-                <m:limLoc m:val="undOvr"/>
-                <m:subHide m:val="off"/>
-                <m:supHide m:val="on"/>
-              </m:naryPr>
-              <m:sub>
-                <m:r>
-                  <m:t>f</m:t>
-                </m:r>
-              </m:sub>
-              <m:sup>
-                <m:r>
-                  <m:t>​</m:t>
-                </m:r>
-              </m:sup>
-              <m:e>
-                <m:sSub>
-                  <m:e>
-                    <m:r>
-                      <m:t>o</m:t>
-                    </m:r>
-                  </m:e>
-                  <m:sub>
-                    <m:r>
-                      <m:t>f</m:t>
-                    </m:r>
-                  </m:sub>
-                </m:sSub>
-              </m:e>
-            </m:nary>
-          </m:e>
-        </m:d>
+          <m:t>}</m:t>
+        </m:r>
       </m:oMath>
       <w:r>
         <w:rPr>
           <w:color w:val="000000"/>
-        </w:rPr>
-        <w:t xml:space="preserve">이다.</w:t>
-      </w:r>
-      <w:r>
-        <w:rPr>
-          <w:color w:val="000000"/>
-        </w:rPr>
-        <w:t xml:space="preserve"> </w:t>
-      </w:r>
-      <w:r>
-        <w:rPr>
-          <w:color w:val="000000"/>
-        </w:rPr>
-        <w:t xml:space="preserve">둘 다 제약을 완화하므로</w:t>
-      </w:r>
-      <w:r>
-        <w:rPr>
-          <w:color w:val="000000"/>
-        </w:rPr>
-        <w:t xml:space="preserve"> </w:t>
-      </w:r>
-      <m:oMath>
-        <m:r>
-          <m:t>L</m:t>
-        </m:r>
-        <m:sSub>
-          <m:e>
-            <m:r>
-              <m:t>B</m:t>
-            </m:r>
-          </m:e>
-          <m:sub>
-            <m:r>
-              <m:t>τ</m:t>
-            </m:r>
-          </m:sub>
-        </m:sSub>
-        <m:r>
-          <m:rPr>
-            <m:sty m:val="p"/>
-          </m:rPr>
-          <m:t>=</m:t>
-        </m:r>
-        <m:r>
-          <m:rPr>
-            <m:sty m:val="p"/>
-          </m:rPr>
-          <m:t>max</m:t>
-        </m:r>
-        <m:r>
-          <m:rPr>
-            <m:sty m:val="p"/>
-          </m:rPr>
-          <m:t>{</m:t>
-        </m:r>
-        <m:r>
-          <m:t>L</m:t>
-        </m:r>
-        <m:sSub>
-          <m:e>
-            <m:r>
-              <m:t>B</m:t>
-            </m:r>
-          </m:e>
-          <m:sub>
-            <m:r>
-              <m:rPr>
-                <m:sty m:val="p"/>
-              </m:rPr>
-              <m:t>c</m:t>
-            </m:r>
-            <m:r>
-              <m:rPr>
-                <m:sty m:val="p"/>
-              </m:rPr>
-              <m:t>c</m:t>
-            </m:r>
-          </m:sub>
-        </m:sSub>
-        <m:r>
-          <m:rPr>
-            <m:sty m:val="p"/>
-          </m:rPr>
-          <m:t>,</m:t>
-        </m:r>
-        <m:r>
-          <m:t>L</m:t>
-        </m:r>
-        <m:sSub>
-          <m:e>
-            <m:r>
-              <m:t>B</m:t>
-            </m:r>
-          </m:e>
-          <m:sub>
-            <m:r>
-              <m:rPr>
-                <m:sty m:val="p"/>
-              </m:rPr>
-              <m:t>d</m:t>
-            </m:r>
-            <m:r>
-              <m:rPr>
-                <m:sty m:val="p"/>
-              </m:rPr>
-              <m:t>a</m:t>
-            </m:r>
-          </m:sub>
-        </m:sSub>
-        <m:r>
-          <m:rPr>
-            <m:sty m:val="p"/>
-          </m:rPr>
-          <m:t>}</m:t>
-        </m:r>
-      </m:oMath>
-      <w:r>
-        <w:rPr>
-          <w:color w:val="000000"/>
-        </w:rPr>
-        <w:t xml:space="preserve">는</w:t>
-      </w:r>
-      <w:r>
-        <w:rPr>
-          <w:color w:val="000000"/>
-        </w:rPr>
-        <w:t xml:space="preserve"> </w:t>
-      </w:r>
-      <w:r>
-        <w:rPr>
-          <w:color w:val="000000"/>
-        </w:rPr>
-        <w:t xml:space="preserve">makespan의 유효 하한이며, 각</w:t>
-      </w:r>
-      <w:r>
-        <w:rPr>
-          <w:color w:val="000000"/>
+          <w:sz w:val="20"/>
+        </w:rPr>
+        <w:t xml:space="preserve">는 makespan의 유효 하한이다.</w:t>
+      </w:r>
+      <w:r>
+        <w:rPr>
+          <w:color w:val="000000"/>
+          <w:sz w:val="20"/>
+        </w:rPr>
+        <w:t xml:space="preserve"> </w:t>
+      </w:r>
+      <w:r>
+        <w:rPr>
+          <w:color w:val="000000"/>
+          <w:sz w:val="20"/>
+        </w:rPr>
+        <w:t xml:space="preserve">또한 각</w:t>
+      </w:r>
+      <w:r>
+        <w:rPr>
+          <w:color w:val="000000"/>
+          <w:sz w:val="20"/>
         </w:rPr>
         <w:t xml:space="preserve"> </w:t>
       </w:r>
@@ -7523,12 +8037,14 @@
       <w:r>
         <w:rPr>
           <w:color w:val="000000"/>
+          <w:sz w:val="20"/>
         </w:rPr>
         <w:t xml:space="preserve">가</w:t>
       </w:r>
       <w:r>
         <w:rPr>
           <w:color w:val="000000"/>
+          <w:sz w:val="20"/>
         </w:rPr>
         <w:t xml:space="preserve"> </w:t>
       </w:r>
@@ -7549,171 +8065,207 @@
       <w:r>
         <w:rPr>
           <w:color w:val="000000"/>
-        </w:rPr>
-        <w:t xml:space="preserve">의 하한이므로</w:t>
-      </w:r>
-      <w:r>
-        <w:rPr>
-          <w:color w:val="000000"/>
-        </w:rPr>
-        <w:t xml:space="preserve"> </w:t>
-      </w:r>
-      <m:oMath>
-        <m:r>
-          <m:t>L</m:t>
-        </m:r>
-        <m:sSub>
-          <m:e>
-            <m:r>
-              <m:t>B</m:t>
-            </m:r>
-          </m:e>
-          <m:sub>
-            <m:r>
-              <m:t>T</m:t>
-            </m:r>
-          </m:sub>
-        </m:sSub>
-        <m:r>
-          <m:rPr>
-            <m:sty m:val="p"/>
-          </m:rPr>
-          <m:t>=</m:t>
-        </m:r>
-        <m:nary>
-          <m:naryPr>
-            <m:chr m:val="∑"/>
-            <m:limLoc m:val="undOvr"/>
-            <m:subHide m:val="off"/>
-            <m:supHide m:val="on"/>
-          </m:naryPr>
-          <m:sub>
-            <m:r>
-              <m:t>q</m:t>
-            </m:r>
-            <m:r>
-              <m:rPr>
-                <m:sty m:val="p"/>
-              </m:rPr>
-              <m:t>:</m:t>
-            </m:r>
-            <m:sSub>
-              <m:e>
-                <m:acc>
-                  <m:accPr>
-                    <m:chr m:val="‾"/>
-                  </m:accPr>
-                  <m:e>
-                    <m:r>
-                      <m:t>d</m:t>
-                    </m:r>
-                  </m:e>
-                </m:acc>
-              </m:e>
-              <m:sub>
-                <m:r>
-                  <m:t>q</m:t>
-                </m:r>
-              </m:sub>
-            </m:sSub>
-            <m:r>
-              <m:rPr>
-                <m:sty m:val="p"/>
-              </m:rPr>
-              <m:t>&lt;</m:t>
-            </m:r>
-            <m:r>
-              <m:rPr>
-                <m:sty m:val="p"/>
-              </m:rPr>
-              <m:t>∞</m:t>
-            </m:r>
-          </m:sub>
-          <m:sup>
-            <m:r>
-              <m:t>​</m:t>
-            </m:r>
-          </m:sup>
-          <m:e>
-            <m:r>
-              <m:rPr>
-                <m:sty m:val="p"/>
-              </m:rPr>
-              <m:t>max</m:t>
-            </m:r>
-          </m:e>
-        </m:nary>
-        <m:r>
-          <m:rPr>
-            <m:sty m:val="p"/>
-          </m:rPr>
-          <m:t>{</m:t>
-        </m:r>
-        <m:r>
-          <m:t>0</m:t>
-        </m:r>
-        <m:r>
-          <m:rPr>
-            <m:sty m:val="p"/>
-          </m:rPr>
-          <m:t>,</m:t>
-        </m:r>
-        <m:r>
-          <m:t>E</m:t>
-        </m:r>
-        <m:sSub>
-          <m:e>
-            <m:r>
-              <m:t>F</m:t>
-            </m:r>
-          </m:e>
-          <m:sub>
-            <m:r>
-              <m:t>q</m:t>
-            </m:r>
-          </m:sub>
-        </m:sSub>
-        <m:r>
-          <m:rPr>
-            <m:sty m:val="p"/>
-          </m:rPr>
-          <m:t>−</m:t>
-        </m:r>
-        <m:sSub>
-          <m:e>
-            <m:acc>
-              <m:accPr>
-                <m:chr m:val="‾"/>
-              </m:accPr>
-              <m:e>
-                <m:r>
-                  <m:t>d</m:t>
-                </m:r>
-              </m:e>
-            </m:acc>
-          </m:e>
-          <m:sub>
-            <m:r>
-              <m:t>q</m:t>
-            </m:r>
-          </m:sub>
-        </m:sSub>
-        <m:r>
-          <m:rPr>
-            <m:sty m:val="p"/>
-          </m:rPr>
-          <m:t>}</m:t>
-        </m:r>
-      </m:oMath>
-      <w:r>
-        <w:rPr>
-          <w:color w:val="000000"/>
-        </w:rPr>
-        <w:t xml:space="preserve">이고</w:t>
-      </w:r>
-      <w:r>
-        <w:rPr>
-          <w:color w:val="000000"/>
+          <w:sz w:val="20"/>
+        </w:rPr>
+        <w:t xml:space="preserve">의 하한이므로 구조적 지연 하한은</w:t>
+      </w:r>
+    </w:p>
+    <w:p>
+      <w:pPr>
+        <w:pStyle w:val="BodyText"/>
+        <w:spacing w:line="360" w:lineRule="auto"/>
+        <w:ind w:firstLine="216"/>
+      </w:pPr>
+      <m:oMathPara>
+        <m:oMathParaPr>
+          <m:jc m:val="center"/>
+        </m:oMathParaPr>
+        <m:oMath>
+          <m:r>
+            <m:t>L</m:t>
+          </m:r>
+          <m:sSub>
+            <m:e>
+              <m:r>
+                <m:t>B</m:t>
+              </m:r>
+            </m:e>
+            <m:sub>
+              <m:r>
+                <m:t>T</m:t>
+              </m:r>
+            </m:sub>
+          </m:sSub>
+          <m:r>
+            <m:rPr>
+              <m:sty m:val="p"/>
+            </m:rPr>
+            <m:t>=</m:t>
+          </m:r>
+          <m:nary>
+            <m:naryPr>
+              <m:chr m:val="∑"/>
+              <m:limLoc m:val="undOvr"/>
+              <m:subHide m:val="off"/>
+              <m:supHide m:val="on"/>
+            </m:naryPr>
+            <m:sub>
+              <m:r>
+                <m:t>q</m:t>
+              </m:r>
+              <m:r>
+                <m:rPr>
+                  <m:sty m:val="p"/>
+                </m:rPr>
+                <m:t>:</m:t>
+              </m:r>
+              <m:sSub>
+                <m:e>
+                  <m:acc>
+                    <m:accPr>
+                      <m:chr m:val="‾"/>
+                    </m:accPr>
+                    <m:e>
+                      <m:r>
+                        <m:t>d</m:t>
+                      </m:r>
+                    </m:e>
+                  </m:acc>
+                </m:e>
+                <m:sub>
+                  <m:r>
+                    <m:t>q</m:t>
+                  </m:r>
+                </m:sub>
+              </m:sSub>
+              <m:r>
+                <m:rPr>
+                  <m:sty m:val="p"/>
+                </m:rPr>
+                <m:t>&lt;</m:t>
+              </m:r>
+              <m:r>
+                <m:rPr>
+                  <m:sty m:val="p"/>
+                </m:rPr>
+                <m:t>∞</m:t>
+              </m:r>
+            </m:sub>
+            <m:sup>
+              <m:r>
+                <m:t>​</m:t>
+              </m:r>
+            </m:sup>
+            <m:e>
+              <m:r>
+                <m:rPr>
+                  <m:sty m:val="p"/>
+                </m:rPr>
+                <m:t>max</m:t>
+              </m:r>
+            </m:e>
+          </m:nary>
+          <m:r>
+            <m:rPr>
+              <m:sty m:val="p"/>
+            </m:rPr>
+            <m:t>{</m:t>
+          </m:r>
+          <m:r>
+            <m:t>0</m:t>
+          </m:r>
+          <m:r>
+            <m:rPr>
+              <m:sty m:val="p"/>
+            </m:rPr>
+            <m:t>,</m:t>
+          </m:r>
+          <m:r>
+            <m:t> </m:t>
+          </m:r>
+          <m:r>
+            <m:t>E</m:t>
+          </m:r>
+          <m:sSub>
+            <m:e>
+              <m:r>
+                <m:t>F</m:t>
+              </m:r>
+            </m:e>
+            <m:sub>
+              <m:r>
+                <m:t>q</m:t>
+              </m:r>
+            </m:sub>
+          </m:sSub>
+          <m:r>
+            <m:rPr>
+              <m:sty m:val="p"/>
+            </m:rPr>
+            <m:t>−</m:t>
+          </m:r>
+          <m:sSub>
+            <m:e>
+              <m:acc>
+                <m:accPr>
+                  <m:chr m:val="‾"/>
+                </m:accPr>
+                <m:e>
+                  <m:r>
+                    <m:t>d</m:t>
+                  </m:r>
+                </m:e>
+              </m:acc>
+            </m:e>
+            <m:sub>
+              <m:r>
+                <m:t>q</m:t>
+              </m:r>
+            </m:sub>
+          </m:sSub>
+          <m:r>
+            <m:rPr>
+              <m:sty m:val="p"/>
+            </m:rPr>
+            <m:t>}</m:t>
+          </m:r>
+          <m:r>
+            <m:t>  </m:t>
+          </m:r>
+          <m:r>
+            <m:rPr>
+              <m:sty m:val="p"/>
+            </m:rPr>
+            <m:t>(</m:t>
+          </m:r>
+          <m:r>
+            <m:t>22</m:t>
+          </m:r>
+          <m:r>
+            <m:rPr>
+              <m:sty m:val="p"/>
+            </m:rPr>
+            <m:t>)</m:t>
+          </m:r>
+        </m:oMath>
+      </m:oMathPara>
+    </w:p>
+    <w:p>
+      <w:pPr>
+        <w:pStyle w:val="FirstParagraph"/>
+        <w:spacing w:line="360" w:lineRule="auto"/>
+      </w:pPr>
+      <w:r>
+        <w:rPr>
+          <w:color w:val="000000"/>
+          <w:sz w:val="20"/>
+        </w:rPr>
+        <w:t xml:space="preserve">이며,</w:t>
+      </w:r>
+      <w:r>
+        <w:rPr>
+          <w:color w:val="000000"/>
+          <w:sz w:val="20"/>
         </w:rPr>
         <w:t xml:space="preserve"> </w:t>
       </w:r>
@@ -7782,6 +8334,7 @@
       <w:r>
         <w:rPr>
           <w:color w:val="000000"/>
+          <w:sz w:val="20"/>
         </w:rPr>
         <w:t xml:space="preserve">는 식 (16)의 유효 하한이다.</w:t>
       </w:r>
@@ -7796,7 +8349,9 @@
       </w:pPr>
       <w:r>
         <w:rPr>
-          <w:color w:val="000000"/>
+          <w:b/>
+          <w:color w:val="000000"/>
+          <w:sz w:val="28"/>
         </w:rPr>
         <w:t xml:space="preserve">4. VAA-GILS</w:t>
       </w:r>
@@ -7809,118 +8364,184 @@
       <w:r>
         <w:rPr>
           <w:color w:val="000000"/>
+          <w:sz w:val="20"/>
         </w:rPr>
         <w:t xml:space="preserve">VAA-GILS는 iterated local search의 구현체로, 연산자 내부 sampling과 acceptance를</w:t>
       </w:r>
       <w:r>
         <w:rPr>
           <w:color w:val="000000"/>
-        </w:rPr>
-        <w:t xml:space="preserve"> </w:t>
-      </w:r>
-      <w:r>
-        <w:rPr>
-          <w:color w:val="000000"/>
-        </w:rPr>
-        <w:t xml:space="preserve">제외하면 결정론적이다.</w:t>
+          <w:sz w:val="20"/>
+        </w:rPr>
+        <w:t xml:space="preserve"> </w:t>
+      </w:r>
+      <w:r>
+        <w:rPr>
+          <w:color w:val="000000"/>
+          <w:sz w:val="20"/>
+        </w:rPr>
+        <w:t xml:space="preserve">제외하면 결정론적이다. 이하에서</w:t>
+      </w:r>
+      <w:r>
+        <w:rPr>
+          <w:color w:val="000000"/>
+          <w:sz w:val="20"/>
+        </w:rPr>
+        <w:t xml:space="preserve"> </w:t>
+      </w:r>
+      <w:r>
+        <w:rPr>
+          <w:b/>
+          <w:bCs/>
+          <w:color w:val="000000"/>
+          <w:sz w:val="20"/>
+        </w:rPr>
+        <w:t xml:space="preserve">원 모델</w:t>
+      </w:r>
+      <w:r>
+        <w:rPr>
+          <w:color w:val="000000"/>
+          <w:sz w:val="20"/>
+        </w:rPr>
+        <w:t xml:space="preserve">은 Shahmardan과</w:t>
+      </w:r>
+      <w:r>
+        <w:rPr>
+          <w:color w:val="000000"/>
+          <w:sz w:val="20"/>
+        </w:rPr>
+        <w:t xml:space="preserve"> </w:t>
+      </w:r>
+      <w:r>
+        <w:rPr>
+          <w:color w:val="000000"/>
+          <w:sz w:val="20"/>
+        </w:rPr>
+        <w:t xml:space="preserve">Sajadieh(2020)가 제안한 SA-RL5를 가리키며, VAA 구성 휴리스틱과</w:t>
+      </w:r>
+      <w:r>
+        <w:rPr>
+          <w:color w:val="000000"/>
+          <w:sz w:val="20"/>
+        </w:rPr>
+        <w:t xml:space="preserve"> </w:t>
+      </w:r>
+      <w:r>
+        <w:rPr>
+          <w:color w:val="000000"/>
+          <w:sz w:val="20"/>
+        </w:rPr>
+        <w:t xml:space="preserve">generic 이웃 7종은 이 모델에서 가져왔다.</w:t>
       </w:r>
     </w:p>
     <w:p>
       <w:pPr>
         <w:pStyle w:val="BodyText"/>
         <w:spacing w:line="360" w:lineRule="auto"/>
+        <w:ind w:firstLine="216"/>
       </w:pPr>
       <w:r>
         <w:rPr>
           <w:b/>
           <w:bCs/>
           <w:color w:val="000000"/>
+          <w:sz w:val="20"/>
         </w:rPr>
         <w:t xml:space="preserve">초기해 구성.</w:t>
       </w:r>
       <w:r>
         <w:rPr>
           <w:color w:val="000000"/>
-        </w:rPr>
-        <w:t xml:space="preserve"> </w:t>
-      </w:r>
-      <w:r>
-        <w:rPr>
-          <w:color w:val="000000"/>
-        </w:rPr>
-        <w:t xml:space="preserve">VAA는 Vogel식 regret으로 유지 목적지를 정하고, 완료 시각</w:t>
-      </w:r>
-      <w:r>
-        <w:rPr>
-          <w:color w:val="000000"/>
-        </w:rPr>
-        <w:t xml:space="preserve"> </w:t>
-      </w:r>
-      <w:r>
-        <w:rPr>
-          <w:color w:val="000000"/>
-        </w:rPr>
-        <w:t xml:space="preserve">우선순위에 따라 출고 목적지를 배정한 뒤 완료 예정 시각이 가장 이른 도어에 삽입한다.</w:t>
-      </w:r>
-      <w:r>
-        <w:rPr>
-          <w:color w:val="000000"/>
-        </w:rPr>
-        <w:t xml:space="preserve"> </w:t>
-      </w:r>
-      <w:r>
-        <w:rPr>
-          <w:color w:val="000000"/>
-        </w:rPr>
-        <w:t xml:space="preserve">모든 완료 예정 시각 계산에는 release time을 반영한다.</w:t>
+          <w:sz w:val="20"/>
+        </w:rPr>
+        <w:t xml:space="preserve"> </w:t>
+      </w:r>
+      <w:r>
+        <w:rPr>
+          <w:color w:val="000000"/>
+          <w:sz w:val="20"/>
+        </w:rPr>
+        <w:t>원 모델의 VAA는 Vogel식 regret으로 컴파운드 트럭의 유지 목적지를 정하고, 완료 시각 우선순위에 따라 출고 목적지를 배정한다. 도어 배정은 먼저 처리되는 트럭을 도어 간 이송시간 합이 가장 작은 중앙 도어에 두고, 나머지 트럭은 작업 종료가 가장 이른 도어에 차례로 삽입한다. 모든 완료 예정 시각 계산에는 release time을 반영한다.</w:t>
+      </w:r>
+      <w:r>
+        <w:rPr>
+          <w:color w:val="000000"/>
+          <w:sz w:val="20"/>
+        </w:rPr>
+      </w:r>
+      <w:r>
+        <w:rPr>
+          <w:color w:val="000000"/>
+          <w:sz w:val="20"/>
+        </w:rPr>
+      </w:r>
+      <w:r>
+        <w:rPr>
+          <w:color w:val="000000"/>
+          <w:sz w:val="20"/>
+        </w:rPr>
+      </w:r>
+      <w:r>
+        <w:rPr>
+          <w:color w:val="000000"/>
+          <w:sz w:val="20"/>
+        </w:rPr>
       </w:r>
     </w:p>
     <w:p>
       <w:pPr>
         <w:pStyle w:val="BodyText"/>
         <w:spacing w:line="360" w:lineRule="auto"/>
+        <w:ind w:firstLine="216"/>
       </w:pPr>
       <w:r>
         <w:rPr>
           <w:b/>
           <w:bCs/>
           <w:color w:val="000000"/>
+          <w:sz w:val="20"/>
         </w:rPr>
         <w:t xml:space="preserve">Descent.</w:t>
       </w:r>
       <w:r>
         <w:rPr>
           <w:color w:val="000000"/>
-        </w:rPr>
-        <w:t xml:space="preserve"> </w:t>
-      </w:r>
-      <w:r>
-        <w:rPr>
-          <w:color w:val="000000"/>
+          <w:sz w:val="20"/>
+        </w:rPr>
+        <w:t xml:space="preserve"> </w:t>
+      </w:r>
+      <w:r>
+        <w:rPr>
+          <w:color w:val="000000"/>
+          <w:sz w:val="20"/>
         </w:rPr>
         <w:t xml:space="preserve">세 가지 이동 유형(출고 트럭 재배치, 컴파운드 트럭의 도어 교환/빈 도어 이동, 두</w:t>
       </w:r>
       <w:r>
         <w:rPr>
           <w:color w:val="000000"/>
-        </w:rPr>
-        <w:t xml:space="preserve"> </w:t>
-      </w:r>
-      <w:r>
-        <w:rPr>
-          <w:color w:val="000000"/>
+          <w:sz w:val="20"/>
+        </w:rPr>
+        <w:t xml:space="preserve"> </w:t>
+      </w:r>
+      <w:r>
+        <w:rPr>
+          <w:color w:val="000000"/>
+          <w:sz w:val="20"/>
         </w:rPr>
         <w:t xml:space="preserve">트럭의 목적지 교환)에 대한 best-improvement 지역탐색으로, local optimum에서</w:t>
       </w:r>
       <w:r>
         <w:rPr>
           <w:color w:val="000000"/>
-        </w:rPr>
-        <w:t xml:space="preserve"> </w:t>
-      </w:r>
-      <w:r>
-        <w:rPr>
-          <w:color w:val="000000"/>
+          <w:sz w:val="20"/>
+        </w:rPr>
+        <w:t xml:space="preserve"> </w:t>
+      </w:r>
+      <w:r>
+        <w:rPr>
+          <w:color w:val="000000"/>
+          <w:sz w:val="20"/>
         </w:rPr>
         <w:t xml:space="preserve">종료하며 초기해·모든 신규 incumbent·최종해에 적용한다.</w:t>
       </w:r>
@@ -7929,66 +8550,77 @@
       <w:pPr>
         <w:pStyle w:val="BodyText"/>
         <w:spacing w:line="360" w:lineRule="auto"/>
+        <w:ind w:firstLine="216"/>
       </w:pPr>
       <w:r>
         <w:rPr>
           <w:b/>
           <w:bCs/>
           <w:color w:val="000000"/>
+          <w:sz w:val="20"/>
         </w:rPr>
         <w:t xml:space="preserve">반복 탐색.</w:t>
       </w:r>
       <w:r>
         <w:rPr>
           <w:color w:val="000000"/>
-        </w:rPr>
-        <w:t xml:space="preserve"> </w:t>
-      </w:r>
-      <w:r>
-        <w:rPr>
-          <w:color w:val="000000"/>
+          <w:sz w:val="20"/>
+        </w:rPr>
+        <w:t xml:space="preserve"> </w:t>
+      </w:r>
+      <w:r>
+        <w:rPr>
+          <w:color w:val="000000"/>
+          <w:sz w:val="20"/>
         </w:rPr>
         <w:t xml:space="preserve">1</w:t>
       </w:r>
       <w:r>
         <w:rPr>
           <w:color w:val="000000"/>
+          <w:sz w:val="20"/>
         </w:rPr>
         <w:t xml:space="preserve">,</w:t>
       </w:r>
       <w:r>
         <w:rPr>
           <w:color w:val="000000"/>
+          <w:sz w:val="20"/>
         </w:rPr>
         <w:t xml:space="preserve">000회 반복한다. 선택 정책이 연산자 하나를 뽑아</w:t>
       </w:r>
       <w:r>
         <w:rPr>
           <w:color w:val="000000"/>
-        </w:rPr>
-        <w:t xml:space="preserve"> </w:t>
-      </w:r>
-      <w:r>
-        <w:rPr>
-          <w:color w:val="000000"/>
+          <w:sz w:val="20"/>
+        </w:rPr>
+        <w:t xml:space="preserve"> </w:t>
+      </w:r>
+      <w:r>
+        <w:rPr>
+          <w:color w:val="000000"/>
+          <w:sz w:val="20"/>
         </w:rPr>
         <w:t xml:space="preserve">현재 해에서 후보를 생성하고, 후보가 전역 최선해를 개선하면 descent를 적용해</w:t>
       </w:r>
       <w:r>
         <w:rPr>
           <w:color w:val="000000"/>
-        </w:rPr>
-        <w:t xml:space="preserve"> </w:t>
-      </w:r>
-      <w:r>
-        <w:rPr>
-          <w:color w:val="000000"/>
+          <w:sz w:val="20"/>
+        </w:rPr>
+        <w:t xml:space="preserve"> </w:t>
+      </w:r>
+      <w:r>
+        <w:rPr>
+          <w:color w:val="000000"/>
+          <w:sz w:val="20"/>
         </w:rPr>
         <w:t xml:space="preserve">incumbent를 갱신한다. acceptance는 초기 온도</w:t>
       </w:r>
       <w:r>
         <w:rPr>
           <w:color w:val="000000"/>
+          <w:sz w:val="20"/>
         </w:rPr>
         <w:t xml:space="preserve"> </w:t>
       </w:r>
@@ -8075,24 +8707,28 @@
       <w:r>
         <w:rPr>
           <w:color w:val="000000"/>
+          <w:sz w:val="20"/>
         </w:rPr>
         <w:t xml:space="preserve">, 기하</w:t>
       </w:r>
       <w:r>
         <w:rPr>
           <w:color w:val="000000"/>
-        </w:rPr>
-        <w:t xml:space="preserve"> </w:t>
-      </w:r>
-      <w:r>
-        <w:rPr>
-          <w:color w:val="000000"/>
+          <w:sz w:val="20"/>
+        </w:rPr>
+        <w:t xml:space="preserve"> </w:t>
+      </w:r>
+      <w:r>
+        <w:rPr>
+          <w:color w:val="000000"/>
+          <w:sz w:val="20"/>
         </w:rPr>
         <w:t xml:space="preserve">냉각</w:t>
       </w:r>
       <w:r>
         <w:rPr>
           <w:color w:val="000000"/>
+          <w:sz w:val="20"/>
         </w:rPr>
         <w:t xml:space="preserve"> </w:t>
       </w:r>
@@ -8119,12 +8755,81 @@
       <w:r>
         <w:rPr>
           <w:color w:val="000000"/>
-        </w:rPr>
-        <w:t xml:space="preserve">의 simulated annealing이다. 30회 연속 개선이 없으면 현재 최선해</w:t>
-      </w:r>
-      <w:r>
-        <w:rPr>
-          <w:color w:val="000000"/>
+          <w:sz w:val="20"/>
+        </w:rPr>
+        <w:t xml:space="preserve">의 simulated annealing이다.</w:t>
+      </w:r>
+    </w:p>
+    <w:p>
+      <w:pPr>
+        <w:pStyle w:val="BodyText"/>
+        <w:spacing w:line="360" w:lineRule="auto"/>
+        <w:ind w:firstLine="216"/>
+      </w:pPr>
+      <w:r>
+        <w:rPr>
+          <w:b/>
+          <w:bCs/>
+          <w:color w:val="000000"/>
+          <w:sz w:val="20"/>
+        </w:rPr>
+        <w:t xml:space="preserve">Kick restart와 reheating.</w:t>
+      </w:r>
+      <w:r>
+        <w:rPr>
+          <w:color w:val="000000"/>
+          <w:sz w:val="20"/>
+        </w:rPr>
+        <w:t xml:space="preserve"> </w:t>
+      </w:r>
+      <w:r>
+        <w:rPr>
+          <w:color w:val="000000"/>
+          <w:sz w:val="20"/>
+        </w:rPr>
+        <w:t xml:space="preserve">30회 연속 개선이 없으면</w:t>
+      </w:r>
+      <w:r>
+        <w:rPr>
+          <w:color w:val="000000"/>
+          <w:sz w:val="20"/>
+        </w:rPr>
+        <w:t xml:space="preserve"> </w:t>
+      </w:r>
+      <w:r>
+        <w:rPr>
+          <w:b/>
+          <w:bCs/>
+          <w:color w:val="000000"/>
+          <w:sz w:val="20"/>
+        </w:rPr>
+        <w:t xml:space="preserve">kick restart</w:t>
+      </w:r>
+      <w:r>
+        <w:rPr>
+          <w:color w:val="000000"/>
+          <w:sz w:val="20"/>
+        </w:rPr>
+        <w:t xml:space="preserve">를</w:t>
+      </w:r>
+      <w:r>
+        <w:rPr>
+          <w:color w:val="000000"/>
+          <w:sz w:val="20"/>
+        </w:rPr>
+        <w:t xml:space="preserve"> </w:t>
+      </w:r>
+      <w:r>
+        <w:rPr>
+          <w:color w:val="000000"/>
+          <w:sz w:val="20"/>
+        </w:rPr>
+        <w:t xml:space="preserve">수행한다. 현재 최선해</w:t>
+      </w:r>
+      <w:r>
+        <w:rPr>
+          <w:color w:val="000000"/>
+          <w:sz w:val="20"/>
         </w:rPr>
         <w:t xml:space="preserve"> </w:t>
       </w:r>
@@ -8148,48 +8853,42 @@
       <w:r>
         <w:rPr>
           <w:color w:val="000000"/>
-        </w:rPr>
-        <w:t xml:space="preserve">의 복사본에서</w:t>
-      </w:r>
-      <w:r>
-        <w:rPr>
-          <w:color w:val="000000"/>
-        </w:rPr>
-        <w:t xml:space="preserve"> </w:t>
-      </w:r>
-      <w:r>
-        <w:rPr>
-          <w:color w:val="000000"/>
-        </w:rPr>
-        <w:t xml:space="preserve">다시 시작한다. 이때 아래 generic 이웃 7종에서 균등 무작위로 뽑은 이동을 3회 연속</w:t>
-      </w:r>
-      <w:r>
-        <w:rPr>
-          <w:color w:val="000000"/>
-        </w:rPr>
-        <w:t xml:space="preserve"> </w:t>
-      </w:r>
-      <w:r>
-        <w:rPr>
-          <w:color w:val="000000"/>
-        </w:rPr>
-        <w:t xml:space="preserve">적용하며, 각 이동은 직전 이동의 결과에 적용되고 재시작 직후에는 descent를 수행하지</w:t>
-      </w:r>
-      <w:r>
-        <w:rPr>
-          <w:color w:val="000000"/>
-        </w:rPr>
-        <w:t xml:space="preserve"> </w:t>
-      </w:r>
-      <w:r>
-        <w:rPr>
-          <w:color w:val="000000"/>
-        </w:rPr>
-        <w:t xml:space="preserve">않는다. 이어서</w:t>
-      </w:r>
-      <w:r>
-        <w:rPr>
-          <w:color w:val="000000"/>
+          <w:sz w:val="20"/>
+        </w:rPr>
+        <w:t xml:space="preserve">의 복사본에서 다시 시작하되, 아래 generic 이웃 7종에서</w:t>
+      </w:r>
+      <w:r>
+        <w:rPr>
+          <w:color w:val="000000"/>
+          <w:sz w:val="20"/>
+        </w:rPr>
+        <w:t xml:space="preserve"> </w:t>
+      </w:r>
+      <w:r>
+        <w:rPr>
+          <w:color w:val="000000"/>
+          <w:sz w:val="20"/>
+        </w:rPr>
+        <w:t xml:space="preserve">균등 무작위로 뽑은 이동(kick)을 3회 연속 적용한다. 각 이동은 직전 이동의 결과에</w:t>
+      </w:r>
+      <w:r>
+        <w:rPr>
+          <w:color w:val="000000"/>
+          <w:sz w:val="20"/>
+        </w:rPr>
+        <w:t xml:space="preserve"> </w:t>
+      </w:r>
+      <w:r>
+        <w:rPr>
+          <w:color w:val="000000"/>
+          <w:sz w:val="20"/>
+        </w:rPr>
+        <w:t xml:space="preserve">적용되며, 재시작 직후에는 descent를 수행하지 않는다. 이어서</w:t>
+      </w:r>
+      <w:r>
+        <w:rPr>
+          <w:color w:val="000000"/>
+          <w:sz w:val="20"/>
         </w:rPr>
         <w:t xml:space="preserve"> </w:t>
       </w:r>
@@ -8270,146 +8969,170 @@
       <w:r>
         <w:rPr>
           <w:color w:val="000000"/>
-        </w:rPr>
-        <w:t xml:space="preserve">로 reheat한다.</w:t>
+          <w:sz w:val="20"/>
+        </w:rPr>
+        <w:t xml:space="preserve">로 온도를 reheat한다.</w:t>
       </w:r>
     </w:p>
     <w:p>
       <w:pPr>
         <w:pStyle w:val="BodyText"/>
         <w:spacing w:line="360" w:lineRule="auto"/>
+        <w:ind w:firstLine="216"/>
       </w:pPr>
       <w:r>
         <w:rPr>
           <w:b/>
           <w:bCs/>
           <w:color w:val="000000"/>
+          <w:sz w:val="20"/>
         </w:rPr>
         <w:t xml:space="preserve">Operator pool.</w:t>
       </w:r>
       <w:r>
         <w:rPr>
           <w:color w:val="000000"/>
-        </w:rPr>
-        <w:t xml:space="preserve"> </w:t>
-      </w:r>
-      <w:r>
-        <w:rPr>
-          <w:color w:val="000000"/>
+          <w:sz w:val="20"/>
+        </w:rPr>
+        <w:t xml:space="preserve"> </w:t>
+      </w:r>
+      <w:r>
+        <w:rPr>
+          <w:color w:val="000000"/>
+          <w:sz w:val="20"/>
         </w:rPr>
         <w:t xml:space="preserve">generic 이웃 7종은 원 모델의 이웃 구조를 그대로 사용한다:</w:t>
       </w:r>
       <w:r>
         <w:rPr>
           <w:color w:val="000000"/>
-        </w:rPr>
-        <w:t xml:space="preserve"> </w:t>
-      </w:r>
-      <w:r>
-        <w:rPr>
-          <w:color w:val="000000"/>
+          <w:sz w:val="20"/>
+        </w:rPr>
+        <w:t xml:space="preserve"> </w:t>
+      </w:r>
+      <w:r>
+        <w:rPr>
+          <w:color w:val="000000"/>
+          <w:sz w:val="20"/>
         </w:rPr>
         <w:t xml:space="preserve">(k1) 두 트럭의 목적지 교환, (k2) 컴파운드 트럭 간 도어 교환, (k3) 출고 트럭 간 도어</w:t>
       </w:r>
       <w:r>
         <w:rPr>
           <w:color w:val="000000"/>
-        </w:rPr>
-        <w:t xml:space="preserve"> </w:t>
-      </w:r>
-      <w:r>
-        <w:rPr>
-          <w:color w:val="000000"/>
+          <w:sz w:val="20"/>
+        </w:rPr>
+        <w:t xml:space="preserve"> </w:t>
+      </w:r>
+      <w:r>
+        <w:rPr>
+          <w:color w:val="000000"/>
+          <w:sz w:val="20"/>
         </w:rPr>
         <w:t xml:space="preserve">교환, (k4) 출고 트럭을 다른 도어로 삽입, (k6) 하역시간 기반 룰렛 선택으로 컴파운드</w:t>
       </w:r>
       <w:r>
         <w:rPr>
           <w:color w:val="000000"/>
-        </w:rPr>
-        <w:t xml:space="preserve"> </w:t>
-      </w:r>
-      <w:r>
-        <w:rPr>
-          <w:color w:val="000000"/>
+          <w:sz w:val="20"/>
+        </w:rPr>
+        <w:t xml:space="preserve"> </w:t>
+      </w:r>
+      <w:r>
+        <w:rPr>
+          <w:color w:val="000000"/>
+          <w:sz w:val="20"/>
         </w:rPr>
         <w:t xml:space="preserve">트럭을 도어에 삽입, (k7) 적재시간 기반 룰렛 선택으로 출고 트럭을 도어에 삽입,</w:t>
       </w:r>
       <w:r>
         <w:rPr>
           <w:color w:val="000000"/>
-        </w:rPr>
-        <w:t xml:space="preserve"> </w:t>
-      </w:r>
-      <w:r>
-        <w:rPr>
-          <w:color w:val="000000"/>
+          <w:sz w:val="20"/>
+        </w:rPr>
+        <w:t xml:space="preserve"> </w:t>
+      </w:r>
+      <w:r>
+        <w:rPr>
+          <w:color w:val="000000"/>
+          <w:sz w:val="20"/>
         </w:rPr>
         <w:t xml:space="preserve">(k8) 룰렛 선택으로 컴파운드 트럭에 목적지를 배정. 원 모델은 이동을 k1–k8로</w:t>
       </w:r>
       <w:r>
         <w:rPr>
           <w:color w:val="000000"/>
-        </w:rPr>
-        <w:t xml:space="preserve"> </w:t>
-      </w:r>
-      <w:r>
-        <w:rPr>
-          <w:color w:val="000000"/>
+          <w:sz w:val="20"/>
+        </w:rPr>
+        <w:t xml:space="preserve"> </w:t>
+      </w:r>
+      <w:r>
+        <w:rPr>
+          <w:color w:val="000000"/>
+          <w:sz w:val="20"/>
         </w:rPr>
         <w:t xml:space="preserve">번호매기나 k5는 정의하지 않아 실제 구현은 7종이다. 여기에 현재 병목을 먼저 식별한 뒤 그</w:t>
       </w:r>
       <w:r>
         <w:rPr>
           <w:color w:val="000000"/>
-        </w:rPr>
-        <w:t xml:space="preserve"> </w:t>
-      </w:r>
-      <w:r>
-        <w:rPr>
-          <w:color w:val="000000"/>
+          <w:sz w:val="20"/>
+        </w:rPr>
+        <w:t xml:space="preserve"> </w:t>
+      </w:r>
+      <w:r>
+        <w:rPr>
+          <w:color w:val="000000"/>
+          <w:sz w:val="20"/>
         </w:rPr>
         <w:t xml:space="preserve">주변에서 가능한 후보를 모두 평가해 최선을 택하는 guided 연산자 4종을 더한다: (g1) critical door의 마지막</w:t>
       </w:r>
       <w:r>
         <w:rPr>
           <w:color w:val="000000"/>
-        </w:rPr>
-        <w:t xml:space="preserve"> </w:t>
-      </w:r>
-      <w:r>
-        <w:rPr>
-          <w:color w:val="000000"/>
+          <w:sz w:val="20"/>
+        </w:rPr>
+        <w:t xml:space="preserve"> </w:t>
+      </w:r>
+      <w:r>
+        <w:rPr>
+          <w:color w:val="000000"/>
+          <w:sz w:val="20"/>
         </w:rPr>
         <w:t xml:space="preserve">출고 트럭을 최선 도어·위치로 재배치, (g2) critical 트럭의 목적지를 전 트럭과</w:t>
       </w:r>
       <w:r>
         <w:rPr>
           <w:color w:val="000000"/>
-        </w:rPr>
-        <w:t xml:space="preserve"> </w:t>
-      </w:r>
-      <w:r>
-        <w:rPr>
-          <w:color w:val="000000"/>
+          <w:sz w:val="20"/>
+        </w:rPr>
+        <w:t xml:space="preserve"> </w:t>
+      </w:r>
+      <w:r>
+        <w:rPr>
+          <w:color w:val="000000"/>
+          <w:sz w:val="20"/>
         </w:rPr>
         <w:t xml:space="preserve">대조해 최선 교환, (g3)/(g4) most tardy 트럭 기준의 동일 이동(tardy인 트럭이 없으면</w:t>
       </w:r>
       <w:r>
         <w:rPr>
           <w:color w:val="000000"/>
-        </w:rPr>
-        <w:t xml:space="preserve"> </w:t>
-      </w:r>
-      <w:r>
-        <w:rPr>
-          <w:color w:val="000000"/>
+          <w:sz w:val="20"/>
+        </w:rPr>
+        <w:t xml:space="preserve"> </w:t>
+      </w:r>
+      <w:r>
+        <w:rPr>
+          <w:color w:val="000000"/>
+          <w:sz w:val="20"/>
         </w:rPr>
         <w:t xml:space="preserve">g1/g2로 fallback). 고속 증분 evaluator(평가당 수십</w:t>
       </w:r>
       <w:r>
         <w:rPr>
           <w:color w:val="000000"/>
+          <w:sz w:val="20"/>
         </w:rPr>
         <w:t xml:space="preserve"> </w:t>
       </w:r>
@@ -8421,18 +9144,21 @@
       <w:r>
         <w:rPr>
           <w:color w:val="000000"/>
+          <w:sz w:val="20"/>
         </w:rPr>
         <w:t xml:space="preserve">s)가 descent와 guided 이동을</w:t>
       </w:r>
       <w:r>
         <w:rPr>
           <w:color w:val="000000"/>
-        </w:rPr>
-        <w:t xml:space="preserve"> </w:t>
-      </w:r>
-      <w:r>
-        <w:rPr>
-          <w:color w:val="000000"/>
+          <w:sz w:val="20"/>
+        </w:rPr>
+        <w:t xml:space="preserve"> </w:t>
+      </w:r>
+      <w:r>
+        <w:rPr>
+          <w:color w:val="000000"/>
+          <w:sz w:val="20"/>
         </w:rPr>
         <w:t xml:space="preserve">저렴하게 만든다.</w:t>
       </w:r>
@@ -8441,124 +9167,158 @@
       <w:pPr>
         <w:pStyle w:val="BodyText"/>
         <w:spacing w:line="360" w:lineRule="auto"/>
+        <w:ind w:firstLine="216"/>
       </w:pPr>
       <w:r>
         <w:rPr>
           <w:b/>
           <w:bCs/>
           <w:color w:val="000000"/>
+          <w:sz w:val="20"/>
         </w:rPr>
         <w:t xml:space="preserve">선택 정책과 원 모델의 비교.</w:t>
       </w:r>
       <w:r>
         <w:rPr>
           <w:color w:val="000000"/>
-        </w:rPr>
-        <w:t xml:space="preserve"> </w:t>
-      </w:r>
-      <w:r>
-        <w:rPr>
-          <w:color w:val="000000"/>
+          <w:sz w:val="20"/>
+        </w:rPr>
+        <w:t xml:space="preserve"> </w:t>
+      </w:r>
+      <w:r>
+        <w:rPr>
+          <w:color w:val="000000"/>
+          <w:sz w:val="20"/>
         </w:rPr>
         <w:t xml:space="preserve">선택 정책은 교체할 수 있으며 기본값은</w:t>
       </w:r>
       <w:r>
         <w:rPr>
           <w:color w:val="000000"/>
-        </w:rPr>
-        <w:t xml:space="preserve"> </w:t>
-      </w:r>
-      <w:r>
-        <w:rPr>
-          <w:color w:val="000000"/>
-        </w:rPr>
-        <w:t xml:space="preserve">균등 무작위 선택이다. 학습 정책(SA-RL5의 tabular Q-learning, 규모 불변 특징(feature)으로</w:t>
-      </w:r>
-      <w:r>
-        <w:rPr>
-          <w:color w:val="000000"/>
-        </w:rPr>
-        <w:t xml:space="preserve"> </w:t>
-      </w:r>
-      <w:r>
-        <w:rPr>
-          <w:color w:val="000000"/>
-        </w:rPr>
-        <w:t xml:space="preserve">오프라인 학습한 transfer DQN)는 ablation 목적으로만 평가하며 제안 방법의 일부가</w:t>
-      </w:r>
-      <w:r>
-        <w:rPr>
-          <w:color w:val="000000"/>
-        </w:rPr>
-        <w:t xml:space="preserve"> </w:t>
-      </w:r>
-      <w:r>
-        <w:rPr>
-          <w:color w:val="000000"/>
-        </w:rPr>
-        <w:t xml:space="preserve">아니다. 원 모델 SA-RL5는 RL이 단일 이동을 고르고 SA accept/reject로 한 단계가 끝나는</w:t>
-      </w:r>
-      <w:r>
-        <w:rPr>
-          <w:color w:val="000000"/>
-        </w:rPr>
-        <w:t xml:space="preserve"> </w:t>
-      </w:r>
-      <w:r>
-        <w:rPr>
-          <w:i/>
-          <w:iCs/>
-          <w:color w:val="000000"/>
+          <w:sz w:val="20"/>
+        </w:rPr>
+        <w:t xml:space="preserve"> </w:t>
+      </w:r>
+      <w:r>
+        <w:rPr>
+          <w:color w:val="000000"/>
+          <w:sz w:val="20"/>
+        </w:rPr>
+        <w:t xml:space="preserve">균등 무작위 선택이다. 학습 정책(SA-RL5의 tabular</w:t>
+      </w:r>
+      <w:r>
+        <w:rPr>
+          <w:color w:val="000000"/>
+          <w:sz w:val="20"/>
+        </w:rPr>
+        <w:t xml:space="preserve"> </w:t>
+      </w:r>
+      <w:r>
+        <w:rPr>
+          <w:color w:val="000000"/>
+          <w:sz w:val="20"/>
+        </w:rPr>
+        <w:t xml:space="preserve">Q-learning </w:t>
+      </w:r>
+      <w:r>
+        <w:rPr>
+          <w:color w:val="000000"/>
+          <w:sz w:val="20"/>
+        </w:rPr>
+        <w:t xml:space="preserve">, 규모 불변 특징(feature)으로 오프라인 학습한 transfer</w:t>
+      </w:r>
+      <w:r>
+        <w:rPr>
+          <w:color w:val="000000"/>
+          <w:sz w:val="20"/>
+        </w:rPr>
+        <w:t xml:space="preserve"> </w:t>
+      </w:r>
+      <w:r>
+        <w:rPr>
+          <w:color w:val="000000"/>
+          <w:sz w:val="20"/>
+        </w:rPr>
+        <w:t xml:space="preserve">DQN </w:t>
+      </w:r>
+      <w:r>
+        <w:rPr>
+          <w:color w:val="000000"/>
+          <w:sz w:val="20"/>
+        </w:rPr>
+        <w:t>)은 ablation 목적으로만 평가하며 제안 방법의 일부가 아니다. tabular Q는 원 모델과 같이 무개선 구간 5-상태에서 ε-greedy 탐험과 룰렛 활용을 쓰되, 보상은 원 모델의 이진 보상(후보가 현재 해보다 나쁘지 않으면 1, 아니면 0) 대신 신규 incumbent 2·비악화 1·그 외 0의 셰이핑 보상을 사용한다. 이는 학습 신호를 강화할 뿐이므로 비교 대상 selector를 불리하게 만들지 않는다. 원 모델 SA-RL5는 RL이 단일 이동을 고르고 SA accept/reject로 한 단계가 끝나는</w:t>
+      </w:r>
+      <w:r>
+        <w:rPr>
+          <w:color w:val="000000"/>
+          <w:sz w:val="20"/>
+        </w:rPr>
+        <w:t xml:space="preserve"> </w:t>
+      </w:r>
+      <w:r>
+        <w:rPr>
+          <w:b/>
+          <w:bCs/>
+          <w:color w:val="000000"/>
+          <w:sz w:val="20"/>
         </w:rPr>
         <w:t xml:space="preserve">순수</w:t>
       </w:r>
       <w:r>
         <w:rPr>
           <w:color w:val="000000"/>
-        </w:rPr>
-        <w:t xml:space="preserve"> </w:t>
-      </w:r>
-      <w:r>
-        <w:rPr>
-          <w:color w:val="000000"/>
+          <w:sz w:val="20"/>
+        </w:rPr>
+        <w:t xml:space="preserve"> </w:t>
+      </w:r>
+      <w:r>
+        <w:rPr>
+          <w:color w:val="000000"/>
+          <w:sz w:val="20"/>
         </w:rPr>
         <w:t xml:space="preserve">simulated annealing인 반면, VAA-GILS는 그 한 연산자 적용 단계를 iterated</w:t>
       </w:r>
       <w:r>
         <w:rPr>
           <w:color w:val="000000"/>
-        </w:rPr>
-        <w:t xml:space="preserve"> </w:t>
-      </w:r>
-      <w:r>
-        <w:rPr>
-          <w:color w:val="000000"/>
+          <w:sz w:val="20"/>
+        </w:rPr>
+        <w:t xml:space="preserve"> </w:t>
+      </w:r>
+      <w:r>
+        <w:rPr>
+          <w:color w:val="000000"/>
+          <w:sz w:val="20"/>
         </w:rPr>
         <w:t xml:space="preserve">local search 안에 넣고 guided 연산자, 개선 이동마다의 full descent, kick</w:t>
       </w:r>
       <w:r>
         <w:rPr>
           <w:color w:val="000000"/>
-        </w:rPr>
-        <w:t xml:space="preserve"> </w:t>
-      </w:r>
-      <w:r>
-        <w:rPr>
-          <w:color w:val="000000"/>
+          <w:sz w:val="20"/>
+        </w:rPr>
+        <w:t xml:space="preserve"> </w:t>
+      </w:r>
+      <w:r>
+        <w:rPr>
+          <w:color w:val="000000"/>
+          <w:sz w:val="20"/>
         </w:rPr>
         <w:t xml:space="preserve">restart를 더한다. 가장 중요한 차이는 개선 이동 이후의 descent이며, ablation은</w:t>
       </w:r>
       <w:r>
         <w:rPr>
           <w:color w:val="000000"/>
-        </w:rPr>
-        <w:t xml:space="preserve"> </w:t>
-      </w:r>
-      <w:r>
-        <w:rPr>
-          <w:color w:val="000000"/>
-        </w:rPr>
-        <w:t xml:space="preserve">이것이 품질 이득의 대부분을 설명함을 보인다. 표 </w:t>
+          <w:sz w:val="20"/>
+        </w:rPr>
+        <w:t xml:space="preserve"> </w:t>
+      </w:r>
+      <w:r>
+        <w:rPr>
+          <w:color w:val="000000"/>
+          <w:sz w:val="20"/>
+        </w:rPr>
+        <w:t xml:space="preserve">이것이 품질 이득의 대부분을 설명함을 보인다. Table </w:t>
       </w:r>
       <w:hyperlink w:anchor="tab:base">
         <w:r>
@@ -8571,18 +9331,21 @@
       <w:r>
         <w:rPr>
           <w:color w:val="000000"/>
+          <w:sz w:val="20"/>
         </w:rPr>
         <w:t xml:space="preserve">가 두 방법의 구조적</w:t>
       </w:r>
       <w:r>
         <w:rPr>
           <w:color w:val="000000"/>
-        </w:rPr>
-        <w:t xml:space="preserve"> </w:t>
-      </w:r>
-      <w:r>
-        <w:rPr>
-          <w:color w:val="000000"/>
+          <w:sz w:val="20"/>
+        </w:rPr>
+        <w:t xml:space="preserve"> </w:t>
+      </w:r>
+      <w:r>
+        <w:rPr>
+          <w:color w:val="000000"/>
+          <w:sz w:val="20"/>
         </w:rPr>
         <w:t xml:space="preserve">차이를 요약한다.</w:t>
       </w:r>
@@ -8599,7 +9362,7 @@
           <w:color w:val="000000"/>
           <w:sz w:val="18"/>
         </w:rPr>
-        <w:t xml:space="preserve">Structural comparison of the base SA-RL5 and VAA-GILS.</w:t>
+        <w:t xml:space="preserve">Table 1. Structural comparison of the base SA-RL5 and VAA-GILS.</w:t>
       </w:r>
     </w:p>
     <w:tbl>
@@ -8607,7 +9370,7 @@
         <w:tblStyle w:val="Table"/>
         <w:tblW w:type="auto" w:w="0"/>
         <w:tblLook w:firstRow="1" w:lastRow="0" w:firstColumn="0" w:lastColumn="0" w:noHBand="0" w:noVBand="0" w:val="0020"/>
-        <w:tblCaption w:val="Structural comparison of the base SA-RL5 and VAA-GILS."/>
+        <w:tblCaption w:val="Table 1. Structural comparison of the base SA-RL5 and VAA-GILS."/>
         <w:tblLayout w:type="fixed"/>
         <w:tblBorders>
           <w:top w:val="single" w:sz="8" w:space="0" w:color="000000"/>
@@ -8710,7 +9473,7 @@
                 <w:color w:val="000000"/>
                 <w:sz w:val="18"/>
               </w:rPr>
-              <w:t xml:space="preserve">전체 틀</w:t>
+              <w:t xml:space="preserve">Overall framework</w:t>
             </w:r>
           </w:p>
         </w:tc>
@@ -8729,7 +9492,7 @@
                 <w:color w:val="000000"/>
                 <w:sz w:val="18"/>
               </w:rPr>
-              <w:t xml:space="preserve">순수 simulated annealing</w:t>
+              <w:t xml:space="preserve">Pure simulated annealing</w:t>
             </w:r>
           </w:p>
         </w:tc>
@@ -8748,7 +9511,7 @@
                 <w:color w:val="000000"/>
                 <w:sz w:val="18"/>
               </w:rPr>
-              <w:t xml:space="preserve">iterated local search (SA는 acceptance만)</w:t>
+              <w:t xml:space="preserve">Iterated local search (SA only as acceptance)</w:t>
             </w:r>
           </w:p>
         </w:tc>
@@ -8769,7 +9532,7 @@
                 <w:color w:val="000000"/>
                 <w:sz w:val="18"/>
               </w:rPr>
-              <w:t xml:space="preserve">반복당 연산자</w:t>
+              <w:t xml:space="preserve">Operators per iteration</w:t>
             </w:r>
           </w:p>
         </w:tc>
@@ -8788,7 +9551,7 @@
                 <w:color w:val="000000"/>
                 <w:sz w:val="18"/>
               </w:rPr>
-              <w:t xml:space="preserve">1개</w:t>
+              <w:t xml:space="preserve">One</w:t>
             </w:r>
           </w:p>
         </w:tc>
@@ -8807,7 +9570,7 @@
                 <w:color w:val="000000"/>
                 <w:sz w:val="18"/>
               </w:rPr>
-              <w:t xml:space="preserve">1개 (동일)</w:t>
+              <w:t xml:space="preserve">One (same)</w:t>
             </w:r>
           </w:p>
         </w:tc>
@@ -8828,7 +9591,7 @@
                 <w:color w:val="000000"/>
                 <w:sz w:val="18"/>
               </w:rPr>
-              <w:t xml:space="preserve">연산자 집합</w:t>
+              <w:t xml:space="preserve">Operator set</w:t>
             </w:r>
           </w:p>
         </w:tc>
@@ -8847,7 +9610,7 @@
                 <w:color w:val="000000"/>
                 <w:sz w:val="18"/>
               </w:rPr>
-              <w:t xml:space="preserve">이웃 7종</w:t>
+              <w:t xml:space="preserve">7 generic neighborhoods</w:t>
             </w:r>
           </w:p>
         </w:tc>
@@ -8866,7 +9629,7 @@
                 <w:color w:val="000000"/>
                 <w:sz w:val="18"/>
               </w:rPr>
-              <w:t xml:space="preserve">그 7종 + guided 4종</w:t>
+              <w:t xml:space="preserve">Those 7 + 4 guided</w:t>
             </w:r>
           </w:p>
         </w:tc>
@@ -8887,7 +9650,7 @@
                 <w:color w:val="000000"/>
                 <w:sz w:val="18"/>
               </w:rPr>
-              <w:t xml:space="preserve">연산자 선택</w:t>
+              <w:t xml:space="preserve">Operator selection</w:t>
             </w:r>
           </w:p>
         </w:tc>
@@ -8906,7 +9669,7 @@
                 <w:color w:val="000000"/>
                 <w:sz w:val="18"/>
               </w:rPr>
-              <w:t xml:space="preserve">online Q-learning/roulette</w:t>
+              <w:t xml:space="preserve">Online Q-learning / roulette</w:t>
             </w:r>
           </w:p>
         </w:tc>
@@ -8925,7 +9688,7 @@
                 <w:color w:val="000000"/>
                 <w:sz w:val="18"/>
               </w:rPr>
-              <w:t xml:space="preserve">uniform random (학습은 ablation 전용)</w:t>
+              <w:t xml:space="preserve">Uniform random (learning only in ablation)</w:t>
             </w:r>
           </w:p>
         </w:tc>
@@ -8946,7 +9709,7 @@
                 <w:color w:val="000000"/>
                 <w:sz w:val="18"/>
               </w:rPr>
-              <w:t xml:space="preserve">개선 이동 이후</w:t>
+              <w:t xml:space="preserve">After an improving move</w:t>
             </w:r>
           </w:p>
         </w:tc>
@@ -8965,7 +9728,7 @@
                 <w:color w:val="000000"/>
                 <w:sz w:val="18"/>
               </w:rPr>
-              <w:t xml:space="preserve">없음(SA step이 전부)</w:t>
+              <w:t xml:space="preserve">None (the SA step is the whole iteration)</w:t>
             </w:r>
           </w:p>
         </w:tc>
@@ -8984,7 +9747,7 @@
                 <w:color w:val="000000"/>
                 <w:sz w:val="18"/>
               </w:rPr>
-              <w:t xml:space="preserve">full best-improvement descent</w:t>
+              <w:t xml:space="preserve">Full best-improvement descent</w:t>
             </w:r>
           </w:p>
         </w:tc>
@@ -9005,7 +9768,7 @@
                 <w:color w:val="000000"/>
                 <w:sz w:val="18"/>
               </w:rPr>
-              <w:t xml:space="preserve">정체 처리</w:t>
+              <w:t xml:space="preserve">Stagnation handling</w:t>
             </w:r>
           </w:p>
         </w:tc>
@@ -9024,7 +9787,7 @@
                 <w:color w:val="000000"/>
                 <w:sz w:val="18"/>
               </w:rPr>
-              <w:t xml:space="preserve">없음</w:t>
+              <w:t xml:space="preserve">None</w:t>
             </w:r>
           </w:p>
         </w:tc>
@@ -9043,7 +9806,7 @@
                 <w:color w:val="000000"/>
                 <w:sz w:val="18"/>
               </w:rPr>
-              <w:t xml:space="preserve">kick restart + reheat</w:t>
+              <w:t xml:space="preserve">Kick restart + reheating</w:t>
             </w:r>
           </w:p>
         </w:tc>
@@ -9064,7 +9827,7 @@
                 <w:color w:val="000000"/>
                 <w:sz w:val="18"/>
               </w:rPr>
-              <w:t xml:space="preserve">acceptance</w:t>
+              <w:t xml:space="preserve">Acceptance</w:t>
             </w:r>
           </w:p>
         </w:tc>
@@ -9083,7 +9846,7 @@
                 <w:color w:val="000000"/>
                 <w:sz w:val="18"/>
               </w:rPr>
-              <w:t xml:space="preserve">SA(Metropolis)</w:t>
+              <w:t xml:space="preserve">SA (Metropolis)</w:t>
             </w:r>
           </w:p>
         </w:tc>
@@ -9102,7 +9865,7 @@
                 <w:color w:val="000000"/>
                 <w:sz w:val="18"/>
               </w:rPr>
-              <w:t xml:space="preserve">SA(Metropolis; ablation상 생략 가능)</w:t>
+              <w:t xml:space="preserve">SA (Metropolis; dispensable per ablation)</w:t>
             </w:r>
           </w:p>
         </w:tc>
@@ -9123,7 +9886,7 @@
                 <w:color w:val="000000"/>
                 <w:sz w:val="18"/>
               </w:rPr>
-              <w:t xml:space="preserve">목적함수</w:t>
+              <w:t xml:space="preserve">Objective</w:t>
             </w:r>
           </w:p>
         </w:tc>
@@ -9142,7 +9905,7 @@
                 <w:color w:val="000000"/>
                 <w:sz w:val="18"/>
               </w:rPr>
-              <w:t xml:space="preserve">makespan</w:t>
+              <w:t xml:space="preserve">Makespan</w:t>
             </w:r>
           </w:p>
         </w:tc>
@@ -9161,7 +9924,7 @@
                 <w:color w:val="000000"/>
                 <w:sz w:val="18"/>
               </w:rPr>
-              <w:t xml:space="preserve">makespan + λ · tardiness</w:t>
+              <w:t xml:space="preserve">Makespan + λ · total tardiness</w:t>
             </w:r>
           </w:p>
         </w:tc>
@@ -9177,7 +9940,9 @@
       </w:pPr>
       <w:r>
         <w:rPr>
-          <w:color w:val="000000"/>
+          <w:b/>
+          <w:color w:val="000000"/>
+          <w:sz w:val="28"/>
         </w:rPr>
         <w:t xml:space="preserve">5. 실험 설계</w:t>
       </w:r>
@@ -9190,12 +9955,14 @@
       <w:r>
         <w:rPr>
           <w:color w:val="000000"/>
+          <w:sz w:val="20"/>
         </w:rPr>
         <w:t xml:space="preserve">세 규모</w:t>
       </w:r>
       <w:r>
         <w:rPr>
           <w:color w:val="000000"/>
+          <w:sz w:val="20"/>
         </w:rPr>
         <w:t xml:space="preserve"> </w:t>
       </w:r>
@@ -9273,12 +10040,14 @@
       <w:r>
         <w:rPr>
           <w:color w:val="000000"/>
+          <w:sz w:val="20"/>
         </w:rPr>
         <w:t xml:space="preserve">: S</w:t>
       </w:r>
       <w:r>
         <w:rPr>
           <w:color w:val="000000"/>
+          <w:sz w:val="20"/>
         </w:rPr>
         <w:t xml:space="preserve"> </w:t>
       </w:r>
@@ -9320,12 +10089,14 @@
       <w:r>
         <w:rPr>
           <w:color w:val="000000"/>
+          <w:sz w:val="20"/>
         </w:rPr>
         <w:t xml:space="preserve">, M</w:t>
       </w:r>
       <w:r>
         <w:rPr>
           <w:color w:val="000000"/>
+          <w:sz w:val="20"/>
         </w:rPr>
         <w:t xml:space="preserve"> </w:t>
       </w:r>
@@ -9367,12 +10138,14 @@
       <w:r>
         <w:rPr>
           <w:color w:val="000000"/>
+          <w:sz w:val="20"/>
         </w:rPr>
         <w:t xml:space="preserve">, L</w:t>
       </w:r>
       <w:r>
         <w:rPr>
           <w:color w:val="000000"/>
+          <w:sz w:val="20"/>
         </w:rPr>
         <w:t xml:space="preserve"> </w:t>
       </w:r>
@@ -9414,24 +10187,28 @@
       <w:r>
         <w:rPr>
           <w:color w:val="000000"/>
+          <w:sz w:val="20"/>
         </w:rPr>
         <w:t xml:space="preserve">, 컴파운드</w:t>
       </w:r>
       <w:r>
         <w:rPr>
           <w:color w:val="000000"/>
-        </w:rPr>
-        <w:t xml:space="preserve"> </w:t>
-      </w:r>
-      <w:r>
-        <w:rPr>
-          <w:color w:val="000000"/>
+          <w:sz w:val="20"/>
+        </w:rPr>
+        <w:t xml:space="preserve"> </w:t>
+      </w:r>
+      <w:r>
+        <w:rPr>
+          <w:color w:val="000000"/>
+          <w:sz w:val="20"/>
         </w:rPr>
         <w:t xml:space="preserve">비율</w:t>
       </w:r>
       <w:r>
         <w:rPr>
           <w:color w:val="000000"/>
+          <w:sz w:val="20"/>
         </w:rPr>
         <w:t xml:space="preserve"> </w:t>
       </w:r>
@@ -9452,12 +10229,14 @@
       <w:r>
         <w:rPr>
           <w:color w:val="000000"/>
+          <w:sz w:val="20"/>
         </w:rPr>
         <w:t xml:space="preserve">을 사용한다. flow는 상품 3종에 대해</w:t>
       </w:r>
       <w:r>
         <w:rPr>
           <w:color w:val="000000"/>
+          <w:sz w:val="20"/>
         </w:rPr>
         <w:t xml:space="preserve"> </w:t>
       </w:r>
@@ -9490,12 +10269,14 @@
       <w:r>
         <w:rPr>
           <w:color w:val="000000"/>
+          <w:sz w:val="20"/>
         </w:rPr>
         <w:t xml:space="preserve">의 균등 정수,</w:t>
       </w:r>
       <w:r>
         <w:rPr>
           <w:color w:val="000000"/>
+          <w:sz w:val="20"/>
         </w:rPr>
         <w:t xml:space="preserve"> </w:t>
       </w:r>
@@ -9549,12 +10330,14 @@
       <w:r>
         <w:rPr>
           <w:color w:val="000000"/>
+          <w:sz w:val="20"/>
         </w:rPr>
         <w:t xml:space="preserve">, 도어는</w:t>
       </w:r>
       <w:r>
         <w:rPr>
           <w:color w:val="000000"/>
+          <w:sz w:val="20"/>
         </w:rPr>
         <w:t xml:space="preserve"> </w:t>
       </w:r>
@@ -9575,30 +10358,35 @@
       <w:r>
         <w:rPr>
           <w:color w:val="000000"/>
-        </w:rPr>
-        <w:t xml:space="preserve"> </w:t>
-      </w:r>
-      <w:r>
-        <w:rPr>
-          <w:color w:val="000000"/>
+          <w:sz w:val="20"/>
+        </w:rPr>
+        <w:t xml:space="preserve"> </w:t>
+      </w:r>
+      <w:r>
+        <w:rPr>
+          <w:color w:val="000000"/>
+          <w:sz w:val="20"/>
         </w:rPr>
         <w:t xml:space="preserve">랜덤 배치이다. 시간 제약 수준은</w:t>
       </w:r>
       <w:r>
         <w:rPr>
           <w:color w:val="000000"/>
-        </w:rPr>
-        <w:t xml:space="preserve"> </w:t>
-      </w:r>
-      <w:r>
-        <w:rPr>
-          <w:color w:val="000000"/>
+          <w:sz w:val="20"/>
+        </w:rPr>
+        <w:t xml:space="preserve"> </w:t>
+      </w:r>
+      <w:r>
+        <w:rPr>
+          <w:color w:val="000000"/>
+          <w:sz w:val="20"/>
         </w:rPr>
         <w:t xml:space="preserve">none/medium/tight이며 medium/tight에서</w:t>
       </w:r>
       <w:r>
         <w:rPr>
           <w:color w:val="000000"/>
+          <w:sz w:val="20"/>
         </w:rPr>
         <w:t xml:space="preserve"> </w:t>
       </w:r>
@@ -9646,12 +10434,14 @@
       <w:r>
         <w:rPr>
           <w:color w:val="000000"/>
+          <w:sz w:val="20"/>
         </w:rPr>
         <w:t xml:space="preserve">,</w:t>
       </w:r>
       <w:r>
         <w:rPr>
           <w:color w:val="000000"/>
+          <w:sz w:val="20"/>
         </w:rPr>
         <w:t xml:space="preserve"> </w:t>
       </w:r>
@@ -9691,12 +10481,14 @@
       <w:r>
         <w:rPr>
           <w:color w:val="000000"/>
+          <w:sz w:val="20"/>
         </w:rPr>
         <w:t xml:space="preserve">,</w:t>
       </w:r>
       <w:r>
         <w:rPr>
           <w:color w:val="000000"/>
+          <w:sz w:val="20"/>
         </w:rPr>
         <w:t xml:space="preserve"> </w:t>
       </w:r>
@@ -9789,6 +10581,7 @@
       <w:r>
         <w:rPr>
           <w:color w:val="000000"/>
+          <w:sz w:val="20"/>
         </w:rPr>
         <w:t xml:space="preserve">이다.</w:t>
       </w:r>
@@ -9797,12 +10590,14 @@
       <w:pPr>
         <w:pStyle w:val="BodyText"/>
         <w:spacing w:line="360" w:lineRule="auto"/>
+        <w:ind w:firstLine="216"/>
       </w:pPr>
       <w:r>
         <w:rPr>
           <w:color w:val="000000"/>
-        </w:rPr>
-        <w:t xml:space="preserve">seed는 서로소인 train/tuning/test 집합으로 분리한다. 주 해품질 비교(표 </w:t>
+          <w:sz w:val="20"/>
+        </w:rPr>
+        <w:t xml:space="preserve">seed는 서로소인 train/tuning/test 집합으로 분리한다. 주 해품질 비교(Table </w:t>
       </w:r>
       <w:hyperlink w:anchor="tab:main">
         <w:r>
@@ -9815,24 +10610,28 @@
       <w:r>
         <w:rPr>
           <w:color w:val="000000"/>
+          <w:sz w:val="20"/>
         </w:rPr>
         <w:t xml:space="preserve">)는</w:t>
       </w:r>
       <w:r>
         <w:rPr>
           <w:color w:val="000000"/>
-        </w:rPr>
-        <w:t xml:space="preserve"> </w:t>
-      </w:r>
-      <w:r>
-        <w:rPr>
-          <w:color w:val="000000"/>
+          <w:sz w:val="20"/>
+        </w:rPr>
+        <w:t xml:space="preserve"> </w:t>
+      </w:r>
+      <w:r>
+        <w:rPr>
+          <w:color w:val="000000"/>
+          <w:sz w:val="20"/>
         </w:rPr>
         <w:t xml:space="preserve">실험 조건당 test 인스턴스 20개</w:t>
       </w:r>
       <w:r>
         <w:rPr>
           <w:color w:val="000000"/>
+          <w:sz w:val="20"/>
         </w:rPr>
         <w:t xml:space="preserve"> </w:t>
       </w:r>
@@ -9847,90 +10646,105 @@
       <w:r>
         <w:rPr>
           <w:color w:val="000000"/>
-        </w:rPr>
-        <w:t xml:space="preserve"> </w:t>
-      </w:r>
-      <w:r>
-        <w:rPr>
-          <w:color w:val="000000"/>
+          <w:sz w:val="20"/>
+        </w:rPr>
+        <w:t xml:space="preserve"> </w:t>
+      </w:r>
+      <w:r>
+        <w:rPr>
+          <w:color w:val="000000"/>
+          <w:sz w:val="20"/>
         </w:rPr>
         <w:t xml:space="preserve">replication 5회를 사용하고, 통제된 ablation은</w:t>
       </w:r>
       <w:r>
         <w:rPr>
           <w:color w:val="000000"/>
-        </w:rPr>
-        <w:t xml:space="preserve"> </w:t>
-      </w:r>
-      <w:r>
-        <w:rPr>
-          <w:color w:val="000000"/>
+          <w:sz w:val="20"/>
+        </w:rPr>
+        <w:t xml:space="preserve"> </w:t>
+      </w:r>
+      <w:r>
+        <w:rPr>
+          <w:color w:val="000000"/>
+          <w:sz w:val="20"/>
         </w:rPr>
         <w:t xml:space="preserve">동일예산·동일구조 분해이므로 원래의 5-인스턴스 설계를 유지한다. 인스턴스별로</w:t>
       </w:r>
       <w:r>
         <w:rPr>
           <w:color w:val="000000"/>
-        </w:rPr>
-        <w:t xml:space="preserve"> </w:t>
-      </w:r>
-      <w:r>
-        <w:rPr>
-          <w:color w:val="000000"/>
+          <w:sz w:val="20"/>
+        </w:rPr>
+        <w:t xml:space="preserve"> </w:t>
+      </w:r>
+      <w:r>
+        <w:rPr>
+          <w:color w:val="000000"/>
+          <w:sz w:val="20"/>
         </w:rPr>
         <w:t xml:space="preserve">replication을 평균한 뒤 짝지은 인스턴스 평균에 양측 Wilcoxon signed-rank test를</w:t>
       </w:r>
       <w:r>
         <w:rPr>
           <w:color w:val="000000"/>
-        </w:rPr>
-        <w:t xml:space="preserve"> </w:t>
-      </w:r>
-      <w:r>
-        <w:rPr>
-          <w:color w:val="000000"/>
+          <w:sz w:val="20"/>
+        </w:rPr>
+        <w:t xml:space="preserve"> </w:t>
+      </w:r>
+      <w:r>
+        <w:rPr>
+          <w:color w:val="000000"/>
+          <w:sz w:val="20"/>
         </w:rPr>
         <w:t xml:space="preserve">적용한다. GILS는 1</w:t>
       </w:r>
       <w:r>
         <w:rPr>
           <w:color w:val="000000"/>
+          <w:sz w:val="20"/>
         </w:rPr>
         <w:t xml:space="preserve">,</w:t>
       </w:r>
       <w:r>
         <w:rPr>
           <w:color w:val="000000"/>
+          <w:sz w:val="20"/>
         </w:rPr>
         <w:t xml:space="preserve">000회 반복한다. CP-SAT는 인스턴스당 1회, 8 thread로 S</w:t>
       </w:r>
       <w:r>
         <w:rPr>
           <w:color w:val="000000"/>
-        </w:rPr>
-        <w:t xml:space="preserve"> </w:t>
-      </w:r>
-      <w:r>
-        <w:rPr>
-          <w:color w:val="000000"/>
+          <w:sz w:val="20"/>
+        </w:rPr>
+        <w:t xml:space="preserve"> </w:t>
+      </w:r>
+      <w:r>
+        <w:rPr>
+          <w:color w:val="000000"/>
+          <w:sz w:val="20"/>
         </w:rPr>
         <w:t xml:space="preserve">300초(5개), M/L 600초(조건당 2개) 실행하며 S-none 5개만 최적이 증명된다. 주 지표는</w:t>
       </w:r>
       <w:r>
         <w:rPr>
           <w:color w:val="000000"/>
-        </w:rPr>
-        <w:t xml:space="preserve"> </w:t>
-      </w:r>
-      <w:r>
-        <w:rPr>
-          <w:color w:val="000000"/>
+          <w:sz w:val="20"/>
+        </w:rPr>
+        <w:t xml:space="preserve"> </w:t>
+      </w:r>
+      <w:r>
+        <w:rPr>
+          <w:color w:val="000000"/>
+          <w:sz w:val="20"/>
         </w:rPr>
         <w:t xml:space="preserve">모든 방법과 예산 및 CP-SAT 결과를 포함하여 관측된 최선해에 대한 인스턴스별 gap</w:t>
       </w:r>
       <w:r>
         <w:rPr>
           <w:color w:val="000000"/>
+          <w:sz w:val="20"/>
         </w:rPr>
         <w:t xml:space="preserve"> </w:t>
       </w:r>
@@ -9957,6 +10771,7 @@
       <w:r>
         <w:rPr>
           <w:color w:val="000000"/>
+          <w:sz w:val="20"/>
         </w:rPr>
         <w:t xml:space="preserve">이다.</w:t>
       </w:r>
@@ -9970,7 +10785,9 @@
       </w:pPr>
       <w:r>
         <w:rPr>
-          <w:color w:val="000000"/>
+          <w:b/>
+          <w:color w:val="000000"/>
+          <w:sz w:val="28"/>
         </w:rPr>
         <w:t xml:space="preserve">6. 실험 결과</w:t>
       </w:r>
@@ -9983,7 +10800,9 @@
       </w:pPr>
       <w:r>
         <w:rPr>
-          <w:color w:val="000000"/>
+          <w:b/>
+          <w:color w:val="000000"/>
+          <w:sz w:val="24"/>
         </w:rPr>
         <w:t xml:space="preserve">6.1 해 품질</w:t>
       </w:r>
@@ -9996,8 +10815,9 @@
       <w:r>
         <w:rPr>
           <w:color w:val="000000"/>
-        </w:rPr>
-        <w:t xml:space="preserve">표 </w:t>
+          <w:sz w:val="20"/>
+        </w:rPr>
+        <w:t xml:space="preserve">Table </w:t>
       </w:r>
       <w:hyperlink w:anchor="tab:main">
         <w:r>
@@ -10010,42 +10830,49 @@
       <w:r>
         <w:rPr>
           <w:color w:val="000000"/>
+          <w:sz w:val="20"/>
         </w:rPr>
         <w:t xml:space="preserve">이 20-인스턴스 test 결과를 요약한다. CP-SAT가 기준해를 제공한</w:t>
       </w:r>
       <w:r>
         <w:rPr>
           <w:color w:val="000000"/>
-        </w:rPr>
-        <w:t xml:space="preserve"> </w:t>
-      </w:r>
-      <w:r>
-        <w:rPr>
-          <w:color w:val="000000"/>
+          <w:sz w:val="20"/>
+        </w:rPr>
+        <w:t xml:space="preserve"> </w:t>
+      </w:r>
+      <w:r>
+        <w:rPr>
+          <w:color w:val="000000"/>
+          <w:sz w:val="20"/>
         </w:rPr>
         <w:t xml:space="preserve">실험 조건에서 GILS는 이에 근접하며, 기본 selector인 uniform 기준 0.11–0.21%이다</w:t>
       </w:r>
       <w:r>
         <w:rPr>
           <w:color w:val="000000"/>
-        </w:rPr>
-        <w:t xml:space="preserve"> </w:t>
-      </w:r>
-      <w:r>
-        <w:rPr>
-          <w:color w:val="000000"/>
+          <w:sz w:val="20"/>
+        </w:rPr>
+        <w:t xml:space="preserve"> </w:t>
+      </w:r>
+      <w:r>
+        <w:rPr>
+          <w:color w:val="000000"/>
+          <w:sz w:val="20"/>
         </w:rPr>
         <w:t xml:space="preserve">(학습 selector를 포함한 전체 변형은 0.1–0.6%). 같은 selector 기준으로 GILS는</w:t>
       </w:r>
       <w:r>
         <w:rPr>
           <w:color w:val="000000"/>
-        </w:rPr>
-        <w:t xml:space="preserve"> </w:t>
-      </w:r>
-      <w:r>
-        <w:rPr>
-          <w:color w:val="000000"/>
+          <w:sz w:val="20"/>
+        </w:rPr>
+        <w:t xml:space="preserve"> </w:t>
+      </w:r>
+      <w:r>
+        <w:rPr>
+          <w:color w:val="000000"/>
+          <w:sz w:val="20"/>
         </w:rPr>
         <w:t xml:space="preserve">VAA를 평균 2.65%(</w:t>
       </w:r>
@@ -10066,12 +10893,14 @@
       <w:r>
         <w:rPr>
           <w:color w:val="000000"/>
+          <w:sz w:val="20"/>
         </w:rPr>
         <w:t xml:space="preserve">,</w:t>
       </w:r>
       <w:r>
         <w:rPr>
           <w:color w:val="000000"/>
+          <w:sz w:val="20"/>
         </w:rPr>
         <w:t xml:space="preserve"> </w:t>
       </w:r>
@@ -10107,6 +10936,7 @@
       <w:r>
         <w:rPr>
           <w:color w:val="000000"/>
+          <w:sz w:val="20"/>
         </w:rPr>
         <w:t xml:space="preserve">), SA-RL5를 1.38%(</w:t>
       </w:r>
@@ -10127,12 +10957,14 @@
       <w:r>
         <w:rPr>
           <w:color w:val="000000"/>
+          <w:sz w:val="20"/>
         </w:rPr>
         <w:t xml:space="preserve">,</w:t>
       </w:r>
       <w:r>
         <w:rPr>
           <w:color w:val="000000"/>
+          <w:sz w:val="20"/>
         </w:rPr>
         <w:t xml:space="preserve"> </w:t>
       </w:r>
@@ -10168,30 +11000,35 @@
       <w:r>
         <w:rPr>
           <w:color w:val="000000"/>
+          <w:sz w:val="20"/>
         </w:rPr>
         <w:t xml:space="preserve">)</w:t>
       </w:r>
       <w:r>
         <w:rPr>
           <w:color w:val="000000"/>
-        </w:rPr>
-        <w:t xml:space="preserve"> </w:t>
-      </w:r>
-      <w:r>
-        <w:rPr>
-          <w:color w:val="000000"/>
+          <w:sz w:val="20"/>
+        </w:rPr>
+        <w:t xml:space="preserve"> </w:t>
+      </w:r>
+      <w:r>
+        <w:rPr>
+          <w:color w:val="000000"/>
+          <w:sz w:val="20"/>
         </w:rPr>
         <w:t xml:space="preserve">능가한다. 실행 시간은 S/M/L에서 각각 0.11, 0.52, 2.3초로, 같은 조건의</w:t>
       </w:r>
       <w:r>
         <w:rPr>
           <w:color w:val="000000"/>
-        </w:rPr>
-        <w:t xml:space="preserve"> </w:t>
-      </w:r>
-      <w:r>
-        <w:rPr>
-          <w:color w:val="000000"/>
+          <w:sz w:val="20"/>
+        </w:rPr>
+        <w:t xml:space="preserve"> </w:t>
+      </w:r>
+      <w:r>
+        <w:rPr>
+          <w:color w:val="000000"/>
+          <w:sz w:val="20"/>
         </w:rPr>
         <w:t xml:space="preserve">CP-SAT(76, 237, 376초)보다 두세 자릿수 짧다.</w:t>
       </w:r>
@@ -10208,7 +11045,7 @@
           <w:color w:val="000000"/>
           <w:sz w:val="18"/>
         </w:rPr>
-        <w:t xml:space="preserve">Test results over 20 instances per experimental condition (20 instances</w:t>
+        <w:t xml:space="preserve">Table 2. Test results over 20 instances per experimental condition (20 instances</w:t>
       </w:r>
       <w:r>
         <w:rPr>
@@ -10286,7 +11123,7 @@
         <w:tblStyle w:val="Table"/>
         <w:tblW w:type="auto" w:w="0"/>
         <w:tblLook w:firstRow="1" w:lastRow="0" w:firstColumn="0" w:lastColumn="0" w:noHBand="0" w:noVBand="0" w:val="0020"/>
-        <w:tblCaption w:val="Test results over 20 instances per experimental condition (20 instances \times 5 replications). \Delta_{bo} is the mean gap to the best observed solution and time is the mean per run. The vs CP-SAT column is computed only on the subset for which CP-SAT returned a reference (5 instances per S condition, 2 for M-none); optimality was proven only for S-none. On that subset the mean CP-SAT runtime is 76 s (S) and 237 s (M-none)."/>
+        <w:tblCaption w:val="Table 2. Test results over 20 instances per experimental condition (20 instances \times 5 replications). \Delta_{bo} is the mean gap to the best observed solution and time is the mean per run. The vs CP-SAT column is computed only on the subset for which CP-SAT returned a reference (5 instances per S condition, 2 for M-none); optimality was proven only for S-none. On that subset the mean CP-SAT runtime is 76 s (S) and 237 s (M-none)."/>
         <w:tblLayout w:type="fixed"/>
         <w:tblBorders>
           <w:top w:val="single" w:sz="8" w:space="0" w:color="000000"/>
@@ -14737,7 +15574,9 @@
       </w:pPr>
       <w:r>
         <w:rPr>
-          <w:color w:val="000000"/>
+          <w:b/>
+          <w:color w:val="000000"/>
+          <w:sz w:val="24"/>
         </w:rPr>
         <w:t xml:space="preserve">6.2 핵심 구성요소 분석: 성능은 어디에서 오는가</w:t>
       </w:r>
@@ -14750,18 +15589,21 @@
       <w:r>
         <w:rPr>
           <w:color w:val="000000"/>
+          <w:sz w:val="20"/>
         </w:rPr>
         <w:t xml:space="preserve">세 가지 통제된 ablation(예산 1</w:t>
       </w:r>
       <w:r>
         <w:rPr>
           <w:color w:val="000000"/>
+          <w:sz w:val="20"/>
         </w:rPr>
         <w:t xml:space="preserve">,</w:t>
       </w:r>
       <w:r>
         <w:rPr>
           <w:color w:val="000000"/>
+          <w:sz w:val="20"/>
         </w:rPr>
         <w:t xml:space="preserve">000회 고정)으로 엔진을 분해한다.</w:t>
       </w:r>
@@ -14770,42 +15612,49 @@
       <w:pPr>
         <w:pStyle w:val="BodyText"/>
         <w:spacing w:line="360" w:lineRule="auto"/>
+        <w:ind w:firstLine="216"/>
       </w:pPr>
       <w:r>
         <w:rPr>
           <w:b/>
           <w:bCs/>
           <w:color w:val="000000"/>
+          <w:sz w:val="20"/>
         </w:rPr>
         <w:t xml:space="preserve">Operator pool.</w:t>
       </w:r>
       <w:r>
         <w:rPr>
           <w:color w:val="000000"/>
-        </w:rPr>
-        <w:t xml:space="preserve"> </w:t>
-      </w:r>
-      <w:r>
-        <w:rPr>
-          <w:color w:val="000000"/>
+          <w:sz w:val="20"/>
+        </w:rPr>
+        <w:t xml:space="preserve"> </w:t>
+      </w:r>
+      <w:r>
+        <w:rPr>
+          <w:color w:val="000000"/>
+          <w:sz w:val="20"/>
         </w:rPr>
         <w:t xml:space="preserve">selection을 uniform으로 고정하고 연산자 집합만 generic(7)/</w:t>
       </w:r>
       <w:r>
         <w:rPr>
           <w:color w:val="000000"/>
-        </w:rPr>
-        <w:t xml:space="preserve"> </w:t>
-      </w:r>
-      <w:r>
-        <w:rPr>
-          <w:color w:val="000000"/>
+          <w:sz w:val="20"/>
+        </w:rPr>
+        <w:t xml:space="preserve"> </w:t>
+      </w:r>
+      <w:r>
+        <w:rPr>
+          <w:color w:val="000000"/>
+          <w:sz w:val="20"/>
         </w:rPr>
         <w:t xml:space="preserve">critical(+g1,g2)/full(+g3,g4)로 바꾸면</w:t>
       </w:r>
       <w:r>
         <w:rPr>
           <w:color w:val="000000"/>
+          <w:sz w:val="20"/>
         </w:rPr>
         <w:t xml:space="preserve"> </w:t>
       </w:r>
@@ -14832,24 +15681,28 @@
       <w:r>
         <w:rPr>
           <w:color w:val="000000"/>
+          <w:sz w:val="20"/>
         </w:rPr>
         <w:t xml:space="preserve">가 9개 실험 조건 전부에서</w:t>
       </w:r>
       <w:r>
         <w:rPr>
           <w:color w:val="000000"/>
-        </w:rPr>
-        <w:t xml:space="preserve"> </w:t>
-      </w:r>
-      <w:r>
-        <w:rPr>
-          <w:color w:val="000000"/>
+          <w:sz w:val="20"/>
+        </w:rPr>
+        <w:t xml:space="preserve"> </w:t>
+      </w:r>
+      <w:r>
+        <w:rPr>
+          <w:color w:val="000000"/>
+          <w:sz w:val="20"/>
         </w:rPr>
         <w:t xml:space="preserve">generic</w:t>
       </w:r>
       <w:r>
         <w:rPr>
           <w:color w:val="000000"/>
+          <w:sz w:val="20"/>
         </w:rPr>
         <w:t xml:space="preserve"> </w:t>
       </w:r>
@@ -14864,18 +15717,21 @@
       <w:r>
         <w:rPr>
           <w:color w:val="000000"/>
-        </w:rPr>
-        <w:t xml:space="preserve"> </w:t>
-      </w:r>
-      <w:r>
-        <w:rPr>
-          <w:color w:val="000000"/>
+          <w:sz w:val="20"/>
+        </w:rPr>
+        <w:t xml:space="preserve"> </w:t>
+      </w:r>
+      <w:r>
+        <w:rPr>
+          <w:color w:val="000000"/>
+          <w:sz w:val="20"/>
         </w:rPr>
         <w:t xml:space="preserve">critical</w:t>
       </w:r>
       <w:r>
         <w:rPr>
           <w:color w:val="000000"/>
+          <w:sz w:val="20"/>
         </w:rPr>
         <w:t xml:space="preserve"> </w:t>
       </w:r>
@@ -14890,14 +15746,16 @@
       <w:r>
         <w:rPr>
           <w:color w:val="000000"/>
-        </w:rPr>
-        <w:t xml:space="preserve"> </w:t>
-      </w:r>
-      <w:r>
-        <w:rPr>
-          <w:color w:val="000000"/>
-        </w:rPr>
-        <w:t xml:space="preserve">full로 단조 감소한다(그림 </w:t>
+          <w:sz w:val="20"/>
+        </w:rPr>
+        <w:t xml:space="preserve"> </w:t>
+      </w:r>
+      <w:r>
+        <w:rPr>
+          <w:color w:val="000000"/>
+          <w:sz w:val="20"/>
+        </w:rPr>
+        <w:t xml:space="preserve">full로 단조 감소한다(Figure </w:t>
       </w:r>
       <w:hyperlink w:anchor="fig:op">
         <w:r>
@@ -14910,20 +15768,23 @@
       <w:r>
         <w:rPr>
           <w:color w:val="000000"/>
+          <w:sz w:val="20"/>
         </w:rPr>
         <w:t xml:space="preserve">). 짝지은</w:t>
       </w:r>
       <w:r>
         <w:rPr>
           <w:color w:val="000000"/>
-        </w:rPr>
-        <w:t xml:space="preserve"> </w:t>
-      </w:r>
-      <w:r>
-        <w:rPr>
-          <w:color w:val="000000"/>
-        </w:rPr>
-        <w:t xml:space="preserve">Wilcoxon(표 </w:t>
+          <w:sz w:val="20"/>
+        </w:rPr>
+        <w:t xml:space="preserve"> </w:t>
+      </w:r>
+      <w:r>
+        <w:rPr>
+          <w:color w:val="000000"/>
+          <w:sz w:val="20"/>
+        </w:rPr>
+        <w:t xml:space="preserve">Wilcoxon(Table </w:t>
       </w:r>
       <w:hyperlink w:anchor="tab:b1">
         <w:r>
@@ -14936,18 +15797,21 @@
       <w:r>
         <w:rPr>
           <w:color w:val="000000"/>
+          <w:sz w:val="20"/>
         </w:rPr>
         <w:t xml:space="preserve">)은 유도 연산자가 목적값을 일관되게·유의하게 낮춤을</w:t>
       </w:r>
       <w:r>
         <w:rPr>
           <w:color w:val="000000"/>
-        </w:rPr>
-        <w:t xml:space="preserve"> </w:t>
-      </w:r>
-      <w:r>
-        <w:rPr>
-          <w:color w:val="000000"/>
+          <w:sz w:val="20"/>
+        </w:rPr>
+        <w:t xml:space="preserve"> </w:t>
+      </w:r>
+      <w:r>
+        <w:rPr>
+          <w:color w:val="000000"/>
+          <w:sz w:val="20"/>
         </w:rPr>
         <w:t xml:space="preserve">보인다.</w:t>
       </w:r>
@@ -14964,7 +15828,7 @@
           <w:color w:val="000000"/>
           <w:sz w:val="18"/>
         </w:rPr>
-        <w:t xml:space="preserve">Operator-pool ablation (5 instances</w:t>
+        <w:t xml:space="preserve">Table 3. Operator-pool ablation (5 instances</w:t>
       </w:r>
       <w:r>
         <w:rPr>
@@ -15001,7 +15865,7 @@
         <w:tblStyle w:val="Table"/>
         <w:tblW w:type="auto" w:w="0"/>
         <w:tblLook w:firstRow="1" w:lastRow="0" w:firstColumn="0" w:lastColumn="0" w:noHBand="0" w:noVBand="0" w:val="0020"/>
-        <w:tblCaption w:val="Operator-pool ablation (5 instances \times 5 replications per condition, budget fixed at 1,000 iterations; two-sided Wilcoxon, positive mean favors the richer operator set)."/>
+        <w:tblCaption w:val="Table 3. Operator-pool ablation (5 instances \times 5 replications per condition, budget fixed at 1,000 iterations; two-sided Wilcoxon, positive mean favors the richer operator set)."/>
         <w:tblLayout w:type="fixed"/>
         <w:tblBorders>
           <w:top w:val="single" w:sz="8" w:space="0" w:color="000000"/>
@@ -15127,7 +15991,7 @@
                 <w:color w:val="000000"/>
                 <w:sz w:val="18"/>
               </w:rPr>
-              <w:t xml:space="preserve">generic → critical (g1,g2 추가)</w:t>
+              <w:t xml:space="preserve">generic → critical (add g1, g2)</w:t>
             </w:r>
           </w:p>
         </w:tc>
@@ -15205,7 +16069,7 @@
                 <w:color w:val="000000"/>
                 <w:sz w:val="18"/>
               </w:rPr>
-              <w:t xml:space="preserve">critical → full (g3,g4 추가)</w:t>
+              <w:t xml:space="preserve">critical → full (add g3, g4)</w:t>
             </w:r>
           </w:p>
         </w:tc>
@@ -15283,7 +16147,7 @@
                 <w:color w:val="000000"/>
                 <w:sz w:val="18"/>
               </w:rPr>
-              <w:t xml:space="preserve">generic → full (전체 유도)</w:t>
+              <w:t xml:space="preserve">generic → full (all guided)</w:t>
             </w:r>
           </w:p>
         </w:tc>
@@ -15412,7 +16276,7 @@
           <w:color w:val="000000"/>
           <w:sz w:val="18"/>
         </w:rPr>
-        <w:t xml:space="preserve">Mean gap to the best observed solution by operator set.</w:t>
+        <w:t xml:space="preserve">Figure 1. Mean gap to the best observed solution by operator set.</w:t>
       </w:r>
     </w:p>
     <w:bookmarkEnd w:id="25"/>
@@ -15420,38 +16284,44 @@
       <w:pPr>
         <w:pStyle w:val="BodyText"/>
         <w:spacing w:line="360" w:lineRule="auto"/>
+        <w:ind w:firstLine="216"/>
       </w:pPr>
       <w:r>
         <w:rPr>
           <w:b/>
           <w:bCs/>
           <w:color w:val="000000"/>
+          <w:sz w:val="20"/>
         </w:rPr>
         <w:t xml:space="preserve">Engine components.</w:t>
       </w:r>
       <w:r>
         <w:rPr>
           <w:color w:val="000000"/>
-        </w:rPr>
-        <w:t xml:space="preserve"> </w:t>
-      </w:r>
-      <w:r>
-        <w:rPr>
-          <w:color w:val="000000"/>
+          <w:sz w:val="20"/>
+        </w:rPr>
+        <w:t xml:space="preserve"> </w:t>
+      </w:r>
+      <w:r>
+        <w:rPr>
+          <w:color w:val="000000"/>
+          <w:sz w:val="20"/>
         </w:rPr>
         <w:t xml:space="preserve">연산자 집합을 full, selection을 uniform으로 고정하고 구성요소를</w:t>
       </w:r>
       <w:r>
         <w:rPr>
           <w:color w:val="000000"/>
-        </w:rPr>
-        <w:t xml:space="preserve"> </w:t>
-      </w:r>
-      <w:r>
-        <w:rPr>
-          <w:color w:val="000000"/>
-        </w:rPr>
-        <w:t xml:space="preserve">하나씩 제거하면(표 </w:t>
+          <w:sz w:val="20"/>
+        </w:rPr>
+        <w:t xml:space="preserve"> </w:t>
+      </w:r>
+      <w:r>
+        <w:rPr>
+          <w:color w:val="000000"/>
+          <w:sz w:val="20"/>
+        </w:rPr>
+        <w:t xml:space="preserve">하나씩 제거하면(Table </w:t>
       </w:r>
       <w:hyperlink w:anchor="tab:b2">
         <w:r>
@@ -15464,32 +16334,37 @@
       <w:r>
         <w:rPr>
           <w:color w:val="000000"/>
+          <w:sz w:val="20"/>
         </w:rPr>
         <w:t xml:space="preserve">), best-improvement descent의 기여가 가장 크고 kick</w:t>
       </w:r>
       <w:r>
         <w:rPr>
           <w:color w:val="000000"/>
-        </w:rPr>
-        <w:t xml:space="preserve"> </w:t>
-      </w:r>
-      <w:r>
-        <w:rPr>
-          <w:color w:val="000000"/>
+          <w:sz w:val="20"/>
+        </w:rPr>
+        <w:t xml:space="preserve"> </w:t>
+      </w:r>
+      <w:r>
+        <w:rPr>
+          <w:color w:val="000000"/>
+          <w:sz w:val="20"/>
         </w:rPr>
         <w:t xml:space="preserve">restart가 그다음이며, VAA 초기해는 통계적으로 유의하지 않고 확률적 acceptance는</w:t>
       </w:r>
       <w:r>
         <w:rPr>
           <w:color w:val="000000"/>
-        </w:rPr>
-        <w:t xml:space="preserve"> </w:t>
-      </w:r>
-      <w:r>
-        <w:rPr>
-          <w:color w:val="000000"/>
-        </w:rPr>
-        <w:t xml:space="preserve">제거해도 목적값이 나빠지지 않는다(그림 </w:t>
+          <w:sz w:val="20"/>
+        </w:rPr>
+        <w:t xml:space="preserve"> </w:t>
+      </w:r>
+      <w:r>
+        <w:rPr>
+          <w:color w:val="000000"/>
+          <w:sz w:val="20"/>
+        </w:rPr>
+        <w:t xml:space="preserve">제거해도 목적값이 나빠지지 않는다(Figure </w:t>
       </w:r>
       <w:hyperlink w:anchor="fig:comp">
         <w:r>
@@ -15502,6 +16377,7 @@
       <w:r>
         <w:rPr>
           <w:color w:val="000000"/>
+          <w:sz w:val="20"/>
         </w:rPr>
         <w:t xml:space="preserve">).</w:t>
       </w:r>
@@ -15518,7 +16394,7 @@
           <w:color w:val="000000"/>
           <w:sz w:val="18"/>
         </w:rPr>
-        <w:t xml:space="preserve">Engine-component ablation (5 instances</w:t>
+        <w:t xml:space="preserve">Table 4. Engine-component ablation (5 instances</w:t>
       </w:r>
       <w:r>
         <w:rPr>
@@ -15555,7 +16431,7 @@
         <w:tblStyle w:val="Table"/>
         <w:tblW w:type="auto" w:w="0"/>
         <w:tblLook w:firstRow="1" w:lastRow="0" w:firstColumn="0" w:lastColumn="0" w:noHBand="0" w:noVBand="0" w:val="0020"/>
-        <w:tblCaption w:val="Engine-component ablation (5 instances \times 5 replications per condition; leave-one-out, relative objective degradation when a component is removed)."/>
+        <w:tblCaption w:val="Table 4. Engine-component ablation (5 instances \times 5 replications per condition; leave-one-out, relative objective degradation when a component is removed)."/>
         <w:tblLayout w:type="fixed"/>
         <w:tblBorders>
           <w:top w:val="single" w:sz="8" w:space="0" w:color="000000"/>
@@ -16044,7 +16920,7 @@
           <w:color w:val="000000"/>
           <w:sz w:val="18"/>
         </w:rPr>
-        <w:t xml:space="preserve">Objective degradation when each component is removed.</w:t>
+        <w:t xml:space="preserve">Figure 2. Objective degradation when each component is removed.</w:t>
       </w:r>
     </w:p>
     <w:bookmarkEnd w:id="30"/>
@@ -16057,7 +16933,9 @@
       </w:pPr>
       <w:r>
         <w:rPr>
-          <w:color w:val="000000"/>
+          <w:b/>
+          <w:color w:val="000000"/>
+          <w:sz w:val="24"/>
         </w:rPr>
         <w:t xml:space="preserve">6.3 보조 분석: 학습 기반 연산자 선택</w:t>
       </w:r>
@@ -16070,8 +16948,9 @@
       <w:r>
         <w:rPr>
           <w:color w:val="000000"/>
-        </w:rPr>
-        <w:t xml:space="preserve">연산자 집합과 구성요소를 full로 고정하고 selection만 바꾸면(표 </w:t>
+          <w:sz w:val="20"/>
+        </w:rPr>
+        <w:t xml:space="preserve">연산자 집합과 구성요소를 full로 고정하고 selection만 바꾸면(Table </w:t>
       </w:r>
       <w:hyperlink w:anchor="tab:sel">
         <w:r>
@@ -16084,44 +16963,51 @@
       <w:r>
         <w:rPr>
           <w:color w:val="000000"/>
+          <w:sz w:val="20"/>
         </w:rPr>
         <w:t xml:space="preserve">), 어떤</w:t>
       </w:r>
       <w:r>
         <w:rPr>
           <w:color w:val="000000"/>
-        </w:rPr>
-        <w:t xml:space="preserve"> </w:t>
-      </w:r>
-      <w:r>
-        <w:rPr>
-          <w:color w:val="000000"/>
+          <w:sz w:val="20"/>
+        </w:rPr>
+        <w:t xml:space="preserve"> </w:t>
+      </w:r>
+      <w:r>
+        <w:rPr>
+          <w:color w:val="000000"/>
+          <w:sz w:val="20"/>
         </w:rPr>
         <w:t xml:space="preserve">learned policy도 uniform을 실용적으로 능가하지 못한다. 50–3</w:t>
       </w:r>
       <w:r>
         <w:rPr>
           <w:color w:val="000000"/>
+          <w:sz w:val="20"/>
         </w:rPr>
         <w:t xml:space="preserve">,</w:t>
       </w:r>
       <w:r>
         <w:rPr>
           <w:color w:val="000000"/>
+          <w:sz w:val="20"/>
         </w:rPr>
         <w:t xml:space="preserve">000회의 모든 예산</w:t>
       </w:r>
       <w:r>
         <w:rPr>
           <w:color w:val="000000"/>
-        </w:rPr>
-        <w:t xml:space="preserve"> </w:t>
-      </w:r>
-      <w:r>
-        <w:rPr>
-          <w:color w:val="000000"/>
-        </w:rPr>
-        <w:t xml:space="preserve">구간에서도 결과는 같고 우열의 방향이 예산에 따라 뒤집히며(부록 그림 </w:t>
+          <w:sz w:val="20"/>
+        </w:rPr>
+        <w:t xml:space="preserve"> </w:t>
+      </w:r>
+      <w:r>
+        <w:rPr>
+          <w:color w:val="000000"/>
+          <w:sz w:val="20"/>
+        </w:rPr>
+        <w:t xml:space="preserve">구간에서도 결과는 같고 우열의 방향이 예산에 따라 뒤집히며(Figure </w:t>
       </w:r>
       <w:hyperlink w:anchor="fig:sel">
         <w:r>
@@ -16134,30 +17020,35 @@
       <w:r>
         <w:rPr>
           <w:color w:val="000000"/>
+          <w:sz w:val="20"/>
         </w:rPr>
         <w:t xml:space="preserve">),</w:t>
       </w:r>
       <w:r>
         <w:rPr>
           <w:color w:val="000000"/>
-        </w:rPr>
-        <w:t xml:space="preserve"> </w:t>
-      </w:r>
-      <w:r>
-        <w:rPr>
-          <w:color w:val="000000"/>
+          <w:sz w:val="20"/>
+        </w:rPr>
+        <w:t xml:space="preserve"> </w:t>
+      </w:r>
+      <w:r>
+        <w:rPr>
+          <w:color w:val="000000"/>
+          <w:sz w:val="20"/>
         </w:rPr>
         <w:t xml:space="preserve">이러한 부정적 결과는 무제약 조건만으로도 성립하므로 시간 제약 확장 때문에 나타난</w:t>
       </w:r>
       <w:r>
         <w:rPr>
           <w:color w:val="000000"/>
-        </w:rPr>
-        <w:t xml:space="preserve"> </w:t>
-      </w:r>
-      <w:r>
-        <w:rPr>
-          <w:color w:val="000000"/>
+          <w:sz w:val="20"/>
+        </w:rPr>
+        <w:t xml:space="preserve"> </w:t>
+      </w:r>
+      <w:r>
+        <w:rPr>
+          <w:color w:val="000000"/>
+          <w:sz w:val="20"/>
         </w:rPr>
         <w:t xml:space="preserve">결과가 아니다.</w:t>
       </w:r>
@@ -16174,7 +17065,7 @@
           <w:color w:val="000000"/>
           <w:sz w:val="18"/>
         </w:rPr>
-        <w:t xml:space="preserve">Effect of the selection policy (5 instances</w:t>
+        <w:t xml:space="preserve">Table 5. Effect of the selection policy (5 instances</w:t>
       </w:r>
       <w:r>
         <w:rPr>
@@ -16211,7 +17102,7 @@
         <w:tblStyle w:val="Table"/>
         <w:tblW w:type="auto" w:w="0"/>
         <w:tblLook w:firstRow="1" w:lastRow="0" w:firstColumn="0" w:lastColumn="0" w:noHBand="0" w:noVBand="0" w:val="0020"/>
-        <w:tblCaption w:val="Effect of the selection policy (5 instances \times 5 replications per condition, 1,000-iteration budget; two-sided Wilcoxon, positive mean favors the first method)."/>
+        <w:tblCaption w:val="Table 5. Effect of the selection policy (5 instances \times 5 replications per condition, 1,000-iteration budget; two-sided Wilcoxon, positive mean favors the first method)."/>
         <w:tblLayout w:type="fixed"/>
         <w:tblBorders>
           <w:top w:val="single" w:sz="8" w:space="0" w:color="000000"/>
@@ -16394,7 +17285,7 @@
                 <w:color w:val="000000"/>
                 <w:sz w:val="18"/>
               </w:rPr>
-              <w:t xml:space="preserve">차이 없음</w:t>
+              <w:t xml:space="preserve">No difference</w:t>
             </w:r>
           </w:p>
         </w:tc>
@@ -16472,7 +17363,7 @@
                 <w:color w:val="000000"/>
                 <w:sz w:val="18"/>
               </w:rPr>
-              <w:t xml:space="preserve">DQN 열세</w:t>
+              <w:t xml:space="preserve">DQN worse</w:t>
             </w:r>
           </w:p>
         </w:tc>
@@ -16550,7 +17441,7 @@
                 <w:color w:val="000000"/>
                 <w:sz w:val="18"/>
               </w:rPr>
-              <w:t xml:space="preserve">DQN 열세</w:t>
+              <w:t xml:space="preserve">DQN worse</w:t>
             </w:r>
           </w:p>
         </w:tc>
@@ -16566,7 +17457,9 @@
       </w:pPr>
       <w:r>
         <w:rPr>
-          <w:color w:val="000000"/>
+          <w:b/>
+          <w:color w:val="000000"/>
+          <w:sz w:val="24"/>
         </w:rPr>
         <w:t xml:space="preserve">6.4 Tardiness-weight 민감도</w:t>
       </w:r>
@@ -16579,12 +17472,14 @@
       <w:r>
         <w:rPr>
           <w:color w:val="000000"/>
+          <w:sz w:val="20"/>
         </w:rPr>
         <w:t xml:space="preserve">식 (16)이 시간 단위 성분 둘을 합치므로 tuning 집합에서</w:t>
       </w:r>
       <w:r>
         <w:rPr>
           <w:color w:val="000000"/>
+          <w:sz w:val="20"/>
         </w:rPr>
         <w:t xml:space="preserve"> </w:t>
       </w:r>
@@ -16671,20 +17566,23 @@
       <w:r>
         <w:rPr>
           <w:color w:val="000000"/>
+          <w:sz w:val="20"/>
         </w:rPr>
         <w:t xml:space="preserve">을 스윕한다. 물리적 makespan과 총 tardiness를</w:t>
       </w:r>
       <w:r>
         <w:rPr>
           <w:color w:val="000000"/>
-        </w:rPr>
-        <w:t xml:space="preserve"> </w:t>
-      </w:r>
-      <w:r>
-        <w:rPr>
-          <w:color w:val="000000"/>
-        </w:rPr>
-        <w:t xml:space="preserve">인스턴스별로 min–max 정규화해 평균한다(그림 </w:t>
+          <w:sz w:val="20"/>
+        </w:rPr>
+        <w:t xml:space="preserve"> </w:t>
+      </w:r>
+      <w:r>
+        <w:rPr>
+          <w:color w:val="000000"/>
+          <w:sz w:val="20"/>
+        </w:rPr>
+        <w:t xml:space="preserve">인스턴스별로 min–max 정규화해 평균한다(Figure </w:t>
       </w:r>
       <w:hyperlink w:anchor="fig:lam">
         <w:r>
@@ -16697,24 +17595,28 @@
       <w:r>
         <w:rPr>
           <w:color w:val="000000"/>
+          <w:sz w:val="20"/>
         </w:rPr>
         <w:t xml:space="preserve">). tardiness 감소의</w:t>
       </w:r>
       <w:r>
         <w:rPr>
           <w:color w:val="000000"/>
-        </w:rPr>
-        <w:t xml:space="preserve"> </w:t>
-      </w:r>
-      <w:r>
-        <w:rPr>
-          <w:color w:val="000000"/>
+          <w:sz w:val="20"/>
+        </w:rPr>
+        <w:t xml:space="preserve"> </w:t>
+      </w:r>
+      <w:r>
+        <w:rPr>
+          <w:color w:val="000000"/>
+          <w:sz w:val="20"/>
         </w:rPr>
         <w:t xml:space="preserve">대부분은</w:t>
       </w:r>
       <w:r>
         <w:rPr>
           <w:color w:val="000000"/>
+          <w:sz w:val="20"/>
         </w:rPr>
         <w:t xml:space="preserve"> </w:t>
       </w:r>
@@ -16735,12 +17637,14 @@
       <w:r>
         <w:rPr>
           <w:color w:val="000000"/>
+          <w:sz w:val="20"/>
         </w:rPr>
         <w:t xml:space="preserve">에서</w:t>
       </w:r>
       <w:r>
         <w:rPr>
           <w:color w:val="000000"/>
+          <w:sz w:val="20"/>
         </w:rPr>
         <w:t xml:space="preserve"> </w:t>
       </w:r>
@@ -16752,30 +17656,35 @@
       <w:r>
         <w:rPr>
           <w:color w:val="000000"/>
-        </w:rPr>
-        <w:t xml:space="preserve"> </w:t>
-      </w:r>
-      <w:r>
-        <w:rPr>
-          <w:color w:val="000000"/>
+          <w:sz w:val="20"/>
+        </w:rPr>
+        <w:t xml:space="preserve"> </w:t>
+      </w:r>
+      <w:r>
+        <w:rPr>
+          <w:color w:val="000000"/>
+          <w:sz w:val="20"/>
         </w:rPr>
         <w:t xml:space="preserve">사이에서 일어나고 이후에는 그 폭이 줄어든다. 전체 스윕 구간에서 평균</w:t>
       </w:r>
       <w:r>
         <w:rPr>
           <w:color w:val="000000"/>
-        </w:rPr>
-        <w:t xml:space="preserve"> </w:t>
-      </w:r>
-      <w:r>
-        <w:rPr>
-          <w:color w:val="000000"/>
+          <w:sz w:val="20"/>
+        </w:rPr>
+        <w:t xml:space="preserve"> </w:t>
+      </w:r>
+      <w:r>
+        <w:rPr>
+          <w:color w:val="000000"/>
+          <w:sz w:val="20"/>
         </w:rPr>
         <w:t xml:space="preserve">makespan은 약 1% 상승, 평균 tardiness는 2–3% 하락한다.</w:t>
       </w:r>
       <w:r>
         <w:rPr>
           <w:color w:val="000000"/>
+          <w:sz w:val="20"/>
         </w:rPr>
         <w:t xml:space="preserve"> </w:t>
       </w:r>
@@ -16796,30 +17705,35 @@
       <w:r>
         <w:rPr>
           <w:color w:val="000000"/>
+          <w:sz w:val="20"/>
         </w:rPr>
         <w:t xml:space="preserve">을 채택한다:</w:t>
       </w:r>
       <w:r>
         <w:rPr>
           <w:color w:val="000000"/>
-        </w:rPr>
-        <w:t xml:space="preserve"> </w:t>
-      </w:r>
-      <w:r>
-        <w:rPr>
-          <w:color w:val="000000"/>
+          <w:sz w:val="20"/>
+        </w:rPr>
+        <w:t xml:space="preserve"> </w:t>
+      </w:r>
+      <w:r>
+        <w:rPr>
+          <w:color w:val="000000"/>
+          <w:sz w:val="20"/>
         </w:rPr>
         <w:t xml:space="preserve">완만한 makespan 비용으로 tardiness가 거의 최소에 이르고 두 시간 성분에 동일</w:t>
       </w:r>
       <w:r>
         <w:rPr>
           <w:color w:val="000000"/>
-        </w:rPr>
-        <w:t xml:space="preserve"> </w:t>
-      </w:r>
-      <w:r>
-        <w:rPr>
-          <w:color w:val="000000"/>
+          <w:sz w:val="20"/>
+        </w:rPr>
+        <w:t xml:space="preserve"> </w:t>
+      </w:r>
+      <w:r>
+        <w:rPr>
+          <w:color w:val="000000"/>
+          <w:sz w:val="20"/>
         </w:rPr>
         <w:t xml:space="preserve">가중을 준다. 이 스윕은 test가 아닌 tuning 인스턴스를 사용한 설계 정당화이다.</w:t>
       </w:r>
@@ -16889,7 +17803,7 @@
           <w:color w:val="000000"/>
           <w:sz w:val="18"/>
         </w:rPr>
-        <w:t xml:space="preserve">Normalized makespan-tardiness trade-off on tuning instances.</w:t>
+        <w:t xml:space="preserve">Figure 3. Normalized makespan-tardiness trade-off on tuning instances.</w:t>
       </w:r>
     </w:p>
     <w:bookmarkEnd w:id="37"/>
@@ -16903,7 +17817,9 @@
       </w:pPr>
       <w:r>
         <w:rPr>
-          <w:color w:val="000000"/>
+          <w:b/>
+          <w:color w:val="000000"/>
+          <w:sz w:val="28"/>
         </w:rPr>
         <w:t xml:space="preserve">7. 논의</w:t>
       </w:r>
@@ -16916,36 +17832,42 @@
       <w:r>
         <w:rPr>
           <w:color w:val="000000"/>
+          <w:sz w:val="20"/>
         </w:rPr>
         <w:t xml:space="preserve">학습 기반 selector가 uniform 대비 이득을 주지 못한 결과는 학습 자체에 대한 일반적</w:t>
       </w:r>
       <w:r>
         <w:rPr>
           <w:color w:val="000000"/>
-        </w:rPr>
-        <w:t xml:space="preserve"> </w:t>
-      </w:r>
-      <w:r>
-        <w:rPr>
-          <w:color w:val="000000"/>
+          <w:sz w:val="20"/>
+        </w:rPr>
+        <w:t xml:space="preserve"> </w:t>
+      </w:r>
+      <w:r>
+        <w:rPr>
+          <w:color w:val="000000"/>
+          <w:sz w:val="20"/>
         </w:rPr>
         <w:t xml:space="preserve">결론이 아니라, 본 논문의 탐색 구조 안에서 해석되어야 한다. 이 엔진은 selector가</w:t>
       </w:r>
       <w:r>
         <w:rPr>
           <w:color w:val="000000"/>
-        </w:rPr>
-        <w:t xml:space="preserve"> </w:t>
-      </w:r>
-      <w:r>
-        <w:rPr>
-          <w:color w:val="000000"/>
+          <w:sz w:val="20"/>
+        </w:rPr>
+        <w:t xml:space="preserve"> </w:t>
+      </w:r>
+      <w:r>
+        <w:rPr>
+          <w:color w:val="000000"/>
+          <w:sz w:val="20"/>
         </w:rPr>
         <w:t xml:space="preserve">개입할 여지를 거의 남기지 않기 때문이다. 후보 평가가 수십</w:t>
       </w:r>
       <w:r>
         <w:rPr>
           <w:color w:val="000000"/>
+          <w:sz w:val="20"/>
         </w:rPr>
         <w:t xml:space="preserve"> </w:t>
       </w:r>
@@ -16957,78 +17879,91 @@
       <w:r>
         <w:rPr>
           <w:color w:val="000000"/>
+          <w:sz w:val="20"/>
         </w:rPr>
         <w:t xml:space="preserve">s로</w:t>
       </w:r>
       <w:r>
         <w:rPr>
           <w:color w:val="000000"/>
-        </w:rPr>
-        <w:t xml:space="preserve"> </w:t>
-      </w:r>
-      <w:r>
-        <w:rPr>
-          <w:color w:val="000000"/>
+          <w:sz w:val="20"/>
+        </w:rPr>
+        <w:t xml:space="preserve"> </w:t>
+      </w:r>
+      <w:r>
+        <w:rPr>
+          <w:color w:val="000000"/>
+          <w:sz w:val="20"/>
         </w:rPr>
         <w:t xml:space="preserve">저렴하고, 모든 신규 incumbent 뒤에 결정론적 descent가 따른다. 같은 basin에</w:t>
       </w:r>
       <w:r>
         <w:rPr>
           <w:color w:val="000000"/>
-        </w:rPr>
-        <w:t xml:space="preserve"> </w:t>
-      </w:r>
-      <w:r>
-        <w:rPr>
-          <w:color w:val="000000"/>
+          <w:sz w:val="20"/>
+        </w:rPr>
+        <w:t xml:space="preserve"> </w:t>
+      </w:r>
+      <w:r>
+        <w:rPr>
+          <w:color w:val="000000"/>
+          <w:sz w:val="20"/>
         </w:rPr>
         <w:t xml:space="preserve">들어간 두 실행은 선행 이동이 달라도 같은 해로 수렴할 수 있으며, budget 곡선은 이</w:t>
       </w:r>
       <w:r>
         <w:rPr>
           <w:color w:val="000000"/>
-        </w:rPr>
-        <w:t xml:space="preserve"> </w:t>
-      </w:r>
-      <w:r>
-        <w:rPr>
-          <w:color w:val="000000"/>
+          <w:sz w:val="20"/>
+        </w:rPr>
+        <w:t xml:space="preserve"> </w:t>
+      </w:r>
+      <w:r>
+        <w:rPr>
+          <w:color w:val="000000"/>
+          <w:sz w:val="20"/>
         </w:rPr>
         <w:t xml:space="preserve">수렴이 대부분의 test 인스턴스에서 1</w:t>
       </w:r>
       <w:r>
         <w:rPr>
           <w:color w:val="000000"/>
+          <w:sz w:val="20"/>
         </w:rPr>
         <w:t xml:space="preserve">,</w:t>
       </w:r>
       <w:r>
         <w:rPr>
           <w:color w:val="000000"/>
+          <w:sz w:val="20"/>
         </w:rPr>
         <w:t xml:space="preserve">000회 이전에 일어남을 시사한다. 같은</w:t>
       </w:r>
       <w:r>
         <w:rPr>
           <w:color w:val="000000"/>
-        </w:rPr>
-        <w:t xml:space="preserve"> </w:t>
-      </w:r>
-      <w:r>
-        <w:rPr>
-          <w:color w:val="000000"/>
+          <w:sz w:val="20"/>
+        </w:rPr>
+        <w:t xml:space="preserve"> </w:t>
+      </w:r>
+      <w:r>
+        <w:rPr>
+          <w:color w:val="000000"/>
+          <w:sz w:val="20"/>
         </w:rPr>
         <w:t xml:space="preserve">이유로 SA acceptance와 reheating은 기저 SA-RL5 framework와의 comparability를 위해</w:t>
       </w:r>
       <w:r>
         <w:rPr>
           <w:color w:val="000000"/>
-        </w:rPr>
-        <w:t xml:space="preserve"> </w:t>
-      </w:r>
-      <w:r>
-        <w:rPr>
-          <w:color w:val="000000"/>
+          <w:sz w:val="20"/>
+        </w:rPr>
+        <w:t xml:space="preserve"> </w:t>
+      </w:r>
+      <w:r>
+        <w:rPr>
+          <w:color w:val="000000"/>
+          <w:sz w:val="20"/>
         </w:rPr>
         <w:t xml:space="preserve">유지하였으나, ablation은 본 설정에서 이들이 해 품질에 필수적이지 않음을 보인다.</w:t>
       </w:r>
@@ -17037,82 +17972,96 @@
       <w:pPr>
         <w:pStyle w:val="BodyText"/>
         <w:spacing w:line="360" w:lineRule="auto"/>
+        <w:ind w:firstLine="216"/>
       </w:pPr>
       <w:r>
         <w:rPr>
           <w:color w:val="000000"/>
+          <w:sz w:val="20"/>
         </w:rPr>
         <w:t xml:space="preserve">학습 정책이 예측할 대상도 마땅치 않다. selector가 이득을 내려면 현재 탐색 상태로부터</w:t>
       </w:r>
       <w:r>
         <w:rPr>
           <w:color w:val="000000"/>
-        </w:rPr>
-        <w:t xml:space="preserve"> </w:t>
-      </w:r>
-      <w:r>
-        <w:rPr>
-          <w:color w:val="000000"/>
+          <w:sz w:val="20"/>
+        </w:rPr>
+        <w:t xml:space="preserve"> </w:t>
+      </w:r>
+      <w:r>
+        <w:rPr>
+          <w:color w:val="000000"/>
+          <w:sz w:val="20"/>
         </w:rPr>
         <w:t xml:space="preserve">다음에 어떤 연산자가 유리한지를 예측할 수 있어야 하는데, 본 문제의 인스턴스는 정적이고</w:t>
       </w:r>
       <w:r>
         <w:rPr>
           <w:color w:val="000000"/>
-        </w:rPr>
-        <w:t xml:space="preserve"> </w:t>
-      </w:r>
-      <w:r>
-        <w:rPr>
-          <w:color w:val="000000"/>
+          <w:sz w:val="20"/>
+        </w:rPr>
+        <w:t xml:space="preserve"> </w:t>
+      </w:r>
+      <w:r>
+        <w:rPr>
+          <w:color w:val="000000"/>
+          <w:sz w:val="20"/>
         </w:rPr>
         <w:t xml:space="preserve">모든 release time이 최적화 이전에 알려져 있어 실행 도중 새로 드러나는 정보가 없다. 이는 도착 정보가 시간의 흐름에 따라 공개되는 online dock control이나 개별 이동의 평가 비용이</w:t>
       </w:r>
       <w:r>
         <w:rPr>
           <w:color w:val="000000"/>
-        </w:rPr>
-        <w:t xml:space="preserve"> </w:t>
-      </w:r>
-      <w:r>
-        <w:rPr>
-          <w:color w:val="000000"/>
+          <w:sz w:val="20"/>
+        </w:rPr>
+        <w:t xml:space="preserve"> </w:t>
+      </w:r>
+      <w:r>
+        <w:rPr>
+          <w:color w:val="000000"/>
+          <w:sz w:val="20"/>
         </w:rPr>
         <w:t xml:space="preserve">비싼 simulation 모형과 다르며, 그런 환경에서는 learned selection의 역할이 커질 수</w:t>
       </w:r>
       <w:r>
         <w:rPr>
           <w:color w:val="000000"/>
-        </w:rPr>
-        <w:t xml:space="preserve"> </w:t>
-      </w:r>
-      <w:r>
-        <w:rPr>
-          <w:color w:val="000000"/>
+          <w:sz w:val="20"/>
+        </w:rPr>
+        <w:t xml:space="preserve"> </w:t>
+      </w:r>
+      <w:r>
+        <w:rPr>
+          <w:color w:val="000000"/>
+          <w:sz w:val="20"/>
         </w:rPr>
         <w:t xml:space="preserve">있다. 본 결과가 뒷받침하는 바는 제한적이다. 즉, learned selector는 동일한 엔진과 동일한</w:t>
       </w:r>
       <w:r>
         <w:rPr>
           <w:color w:val="000000"/>
-        </w:rPr>
-        <w:t xml:space="preserve"> </w:t>
-      </w:r>
-      <w:r>
-        <w:rPr>
-          <w:color w:val="000000"/>
+          <w:sz w:val="20"/>
+        </w:rPr>
+        <w:t xml:space="preserve"> </w:t>
+      </w:r>
+      <w:r>
+        <w:rPr>
+          <w:color w:val="000000"/>
+          <w:sz w:val="20"/>
         </w:rPr>
         <w:t xml:space="preserve">예산에서 uniform sampling과 비교되어야 하며, 그 통제가 없으면 descent·restart·강한</w:t>
       </w:r>
       <w:r>
         <w:rPr>
           <w:color w:val="000000"/>
-        </w:rPr>
-        <w:t xml:space="preserve"> </w:t>
-      </w:r>
-      <w:r>
-        <w:rPr>
-          <w:color w:val="000000"/>
+          <w:sz w:val="20"/>
+        </w:rPr>
+        <w:t xml:space="preserve"> </w:t>
+      </w:r>
+      <w:r>
+        <w:rPr>
+          <w:color w:val="000000"/>
+          <w:sz w:val="20"/>
         </w:rPr>
         <w:t xml:space="preserve">이동 집합의 이득이 정책 자체의 것으로 잘못 귀속될 수 있다.</w:t>
       </w:r>
@@ -17126,7 +18075,9 @@
       </w:pPr>
       <w:r>
         <w:rPr>
-          <w:color w:val="000000"/>
+          <w:b/>
+          <w:color w:val="000000"/>
+          <w:sz w:val="28"/>
         </w:rPr>
         <w:t xml:space="preserve">8. 결론</w:t>
       </w:r>
@@ -17139,90 +18090,105 @@
       <w:r>
         <w:rPr>
           <w:color w:val="000000"/>
+          <w:sz w:val="20"/>
         </w:rPr>
         <w:t xml:space="preserve">본 연구는 부분 하역 컴파운드 트럭 스케줄링에 release time과 soft due date를</w:t>
       </w:r>
       <w:r>
         <w:rPr>
           <w:color w:val="000000"/>
-        </w:rPr>
-        <w:t xml:space="preserve"> </w:t>
-      </w:r>
-      <w:r>
-        <w:rPr>
-          <w:color w:val="000000"/>
+          <w:sz w:val="20"/>
+        </w:rPr>
+        <w:t xml:space="preserve"> </w:t>
+      </w:r>
+      <w:r>
+        <w:rPr>
+          <w:color w:val="000000"/>
+          <w:sz w:val="20"/>
         </w:rPr>
         <w:t xml:space="preserve">도입하고, MILP·CP-SAT 정식화와 유효 하한으로 휴리스틱 해를 검증하였다. CP-SAT</w:t>
       </w:r>
       <w:r>
         <w:rPr>
           <w:color w:val="000000"/>
-        </w:rPr>
-        <w:t xml:space="preserve"> </w:t>
-      </w:r>
-      <w:r>
-        <w:rPr>
-          <w:color w:val="000000"/>
+          <w:sz w:val="20"/>
+        </w:rPr>
+        <w:t xml:space="preserve"> </w:t>
+      </w:r>
+      <w:r>
+        <w:rPr>
+          <w:color w:val="000000"/>
+          <w:sz w:val="20"/>
         </w:rPr>
         <w:t xml:space="preserve">기준해가 있는 실험 조건에서 VAA-GILS의 목적값은 해당 기준해 대비 평균 0.11–0.21%였고(소형 무제약</w:t>
       </w:r>
       <w:r>
         <w:rPr>
           <w:color w:val="000000"/>
-        </w:rPr>
-        <w:t xml:space="preserve"> </w:t>
-      </w:r>
-      <w:r>
-        <w:rPr>
-          <w:color w:val="000000"/>
+          <w:sz w:val="20"/>
+        </w:rPr>
+        <w:t xml:space="preserve"> </w:t>
+      </w:r>
+      <w:r>
+        <w:rPr>
+          <w:color w:val="000000"/>
+          <w:sz w:val="20"/>
         </w:rPr>
         <w:t xml:space="preserve">조건에서는 CP-SAT가 최적성을 증명하였다), 대형 시간 제약 조건에서는 수 초 안에 비교 방법 가운데 가장 좋은 해를 제공하였다.</w:t>
       </w:r>
       <w:r>
         <w:rPr>
           <w:color w:val="000000"/>
-        </w:rPr>
-        <w:t xml:space="preserve"> </w:t>
-      </w:r>
-      <w:r>
-        <w:rPr>
-          <w:color w:val="000000"/>
+          <w:sz w:val="20"/>
+        </w:rPr>
+        <w:t xml:space="preserve"> </w:t>
+      </w:r>
+      <w:r>
+        <w:rPr>
+          <w:color w:val="000000"/>
+          <w:sz w:val="20"/>
         </w:rPr>
         <w:t xml:space="preserve">ablation은 성능이 best-improvement descent, guided 이동, restart라는 결정론적</w:t>
       </w:r>
       <w:r>
         <w:rPr>
           <w:color w:val="000000"/>
-        </w:rPr>
-        <w:t xml:space="preserve"> </w:t>
-      </w:r>
-      <w:r>
-        <w:rPr>
-          <w:color w:val="000000"/>
+          <w:sz w:val="20"/>
+        </w:rPr>
+        <w:t xml:space="preserve"> </w:t>
+      </w:r>
+      <w:r>
+        <w:rPr>
+          <w:color w:val="000000"/>
+          <w:sz w:val="20"/>
         </w:rPr>
         <w:t xml:space="preserve">구조에서 비롯되며, 학습 기반 연산자 선택·학습된 초기해·확률적 acceptance는 이</w:t>
       </w:r>
       <w:r>
         <w:rPr>
           <w:color w:val="000000"/>
-        </w:rPr>
-        <w:t xml:space="preserve"> </w:t>
-      </w:r>
-      <w:r>
-        <w:rPr>
-          <w:color w:val="000000"/>
+          <w:sz w:val="20"/>
+        </w:rPr>
+        <w:t xml:space="preserve"> </w:t>
+      </w:r>
+      <w:r>
+        <w:rPr>
+          <w:color w:val="000000"/>
+          <w:sz w:val="20"/>
         </w:rPr>
         <w:t xml:space="preserve">환경에서 실용적 이득을 주지 않음을 보였다. 향후에는 도착 정보가 실시간으로 공개되는 동적</w:t>
       </w:r>
       <w:r>
         <w:rPr>
           <w:color w:val="000000"/>
-        </w:rPr>
-        <w:t xml:space="preserve"> </w:t>
-      </w:r>
-      <w:r>
-        <w:rPr>
-          <w:color w:val="000000"/>
+          <w:sz w:val="20"/>
+        </w:rPr>
+        <w:t xml:space="preserve"> </w:t>
+      </w:r>
+      <w:r>
+        <w:rPr>
+          <w:color w:val="000000"/>
+          <w:sz w:val="20"/>
         </w:rPr>
         <w:t xml:space="preserve">문제, 대형 시간 제약 조건을 위한 더 강한 하한, 산업 데이터를 활용한 사례 연구가 필요하다.</w:t>
       </w:r>
@@ -17236,7 +18202,9 @@
       </w:pPr>
       <w:r>
         <w:rPr>
-          <w:color w:val="000000"/>
+          <w:b/>
+          <w:color w:val="000000"/>
+          <w:sz w:val="28"/>
         </w:rPr>
         <w:t xml:space="preserve">부록 A. Transfer DQN 구현 세부</w:t>
       </w:r>
@@ -17249,54 +18217,63 @@
       <w:r>
         <w:rPr>
           <w:color w:val="000000"/>
+          <w:sz w:val="20"/>
         </w:rPr>
         <w:t xml:space="preserve">transfer DQN은 매 반복 11개 연산자 집합에서 하나를 고른다. Q-network는 27차원 규모</w:t>
       </w:r>
       <w:r>
         <w:rPr>
           <w:color w:val="000000"/>
-        </w:rPr>
-        <w:t xml:space="preserve"> </w:t>
-      </w:r>
-      <w:r>
-        <w:rPr>
-          <w:color w:val="000000"/>
+          <w:sz w:val="20"/>
+        </w:rPr>
+        <w:t xml:space="preserve"> </w:t>
+      </w:r>
+      <w:r>
+        <w:rPr>
+          <w:color w:val="000000"/>
+          <w:sz w:val="20"/>
         </w:rPr>
         <w:t xml:space="preserve">불변 상태를 연산자별 Q값으로 사상하는 MLP로, 64 unit의 hidden layer 2개와 ReLU를</w:t>
       </w:r>
       <w:r>
         <w:rPr>
           <w:color w:val="000000"/>
-        </w:rPr>
-        <w:t xml:space="preserve"> </w:t>
-      </w:r>
-      <w:r>
-        <w:rPr>
-          <w:color w:val="000000"/>
+          <w:sz w:val="20"/>
+        </w:rPr>
+        <w:t xml:space="preserve"> </w:t>
+      </w:r>
+      <w:r>
+        <w:rPr>
+          <w:color w:val="000000"/>
+          <w:sz w:val="20"/>
         </w:rPr>
         <w:t xml:space="preserve">쓴다. 학습은 용량 100</w:t>
       </w:r>
       <w:r>
         <w:rPr>
           <w:color w:val="000000"/>
+          <w:sz w:val="20"/>
         </w:rPr>
         <w:t xml:space="preserve">,</w:t>
       </w:r>
       <w:r>
         <w:rPr>
           <w:color w:val="000000"/>
+          <w:sz w:val="20"/>
         </w:rPr>
         <w:t xml:space="preserve">000의 replay buffer를 사용하며, 500 transition warm-up 후</w:t>
       </w:r>
       <w:r>
         <w:rPr>
           <w:color w:val="000000"/>
-        </w:rPr>
-        <w:t xml:space="preserve"> </w:t>
-      </w:r>
-      <w:r>
-        <w:rPr>
-          <w:color w:val="000000"/>
+          <w:sz w:val="20"/>
+        </w:rPr>
+        <w:t xml:space="preserve"> </w:t>
+      </w:r>
+      <w:r>
+        <w:rPr>
+          <w:color w:val="000000"/>
+          <w:sz w:val="20"/>
         </w:rPr>
         <w:t xml:space="preserve">매 step 1회 gradient step으로 Huber(smooth-</w:t>
       </w:r>
@@ -17317,24 +18294,28 @@
       <w:r>
         <w:rPr>
           <w:color w:val="000000"/>
+          <w:sz w:val="20"/>
         </w:rPr>
         <w:t xml:space="preserve">) temporal-difference loss를 Adam</w:t>
       </w:r>
       <w:r>
         <w:rPr>
           <w:color w:val="000000"/>
-        </w:rPr>
-        <w:t xml:space="preserve"> </w:t>
-      </w:r>
-      <w:r>
-        <w:rPr>
-          <w:color w:val="000000"/>
+          <w:sz w:val="20"/>
+        </w:rPr>
+        <w:t xml:space="preserve"> </w:t>
+      </w:r>
+      <w:r>
+        <w:rPr>
+          <w:color w:val="000000"/>
+          <w:sz w:val="20"/>
         </w:rPr>
         <w:t xml:space="preserve">(learning rate</w:t>
       </w:r>
       <w:r>
         <w:rPr>
           <w:color w:val="000000"/>
+          <w:sz w:val="20"/>
         </w:rPr>
         <w:t xml:space="preserve"> </w:t>
       </w:r>
@@ -17361,12 +18342,14 @@
       <w:r>
         <w:rPr>
           <w:color w:val="000000"/>
+          <w:sz w:val="20"/>
         </w:rPr>
         <w:t xml:space="preserve">, discount</w:t>
       </w:r>
       <w:r>
         <w:rPr>
           <w:color w:val="000000"/>
+          <w:sz w:val="20"/>
         </w:rPr>
         <w:t xml:space="preserve"> </w:t>
       </w:r>
@@ -17387,36 +18370,42 @@
       <w:r>
         <w:rPr>
           <w:color w:val="000000"/>
+          <w:sz w:val="20"/>
         </w:rPr>
         <w:t xml:space="preserve">)으로 최소화한다. mini-batch는 64,</w:t>
       </w:r>
       <w:r>
         <w:rPr>
           <w:color w:val="000000"/>
-        </w:rPr>
-        <w:t xml:space="preserve"> </w:t>
-      </w:r>
-      <w:r>
-        <w:rPr>
-          <w:color w:val="000000"/>
+          <w:sz w:val="20"/>
+        </w:rPr>
+        <w:t xml:space="preserve"> </w:t>
+      </w:r>
+      <w:r>
+        <w:rPr>
+          <w:color w:val="000000"/>
+          <w:sz w:val="20"/>
         </w:rPr>
         <w:t xml:space="preserve">target network는 500 step마다 동기화한다. reward는 shaped signal(신규 incumbent 2,</w:t>
       </w:r>
       <w:r>
         <w:rPr>
           <w:color w:val="000000"/>
-        </w:rPr>
-        <w:t xml:space="preserve"> </w:t>
-      </w:r>
-      <w:r>
-        <w:rPr>
-          <w:color w:val="000000"/>
+          <w:sz w:val="20"/>
+        </w:rPr>
+        <w:t xml:space="preserve"> </w:t>
+      </w:r>
+      <w:r>
+        <w:rPr>
+          <w:color w:val="000000"/>
+          <w:sz w:val="20"/>
         </w:rPr>
         <w:t xml:space="preserve">비악화 1, 그 외 0)이다. agent는</w:t>
       </w:r>
       <w:r>
         <w:rPr>
           <w:color w:val="000000"/>
+          <w:sz w:val="20"/>
         </w:rPr>
         <w:t xml:space="preserve"> </w:t>
       </w:r>
@@ -17425,30 +18414,35 @@
           <w:i/>
           <w:iCs/>
           <w:color w:val="000000"/>
+          <w:sz w:val="20"/>
         </w:rPr>
         <w:t xml:space="preserve">train</w:t>
       </w:r>
       <w:r>
         <w:rPr>
           <w:color w:val="000000"/>
-        </w:rPr>
-        <w:t xml:space="preserve"> </w:t>
-      </w:r>
-      <w:r>
-        <w:rPr>
-          <w:color w:val="000000"/>
+          <w:sz w:val="20"/>
+        </w:rPr>
+        <w:t xml:space="preserve"> </w:t>
+      </w:r>
+      <w:r>
+        <w:rPr>
+          <w:color w:val="000000"/>
+          <w:sz w:val="20"/>
         </w:rPr>
         <w:t xml:space="preserve">집합(S/M 규모, 모든 화물 분포·시간 제약 조건)에서 500회</w:t>
       </w:r>
       <w:r>
         <w:rPr>
           <w:color w:val="000000"/>
-        </w:rPr>
-        <w:t xml:space="preserve"> </w:t>
-      </w:r>
-      <w:r>
-        <w:rPr>
-          <w:color w:val="000000"/>
+          <w:sz w:val="20"/>
+        </w:rPr>
+        <w:t xml:space="preserve"> </w:t>
+      </w:r>
+      <w:r>
+        <w:rPr>
+          <w:color w:val="000000"/>
+          <w:sz w:val="20"/>
         </w:rPr>
         <w:t xml:space="preserve">실행으로 오프라인 학습(</w:t>
       </w:r>
@@ -17460,12 +18454,14 @@
       <w:r>
         <w:rPr>
           <w:color w:val="000000"/>
+          <w:sz w:val="20"/>
         </w:rPr>
         <w:t xml:space="preserve">-greedy) 후,</w:t>
       </w:r>
       <w:r>
         <w:rPr>
           <w:color w:val="000000"/>
+          <w:sz w:val="20"/>
         </w:rPr>
         <w:t xml:space="preserve"> </w:t>
       </w:r>
@@ -17474,30 +18470,35 @@
           <w:i/>
           <w:iCs/>
           <w:color w:val="000000"/>
+          <w:sz w:val="20"/>
         </w:rPr>
         <w:t xml:space="preserve">test</w:t>
       </w:r>
       <w:r>
         <w:rPr>
           <w:color w:val="000000"/>
-        </w:rPr>
-        <w:t xml:space="preserve"> </w:t>
-      </w:r>
-      <w:r>
-        <w:rPr>
-          <w:color w:val="000000"/>
+          <w:sz w:val="20"/>
+        </w:rPr>
+        <w:t xml:space="preserve"> </w:t>
+      </w:r>
+      <w:r>
+        <w:rPr>
+          <w:color w:val="000000"/>
+          <w:sz w:val="20"/>
         </w:rPr>
         <w:t xml:space="preserve">인스턴스에 zero-shot</w:t>
       </w:r>
       <w:r>
         <w:rPr>
           <w:color w:val="000000"/>
-        </w:rPr>
-        <w:t xml:space="preserve"> </w:t>
-      </w:r>
-      <w:r>
-        <w:rPr>
-          <w:color w:val="000000"/>
+          <w:sz w:val="20"/>
+        </w:rPr>
+        <w:t xml:space="preserve"> </w:t>
+      </w:r>
+      <w:r>
+        <w:rPr>
+          <w:color w:val="000000"/>
+          <w:sz w:val="20"/>
         </w:rPr>
         <w:t xml:space="preserve">(</w:t>
       </w:r>
@@ -17518,18 +18519,21 @@
       <w:r>
         <w:rPr>
           <w:color w:val="000000"/>
+          <w:sz w:val="20"/>
         </w:rPr>
         <w:t xml:space="preserve">, 갱신 없음)으로 적용한다. 결과가 uniform 대비 개선이 없다는</w:t>
       </w:r>
       <w:r>
         <w:rPr>
           <w:color w:val="000000"/>
-        </w:rPr>
-        <w:t xml:space="preserve"> </w:t>
-      </w:r>
-      <w:r>
-        <w:rPr>
-          <w:color w:val="000000"/>
+          <w:sz w:val="20"/>
+        </w:rPr>
+        <w:t xml:space="preserve"> </w:t>
+      </w:r>
+      <w:r>
+        <w:rPr>
+          <w:color w:val="000000"/>
+          <w:sz w:val="20"/>
         </w:rPr>
         <w:t xml:space="preserve">것이므로, 재현·강화가 가능하도록 network·학습 스크립트·seed를 공개한다.</w:t>
       </w:r>
@@ -17599,7 +18603,7 @@
           <w:color w:val="000000"/>
           <w:sz w:val="18"/>
         </w:rPr>
-        <w:t xml:space="preserve">Mean gap to the best observed solution across iteration budgets.</w:t>
+        <w:t xml:space="preserve">Figure 4. Mean gap to the best observed solution across iteration budgets.</w:t>
       </w:r>
     </w:p>
     <w:bookmarkEnd w:id="45"/>
@@ -17612,7 +18616,9 @@
       </w:pPr>
       <w:r>
         <w:rPr>
-          <w:color w:val="000000"/>
+          <w:b/>
+          <w:color w:val="000000"/>
+          <w:sz w:val="28"/>
         </w:rPr>
         <w:t xml:space="preserve">생성형 AI 활용 공개</w:t>
       </w:r>
@@ -17625,8 +18631,37 @@
       <w:r>
         <w:rPr>
           <w:color w:val="000000"/>
-        </w:rPr>
-        <w:t xml:space="preserve">본 논문의 작성 과정에서 저자는 OpenAI Codex(GPT-5, OpenAI)와 Claude Code(Anthropic)를 원고의 맞춤법·가독성 개선 및 계산 코드 개발·검토 보조를 위해 사용하였다. 저자는 해당 도구 사용 후 그 내용을 검토 및 수정하였으며, 논문의 모든 내용에 대한 책임은 저자에게 있다.</w:t>
+          <w:sz w:val="20"/>
+        </w:rPr>
+        <w:t xml:space="preserve">본 논문의 작성 과정에서 저자는 OpenAI Codex(GPT-5, OpenAI)와 Claude Code(Anthropic)를</w:t>
+      </w:r>
+      <w:r>
+        <w:rPr>
+          <w:color w:val="000000"/>
+          <w:sz w:val="20"/>
+        </w:rPr>
+        <w:t xml:space="preserve"> </w:t>
+      </w:r>
+      <w:r>
+        <w:rPr>
+          <w:color w:val="000000"/>
+          <w:sz w:val="20"/>
+        </w:rPr>
+        <w:t xml:space="preserve">본문의 맞춤법 및 가독성 개선을 위해 사용하였다. 저자는 해당 도구 사용 후 그 내용을</w:t>
+      </w:r>
+      <w:r>
+        <w:rPr>
+          <w:color w:val="000000"/>
+          <w:sz w:val="20"/>
+        </w:rPr>
+        <w:t xml:space="preserve"> </w:t>
+      </w:r>
+      <w:r>
+        <w:rPr>
+          <w:color w:val="000000"/>
+          <w:sz w:val="20"/>
+        </w:rPr>
+        <w:t xml:space="preserve">검토 및 수정하였으며, 논문의 모든 내용에 대한 책임은 저자에게 있다.</w:t>
       </w:r>
     </w:p>
     <w:bookmarkEnd w:id="47"/>
@@ -17638,7 +18673,9 @@
       </w:pPr>
       <w:r>
         <w:rPr>
-          <w:color w:val="000000"/>
+          <w:b/>
+          <w:color w:val="000000"/>
+          <w:sz w:val="28"/>
         </w:rPr>
         <w:t xml:space="preserve">참고문헌</w:t>
       </w:r>
@@ -17651,12 +18688,14 @@
       <w:r>
         <w:rPr>
           <w:color w:val="000000"/>
+          <w:sz w:val="20"/>
         </w:rPr>
         <w:t xml:space="preserve">Assadi, M. T. and Bagheri, M.(2016), Differential Evolution and Population-Based Simulated Annealing for Truck Scheduling Problem in Multiple Door Cross-Docking Systems,</w:t>
       </w:r>
       <w:r>
         <w:rPr>
           <w:color w:val="000000"/>
+          <w:sz w:val="20"/>
         </w:rPr>
         <w:t xml:space="preserve"> </w:t>
       </w:r>
@@ -17665,12 +18704,14 @@
           <w:i/>
           <w:iCs/>
           <w:color w:val="000000"/>
+          <w:sz w:val="20"/>
         </w:rPr>
         <w:t xml:space="preserve">Computers &amp; Industrial Engineering</w:t>
       </w:r>
       <w:r>
         <w:rPr>
           <w:color w:val="000000"/>
+          <w:sz w:val="20"/>
         </w:rPr>
         <w:t xml:space="preserve">, 96, 149-161.</w:t>
       </w:r>
@@ -17679,16 +18720,19 @@
       <w:pPr>
         <w:pStyle w:val="BodyText"/>
         <w:spacing w:line="360" w:lineRule="auto"/>
+        <w:ind w:firstLine="216"/>
       </w:pPr>
       <w:r>
         <w:rPr>
           <w:color w:val="000000"/>
+          <w:sz w:val="20"/>
         </w:rPr>
         <w:t xml:space="preserve">Bodnar, P., de Koster, R., and Azadeh, K.(2017), Scheduling Trucks in a Cross-Dock with Mixed Service Mode Dock Doors,</w:t>
       </w:r>
       <w:r>
         <w:rPr>
           <w:color w:val="000000"/>
+          <w:sz w:val="20"/>
         </w:rPr>
         <w:t xml:space="preserve"> </w:t>
       </w:r>
@@ -17697,12 +18741,14 @@
           <w:i/>
           <w:iCs/>
           <w:color w:val="000000"/>
+          <w:sz w:val="20"/>
         </w:rPr>
         <w:t xml:space="preserve">Transportation Science</w:t>
       </w:r>
       <w:r>
         <w:rPr>
           <w:color w:val="000000"/>
+          <w:sz w:val="20"/>
         </w:rPr>
         <w:t xml:space="preserve">, 51(1), 112-131.</w:t>
       </w:r>
@@ -17711,16 +18757,19 @@
       <w:pPr>
         <w:pStyle w:val="BodyText"/>
         <w:spacing w:line="360" w:lineRule="auto"/>
+        <w:ind w:firstLine="216"/>
       </w:pPr>
       <w:r>
         <w:rPr>
           <w:color w:val="000000"/>
+          <w:sz w:val="20"/>
         </w:rPr>
         <w:t xml:space="preserve">Boysen, N. and Fliedner, M.(2010), Cross Dock Scheduling: Classification, Literature Review and Research Agenda,</w:t>
       </w:r>
       <w:r>
         <w:rPr>
           <w:color w:val="000000"/>
+          <w:sz w:val="20"/>
         </w:rPr>
         <w:t xml:space="preserve"> </w:t>
       </w:r>
@@ -17729,12 +18778,14 @@
           <w:i/>
           <w:iCs/>
           <w:color w:val="000000"/>
+          <w:sz w:val="20"/>
         </w:rPr>
         <w:t xml:space="preserve">Omega</w:t>
       </w:r>
       <w:r>
         <w:rPr>
           <w:color w:val="000000"/>
+          <w:sz w:val="20"/>
         </w:rPr>
         <w:t xml:space="preserve">, 38(6), 413-422.</w:t>
       </w:r>
@@ -17743,16 +18794,19 @@
       <w:pPr>
         <w:pStyle w:val="BodyText"/>
         <w:spacing w:line="360" w:lineRule="auto"/>
+        <w:ind w:firstLine="216"/>
       </w:pPr>
       <w:r>
         <w:rPr>
           <w:color w:val="000000"/>
+          <w:sz w:val="20"/>
         </w:rPr>
         <w:t xml:space="preserve">Joo, C. M. and Kim, B. S.(2013), Scheduling Compound Trucks in Multi-Door Cross-Docking Terminals,</w:t>
       </w:r>
       <w:r>
         <w:rPr>
           <w:color w:val="000000"/>
+          <w:sz w:val="20"/>
         </w:rPr>
         <w:t xml:space="preserve"> </w:t>
       </w:r>
@@ -17761,12 +18815,14 @@
           <w:i/>
           <w:iCs/>
           <w:color w:val="000000"/>
+          <w:sz w:val="20"/>
         </w:rPr>
         <w:t xml:space="preserve">International Journal of Advanced Manufacturing Technology</w:t>
       </w:r>
       <w:r>
         <w:rPr>
           <w:color w:val="000000"/>
+          <w:sz w:val="20"/>
         </w:rPr>
         <w:t xml:space="preserve">, 64, 977-988.</w:t>
       </w:r>
@@ -17775,16 +18831,19 @@
       <w:pPr>
         <w:pStyle w:val="BodyText"/>
         <w:spacing w:line="360" w:lineRule="auto"/>
+        <w:ind w:firstLine="216"/>
       </w:pPr>
       <w:r>
         <w:rPr>
           <w:color w:val="000000"/>
+          <w:sz w:val="20"/>
         </w:rPr>
         <w:t xml:space="preserve">Konur, D. and Golias, M. M.(2013a), Analysis of Different Approaches to Cross-Dock Truck Scheduling with Truck Arrival Time Uncertainty,</w:t>
       </w:r>
       <w:r>
         <w:rPr>
           <w:color w:val="000000"/>
+          <w:sz w:val="20"/>
         </w:rPr>
         <w:t xml:space="preserve"> </w:t>
       </w:r>
@@ -17793,12 +18852,14 @@
           <w:i/>
           <w:iCs/>
           <w:color w:val="000000"/>
+          <w:sz w:val="20"/>
         </w:rPr>
         <w:t xml:space="preserve">Computers &amp; Industrial Engineering</w:t>
       </w:r>
       <w:r>
         <w:rPr>
           <w:color w:val="000000"/>
+          <w:sz w:val="20"/>
         </w:rPr>
         <w:t xml:space="preserve">, 65(4), 663-672.</w:t>
       </w:r>
@@ -17807,16 +18868,19 @@
       <w:pPr>
         <w:pStyle w:val="BodyText"/>
         <w:spacing w:line="360" w:lineRule="auto"/>
+        <w:ind w:firstLine="216"/>
       </w:pPr>
       <w:r>
         <w:rPr>
           <w:color w:val="000000"/>
+          <w:sz w:val="20"/>
         </w:rPr>
         <w:t xml:space="preserve">Konur, D. and Golias, M. M.(2013b), Cost-Stable Truck Scheduling at a Cross-Dock Facility with Unknown Truck Arrivals: A Meta-Heuristic Approach,</w:t>
       </w:r>
       <w:r>
         <w:rPr>
           <w:color w:val="000000"/>
+          <w:sz w:val="20"/>
         </w:rPr>
         <w:t xml:space="preserve"> </w:t>
       </w:r>
@@ -17825,12 +18889,14 @@
           <w:i/>
           <w:iCs/>
           <w:color w:val="000000"/>
+          <w:sz w:val="20"/>
         </w:rPr>
         <w:t xml:space="preserve">Transportation Research Part E</w:t>
       </w:r>
       <w:r>
         <w:rPr>
           <w:color w:val="000000"/>
+          <w:sz w:val="20"/>
         </w:rPr>
         <w:t xml:space="preserve">, 49(1), 71-91.</w:t>
       </w:r>
@@ -17839,16 +18905,19 @@
       <w:pPr>
         <w:pStyle w:val="BodyText"/>
         <w:spacing w:line="360" w:lineRule="auto"/>
+        <w:ind w:firstLine="216"/>
       </w:pPr>
       <w:r>
         <w:rPr>
           <w:color w:val="000000"/>
+          <w:sz w:val="20"/>
         </w:rPr>
         <w:t xml:space="preserve">Ladier, A.-L. and Alpan, G.(2016), Robust Cross-Dock Scheduling with Time Windows,</w:t>
       </w:r>
       <w:r>
         <w:rPr>
           <w:color w:val="000000"/>
+          <w:sz w:val="20"/>
         </w:rPr>
         <w:t xml:space="preserve"> </w:t>
       </w:r>
@@ -17857,12 +18926,14 @@
           <w:i/>
           <w:iCs/>
           <w:color w:val="000000"/>
+          <w:sz w:val="20"/>
         </w:rPr>
         <w:t xml:space="preserve">Computers &amp; Industrial Engineering</w:t>
       </w:r>
       <w:r>
         <w:rPr>
           <w:color w:val="000000"/>
+          <w:sz w:val="20"/>
         </w:rPr>
         <w:t xml:space="preserve">, 99, 16-28.</w:t>
       </w:r>
@@ -17871,16 +18942,19 @@
       <w:pPr>
         <w:pStyle w:val="BodyText"/>
         <w:spacing w:line="360" w:lineRule="auto"/>
+        <w:ind w:firstLine="216"/>
       </w:pPr>
       <w:r>
         <w:rPr>
           <w:color w:val="000000"/>
+          <w:sz w:val="20"/>
         </w:rPr>
         <w:t xml:space="preserve">Larbi, R., Alpan, G., Baptiste, P., and Penz, B.(2011), Scheduling Cross Docking Operations under Full, Partial and No Information on Inbound Arrivals,</w:t>
       </w:r>
       <w:r>
         <w:rPr>
           <w:color w:val="000000"/>
+          <w:sz w:val="20"/>
         </w:rPr>
         <w:t xml:space="preserve"> </w:t>
       </w:r>
@@ -17889,12 +18963,14 @@
           <w:i/>
           <w:iCs/>
           <w:color w:val="000000"/>
+          <w:sz w:val="20"/>
         </w:rPr>
         <w:t xml:space="preserve">Computers &amp; Operations Research</w:t>
       </w:r>
       <w:r>
         <w:rPr>
           <w:color w:val="000000"/>
+          <w:sz w:val="20"/>
         </w:rPr>
         <w:t xml:space="preserve">, 38(6), 889-900.</w:t>
       </w:r>
@@ -17903,16 +18979,19 @@
       <w:pPr>
         <w:pStyle w:val="BodyText"/>
         <w:spacing w:line="360" w:lineRule="auto"/>
+        <w:ind w:firstLine="216"/>
       </w:pPr>
       <w:r>
         <w:rPr>
           <w:color w:val="000000"/>
+          <w:sz w:val="20"/>
         </w:rPr>
         <w:t xml:space="preserve">Li, Y., Mohammadi, M., Zhang, X., Lan, Y., and van Jaarsveld, W.(2026), Integrated Trucks Assignment and Scheduling Problem with Mixed Service Mode Docks,</w:t>
       </w:r>
       <w:r>
         <w:rPr>
           <w:color w:val="000000"/>
+          <w:sz w:val="20"/>
         </w:rPr>
         <w:t xml:space="preserve"> </w:t>
       </w:r>
@@ -17921,12 +19000,14 @@
           <w:i/>
           <w:iCs/>
           <w:color w:val="000000"/>
+          <w:sz w:val="20"/>
         </w:rPr>
         <w:t xml:space="preserve">European Journal of Operational Research</w:t>
       </w:r>
       <w:r>
         <w:rPr>
           <w:color w:val="000000"/>
+          <w:sz w:val="20"/>
         </w:rPr>
         <w:t xml:space="preserve">, 333(1), 117-137.</w:t>
       </w:r>
@@ -17935,16 +19016,19 @@
       <w:pPr>
         <w:pStyle w:val="BodyText"/>
         <w:spacing w:line="360" w:lineRule="auto"/>
+        <w:ind w:firstLine="216"/>
       </w:pPr>
       <w:r>
         <w:rPr>
           <w:color w:val="000000"/>
+          <w:sz w:val="20"/>
         </w:rPr>
         <w:t xml:space="preserve">Mnih, V., Kavukcuoglu, K., Silver, D., Rusu, A. A., Veness, J., Bellemare, M. G., Graves, A., Riedmiller, M., Fidjeland, A. K., Ostrovski, G., Petersen, S., Beattie, C., Sadik, A., Antonoglou, I., King, H., Kumaran, D., Wierstra, D., Legg, S., and Hassabis, D.(2015), Human-Level Control through Deep Reinforcement Learning,</w:t>
       </w:r>
       <w:r>
         <w:rPr>
           <w:color w:val="000000"/>
+          <w:sz w:val="20"/>
         </w:rPr>
         <w:t xml:space="preserve"> </w:t>
       </w:r>
@@ -17953,12 +19037,14 @@
           <w:i/>
           <w:iCs/>
           <w:color w:val="000000"/>
+          <w:sz w:val="20"/>
         </w:rPr>
         <w:t xml:space="preserve">Nature</w:t>
       </w:r>
       <w:r>
         <w:rPr>
           <w:color w:val="000000"/>
+          <w:sz w:val="20"/>
         </w:rPr>
         <w:t xml:space="preserve">, 518, 529-533.</w:t>
       </w:r>
@@ -17967,16 +19053,19 @@
       <w:pPr>
         <w:pStyle w:val="BodyText"/>
         <w:spacing w:line="360" w:lineRule="auto"/>
+        <w:ind w:firstLine="216"/>
       </w:pPr>
       <w:r>
         <w:rPr>
           <w:color w:val="000000"/>
+          <w:sz w:val="20"/>
         </w:rPr>
         <w:t xml:space="preserve">Molavi, D., Shahmardan, A., and Sajadieh, M. S.(2018), Truck Scheduling in a Cross Docking Systems with Fixed Due Dates and Shipment Sorting,</w:t>
       </w:r>
       <w:r>
         <w:rPr>
           <w:color w:val="000000"/>
+          <w:sz w:val="20"/>
         </w:rPr>
         <w:t xml:space="preserve"> </w:t>
       </w:r>
@@ -17985,12 +19074,14 @@
           <w:i/>
           <w:iCs/>
           <w:color w:val="000000"/>
+          <w:sz w:val="20"/>
         </w:rPr>
         <w:t xml:space="preserve">Computers &amp; Industrial Engineering</w:t>
       </w:r>
       <w:r>
         <w:rPr>
           <w:color w:val="000000"/>
+          <w:sz w:val="20"/>
         </w:rPr>
         <w:t xml:space="preserve">, 117, 29-40.</w:t>
       </w:r>
@@ -17999,16 +19090,19 @@
       <w:pPr>
         <w:pStyle w:val="BodyText"/>
         <w:spacing w:line="360" w:lineRule="auto"/>
+        <w:ind w:firstLine="216"/>
       </w:pPr>
       <w:r>
         <w:rPr>
           <w:color w:val="000000"/>
+          <w:sz w:val="20"/>
         </w:rPr>
         <w:t xml:space="preserve">Rijal, A., Bijvank, M., and de Koster, R.(2019), Integrated Scheduling and Assignment of Trucks at Unit-Load Cross-Dock Terminals with Mixed Service Mode Dock Doors,</w:t>
       </w:r>
       <w:r>
         <w:rPr>
           <w:color w:val="000000"/>
+          <w:sz w:val="20"/>
         </w:rPr>
         <w:t xml:space="preserve"> </w:t>
       </w:r>
@@ -18017,12 +19111,14 @@
           <w:i/>
           <w:iCs/>
           <w:color w:val="000000"/>
+          <w:sz w:val="20"/>
         </w:rPr>
         <w:t xml:space="preserve">European Journal of Operational Research</w:t>
       </w:r>
       <w:r>
         <w:rPr>
           <w:color w:val="000000"/>
+          <w:sz w:val="20"/>
         </w:rPr>
         <w:t xml:space="preserve">, 278(3), 752-771.</w:t>
       </w:r>
@@ -18031,16 +19127,19 @@
       <w:pPr>
         <w:pStyle w:val="BodyText"/>
         <w:spacing w:line="360" w:lineRule="auto"/>
+        <w:ind w:firstLine="216"/>
       </w:pPr>
       <w:r>
         <w:rPr>
           <w:color w:val="000000"/>
+          <w:sz w:val="20"/>
         </w:rPr>
         <w:t xml:space="preserve">Shahmardan, A. and Sajadieh, M. S.(2020), Truck Scheduling in a Multi-Door Cross-Docking Center with Partial Unloading: Reinforcement Learning-Based Simulated Annealing Approaches,</w:t>
       </w:r>
       <w:r>
         <w:rPr>
           <w:color w:val="000000"/>
+          <w:sz w:val="20"/>
         </w:rPr>
         <w:t xml:space="preserve"> </w:t>
       </w:r>
@@ -18049,12 +19148,14 @@
           <w:i/>
           <w:iCs/>
           <w:color w:val="000000"/>
+          <w:sz w:val="20"/>
         </w:rPr>
         <w:t xml:space="preserve">Computers &amp; Industrial Engineering</w:t>
       </w:r>
       <w:r>
         <w:rPr>
           <w:color w:val="000000"/>
+          <w:sz w:val="20"/>
         </w:rPr>
         <w:t xml:space="preserve">, 139, 106134.</w:t>
       </w:r>
@@ -18063,16 +19164,19 @@
       <w:pPr>
         <w:pStyle w:val="BodyText"/>
         <w:spacing w:line="360" w:lineRule="auto"/>
+        <w:ind w:firstLine="216"/>
       </w:pPr>
       <w:r>
         <w:rPr>
           <w:color w:val="000000"/>
+          <w:sz w:val="20"/>
         </w:rPr>
         <w:t xml:space="preserve">Van Belle, J., Valckenaers, P., and Cattrysse, D.(2012), Cross-Docking: State of the Art,</w:t>
       </w:r>
       <w:r>
         <w:rPr>
           <w:color w:val="000000"/>
+          <w:sz w:val="20"/>
         </w:rPr>
         <w:t xml:space="preserve"> </w:t>
       </w:r>
@@ -18081,12 +19185,14 @@
           <w:i/>
           <w:iCs/>
           <w:color w:val="000000"/>
+          <w:sz w:val="20"/>
         </w:rPr>
         <w:t xml:space="preserve">Omega</w:t>
       </w:r>
       <w:r>
         <w:rPr>
           <w:color w:val="000000"/>
+          <w:sz w:val="20"/>
         </w:rPr>
         <w:t xml:space="preserve">, 40(6), 827-846.</w:t>
       </w:r>
@@ -18095,16 +19201,19 @@
       <w:pPr>
         <w:pStyle w:val="BodyText"/>
         <w:spacing w:line="360" w:lineRule="auto"/>
+        <w:ind w:firstLine="216"/>
       </w:pPr>
       <w:r>
         <w:rPr>
           <w:color w:val="000000"/>
+          <w:sz w:val="20"/>
         </w:rPr>
         <w:t xml:space="preserve">Van Belle, J., Valckenaers, P., Vanden Berghe, G., and Cattrysse, D.(2013), A Tabu Search Approach to the Truck Scheduling Problem with Multiple Docks and Time Windows,</w:t>
       </w:r>
       <w:r>
         <w:rPr>
           <w:color w:val="000000"/>
+          <w:sz w:val="20"/>
         </w:rPr>
         <w:t xml:space="preserve"> </w:t>
       </w:r>
@@ -18113,12 +19222,14 @@
           <w:i/>
           <w:iCs/>
           <w:color w:val="000000"/>
+          <w:sz w:val="20"/>
         </w:rPr>
         <w:t xml:space="preserve">Computers &amp; Industrial Engineering</w:t>
       </w:r>
       <w:r>
         <w:rPr>
           <w:color w:val="000000"/>
+          <w:sz w:val="20"/>
         </w:rPr>
         <w:t xml:space="preserve">, 66(4), 818-826.</w:t>
       </w:r>
@@ -18127,16 +19238,19 @@
       <w:pPr>
         <w:pStyle w:val="BodyText"/>
         <w:spacing w:line="360" w:lineRule="auto"/>
+        <w:ind w:firstLine="216"/>
       </w:pPr>
       <w:r>
         <w:rPr>
           <w:color w:val="000000"/>
+          <w:sz w:val="20"/>
         </w:rPr>
         <w:t xml:space="preserve">Watkins, C. J. C. H. and Dayan, P.(1992), Q-Learning,</w:t>
       </w:r>
       <w:r>
         <w:rPr>
           <w:color w:val="000000"/>
+          <w:sz w:val="20"/>
         </w:rPr>
         <w:t xml:space="preserve"> </w:t>
       </w:r>
@@ -18145,12 +19259,14 @@
           <w:i/>
           <w:iCs/>
           <w:color w:val="000000"/>
+          <w:sz w:val="20"/>
         </w:rPr>
         <w:t xml:space="preserve">Machine Learning</w:t>
       </w:r>
       <w:r>
         <w:rPr>
           <w:color w:val="000000"/>
+          <w:sz w:val="20"/>
         </w:rPr>
         <w:t xml:space="preserve">, 8, 279-292.</w:t>
       </w:r>
@@ -18159,16 +19275,19 @@
       <w:pPr>
         <w:pStyle w:val="BodyText"/>
         <w:spacing w:line="360" w:lineRule="auto"/>
+        <w:ind w:firstLine="216"/>
       </w:pPr>
       <w:r>
         <w:rPr>
           <w:color w:val="000000"/>
+          <w:sz w:val="20"/>
         </w:rPr>
         <w:t xml:space="preserve">Xi, X., Liu, C., Wang, Y., and Lee, L. H.(2020), Two-Stage Conflict Robust Optimization Models for Cross-Dock Truck Scheduling Problem under Uncertainty,</w:t>
       </w:r>
       <w:r>
         <w:rPr>
           <w:color w:val="000000"/>
+          <w:sz w:val="20"/>
         </w:rPr>
         <w:t xml:space="preserve"> </w:t>
       </w:r>
@@ -18177,12 +19296,14 @@
           <w:i/>
           <w:iCs/>
           <w:color w:val="000000"/>
+          <w:sz w:val="20"/>
         </w:rPr>
         <w:t xml:space="preserve">Transportation Research Part E</w:t>
       </w:r>
       <w:r>
         <w:rPr>
           <w:color w:val="000000"/>
+          <w:sz w:val="20"/>
         </w:rPr>
         <w:t xml:space="preserve">, 144, 102123.</w:t>
       </w:r>
@@ -18355,6 +19476,7 @@
     <w:qFormat/>
     <w:rPr>
       <w:color w:val="000000"/>
+      <w:sz w:val="20"/>
     </w:rPr>
   </w:style>
   <w:style w:styleId="BodyText" w:type="paragraph">
@@ -18404,8 +19526,9 @@
     </w:pPr>
     <w:rPr>
       <w:rFonts w:asciiTheme="majorHAnsi" w:cstheme="majorBidi" w:eastAsiaTheme="majorEastAsia" w:hAnsiTheme="majorHAnsi"/>
+      <w:b/>
       <w:color w:val="000000"/>
-      <w:sz w:val="56"/>
+      <w:sz w:val="32"/>
       <w:szCs w:val="56"/>
     </w:rPr>
   </w:style>
@@ -18547,8 +19670,9 @@
     </w:pPr>
     <w:rPr>
       <w:rFonts w:asciiTheme="majorHAnsi" w:cstheme="majorBidi" w:eastAsiaTheme="majorEastAsia" w:hAnsiTheme="majorHAnsi"/>
+      <w:b/>
       <w:color w:val="000000"/>
-      <w:sz w:val="40"/>
+      <w:sz w:val="28"/>
       <w:szCs w:val="40"/>
     </w:rPr>
   </w:style>
@@ -18570,8 +19694,9 @@
     </w:pPr>
     <w:rPr>
       <w:rFonts w:asciiTheme="majorHAnsi" w:cstheme="majorBidi" w:eastAsiaTheme="majorEastAsia" w:hAnsiTheme="majorHAnsi"/>
+      <w:b/>
       <w:color w:val="000000"/>
-      <w:sz w:val="32"/>
+      <w:sz w:val="24"/>
       <w:szCs w:val="32"/>
     </w:rPr>
   </w:style>
@@ -18593,8 +19718,9 @@
     </w:pPr>
     <w:rPr>
       <w:rFonts w:cstheme="majorBidi" w:eastAsiaTheme="majorEastAsia"/>
+      <w:b/>
       <w:color w:val="000000"/>
-      <w:sz w:val="28"/>
+      <w:sz w:val="22"/>
       <w:szCs w:val="28"/>
     </w:rPr>
   </w:style>

--- a/paper/jkiie_submit_body.docx
+++ b/paper/jkiie_submit_body.docx
@@ -69,7 +69,7 @@
           <w:color w:val="000000"/>
           <w:sz w:val="20"/>
         </w:rPr>
-        <w:t xml:space="preserve">도착 시각(release time)과 soft due date를 갖는 컴파운드 트럭 크로스도킹 스케줄링: 정확해 검증을 동반한 병목 유도 반복 지역탐색</w:t>
+        <w:t xml:space="preserve">도착 시각(release time)과 soft due date를 갖는 입출고 병행 트럭 크로스도킹 스케줄링: 정확해 검증을 동반한 병목 유도 반복 지역탐색</w:t>
       </w:r>
       <w:r>
         <w:rPr>
@@ -167,7 +167,7 @@
           <w:color w:val="000000"/>
           <w:sz w:val="20"/>
         </w:rPr>
-        <w:t xml:space="preserve">발전시킨 컴파운드 트럭 변형에서는 한 대의 트럭이 두 역할을 겸한다. 여러 목적지</w:t>
+        <w:t xml:space="preserve">발전시킨 병행 트럭(compound truck) 변형에서는 한 대의 트럭이 두 역할을 겸한다. 여러 목적지</w:t>
       </w:r>
       <w:r>
         <w:rPr>
@@ -253,7 +253,7 @@
           <w:color w:val="000000"/>
           <w:sz w:val="20"/>
         </w:rPr>
-        <w:t xml:space="preserve">기존 컴파운드 트럭 모델의 두 가정이 현실성을 제약한다. 첫째, 모든 트럭이 시각</w:t>
+        <w:t xml:space="preserve">기존 병행 트럭 모델의 두 가정이 현실성을 제약한다. 첫째, 모든 트럭이 시각</w:t>
       </w:r>
       <w:r>
         <w:rPr>
@@ -337,7 +337,7 @@
           <w:color w:val="000000"/>
           <w:sz w:val="20"/>
         </w:rPr>
-        <w:t xml:space="preserve">그러나 컴파운드 트럭 설정은 temporal constraint의 의미를 바꾼다. 컴파운드 트럭은</w:t>
+        <w:t xml:space="preserve">그러나 병행 트럭 설정은 temporal constraint의 의미를 바꾼다. 병행 트럭은</w:t>
       </w:r>
       <w:r>
         <w:rPr>
@@ -593,7 +593,7 @@
           <w:color w:val="000000"/>
           <w:sz w:val="20"/>
         </w:rPr>
-        <w:t xml:space="preserve">본 논문의 기여는 세 가지다. 첫째, 부분 하역 컴파운드 트럭 스케줄링을 트럭별</w:t>
+        <w:t xml:space="preserve">본 논문의 기여는 세 가지다. 첫째, 부분 하역 병행 트럭 스케줄링을 트럭별</w:t>
       </w:r>
       <w:r>
         <w:rPr>
@@ -696,7 +696,7 @@
           <w:color w:val="000000"/>
           <w:sz w:val="20"/>
         </w:rPr>
-        <w:t xml:space="preserve">선택의 추가 효과는 동일 예산의 균등 선택과 비교하는 보조적인 ablation으로 검토한다.</w:t>
+        <w:t xml:space="preserve">선택의 추가 효과는 동일한 반복 횟수의 균등 선택과 비교하는 보조적인 ablation으로 검토한다.</w:t>
       </w:r>
     </w:p>
     <w:bookmarkEnd w:id="9"/>
@@ -1181,7 +1181,7 @@
           <w:color w:val="000000"/>
           <w:sz w:val="20"/>
         </w:rPr>
-        <w:t xml:space="preserve">반면 본 문제의 유연성은 트럭 수준에 있어, 부분 하역된 컴파운드 트럭이 특정 목적지의</w:t>
+        <w:t xml:space="preserve">반면 본 문제의 유연성은 트럭 수준에 있어, 부분 하역된 병행 트럭이 특정 목적지의</w:t>
       </w:r>
       <w:r>
         <w:rPr>
@@ -1348,7 +1348,7 @@
           <w:color w:val="000000"/>
           <w:sz w:val="20"/>
         </w:rPr>
-        <w:t xml:space="preserve">을 각각 컴파운드 트럭, 출고 트럭, 목적지, 상품 종류,</w:t>
+        <w:t xml:space="preserve">을 각각 병행 트럭, 출고 트럭, 목적지, 상품 종류,</w:t>
       </w:r>
       <w:r>
         <w:rPr>
@@ -1487,7 +1487,7 @@
           <w:color w:val="000000"/>
           <w:sz w:val="20"/>
         </w:rPr>
-        <w:t xml:space="preserve">이라 하자. 컴파운드 트럭</w:t>
+        <w:t xml:space="preserve">이라 하자. 병행 트럭</w:t>
       </w:r>
       <w:r>
         <w:rPr>
@@ -1934,7 +1934,7 @@
           <w:color w:val="000000"/>
           <w:sz w:val="20"/>
         </w:rPr>
-        <w:t xml:space="preserve">컴파운드 트럭은 유지할 목적지 하나와 도어 하나를(도어당 컴파운드 최대 1대), 각</w:t>
+        <w:t xml:space="preserve">병행 트럭은 유지할 목적지 하나와 도어 하나를(도어당 병행 트럭 최대 1대), 각</w:t>
       </w:r>
       <w:r>
         <w:rPr>
@@ -2083,7 +2083,7 @@
           <w:color w:val="000000"/>
           <w:sz w:val="20"/>
         </w:rPr>
-        <w:t xml:space="preserve">컴파운드 트럭</w:t>
+        <w:t xml:space="preserve">병행 트럭</w:t>
       </w:r>
       <w:r>
         <w:rPr>
@@ -2272,7 +2272,7 @@
           <w:color w:val="000000"/>
           <w:sz w:val="20"/>
         </w:rPr>
-        <w:t xml:space="preserve">시간 계산은 스케줄 평가기 규칙을 따른다. 컴파운드 트럭</w:t>
+        <w:t xml:space="preserve">시간 계산은 스케줄 평가기 규칙을 따른다. 병행 트럭</w:t>
       </w:r>
       <w:r>
         <w:rPr>
@@ -2927,7 +2927,7 @@
           <w:color w:val="000000"/>
           <w:sz w:val="20"/>
         </w:rPr>
-        <w:t xml:space="preserve">은 컴파운드 트럭</w:t>
+        <w:t xml:space="preserve">은 병행 트럭</w:t>
       </w:r>
       <w:r>
         <w:rPr>
@@ -3474,21 +3474,21 @@
           <w:color w:val="000000"/>
           <w:sz w:val="20"/>
         </w:rPr>
-        <w:t xml:space="preserve">는 각각 컴파운드</w:t>
-      </w:r>
-      <w:r>
-        <w:rPr>
-          <w:color w:val="000000"/>
-          <w:sz w:val="20"/>
-        </w:rPr>
-        <w:t xml:space="preserve"> </w:t>
-      </w:r>
-      <w:r>
-        <w:rPr>
-          <w:color w:val="000000"/>
-          <w:sz w:val="20"/>
-        </w:rPr>
-        <w:t xml:space="preserve">하역 완료, 컴파운드 완료, 출고 도어 작업 시작, 출고 완료, makespan이다.</w:t>
+        <w:t xml:space="preserve">는 각각 병행 트럭의 하역 완료, 병행 트럭의 도어 작업 완료,</w:t>
+      </w:r>
+      <w:r>
+        <w:rPr>
+          <w:color w:val="000000"/>
+          <w:sz w:val="20"/>
+        </w:rPr>
+        <w:t xml:space="preserve"/>
+      </w:r>
+      <w:r>
+        <w:rPr>
+          <w:color w:val="000000"/>
+          <w:sz w:val="20"/>
+        </w:rPr>
+        <w:t xml:space="preserve"> 출고 도어 작업 시작, 출고 완료, makespan이다.</w:t>
       </w:r>
       <w:r>
         <w:rPr>
@@ -4134,7 +4134,7 @@
           <w:color w:val="000000"/>
           <w:sz w:val="20"/>
         </w:rPr>
-        <w:t xml:space="preserve">컴파운드 트럭의 시간 관계와 유입 이송 선행 제약은 다음과 같다.</w:t>
+        <w:t xml:space="preserve">병행 트럭의 시간 관계와 유입 이송 선행 제약은 다음과 같다.</w:t>
       </w:r>
     </w:p>
     <w:p>
@@ -6674,7 +6674,7 @@
           <w:color w:val="000000"/>
           <w:sz w:val="20"/>
         </w:rPr>
-        <w:t xml:space="preserve">사용한다. 컴파운드 트럭</w:t>
+        <w:t xml:space="preserve">사용한다. 병행 트럭</w:t>
       </w:r>
       <w:r>
         <w:rPr>
@@ -8461,7 +8461,7 @@
           <w:color w:val="000000"/>
           <w:sz w:val="20"/>
         </w:rPr>
-        <w:t>원 모델의 VAA는 Vogel식 regret으로 컴파운드 트럭의 유지 목적지를 정하고, 완료 시각 우선순위에 따라 출고 목적지를 배정한다. 도어 배정은 먼저 처리되는 트럭을 도어 간 이송시간 합이 가장 작은 중앙 도어에 두고, 나머지 트럭은 작업 종료가 가장 이른 도어에 차례로 삽입한다. 모든 완료 예정 시각 계산에는 release time을 반영한다.</w:t>
+        <w:t xml:space="preserve">원 모델의 VAA는 Vogel식 regret으로 병행 트럭의 유지 목적지를 정하고, 완료 시각 우선순위에 따라 출고 목적지를 배정한다. 도어 배정은 먼저 처리되는 트럭을 도어 간 이송시간 합이 가장 작은 중앙 도어에 두고, 나머지 트럭은 작업 종료가 가장 이른 도어에 차례로 삽입한다. 모든 완료 예정 시각 계산에는 release time을 반영한다.</w:t>
       </w:r>
       <w:r>
         <w:rPr>
@@ -8515,7 +8515,7 @@
           <w:color w:val="000000"/>
           <w:sz w:val="20"/>
         </w:rPr>
-        <w:t xml:space="preserve">세 가지 이동 유형(출고 트럭 재배치, 컴파운드 트럭의 도어 교환/빈 도어 이동, 두</w:t>
+        <w:t xml:space="preserve">세 가지 이동 유형(출고 트럭 재배치, 병행 트럭의 도어 교환/빈 도어 이동, 두</w:t>
       </w:r>
       <w:r>
         <w:rPr>
@@ -9015,49 +9015,49 @@
           <w:color w:val="000000"/>
           <w:sz w:val="20"/>
         </w:rPr>
-        <w:t xml:space="preserve">(k1) 두 트럭의 목적지 교환, (k2) 컴파운드 트럭 간 도어 교환, (k3) 출고 트럭 간 도어</w:t>
-      </w:r>
-      <w:r>
-        <w:rPr>
-          <w:color w:val="000000"/>
-          <w:sz w:val="20"/>
-        </w:rPr>
-        <w:t xml:space="preserve"> </w:t>
-      </w:r>
-      <w:r>
-        <w:rPr>
-          <w:color w:val="000000"/>
-          <w:sz w:val="20"/>
-        </w:rPr>
-        <w:t xml:space="preserve">교환, (k4) 출고 트럭을 다른 도어로 삽입, (k6) 하역시간 기반 룰렛 선택으로 컴파운드</w:t>
-      </w:r>
-      <w:r>
-        <w:rPr>
-          <w:color w:val="000000"/>
-          <w:sz w:val="20"/>
-        </w:rPr>
-        <w:t xml:space="preserve"> </w:t>
-      </w:r>
-      <w:r>
-        <w:rPr>
-          <w:color w:val="000000"/>
-          <w:sz w:val="20"/>
-        </w:rPr>
-        <w:t xml:space="preserve">트럭을 도어에 삽입, (k7) 적재시간 기반 룰렛 선택으로 출고 트럭을 도어에 삽입,</w:t>
-      </w:r>
-      <w:r>
-        <w:rPr>
-          <w:color w:val="000000"/>
-          <w:sz w:val="20"/>
-        </w:rPr>
-        <w:t xml:space="preserve"> </w:t>
-      </w:r>
-      <w:r>
-        <w:rPr>
-          <w:color w:val="000000"/>
-          <w:sz w:val="20"/>
-        </w:rPr>
-        <w:t xml:space="preserve">(k8) 룰렛 선택으로 컴파운드 트럭에 목적지를 배정. 원 모델은 이동을 k1–k8로</w:t>
+        <w:t xml:space="preserve">(k1) 두 트럭의 목적지 교환, (k2) 병행 트럭 간 도어 교환, (k3) 출고 트럭 간 도어</w:t>
+      </w:r>
+      <w:r>
+        <w:rPr>
+          <w:color w:val="000000"/>
+          <w:sz w:val="20"/>
+        </w:rPr>
+        <w:t xml:space="preserve"> </w:t>
+      </w:r>
+      <w:r>
+        <w:rPr>
+          <w:color w:val="000000"/>
+          <w:sz w:val="20"/>
+        </w:rPr>
+        <w:t xml:space="preserve">교환, (k4) 출고 트럭을 다른 도어로 삽입, (k6) 하역시간 기반 룰렛 선택으로 병행 트럭</w:t>
+      </w:r>
+      <w:r>
+        <w:rPr>
+          <w:color w:val="000000"/>
+          <w:sz w:val="20"/>
+        </w:rPr>
+        <w:t xml:space="preserve"/>
+      </w:r>
+      <w:r>
+        <w:rPr>
+          <w:color w:val="000000"/>
+          <w:sz w:val="20"/>
+        </w:rPr>
+        <w:t xml:space="preserve">을 도어에 삽입, (k7) 적재시간 기반 룰렛 선택으로 출고 트럭을 도어에 삽입,</w:t>
+      </w:r>
+      <w:r>
+        <w:rPr>
+          <w:color w:val="000000"/>
+          <w:sz w:val="20"/>
+        </w:rPr>
+        <w:t xml:space="preserve"> </w:t>
+      </w:r>
+      <w:r>
+        <w:rPr>
+          <w:color w:val="000000"/>
+          <w:sz w:val="20"/>
+        </w:rPr>
+        <w:t xml:space="preserve">(k8) 룰렛 선택으로 병행 트럭에 목적지를 배정. 원 모델은 이동을 k1–k8로</w:t>
       </w:r>
       <w:r>
         <w:rPr>
@@ -9246,7 +9246,7 @@
           <w:color w:val="000000"/>
           <w:sz w:val="20"/>
         </w:rPr>
-        <w:t>)은 ablation 목적으로만 평가하며 제안 방법의 일부가 아니다. tabular Q는 원 모델과 같이 무개선 구간 5-상태에서 ε-greedy 탐험과 룰렛 활용을 쓰되, 보상은 원 모델의 이진 보상(후보가 현재 해보다 나쁘지 않으면 1, 아니면 0) 대신 신규 incumbent 2·비악화 1·그 외 0의 셰이핑 보상을 사용한다. 이는 학습 신호를 강화할 뿐이므로 비교 대상 selector를 불리하게 만들지 않는다. 원 모델 SA-RL5는 RL이 단일 이동을 고르고 SA accept/reject로 한 단계가 끝나는</w:t>
+        <w:t xml:space="preserve">)은 ablation 목적으로만 평가하며 제안 방법의 일부가 아니다. tabular Q는 원 모델과 같이 무개선 구간 5-상태에서 ε-greedy 탐험과 룰렛 활용을 쓰되, 보상은 원 모델의 이진 보상(후보가 현재 해보다 나쁘지 않으면 1, 아니면 0) 대신 신규 incumbent 2·비악화 1·그 외 0의 셰이핑 보상을 사용한다. 이는 학습 신호를 강화할 뿐이므로 비교 대상 selector를 불리하게 만들지 않는다. 원 모델 SA-RL5는 RL이 단일 이동을 고르고 SA accept/reject로 한 단계가 끝나는</w:t>
       </w:r>
       <w:r>
         <w:rPr>
@@ -10189,21 +10189,21 @@
           <w:color w:val="000000"/>
           <w:sz w:val="20"/>
         </w:rPr>
-        <w:t xml:space="preserve">, 컴파운드</w:t>
-      </w:r>
-      <w:r>
-        <w:rPr>
-          <w:color w:val="000000"/>
-          <w:sz w:val="20"/>
-        </w:rPr>
-        <w:t xml:space="preserve"> </w:t>
-      </w:r>
-      <w:r>
-        <w:rPr>
-          <w:color w:val="000000"/>
-          <w:sz w:val="20"/>
-        </w:rPr>
-        <w:t xml:space="preserve">비율</w:t>
+        <w:t xml:space="preserve">, 병행 트럭 비율</w:t>
+      </w:r>
+      <w:r>
+        <w:rPr>
+          <w:color w:val="000000"/>
+          <w:sz w:val="20"/>
+        </w:rPr>
+        <w:t xml:space="preserve"/>
+      </w:r>
+      <w:r>
+        <w:rPr>
+          <w:color w:val="000000"/>
+          <w:sz w:val="20"/>
+        </w:rPr>
+        <w:t xml:space="preserve"/>
       </w:r>
       <w:r>
         <w:rPr>
@@ -10669,7 +10669,7 @@
           <w:color w:val="000000"/>
           <w:sz w:val="20"/>
         </w:rPr>
-        <w:t xml:space="preserve">동일예산·동일구조 분해이므로 원래의 5-인스턴스 설계를 유지한다. 인스턴스별로</w:t>
+        <w:t xml:space="preserve">동일한 반복 횟수·동일 구조 분해이므로 원래의 5-인스턴스 설계를 유지한다. 인스턴스별로</w:t>
       </w:r>
       <w:r>
         <w:rPr>
@@ -10697,21 +10697,21 @@
           <w:color w:val="000000"/>
           <w:sz w:val="20"/>
         </w:rPr>
-        <w:t xml:space="preserve">적용한다. GILS는 1</w:t>
-      </w:r>
-      <w:r>
-        <w:rPr>
-          <w:color w:val="000000"/>
-          <w:sz w:val="20"/>
-        </w:rPr>
-        <w:t xml:space="preserve">,</w:t>
-      </w:r>
-      <w:r>
-        <w:rPr>
-          <w:color w:val="000000"/>
-          <w:sz w:val="20"/>
-        </w:rPr>
-        <w:t xml:space="preserve">000회 반복한다. CP-SAT는 인스턴스당 1회, 8 thread로 S</w:t>
+        <w:t xml:space="preserve">적용한다. GILS의 종료 조건은 반복 횟수 1,000회다.</w:t>
+      </w:r>
+      <w:r>
+        <w:rPr>
+          <w:color w:val="000000"/>
+          <w:sz w:val="20"/>
+        </w:rPr>
+        <w:t xml:space="preserve"/>
+      </w:r>
+      <w:r>
+        <w:rPr>
+          <w:color w:val="000000"/>
+          <w:sz w:val="20"/>
+        </w:rPr>
+        <w:t xml:space="preserve"> CP-SAT는 인스턴스당 1회, 8 thread로 S</w:t>
       </w:r>
       <w:r>
         <w:rPr>
@@ -10739,7 +10739,7 @@
           <w:color w:val="000000"/>
           <w:sz w:val="20"/>
         </w:rPr>
-        <w:t xml:space="preserve">모든 방법과 예산 및 CP-SAT 결과를 포함하여 관측된 최선해에 대한 인스턴스별 gap</w:t>
+        <w:t xml:space="preserve">모든 방법과 반복 횟수 및 CP-SAT 결과를 포함하여 관측된 최선해에 대한 인스턴스별 gap</w:t>
       </w:r>
       <w:r>
         <w:rPr>
@@ -15591,21 +15591,21 @@
           <w:color w:val="000000"/>
           <w:sz w:val="20"/>
         </w:rPr>
-        <w:t xml:space="preserve">세 가지 통제된 ablation(예산 1</w:t>
-      </w:r>
-      <w:r>
-        <w:rPr>
-          <w:color w:val="000000"/>
-          <w:sz w:val="20"/>
-        </w:rPr>
-        <w:t xml:space="preserve">,</w:t>
-      </w:r>
-      <w:r>
-        <w:rPr>
-          <w:color w:val="000000"/>
-          <w:sz w:val="20"/>
-        </w:rPr>
-        <w:t xml:space="preserve">000회 고정)으로 엔진을 분해한다.</w:t>
+        <w:t xml:space="preserve">세 가지 통제된 ablation(반복 횟수 1,000회 고정)으로</w:t>
+      </w:r>
+      <w:r>
+        <w:rPr>
+          <w:color w:val="000000"/>
+          <w:sz w:val="20"/>
+        </w:rPr>
+        <w:t xml:space="preserve"/>
+      </w:r>
+      <w:r>
+        <w:rPr>
+          <w:color w:val="000000"/>
+          <w:sz w:val="20"/>
+        </w:rPr>
+        <w:t xml:space="preserve"> 엔진을 분해한다.</w:t>
       </w:r>
     </w:p>
     <w:p>
@@ -15857,7 +15857,7 @@
           <w:color w:val="000000"/>
           <w:sz w:val="18"/>
         </w:rPr>
-        <w:t xml:space="preserve">5 replications per condition, budget fixed at 1,000 iterations; two-sided Wilcoxon, positive mean favors the richer operator set).</w:t>
+        <w:t xml:space="preserve">5 replications per condition, the number of iterations fixed at 1,000; two-sided Wilcoxon, positive mean favors the richer operator set).</w:t>
       </w:r>
     </w:p>
     <w:tbl>
@@ -16979,35 +16979,35 @@
           <w:color w:val="000000"/>
           <w:sz w:val="20"/>
         </w:rPr>
-        <w:t xml:space="preserve">learned policy도 uniform을 실용적으로 능가하지 못한다. 50–3</w:t>
-      </w:r>
-      <w:r>
-        <w:rPr>
-          <w:color w:val="000000"/>
-          <w:sz w:val="20"/>
-        </w:rPr>
-        <w:t xml:space="preserve">,</w:t>
-      </w:r>
-      <w:r>
-        <w:rPr>
-          <w:color w:val="000000"/>
-          <w:sz w:val="20"/>
-        </w:rPr>
-        <w:t xml:space="preserve">000회의 모든 예산</w:t>
-      </w:r>
-      <w:r>
-        <w:rPr>
-          <w:color w:val="000000"/>
-          <w:sz w:val="20"/>
-        </w:rPr>
-        <w:t xml:space="preserve"> </w:t>
-      </w:r>
-      <w:r>
-        <w:rPr>
-          <w:color w:val="000000"/>
-          <w:sz w:val="20"/>
-        </w:rPr>
-        <w:t xml:space="preserve">구간에서도 결과는 같고 우열의 방향이 예산에 따라 뒤집히며(Figure </w:t>
+        <w:t xml:space="preserve">learned policy도 uniform을 실용적으로 능가하지 못한다. 반복 횟수를 50–3,000회로 바꾸어도 결과는 같고 우열의 방향이 반복 횟수에 따라 뒤집히며</w:t>
+      </w:r>
+      <w:r>
+        <w:rPr>
+          <w:color w:val="000000"/>
+          <w:sz w:val="20"/>
+        </w:rPr>
+        <w:t xml:space="preserve"/>
+      </w:r>
+      <w:r>
+        <w:rPr>
+          <w:color w:val="000000"/>
+          <w:sz w:val="20"/>
+        </w:rPr>
+        <w:t xml:space="preserve"/>
+      </w:r>
+      <w:r>
+        <w:rPr>
+          <w:color w:val="000000"/>
+          <w:sz w:val="20"/>
+        </w:rPr>
+        <w:t xml:space="preserve"/>
+      </w:r>
+      <w:r>
+        <w:rPr>
+          <w:color w:val="000000"/>
+          <w:sz w:val="20"/>
+        </w:rPr>
+        <w:t xml:space="preserve">(Figure </w:t>
       </w:r>
       <w:hyperlink w:anchor="fig:sel">
         <w:r>
@@ -17094,7 +17094,7 @@
           <w:color w:val="000000"/>
           <w:sz w:val="18"/>
         </w:rPr>
-        <w:t xml:space="preserve">5 replications per condition, 1,000-iteration budget; two-sided Wilcoxon, positive mean favors the first method).</w:t>
+        <w:t xml:space="preserve">5 replications per condition, 1,000 iterations; two-sided Wilcoxon, positive mean favors the first method).</w:t>
       </w:r>
     </w:p>
     <w:tbl>
@@ -17834,42 +17834,42 @@
           <w:color w:val="000000"/>
           <w:sz w:val="20"/>
         </w:rPr>
-        <w:t xml:space="preserve">학습 기반 selector가 uniform 대비 이득을 주지 못한 결과는 학습 자체에 대한 일반적</w:t>
-      </w:r>
-      <w:r>
-        <w:rPr>
-          <w:color w:val="000000"/>
-          <w:sz w:val="20"/>
-        </w:rPr>
-        <w:t xml:space="preserve"> </w:t>
-      </w:r>
-      <w:r>
-        <w:rPr>
-          <w:color w:val="000000"/>
-          <w:sz w:val="20"/>
-        </w:rPr>
-        <w:t xml:space="preserve">결론이 아니라, 본 논문의 탐색 구조 안에서 해석되어야 한다. 이 엔진은 selector가</w:t>
-      </w:r>
-      <w:r>
-        <w:rPr>
-          <w:color w:val="000000"/>
-          <w:sz w:val="20"/>
-        </w:rPr>
-        <w:t xml:space="preserve"> </w:t>
-      </w:r>
-      <w:r>
-        <w:rPr>
-          <w:color w:val="000000"/>
-          <w:sz w:val="20"/>
-        </w:rPr>
-        <w:t xml:space="preserve">개입할 여지를 거의 남기지 않기 때문이다. 후보 평가가 수십</w:t>
-      </w:r>
-      <w:r>
-        <w:rPr>
-          <w:color w:val="000000"/>
-          <w:sz w:val="20"/>
-        </w:rPr>
-        <w:t xml:space="preserve"> </w:t>
+        <w:t xml:space="preserve">학습 기반 selector가 uniform 대비 이득을 주지 못한 것은 학습 일반에 대한 결론이 아니라 본 논문의 탐색 구조가 낳은 결과다. 후보 하나의 평가에 수십 </w:t>
+      </w:r>
+      <w:r>
+        <w:rPr>
+          <w:color w:val="000000"/>
+          <w:sz w:val="20"/>
+        </w:rPr>
+        <w:t xml:space="preserve"/>
+      </w:r>
+      <w:r>
+        <w:rPr>
+          <w:color w:val="000000"/>
+          <w:sz w:val="20"/>
+        </w:rPr>
+        <w:t xml:space="preserve"/>
+      </w:r>
+      <w:r>
+        <w:rPr>
+          <w:color w:val="000000"/>
+          <w:sz w:val="20"/>
+        </w:rPr>
+        <w:t xml:space="preserve"/>
+      </w:r>
+      <w:r>
+        <w:rPr>
+          <w:color w:val="000000"/>
+          <w:sz w:val="20"/>
+        </w:rPr>
+        <w:t xml:space="preserve"/>
+      </w:r>
+      <w:r>
+        <w:rPr>
+          <w:color w:val="000000"/>
+          <w:sz w:val="20"/>
+        </w:rPr>
+        <w:t xml:space="preserve"/>
       </w:r>
       <m:oMath>
         <m:r>
@@ -17881,91 +17881,91 @@
           <w:color w:val="000000"/>
           <w:sz w:val="20"/>
         </w:rPr>
-        <w:t xml:space="preserve">s로</w:t>
-      </w:r>
-      <w:r>
-        <w:rPr>
-          <w:color w:val="000000"/>
-          <w:sz w:val="20"/>
-        </w:rPr>
-        <w:t xml:space="preserve"> </w:t>
-      </w:r>
-      <w:r>
-        <w:rPr>
-          <w:color w:val="000000"/>
-          <w:sz w:val="20"/>
-        </w:rPr>
-        <w:t xml:space="preserve">저렴하고, 모든 신규 incumbent 뒤에 결정론적 descent가 따른다. 같은 basin에</w:t>
-      </w:r>
-      <w:r>
-        <w:rPr>
-          <w:color w:val="000000"/>
-          <w:sz w:val="20"/>
-        </w:rPr>
-        <w:t xml:space="preserve"> </w:t>
-      </w:r>
-      <w:r>
-        <w:rPr>
-          <w:color w:val="000000"/>
-          <w:sz w:val="20"/>
-        </w:rPr>
-        <w:t xml:space="preserve">들어간 두 실행은 선행 이동이 달라도 같은 해로 수렴할 수 있으며, budget 곡선은 이</w:t>
-      </w:r>
-      <w:r>
-        <w:rPr>
-          <w:color w:val="000000"/>
-          <w:sz w:val="20"/>
-        </w:rPr>
-        <w:t xml:space="preserve"> </w:t>
-      </w:r>
-      <w:r>
-        <w:rPr>
-          <w:color w:val="000000"/>
-          <w:sz w:val="20"/>
-        </w:rPr>
-        <w:t xml:space="preserve">수렴이 대부분의 test 인스턴스에서 1</w:t>
-      </w:r>
-      <w:r>
-        <w:rPr>
-          <w:color w:val="000000"/>
-          <w:sz w:val="20"/>
-        </w:rPr>
-        <w:t xml:space="preserve">,</w:t>
-      </w:r>
-      <w:r>
-        <w:rPr>
-          <w:color w:val="000000"/>
-          <w:sz w:val="20"/>
-        </w:rPr>
-        <w:t xml:space="preserve">000회 이전에 일어남을 시사한다. 같은</w:t>
-      </w:r>
-      <w:r>
-        <w:rPr>
-          <w:color w:val="000000"/>
-          <w:sz w:val="20"/>
-        </w:rPr>
-        <w:t xml:space="preserve"> </w:t>
-      </w:r>
-      <w:r>
-        <w:rPr>
-          <w:color w:val="000000"/>
-          <w:sz w:val="20"/>
-        </w:rPr>
-        <w:t xml:space="preserve">이유로 SA acceptance와 reheating은 기저 SA-RL5 framework와의 comparability를 위해</w:t>
-      </w:r>
-      <w:r>
-        <w:rPr>
-          <w:color w:val="000000"/>
-          <w:sz w:val="20"/>
-        </w:rPr>
-        <w:t xml:space="preserve"> </w:t>
-      </w:r>
-      <w:r>
-        <w:rPr>
-          <w:color w:val="000000"/>
-          <w:sz w:val="20"/>
-        </w:rPr>
-        <w:t xml:space="preserve">유지하였으나, ablation은 본 설정에서 이들이 해 품질에 필수적이지 않음을 보인다.</w:t>
+        <w:t xml:space="preserve">s밖에 들지 않아 연산자를 잘 고르는 것보다 많이 시도하는 편이 유리하고, 모든 신규 최선해 뒤에 결정론적 descent가 따라붙어 어떤 연산자로 그 지점에 이르렀는지의 차이를 상당 부분 흡수한다. 반복 횟수별 gap 곡선도 대부분의 test 인스턴스에서 해 품질이 1,000회 이전에 평탄해짐을 보인다. SA acceptance와 reheating은 원 모델과 비교할 수 있도록 유지하였으나, ablation은 본 설정에서 이 둘이 해 품질에 필수적이지 않음을 보인다.</w:t>
+      </w:r>
+      <w:r>
+        <w:rPr>
+          <w:color w:val="000000"/>
+          <w:sz w:val="20"/>
+        </w:rPr>
+        <w:t xml:space="preserve"/>
+      </w:r>
+      <w:r>
+        <w:rPr>
+          <w:color w:val="000000"/>
+          <w:sz w:val="20"/>
+        </w:rPr>
+        <w:t xml:space="preserve"/>
+      </w:r>
+      <w:r>
+        <w:rPr>
+          <w:color w:val="000000"/>
+          <w:sz w:val="20"/>
+        </w:rPr>
+        <w:t xml:space="preserve"/>
+      </w:r>
+      <w:r>
+        <w:rPr>
+          <w:color w:val="000000"/>
+          <w:sz w:val="20"/>
+        </w:rPr>
+        <w:t xml:space="preserve"/>
+      </w:r>
+      <w:r>
+        <w:rPr>
+          <w:color w:val="000000"/>
+          <w:sz w:val="20"/>
+        </w:rPr>
+        <w:t xml:space="preserve"/>
+      </w:r>
+      <w:r>
+        <w:rPr>
+          <w:color w:val="000000"/>
+          <w:sz w:val="20"/>
+        </w:rPr>
+        <w:t xml:space="preserve"/>
+      </w:r>
+      <w:r>
+        <w:rPr>
+          <w:color w:val="000000"/>
+          <w:sz w:val="20"/>
+        </w:rPr>
+        <w:t xml:space="preserve"/>
+      </w:r>
+      <w:r>
+        <w:rPr>
+          <w:color w:val="000000"/>
+          <w:sz w:val="20"/>
+        </w:rPr>
+        <w:t xml:space="preserve"/>
+      </w:r>
+      <w:r>
+        <w:rPr>
+          <w:color w:val="000000"/>
+          <w:sz w:val="20"/>
+        </w:rPr>
+        <w:t xml:space="preserve"/>
+      </w:r>
+      <w:r>
+        <w:rPr>
+          <w:color w:val="000000"/>
+          <w:sz w:val="20"/>
+        </w:rPr>
+        <w:t xml:space="preserve"/>
+      </w:r>
+      <w:r>
+        <w:rPr>
+          <w:color w:val="000000"/>
+          <w:sz w:val="20"/>
+        </w:rPr>
+        <w:t xml:space="preserve"/>
+      </w:r>
+      <w:r>
+        <w:rPr>
+          <w:color w:val="000000"/>
+          <w:sz w:val="20"/>
+        </w:rPr>
+        <w:t xml:space="preserve"/>
       </w:r>
     </w:p>
     <w:p>
@@ -17979,91 +17979,79 @@
           <w:color w:val="000000"/>
           <w:sz w:val="20"/>
         </w:rPr>
-        <w:t xml:space="preserve">학습 정책이 예측할 대상도 마땅치 않다. selector가 이득을 내려면 현재 탐색 상태로부터</w:t>
-      </w:r>
-      <w:r>
-        <w:rPr>
-          <w:color w:val="000000"/>
-          <w:sz w:val="20"/>
-        </w:rPr>
-        <w:t xml:space="preserve"> </w:t>
-      </w:r>
-      <w:r>
-        <w:rPr>
-          <w:color w:val="000000"/>
-          <w:sz w:val="20"/>
-        </w:rPr>
-        <w:t xml:space="preserve">다음에 어떤 연산자가 유리한지를 예측할 수 있어야 하는데, 본 문제의 인스턴스는 정적이고</w:t>
-      </w:r>
-      <w:r>
-        <w:rPr>
-          <w:color w:val="000000"/>
-          <w:sz w:val="20"/>
-        </w:rPr>
-        <w:t xml:space="preserve"> </w:t>
-      </w:r>
-      <w:r>
-        <w:rPr>
-          <w:color w:val="000000"/>
-          <w:sz w:val="20"/>
-        </w:rPr>
-        <w:t xml:space="preserve">모든 release time이 최적화 이전에 알려져 있어 실행 도중 새로 드러나는 정보가 없다. 이는 도착 정보가 시간의 흐름에 따라 공개되는 online dock control이나 개별 이동의 평가 비용이</w:t>
-      </w:r>
-      <w:r>
-        <w:rPr>
-          <w:color w:val="000000"/>
-          <w:sz w:val="20"/>
-        </w:rPr>
-        <w:t xml:space="preserve"> </w:t>
-      </w:r>
-      <w:r>
-        <w:rPr>
-          <w:color w:val="000000"/>
-          <w:sz w:val="20"/>
-        </w:rPr>
-        <w:t xml:space="preserve">비싼 simulation 모형과 다르며, 그런 환경에서는 learned selection의 역할이 커질 수</w:t>
-      </w:r>
-      <w:r>
-        <w:rPr>
-          <w:color w:val="000000"/>
-          <w:sz w:val="20"/>
-        </w:rPr>
-        <w:t xml:space="preserve"> </w:t>
-      </w:r>
-      <w:r>
-        <w:rPr>
-          <w:color w:val="000000"/>
-          <w:sz w:val="20"/>
-        </w:rPr>
-        <w:t xml:space="preserve">있다. 본 결과가 뒷받침하는 바는 제한적이다. 즉, learned selector는 동일한 엔진과 동일한</w:t>
-      </w:r>
-      <w:r>
-        <w:rPr>
-          <w:color w:val="000000"/>
-          <w:sz w:val="20"/>
-        </w:rPr>
-        <w:t xml:space="preserve"> </w:t>
-      </w:r>
-      <w:r>
-        <w:rPr>
-          <w:color w:val="000000"/>
-          <w:sz w:val="20"/>
-        </w:rPr>
-        <w:t xml:space="preserve">예산에서 uniform sampling과 비교되어야 하며, 그 통제가 없으면 descent·restart·강한</w:t>
-      </w:r>
-      <w:r>
-        <w:rPr>
-          <w:color w:val="000000"/>
-          <w:sz w:val="20"/>
-        </w:rPr>
-        <w:t xml:space="preserve"> </w:t>
-      </w:r>
-      <w:r>
-        <w:rPr>
-          <w:color w:val="000000"/>
-          <w:sz w:val="20"/>
-        </w:rPr>
-        <w:t xml:space="preserve">이동 집합의 이득이 정책 자체의 것으로 잘못 귀속될 수 있다.</w:t>
+        <w:t xml:space="preserve">selector가 예측할 대상이 마땅치 않다는 점도 작용한다. 본 문제의 인스턴스는 정적이고 모든 release time이 최적화 이전에 알려져 있어, 실행 도중 새로 드러나 정책이 활용할 정보가 없다. 도착 정보가 시간에 따라 공개되는 동적 도크 운영이나 이동 하나의 평가가 비싼 시뮬레이션 기반 모형에서는 판단이 달라질 수 있다. 따라서 본 결과의 함의는 학습이 무용하다는 것이 아니라 비교 조건에 있다. learned selector는 동일한 엔진과 동일한 반복 횟수 아래 uniform sampling과 견주어야 하며, 그 통제가 없으면 descent·restart·강한 연산자 집합의 이득이 정책의 성과로 잘못 귀속될 수 있다.</w:t>
+      </w:r>
+      <w:r>
+        <w:rPr>
+          <w:color w:val="000000"/>
+          <w:sz w:val="20"/>
+        </w:rPr>
+      </w:r>
+      <w:r>
+        <w:rPr>
+          <w:color w:val="000000"/>
+          <w:sz w:val="20"/>
+        </w:rPr>
+      </w:r>
+      <w:r>
+        <w:rPr>
+          <w:color w:val="000000"/>
+          <w:sz w:val="20"/>
+        </w:rPr>
+      </w:r>
+      <w:r>
+        <w:rPr>
+          <w:color w:val="000000"/>
+          <w:sz w:val="20"/>
+        </w:rPr>
+      </w:r>
+      <w:r>
+        <w:rPr>
+          <w:color w:val="000000"/>
+          <w:sz w:val="20"/>
+        </w:rPr>
+      </w:r>
+      <w:r>
+        <w:rPr>
+          <w:color w:val="000000"/>
+          <w:sz w:val="20"/>
+        </w:rPr>
+      </w:r>
+      <w:r>
+        <w:rPr>
+          <w:color w:val="000000"/>
+          <w:sz w:val="20"/>
+        </w:rPr>
+      </w:r>
+      <w:r>
+        <w:rPr>
+          <w:color w:val="000000"/>
+          <w:sz w:val="20"/>
+        </w:rPr>
+      </w:r>
+      <w:r>
+        <w:rPr>
+          <w:color w:val="000000"/>
+          <w:sz w:val="20"/>
+        </w:rPr>
+      </w:r>
+      <w:r>
+        <w:rPr>
+          <w:color w:val="000000"/>
+          <w:sz w:val="20"/>
+        </w:rPr>
+      </w:r>
+      <w:r>
+        <w:rPr>
+          <w:color w:val="000000"/>
+          <w:sz w:val="20"/>
+        </w:rPr>
+      </w:r>
+      <w:r>
+        <w:rPr>
+          <w:color w:val="000000"/>
+          <w:sz w:val="20"/>
+        </w:rPr>
       </w:r>
     </w:p>
     <w:bookmarkEnd w:id="40"/>
@@ -18092,7 +18080,7 @@
           <w:color w:val="000000"/>
           <w:sz w:val="20"/>
         </w:rPr>
-        <w:t xml:space="preserve">본 연구는 부분 하역 컴파운드 트럭 스케줄링에 release time과 soft due date를</w:t>
+        <w:t xml:space="preserve">본 연구는 부분 하역 병행 트럭 스케줄링에 release time과 soft due date를</w:t>
       </w:r>
       <w:r>
         <w:rPr>
@@ -18603,7 +18591,7 @@
           <w:color w:val="000000"/>
           <w:sz w:val="18"/>
         </w:rPr>
-        <w:t xml:space="preserve">Figure 4. Mean gap to the best observed solution across iteration budgets.</w:t>
+        <w:t xml:space="preserve">Figure 4. Mean gap to the best observed solution versus the number of iterations.</w:t>
       </w:r>
     </w:p>
     <w:bookmarkEnd w:id="45"/>

--- a/paper/jkiie_submit_body.docx
+++ b/paper/jkiie_submit_body.docx
@@ -5,7 +5,7 @@
     <w:p>
       <w:pPr>
         <w:pStyle w:val="AbstractTitle"/>
-        <w:spacing w:line="360" w:lineRule="auto"/>
+        <w:spacing w:line="300" w:lineRule="exact"/>
       </w:pPr>
       <w:r>
         <w:rPr>
@@ -18,7 +18,7 @@
     <w:p>
       <w:pPr>
         <w:pStyle w:val="Abstract"/>
-        <w:spacing w:line="360" w:lineRule="auto"/>
+        <w:spacing w:line="300" w:lineRule="exact"/>
       </w:pPr>
       <w:r>
         <w:rPr>
@@ -31,7 +31,7 @@
     <w:p>
       <w:pPr>
         <w:pStyle w:val="Abstract"/>
-        <w:spacing w:line="360" w:lineRule="auto"/>
+        <w:spacing w:line="300" w:lineRule="exact"/>
       </w:pPr>
       <w:r>
         <w:rPr>
@@ -60,7 +60,7 @@
     <w:p>
       <w:pPr>
         <w:pStyle w:val="FirstParagraph"/>
-        <w:spacing w:line="360" w:lineRule="auto"/>
+        <w:spacing w:line="300" w:lineRule="exact"/>
       </w:pPr>
       <w:r>
         <w:rPr>
@@ -104,7 +104,7 @@
     <w:p>
       <w:pPr>
         <w:pStyle w:val="Heading1"/>
-        <w:spacing w:line="360" w:lineRule="auto"/>
+        <w:spacing w:line="448" w:lineRule="exact"/>
       </w:pPr>
       <w:r>
         <w:rPr>
@@ -112,20 +112,20 @@
           <w:color w:val="000000"/>
           <w:sz w:val="28"/>
         </w:rPr>
-        <w:t xml:space="preserve">1. 서론</w:t>
+        <w:t xml:space="preserve">1. 서 론</w:t>
       </w:r>
     </w:p>
     <w:p>
       <w:pPr>
         <w:pStyle w:val="FirstParagraph"/>
-        <w:spacing w:line="360" w:lineRule="auto"/>
+        <w:spacing w:line="300" w:lineRule="exact"/>
       </w:pPr>
       <w:r>
         <w:rPr>
           <w:color w:val="000000"/>
           <w:sz w:val="20"/>
         </w:rPr>
-        <w:t xml:space="preserve">크로스도킹은 입고 화물을 창고에 보관하지 않고 곧바로 출고 트럭으로 환적하여</w:t>
+        <w:t xml:space="preserve">크로스도킹은 입고 화물을 창고에 보관하지 않고 곧바로 출고트럭으로 환적하여</w:t>
       </w:r>
       <w:r>
         <w:rPr>
@@ -239,13 +239,13 @@
           <w:color w:val="000000"/>
           <w:sz w:val="20"/>
         </w:rPr>
-        <w:t xml:space="preserve">makespan을 크게 줄이는 것으로 보고되어 LTL 통합 네트워크에서 실용적 매력이 크다.</w:t>
+        <w:t xml:space="preserve">총 작업완료시간을 크게 줄이는 것으로 보고되어 LTL 통합 네트워크에서 실용적 매력이 크다.</w:t>
       </w:r>
     </w:p>
     <w:p>
       <w:pPr>
         <w:pStyle w:val="BodyText"/>
-        <w:spacing w:line="360" w:lineRule="auto"/>
+        <w:spacing w:line="300" w:lineRule="exact"/>
         <w:ind w:firstLine="216"/>
       </w:pPr>
       <w:r>
@@ -281,7 +281,7 @@
           <w:color w:val="000000"/>
           <w:sz w:val="20"/>
         </w:rPr>
-        <w:t xml:space="preserve">목적함수가 순수 makespan이지만 출고 트럭의 출발은 위반 시 비용이 발생하는 due date에</w:t>
+        <w:t xml:space="preserve">목적식이 순수 총 작업완료시간이지만 출고트럭의 출발은 위반 시 비용이 발생하는 due date에</w:t>
       </w:r>
       <w:r>
         <w:rPr>
@@ -301,7 +301,7 @@
     <w:p>
       <w:pPr>
         <w:pStyle w:val="BodyText"/>
-        <w:spacing w:line="360" w:lineRule="auto"/>
+        <w:spacing w:line="300" w:lineRule="exact"/>
         <w:ind w:firstLine="216"/>
       </w:pPr>
       <w:r>
@@ -309,7 +309,7 @@
           <w:color w:val="000000"/>
           <w:sz w:val="20"/>
         </w:rPr>
-        <w:t xml:space="preserve">도착 시각(release time), 시간창(time window), 납기지연(tardiness)은 일반 크로스도킹 스케줄링에서 이미</w:t>
+        <w:t xml:space="preserve">도착 시각, 시간창(time window), 납기지연은 일반 크로스도킹 스케줄링에서 이미</w:t>
       </w:r>
       <w:r>
         <w:rPr>
@@ -351,7 +351,7 @@
           <w:color w:val="000000"/>
           <w:sz w:val="20"/>
         </w:rPr>
-        <w:t xml:space="preserve">순수 입고 트럭도 출고 트럭도 아니다. 부분 하역 후 한 목적지의 화물을 유지하고, 해당</w:t>
+        <w:t xml:space="preserve">순수 입고트럭도 출고트럭도 아니다. 부분 하역 후 한 목적지의 화물을 유지하고, 해당</w:t>
       </w:r>
       <w:r>
         <w:rPr>
@@ -509,7 +509,7 @@
           <w:color w:val="000000"/>
           <w:sz w:val="20"/>
         </w:rPr>
-        <w:t xml:space="preserve">을 만들고, 이 chain은 트럭들을 공유 목적지를 통해 결합한다. 따라서 release time을</w:t>
+        <w:t xml:space="preserve">을 만들고, 이 chain은 트럭들을 공유 목적지를 통해 결합한다. 따라서 도착 시각을</w:t>
       </w:r>
       <w:r>
         <w:rPr>
@@ -551,7 +551,7 @@
           <w:color w:val="000000"/>
           <w:sz w:val="20"/>
         </w:rPr>
-        <w:t xml:space="preserve">tardiness 비용으로 바꾼다. 본 연구의 기여는 이 상호작용 — 알려진 release time과</w:t>
+        <w:t xml:space="preserve">납기지연 비용으로 바꾼다. 본 연구의 기여는 이 상호작용 — 알려진 도착 시각과</w:t>
       </w:r>
       <w:r>
         <w:rPr>
@@ -585,7 +585,7 @@
     <w:p>
       <w:pPr>
         <w:pStyle w:val="BodyText"/>
-        <w:spacing w:line="360" w:lineRule="auto"/>
+        <w:spacing w:line="300" w:lineRule="exact"/>
         <w:ind w:firstLine="216"/>
       </w:pPr>
       <w:r>
@@ -607,7 +607,7 @@
           <w:color w:val="000000"/>
           <w:sz w:val="20"/>
         </w:rPr>
-        <w:t xml:space="preserve">release time과 soft due date를 갖는 문제로 확장하고, 이를 독립적인 스케줄 평가기와</w:t>
+        <w:t xml:space="preserve">도착 시각과 soft due date를 갖는 문제로 확장하고, 이를 독립적인 스케줄 평가기와</w:t>
       </w:r>
       <w:r>
         <w:rPr>
@@ -654,7 +654,7 @@
           <w:color w:val="000000"/>
           <w:sz w:val="20"/>
         </w:rPr>
-        <w:t xml:space="preserve">generic neighborhood에 full best-improvement descent, 병목 유도 연산자, kick</w:t>
+        <w:t xml:space="preserve">기본 이웃 구조에 full best-improvement descent, 병목 유도 연산자, kick</w:t>
       </w:r>
       <w:r>
         <w:rPr>
@@ -697,6 +697,118 @@
           <w:sz w:val="20"/>
         </w:rPr>
         <w:t xml:space="preserve">선택의 추가 효과는 동일한 반복 횟수의 균등 선택과 비교하는 보조적인 ablation으로 검토한다.</w:t>
+      </w:r>
+    </w:p>
+    <w:p>
+      <w:pPr>
+        <w:pStyle w:val="BodyText"/>
+        <w:spacing w:line="300" w:lineRule="exact"/>
+        <w:ind w:firstLine="216"/>
+      </w:pPr>
+      <w:r>
+        <w:rPr>
+          <w:color w:val="000000"/>
+          <w:sz w:val="20"/>
+        </w:rPr>
+        <w:t xml:space="preserve">본 논문의 구성은 다음과 같다. 제 2장에서 관련 연구를 정리하고, 제 3장에서 문제를 정의하며 혼합정수계획 모형과 CP-SAT 모형을 제시한다. 제 4장에서 제안 알고리즘인 VAA-GILS를 서술하고, 제 5장과 제 6장에서 실험 설계와 결과를 제시한다. 제 7장에서 결과를 논의하고 제 8장에서 결론을 맺는다.</w:t>
+      </w:r>
+      <w:r>
+        <w:rPr>
+          <w:color w:val="000000"/>
+          <w:sz w:val="20"/>
+        </w:rPr>
+        <w:t xml:space="preserve"/>
+      </w:r>
+      <w:r>
+        <w:rPr>
+          <w:color w:val="000000"/>
+          <w:sz w:val="20"/>
+        </w:rPr>
+        <w:t xml:space="preserve"/>
+      </w:r>
+      <w:r>
+        <w:rPr>
+          <w:color w:val="000000"/>
+          <w:sz w:val="20"/>
+        </w:rPr>
+        <w:t xml:space="preserve"/>
+      </w:r>
+      <w:r>
+        <w:rPr>
+          <w:color w:val="000000"/>
+          <w:sz w:val="20"/>
+        </w:rPr>
+        <w:t xml:space="preserve"/>
+      </w:r>
+      <w:r>
+        <w:rPr>
+          <w:color w:val="000000"/>
+          <w:sz w:val="20"/>
+        </w:rPr>
+        <w:t xml:space="preserve"/>
+      </w:r>
+      <w:r>
+        <w:rPr>
+          <w:color w:val="000000"/>
+          <w:sz w:val="20"/>
+        </w:rPr>
+        <w:t xml:space="preserve"/>
+      </w:r>
+      <w:r>
+        <w:rPr>
+          <w:color w:val="000000"/>
+          <w:sz w:val="20"/>
+        </w:rPr>
+        <w:t xml:space="preserve"/>
+      </w:r>
+      <w:r>
+        <w:rPr>
+          <w:color w:val="000000"/>
+          <w:sz w:val="20"/>
+        </w:rPr>
+        <w:t xml:space="preserve"/>
+      </w:r>
+      <w:r>
+        <w:rPr>
+          <w:color w:val="000000"/>
+          <w:sz w:val="20"/>
+        </w:rPr>
+        <w:t xml:space="preserve"/>
+      </w:r>
+      <w:r>
+        <w:rPr>
+          <w:color w:val="000000"/>
+          <w:sz w:val="20"/>
+        </w:rPr>
+        <w:t xml:space="preserve"/>
+      </w:r>
+      <w:r>
+        <w:rPr>
+          <w:color w:val="000000"/>
+          <w:sz w:val="20"/>
+        </w:rPr>
+        <w:t xml:space="preserve"/>
+      </w:r>
+      <w:r>
+        <w:rPr>
+          <w:color w:val="000000"/>
+          <w:sz w:val="20"/>
+        </w:rPr>
+        <w:t xml:space="preserve"/>
+      </w:r>
+      <w:r>
+        <w:rPr>
+          <w:color w:val="000000"/>
+          <w:sz w:val="20"/>
+        </w:rPr>
+        <w:t xml:space="preserve"/>
+      </w:r>
+      <w:r>
+        <w:rPr>
+          <w:color w:val="000000"/>
+          <w:sz w:val="20"/>
+        </w:rPr>
+        <w:t xml:space="preserve"/>
       </w:r>
     </w:p>
     <w:bookmarkEnd w:id="9"/>
@@ -704,7 +816,7 @@
     <w:p>
       <w:pPr>
         <w:pStyle w:val="Heading1"/>
-        <w:spacing w:line="360" w:lineRule="auto"/>
+        <w:spacing w:line="448" w:lineRule="exact"/>
       </w:pPr>
       <w:r>
         <w:rPr>
@@ -718,7 +830,7 @@
     <w:p>
       <w:pPr>
         <w:pStyle w:val="FirstParagraph"/>
-        <w:spacing w:line="360" w:lineRule="auto"/>
+        <w:spacing w:line="300" w:lineRule="exact"/>
       </w:pPr>
       <w:r>
         <w:rPr>
@@ -769,7 +881,7 @@
           <w:color w:val="000000"/>
           <w:sz w:val="20"/>
         </w:rPr>
-        <w:t xml:space="preserve">조망하였다. 여러 결정론적 모형이 기존 입고·출고 트럭에 대해 시간</w:t>
+        <w:t xml:space="preserve">조망하였다. 여러 결정론적 모형이 기존 입고·출고트럭에 대해 시간</w:t>
       </w:r>
       <w:r>
         <w:rPr>
@@ -797,21 +909,21 @@
           <w:color w:val="000000"/>
           <w:sz w:val="20"/>
         </w:rPr>
-        <w:t xml:space="preserve">tardiness를, Assadi와 Bagheri(2016)는 ready time과 outbound</w:t>
-      </w:r>
-      <w:r>
-        <w:rPr>
-          <w:color w:val="000000"/>
-          <w:sz w:val="20"/>
-        </w:rPr>
-        <w:t xml:space="preserve"> </w:t>
-      </w:r>
-      <w:r>
-        <w:rPr>
-          <w:color w:val="000000"/>
-          <w:sz w:val="20"/>
-        </w:rPr>
-        <w:t xml:space="preserve">earliness/tardiness를, Bodnar 등(2017)은 time window와 mixed-service</w:t>
+        <w:t xml:space="preserve">납기지연을, Assadi와 Bagheri(2016)는 ready time과 outbound</w:t>
+      </w:r>
+      <w:r>
+        <w:rPr>
+          <w:color w:val="000000"/>
+          <w:sz w:val="20"/>
+        </w:rPr>
+        <w:t xml:space="preserve"> </w:t>
+      </w:r>
+      <w:r>
+        <w:rPr>
+          <w:color w:val="000000"/>
+          <w:sz w:val="20"/>
+        </w:rPr>
+        <w:t xml:space="preserve">조기완료와 납기지연(earliness/납기지연)을, Bodnar 등(2017)은 time window와 mixed-service</w:t>
       </w:r>
       <w:r>
         <w:rPr>
@@ -853,7 +965,7 @@
           <w:color w:val="000000"/>
           <w:sz w:val="20"/>
         </w:rPr>
-        <w:t xml:space="preserve">release/due date가 새롭지 않음을 보이나, 입고·출고 트럭을 구분하며 부분</w:t>
+        <w:t xml:space="preserve">release/due date가 새롭지 않음을 보이나, 입고·출고트럭을 구분하며 부분</w:t>
       </w:r>
       <w:r>
         <w:rPr>
@@ -873,7 +985,7 @@
     <w:p>
       <w:pPr>
         <w:pStyle w:val="BodyText"/>
-        <w:spacing w:line="360" w:lineRule="auto"/>
+        <w:spacing w:line="300" w:lineRule="exact"/>
         <w:ind w:firstLine="216"/>
       </w:pPr>
       <w:r>
@@ -939,7 +1051,7 @@
           <w:color w:val="000000"/>
           <w:sz w:val="20"/>
         </w:rPr>
-        <w:t xml:space="preserve">full/partial/absent를 구분하고, Ladier와 Alpan(2016)은 time window</w:t>
+        <w:t xml:space="preserve">완전·부분·부재(full/partial/absent) 정보를 구분하고, Ladier와 Alpan(2016)은 time window</w:t>
       </w:r>
       <w:r>
         <w:rPr>
@@ -967,7 +1079,7 @@
           <w:color w:val="000000"/>
           <w:sz w:val="20"/>
         </w:rPr>
-        <w:t xml:space="preserve">optimization을 제시한다. 본 모형은 결정론적이며 각 release time은 스케줄 구성</w:t>
+        <w:t xml:space="preserve">optimization을 제시한다. 본 모형은 결정론적이며 각 도착 시각은 스케줄 구성</w:t>
       </w:r>
       <w:r>
         <w:rPr>
@@ -1001,7 +1113,7 @@
     <w:p>
       <w:pPr>
         <w:pStyle w:val="BodyText"/>
-        <w:spacing w:line="360" w:lineRule="auto"/>
+        <w:spacing w:line="300" w:lineRule="exact"/>
         <w:ind w:firstLine="216"/>
       </w:pPr>
       <w:r>
@@ -1125,7 +1237,7 @@
           <w:color w:val="000000"/>
           <w:sz w:val="20"/>
         </w:rPr>
-        <w:t xml:space="preserve">로 두고 tardiness와 makespan을 목적에 포함하므로,</w:t>
+        <w:t xml:space="preserve">로 두고 납기지연과 총 작업완료시간을 목적에 포함하므로,</w:t>
       </w:r>
       <w:r>
         <w:rPr>
@@ -1153,7 +1265,7 @@
           <w:color w:val="000000"/>
           <w:sz w:val="20"/>
         </w:rPr>
-        <w:t xml:space="preserve">적재 전용·하역 전용·혼합 모드 중 하나를 선택하고 트럭은 순수 입고·출고 트럭으로</w:t>
+        <w:t xml:space="preserve">적재 전용·하역 전용·혼합 모드 중 하나를 선택하고 트럭은 순수 입고·출고트럭으로</w:t>
       </w:r>
       <w:r>
         <w:rPr>
@@ -1209,21 +1321,21 @@
           <w:color w:val="000000"/>
           <w:sz w:val="20"/>
         </w:rPr>
-        <w:t xml:space="preserve">operator selection이 메타휴리스틱을 개선한다는 보고가 많으나, 본 연구는 강한 지역</w:t>
-      </w:r>
-      <w:r>
-        <w:rPr>
-          <w:color w:val="000000"/>
-          <w:sz w:val="20"/>
-        </w:rPr>
-        <w:t xml:space="preserve"> </w:t>
-      </w:r>
-      <w:r>
-        <w:rPr>
-          <w:color w:val="000000"/>
-          <w:sz w:val="20"/>
-        </w:rPr>
-        <w:t xml:space="preserve">탐색을 갖춘 뒤에는 learned selector의 이득이 작다는 통제된 반례를 더한다.</w:t>
+        <w:t xml:space="preserve">연산자 선택이 메타휴리스틱을 개선한다는 보고가 많으나, 본 연구는 강한 지역</w:t>
+      </w:r>
+      <w:r>
+        <w:rPr>
+          <w:color w:val="000000"/>
+          <w:sz w:val="20"/>
+        </w:rPr>
+        <w:t xml:space="preserve"> </w:t>
+      </w:r>
+      <w:r>
+        <w:rPr>
+          <w:color w:val="000000"/>
+          <w:sz w:val="20"/>
+        </w:rPr>
+        <w:t xml:space="preserve">탐색을 갖춘 뒤에는 학습 기반 선택 정책의 이득이 작다는 통제된 반례를 더한다.</w:t>
       </w:r>
     </w:p>
     <w:bookmarkEnd w:id="10"/>
@@ -1231,7 +1343,7 @@
     <w:p>
       <w:pPr>
         <w:pStyle w:val="Heading1"/>
-        <w:spacing w:line="360" w:lineRule="auto"/>
+        <w:spacing w:line="448" w:lineRule="exact"/>
       </w:pPr>
       <w:r>
         <w:rPr>
@@ -1246,7 +1358,7 @@
     <w:p>
       <w:pPr>
         <w:pStyle w:val="Heading2"/>
-        <w:spacing w:line="360" w:lineRule="auto"/>
+        <w:spacing w:line="384" w:lineRule="exact"/>
       </w:pPr>
       <w:r>
         <w:rPr>
@@ -1260,7 +1372,7 @@
     <w:p>
       <w:pPr>
         <w:pStyle w:val="FirstParagraph"/>
-        <w:spacing w:line="360" w:lineRule="auto"/>
+        <w:spacing w:line="300" w:lineRule="exact"/>
       </w:pPr>
       <m:oMath>
         <m:r>
@@ -1348,7 +1460,7 @@
           <w:color w:val="000000"/>
           <w:sz w:val="20"/>
         </w:rPr>
-        <w:t xml:space="preserve">을 각각 병행 트럭, 출고 트럭, 목적지, 상품 종류,</w:t>
+        <w:t xml:space="preserve">을 각각 병행 트럭, 출고트럭, 목적지, 상품 종류,</w:t>
       </w:r>
       <w:r>
         <w:rPr>
@@ -1948,7 +2060,7 @@
           <w:color w:val="000000"/>
           <w:sz w:val="20"/>
         </w:rPr>
-        <w:t xml:space="preserve">출고 트럭은 남은 목적지 하나와 도어를 고르며, 같은 도어의 출고 트럭은</w:t>
+        <w:t xml:space="preserve">출고트럭은 남은 목적지 하나와 도어를 고르며, 같은 도어의 출고트럭은</w:t>
       </w:r>
       <w:r>
         <w:rPr>
@@ -1968,7 +2080,7 @@
     <w:p>
       <w:pPr>
         <w:pStyle w:val="BodyText"/>
-        <w:spacing w:line="360" w:lineRule="auto"/>
+        <w:spacing w:line="300" w:lineRule="exact"/>
         <w:ind w:firstLine="216"/>
       </w:pPr>
       <w:r>
@@ -2013,7 +2125,7 @@
           <w:color w:val="000000"/>
           <w:sz w:val="20"/>
         </w:rPr>
-        <w:t xml:space="preserve">의 release time을</w:t>
+        <w:t xml:space="preserve">의 도착 시각을</w:t>
       </w:r>
       <w:r>
         <w:rPr>
@@ -2153,7 +2265,7 @@
           <w:color w:val="000000"/>
           <w:sz w:val="20"/>
         </w:rPr>
-        <w:t xml:space="preserve">출고 트럭</w:t>
+        <w:t xml:space="preserve">출고트럭</w:t>
       </w:r>
       <w:r>
         <w:rPr>
@@ -2264,7 +2376,7 @@
     <w:p>
       <w:pPr>
         <w:pStyle w:val="BodyText"/>
-        <w:spacing w:line="360" w:lineRule="auto"/>
+        <w:spacing w:line="300" w:lineRule="exact"/>
         <w:ind w:firstLine="216"/>
       </w:pPr>
       <w:r>
@@ -2824,7 +2936,7 @@
           <w:color w:val="000000"/>
           <w:sz w:val="20"/>
         </w:rPr>
-        <w:t xml:space="preserve">에 시작한다. makespan</w:t>
+        <w:t xml:space="preserve">에 시작한다. 총 작업완료시간</w:t>
       </w:r>
       <w:r>
         <w:rPr>
@@ -2872,7 +2984,7 @@
     <w:p>
       <w:pPr>
         <w:pStyle w:val="Heading2"/>
-        <w:spacing w:line="360" w:lineRule="auto"/>
+        <w:spacing w:line="384" w:lineRule="exact"/>
       </w:pPr>
       <w:r>
         <w:rPr>
@@ -2886,7 +2998,7 @@
     <w:p>
       <w:pPr>
         <w:pStyle w:val="FirstParagraph"/>
-        <w:spacing w:line="360" w:lineRule="auto"/>
+        <w:spacing w:line="300" w:lineRule="exact"/>
       </w:pPr>
       <w:r>
         <w:rPr>
@@ -3027,7 +3139,7 @@
           <w:color w:val="000000"/>
           <w:sz w:val="20"/>
         </w:rPr>
-        <w:t xml:space="preserve">은 출고 트럭</w:t>
+        <w:t xml:space="preserve">은 출고트럭</w:t>
       </w:r>
       <w:r>
         <w:rPr>
@@ -3488,7 +3600,7 @@
           <w:color w:val="000000"/>
           <w:sz w:val="20"/>
         </w:rPr>
-        <w:t xml:space="preserve"> 출고 도어 작업 시작, 출고 완료, makespan이다.</w:t>
+        <w:t xml:space="preserve"> 출고 도어 작업 시작, 출고 완료, 총 작업완료시간이다.</w:t>
       </w:r>
       <w:r>
         <w:rPr>
@@ -3663,7 +3775,7 @@
     <w:p>
       <w:pPr>
         <w:pStyle w:val="BodyText"/>
-        <w:spacing w:line="360" w:lineRule="auto"/>
+        <w:spacing w:line="300" w:lineRule="exact"/>
         <w:ind w:firstLine="216"/>
       </w:pPr>
       <w:r>
@@ -3677,7 +3789,7 @@
     <w:p>
       <w:pPr>
         <w:pStyle w:val="BodyText"/>
-        <w:spacing w:line="360" w:lineRule="auto"/>
+        <w:spacing w:line="300" w:lineRule="exact"/>
         <w:ind w:firstLine="216"/>
       </w:pPr>
       <m:oMathPara>
@@ -3777,7 +3889,7 @@
     <w:p>
       <w:pPr>
         <w:pStyle w:val="FirstParagraph"/>
-        <w:spacing w:line="360" w:lineRule="auto"/>
+        <w:spacing w:line="300" w:lineRule="exact"/>
       </w:pPr>
       <m:oMathPara>
         <m:oMathParaPr>
@@ -3876,7 +3988,7 @@
     <w:p>
       <w:pPr>
         <w:pStyle w:val="FirstParagraph"/>
-        <w:spacing w:line="360" w:lineRule="auto"/>
+        <w:spacing w:line="300" w:lineRule="exact"/>
       </w:pPr>
       <m:oMathPara>
         <m:oMathParaPr>
@@ -4028,7 +4140,7 @@
     <w:p>
       <w:pPr>
         <w:pStyle w:val="FirstParagraph"/>
-        <w:spacing w:line="360" w:lineRule="auto"/>
+        <w:spacing w:line="300" w:lineRule="exact"/>
       </w:pPr>
       <m:oMathPara>
         <m:oMathParaPr>
@@ -4127,7 +4239,7 @@
     <w:p>
       <w:pPr>
         <w:pStyle w:val="FirstParagraph"/>
-        <w:spacing w:line="360" w:lineRule="auto"/>
+        <w:spacing w:line="300" w:lineRule="exact"/>
       </w:pPr>
       <w:r>
         <w:rPr>
@@ -4140,7 +4252,7 @@
     <w:p>
       <w:pPr>
         <w:pStyle w:val="BodyText"/>
-        <w:spacing w:line="360" w:lineRule="auto"/>
+        <w:spacing w:line="300" w:lineRule="exact"/>
         <w:ind w:firstLine="216"/>
       </w:pPr>
       <m:oMathPara>
@@ -4321,7 +4433,7 @@
     <w:p>
       <w:pPr>
         <w:pStyle w:val="FirstParagraph"/>
-        <w:spacing w:line="360" w:lineRule="auto"/>
+        <w:spacing w:line="300" w:lineRule="exact"/>
       </w:pPr>
       <m:oMathPara>
         <m:oMathParaPr>
@@ -4502,7 +4614,7 @@
     <w:p>
       <w:pPr>
         <w:pStyle w:val="FirstParagraph"/>
-        <w:spacing w:line="360" w:lineRule="auto"/>
+        <w:spacing w:line="300" w:lineRule="exact"/>
       </w:pPr>
       <m:oMathPara>
         <m:oMathParaPr>
@@ -4695,7 +4807,7 @@
     <w:p>
       <w:pPr>
         <w:pStyle w:val="FirstParagraph"/>
-        <w:spacing w:line="360" w:lineRule="auto"/>
+        <w:spacing w:line="300" w:lineRule="exact"/>
       </w:pPr>
       <w:r>
         <w:rPr>
@@ -4845,7 +4957,7 @@
     <w:p>
       <w:pPr>
         <w:pStyle w:val="BodyText"/>
-        <w:spacing w:line="360" w:lineRule="auto"/>
+        <w:spacing w:line="300" w:lineRule="exact"/>
         <w:ind w:firstLine="216"/>
       </w:pPr>
       <w:r>
@@ -4859,7 +4971,7 @@
     <w:p>
       <w:pPr>
         <w:pStyle w:val="BodyText"/>
-        <w:spacing w:line="360" w:lineRule="auto"/>
+        <w:spacing w:line="300" w:lineRule="exact"/>
         <w:ind w:firstLine="216"/>
       </w:pPr>
       <m:oMathPara>
@@ -4933,7 +5045,7 @@
     <w:p>
       <w:pPr>
         <w:pStyle w:val="FirstParagraph"/>
-        <w:spacing w:line="360" w:lineRule="auto"/>
+        <w:spacing w:line="300" w:lineRule="exact"/>
       </w:pPr>
       <m:oMathPara>
         <m:oMathParaPr>
@@ -5120,7 +5232,7 @@
     <w:p>
       <w:pPr>
         <w:pStyle w:val="FirstParagraph"/>
-        <w:spacing w:line="360" w:lineRule="auto"/>
+        <w:spacing w:line="300" w:lineRule="exact"/>
       </w:pPr>
       <m:oMathPara>
         <m:oMathParaPr>
@@ -5271,7 +5383,7 @@
     <w:p>
       <w:pPr>
         <w:pStyle w:val="FirstParagraph"/>
-        <w:spacing w:line="360" w:lineRule="auto"/>
+        <w:spacing w:line="300" w:lineRule="exact"/>
       </w:pPr>
       <m:oMathPara>
         <m:oMathParaPr>
@@ -5428,7 +5540,7 @@
     <w:p>
       <w:pPr>
         <w:pStyle w:val="FirstParagraph"/>
-        <w:spacing w:line="360" w:lineRule="auto"/>
+        <w:spacing w:line="300" w:lineRule="exact"/>
       </w:pPr>
       <w:r>
         <w:rPr>
@@ -5454,7 +5566,7 @@
           <w:color w:val="000000"/>
           <w:sz w:val="20"/>
         </w:rPr>
-        <w:t xml:space="preserve">을 쓰는 출고 트럭 쌍</w:t>
+        <w:t xml:space="preserve">을 쓰는 출고트럭 쌍</w:t>
       </w:r>
       <w:r>
         <w:rPr>
@@ -5502,7 +5614,7 @@
     <w:p>
       <w:pPr>
         <w:pStyle w:val="BodyText"/>
-        <w:spacing w:line="360" w:lineRule="auto"/>
+        <w:spacing w:line="300" w:lineRule="exact"/>
         <w:ind w:firstLine="216"/>
       </w:pPr>
       <m:oMathPara>
@@ -5723,7 +5835,7 @@
     <w:p>
       <w:pPr>
         <w:pStyle w:val="FirstParagraph"/>
-        <w:spacing w:line="360" w:lineRule="auto"/>
+        <w:spacing w:line="300" w:lineRule="exact"/>
       </w:pPr>
       <m:oMathPara>
         <m:oMathParaPr>
@@ -5832,7 +5944,7 @@
     <w:p>
       <w:pPr>
         <w:pStyle w:val="FirstParagraph"/>
-        <w:spacing w:line="360" w:lineRule="auto"/>
+        <w:spacing w:line="300" w:lineRule="exact"/>
       </w:pPr>
       <m:oMathPara>
         <m:oMathParaPr>
@@ -5941,20 +6053,20 @@
     <w:p>
       <w:pPr>
         <w:pStyle w:val="FirstParagraph"/>
-        <w:spacing w:line="360" w:lineRule="auto"/>
+        <w:spacing w:line="300" w:lineRule="exact"/>
       </w:pPr>
       <w:r>
         <w:rPr>
           <w:color w:val="000000"/>
           <w:sz w:val="20"/>
         </w:rPr>
-        <w:t xml:space="preserve">끝으로 makespan은 다음으로 정의된다.</w:t>
+        <w:t xml:space="preserve">끝으로 총 작업완료시간은 다음으로 정의된다.</w:t>
       </w:r>
     </w:p>
     <w:p>
       <w:pPr>
         <w:pStyle w:val="BodyText"/>
-        <w:spacing w:line="360" w:lineRule="auto"/>
+        <w:spacing w:line="300" w:lineRule="exact"/>
         <w:ind w:firstLine="216"/>
       </w:pPr>
       <m:oMathPara>
@@ -6085,7 +6197,7 @@
     <w:p>
       <w:pPr>
         <w:pStyle w:val="FirstParagraph"/>
-        <w:spacing w:line="360" w:lineRule="auto"/>
+        <w:spacing w:line="300" w:lineRule="exact"/>
       </w:pPr>
       <w:r>
         <w:rPr>
@@ -6161,7 +6273,7 @@
     <w:p>
       <w:pPr>
         <w:pStyle w:val="Heading2"/>
-        <w:spacing w:line="360" w:lineRule="auto"/>
+        <w:spacing w:line="384" w:lineRule="exact"/>
       </w:pPr>
       <w:r>
         <w:rPr>
@@ -6169,13 +6281,13 @@
           <w:color w:val="000000"/>
           <w:sz w:val="24"/>
         </w:rPr>
-        <w:t xml:space="preserve">3.3 시간 제약 확장과 목적함수</w:t>
+        <w:t xml:space="preserve">3.3 시간 제약 확장과 목적식</w:t>
       </w:r>
     </w:p>
     <w:p>
       <w:pPr>
         <w:pStyle w:val="FirstParagraph"/>
-        <w:spacing w:line="360" w:lineRule="auto"/>
+        <w:spacing w:line="300" w:lineRule="exact"/>
       </w:pPr>
       <w:r>
         <w:rPr>
@@ -6219,7 +6331,7 @@
           <w:color w:val="000000"/>
           <w:sz w:val="20"/>
         </w:rPr>
-        <w:t xml:space="preserve">는 앞서 정의한 release time</w:t>
+        <w:t xml:space="preserve">는 앞서 정의한 도착 시각</w:t>
       </w:r>
       <w:r>
         <w:rPr>
@@ -6389,13 +6501,13 @@
           <w:color w:val="000000"/>
           <w:sz w:val="20"/>
         </w:rPr>
-        <w:t xml:space="preserve">이다. 목적함수는</w:t>
+        <w:t xml:space="preserve">이다. 목적식은</w:t>
       </w:r>
     </w:p>
     <w:p>
       <w:pPr>
         <w:pStyle w:val="BodyText"/>
-        <w:spacing w:line="360" w:lineRule="auto"/>
+        <w:spacing w:line="300" w:lineRule="exact"/>
         <w:ind w:firstLine="216"/>
       </w:pPr>
       <m:oMathPara>
@@ -6540,7 +6652,7 @@
     <w:p>
       <w:pPr>
         <w:pStyle w:val="FirstParagraph"/>
-        <w:spacing w:line="360" w:lineRule="auto"/>
+        <w:spacing w:line="300" w:lineRule="exact"/>
       </w:pPr>
       <m:oMath>
         <m:sSub>
@@ -6617,7 +6729,7 @@
           <w:color w:val="000000"/>
           <w:sz w:val="20"/>
         </w:rPr>
-        <w:t xml:space="preserve">이면 기존 makespan 모델로 환원된다. CP-SAT는 incumbent와</w:t>
+        <w:t xml:space="preserve">이면 기존 총 작업완료시간 모델로 환원된다. CP-SAT는 incumbent와</w:t>
       </w:r>
       <w:r>
         <w:rPr>
@@ -6639,7 +6751,7 @@
     <w:p>
       <w:pPr>
         <w:pStyle w:val="Heading2"/>
-        <w:spacing w:line="360" w:lineRule="auto"/>
+        <w:spacing w:line="384" w:lineRule="exact"/>
       </w:pPr>
       <w:r>
         <w:rPr>
@@ -6653,14 +6765,14 @@
     <w:p>
       <w:pPr>
         <w:pStyle w:val="FirstParagraph"/>
-        <w:spacing w:line="360" w:lineRule="auto"/>
+        <w:spacing w:line="300" w:lineRule="exact"/>
       </w:pPr>
       <w:r>
         <w:rPr>
           <w:color w:val="000000"/>
           <w:sz w:val="20"/>
         </w:rPr>
-        <w:t xml:space="preserve">CP-SAT가 제공하는 하한이 약한 실험 조건에서 gap을 보고하기 위해 도어 경합을 완화한 두 유효 하한을</w:t>
+        <w:t xml:space="preserve">CP-SAT가 제공하는 하한이 약한 실험 조건에서 격차를 보고하기 위해 도어 경합을 완화한 두 유효 하한을</w:t>
       </w:r>
       <w:r>
         <w:rPr>
@@ -6719,7 +6831,7 @@
           <w:color w:val="000000"/>
           <w:sz w:val="20"/>
         </w:rPr>
-        <w:t xml:space="preserve">유지)의 최속 완료와 출고 트럭</w:t>
+        <w:t xml:space="preserve">유지)의 최속 완료와 출고트럭</w:t>
       </w:r>
       <w:r>
         <w:rPr>
@@ -6758,7 +6870,7 @@
     <w:p>
       <w:pPr>
         <w:pStyle w:val="BodyText"/>
-        <w:spacing w:line="360" w:lineRule="auto"/>
+        <w:spacing w:line="300" w:lineRule="exact"/>
         <w:ind w:firstLine="216"/>
       </w:pPr>
       <m:oMathPara>
@@ -7009,7 +7121,7 @@
     <w:p>
       <w:pPr>
         <w:pStyle w:val="FirstParagraph"/>
-        <w:spacing w:line="360" w:lineRule="auto"/>
+        <w:spacing w:line="300" w:lineRule="exact"/>
       </w:pPr>
       <m:oMathPara>
         <m:oMathParaPr>
@@ -7189,7 +7301,7 @@
     <w:p>
       <w:pPr>
         <w:pStyle w:val="FirstParagraph"/>
-        <w:spacing w:line="360" w:lineRule="auto"/>
+        <w:spacing w:line="300" w:lineRule="exact"/>
       </w:pPr>
       <w:r>
         <w:rPr>
@@ -7310,7 +7422,7 @@
     <w:p>
       <w:pPr>
         <w:pStyle w:val="BodyText"/>
-        <w:spacing w:line="360" w:lineRule="auto"/>
+        <w:spacing w:line="300" w:lineRule="exact"/>
         <w:ind w:firstLine="216"/>
       </w:pPr>
       <m:oMathPara>
@@ -7546,7 +7658,7 @@
     <w:p>
       <w:pPr>
         <w:pStyle w:val="FirstParagraph"/>
-        <w:spacing w:line="360" w:lineRule="auto"/>
+        <w:spacing w:line="300" w:lineRule="exact"/>
       </w:pPr>
       <m:oMathPara>
         <m:oMathParaPr>
@@ -7696,7 +7808,7 @@
     <w:p>
       <w:pPr>
         <w:pStyle w:val="FirstParagraph"/>
-        <w:spacing w:line="360" w:lineRule="auto"/>
+        <w:spacing w:line="300" w:lineRule="exact"/>
       </w:pPr>
       <w:r>
         <w:rPr>
@@ -7709,7 +7821,7 @@
     <w:p>
       <w:pPr>
         <w:pStyle w:val="BodyText"/>
-        <w:spacing w:line="360" w:lineRule="auto"/>
+        <w:spacing w:line="300" w:lineRule="exact"/>
         <w:ind w:firstLine="216"/>
       </w:pPr>
       <m:oMathPara>
@@ -7878,7 +7990,7 @@
     <w:p>
       <w:pPr>
         <w:pStyle w:val="FirstParagraph"/>
-        <w:spacing w:line="360" w:lineRule="auto"/>
+        <w:spacing w:line="300" w:lineRule="exact"/>
       </w:pPr>
       <w:r>
         <w:rPr>
@@ -7994,7 +8106,7 @@
           <w:color w:val="000000"/>
           <w:sz w:val="20"/>
         </w:rPr>
-        <w:t xml:space="preserve">는 makespan의 유효 하한이다.</w:t>
+        <w:t xml:space="preserve">는 총 작업완료시간의 유효 하한이다.</w:t>
       </w:r>
       <w:r>
         <w:rPr>
@@ -8073,7 +8185,7 @@
     <w:p>
       <w:pPr>
         <w:pStyle w:val="BodyText"/>
-        <w:spacing w:line="360" w:lineRule="auto"/>
+        <w:spacing w:line="300" w:lineRule="exact"/>
         <w:ind w:firstLine="216"/>
       </w:pPr>
       <m:oMathPara>
@@ -8253,7 +8365,7 @@
     <w:p>
       <w:pPr>
         <w:pStyle w:val="FirstParagraph"/>
-        <w:spacing w:line="360" w:lineRule="auto"/>
+        <w:spacing w:line="300" w:lineRule="exact"/>
       </w:pPr>
       <w:r>
         <w:rPr>
@@ -8345,7 +8457,7 @@
     <w:p>
       <w:pPr>
         <w:pStyle w:val="Heading1"/>
-        <w:spacing w:line="360" w:lineRule="auto"/>
+        <w:spacing w:line="448" w:lineRule="exact"/>
       </w:pPr>
       <w:r>
         <w:rPr>
@@ -8353,13 +8465,13 @@
           <w:color w:val="000000"/>
           <w:sz w:val="28"/>
         </w:rPr>
-        <w:t xml:space="preserve">4. VAA-GILS</w:t>
+        <w:t xml:space="preserve">4. 휴리스틱 알고리즘</w:t>
       </w:r>
     </w:p>
     <w:p>
       <w:pPr>
         <w:pStyle w:val="FirstParagraph"/>
-        <w:spacing w:line="360" w:lineRule="auto"/>
+        <w:spacing w:line="300" w:lineRule="exact"/>
       </w:pPr>
       <w:r>
         <w:rPr>
@@ -8431,13 +8543,13 @@
           <w:color w:val="000000"/>
           <w:sz w:val="20"/>
         </w:rPr>
-        <w:t xml:space="preserve">generic 이웃 7종은 이 모델에서 가져왔다.</w:t>
+        <w:t xml:space="preserve">기본 이웃 7종은 이 모델에서 가져왔다.</w:t>
       </w:r>
     </w:p>
     <w:p>
       <w:pPr>
         <w:pStyle w:val="BodyText"/>
-        <w:spacing w:line="360" w:lineRule="auto"/>
+        <w:spacing w:line="300" w:lineRule="exact"/>
         <w:ind w:firstLine="216"/>
       </w:pPr>
       <w:r>
@@ -8461,7 +8573,7 @@
           <w:color w:val="000000"/>
           <w:sz w:val="20"/>
         </w:rPr>
-        <w:t xml:space="preserve">원 모델의 VAA는 Vogel식 regret으로 병행 트럭의 유지 목적지를 정하고, 완료 시각 우선순위에 따라 출고 목적지를 배정한다. 도어 배정은 먼저 처리되는 트럭을 도어 간 이송시간 합이 가장 작은 중앙 도어에 두고, 나머지 트럭은 작업 종료가 가장 이른 도어에 차례로 삽입한다. 모든 완료 예정 시각 계산에는 release time을 반영한다.</w:t>
+        <w:t xml:space="preserve">원 모델의 VAA는 Vogel식 regret으로 병행 트럭의 유지 목적지를 정하고, 완료 시각 우선순위에 따라 출고 목적지를 배정한다. 도어 배정은 먼저 처리되는 트럭을 도어 간 이송시간 합이 가장 작은 중앙 도어에 두고, 나머지 트럭은 작업 종료가 가장 이른 도어에 차례로 삽입한다. 모든 완료 예정 시각 계산에는 도착 시각을 반영한다.</w:t>
       </w:r>
       <w:r>
         <w:rPr>
@@ -8491,7 +8603,7 @@
     <w:p>
       <w:pPr>
         <w:pStyle w:val="BodyText"/>
-        <w:spacing w:line="360" w:lineRule="auto"/>
+        <w:spacing w:line="300" w:lineRule="exact"/>
         <w:ind w:firstLine="216"/>
       </w:pPr>
       <w:r>
@@ -8515,21 +8627,21 @@
           <w:color w:val="000000"/>
           <w:sz w:val="20"/>
         </w:rPr>
-        <w:t xml:space="preserve">세 가지 이동 유형(출고 트럭 재배치, 병행 트럭의 도어 교환/빈 도어 이동, 두</w:t>
-      </w:r>
-      <w:r>
-        <w:rPr>
-          <w:color w:val="000000"/>
-          <w:sz w:val="20"/>
-        </w:rPr>
-        <w:t xml:space="preserve"> </w:t>
-      </w:r>
-      <w:r>
-        <w:rPr>
-          <w:color w:val="000000"/>
-          <w:sz w:val="20"/>
-        </w:rPr>
-        <w:t xml:space="preserve">트럭의 목적지 교환)에 대한 best-improvement 지역탐색으로, local optimum에서</w:t>
+        <w:t xml:space="preserve">세 가지 이동 유형(출고트럭 재배치, 병행 트럭의 도어 교환/빈 도어 이동, 두</w:t>
+      </w:r>
+      <w:r>
+        <w:rPr>
+          <w:color w:val="000000"/>
+          <w:sz w:val="20"/>
+        </w:rPr>
+        <w:t xml:space="preserve"> </w:t>
+      </w:r>
+      <w:r>
+        <w:rPr>
+          <w:color w:val="000000"/>
+          <w:sz w:val="20"/>
+        </w:rPr>
+        <w:t xml:space="preserve">트럭의 목적지 교환)에 대한 best-improvement 지역탐색으로, 지역 최적해(Local Optimum)에서</w:t>
       </w:r>
       <w:r>
         <w:rPr>
@@ -8549,7 +8661,7 @@
     <w:p>
       <w:pPr>
         <w:pStyle w:val="BodyText"/>
-        <w:spacing w:line="360" w:lineRule="auto"/>
+        <w:spacing w:line="300" w:lineRule="exact"/>
         <w:ind w:firstLine="216"/>
       </w:pPr>
       <w:r>
@@ -8763,7 +8875,7 @@
     <w:p>
       <w:pPr>
         <w:pStyle w:val="BodyText"/>
-        <w:spacing w:line="360" w:lineRule="auto"/>
+        <w:spacing w:line="300" w:lineRule="exact"/>
         <w:ind w:firstLine="216"/>
       </w:pPr>
       <w:r>
@@ -8855,7 +8967,7 @@
           <w:color w:val="000000"/>
           <w:sz w:val="20"/>
         </w:rPr>
-        <w:t xml:space="preserve">의 복사본에서 다시 시작하되, 아래 generic 이웃 7종에서</w:t>
+        <w:t xml:space="preserve">의 복사본에서 다시 시작하되, 아래 기본 이웃 7종에서</w:t>
       </w:r>
       <w:r>
         <w:rPr>
@@ -8977,7 +9089,7 @@
     <w:p>
       <w:pPr>
         <w:pStyle w:val="BodyText"/>
-        <w:spacing w:line="360" w:lineRule="auto"/>
+        <w:spacing w:line="300" w:lineRule="exact"/>
         <w:ind w:firstLine="216"/>
       </w:pPr>
       <w:r>
@@ -9001,35 +9113,35 @@
           <w:color w:val="000000"/>
           <w:sz w:val="20"/>
         </w:rPr>
-        <w:t xml:space="preserve">generic 이웃 7종은 원 모델의 이웃 구조를 그대로 사용한다:</w:t>
-      </w:r>
-      <w:r>
-        <w:rPr>
-          <w:color w:val="000000"/>
-          <w:sz w:val="20"/>
-        </w:rPr>
-        <w:t xml:space="preserve"> </w:t>
-      </w:r>
-      <w:r>
-        <w:rPr>
-          <w:color w:val="000000"/>
-          <w:sz w:val="20"/>
-        </w:rPr>
-        <w:t xml:space="preserve">(k1) 두 트럭의 목적지 교환, (k2) 병행 트럭 간 도어 교환, (k3) 출고 트럭 간 도어</w:t>
-      </w:r>
-      <w:r>
-        <w:rPr>
-          <w:color w:val="000000"/>
-          <w:sz w:val="20"/>
-        </w:rPr>
-        <w:t xml:space="preserve"> </w:t>
-      </w:r>
-      <w:r>
-        <w:rPr>
-          <w:color w:val="000000"/>
-          <w:sz w:val="20"/>
-        </w:rPr>
-        <w:t xml:space="preserve">교환, (k4) 출고 트럭을 다른 도어로 삽입, (k6) 하역시간 기반 룰렛 선택으로 병행 트럭</w:t>
+        <w:t xml:space="preserve">기본 이웃 7종은 원 모델의 이웃 구조를 그대로 사용한다:</w:t>
+      </w:r>
+      <w:r>
+        <w:rPr>
+          <w:color w:val="000000"/>
+          <w:sz w:val="20"/>
+        </w:rPr>
+        <w:t xml:space="preserve"> </w:t>
+      </w:r>
+      <w:r>
+        <w:rPr>
+          <w:color w:val="000000"/>
+          <w:sz w:val="20"/>
+        </w:rPr>
+        <w:t xml:space="preserve">(k1) 두 트럭의 목적지 교환, (k2) 병행 트럭 간 도어 교환, (k3) 출고트럭 간 도어</w:t>
+      </w:r>
+      <w:r>
+        <w:rPr>
+          <w:color w:val="000000"/>
+          <w:sz w:val="20"/>
+        </w:rPr>
+        <w:t xml:space="preserve"> </w:t>
+      </w:r>
+      <w:r>
+        <w:rPr>
+          <w:color w:val="000000"/>
+          <w:sz w:val="20"/>
+        </w:rPr>
+        <w:t xml:space="preserve">교환, (k4) 출고트럭을 다른 도어로 삽입, (k6) 하역시간 기반 룰렛 선택으로 병행 트럭</w:t>
       </w:r>
       <w:r>
         <w:rPr>
@@ -9043,7 +9155,7 @@
           <w:color w:val="000000"/>
           <w:sz w:val="20"/>
         </w:rPr>
-        <w:t xml:space="preserve">을 도어에 삽입, (k7) 적재시간 기반 룰렛 선택으로 출고 트럭을 도어에 삽입,</w:t>
+        <w:t xml:space="preserve">을 도어에 삽입, (k7) 적재시간 기반 룰렛 선택으로 출고트럭을 도어에 삽입,</w:t>
       </w:r>
       <w:r>
         <w:rPr>
@@ -9099,7 +9211,7 @@
           <w:color w:val="000000"/>
           <w:sz w:val="20"/>
         </w:rPr>
-        <w:t xml:space="preserve">출고 트럭을 최선 도어·위치로 재배치, (g2) critical 트럭의 목적지를 전 트럭과</w:t>
+        <w:t xml:space="preserve">출고트럭을 최선 도어·위치로 재배치, (g2) critical 트럭의 목적지를 전 트럭과</w:t>
       </w:r>
       <w:r>
         <w:rPr>
@@ -9166,7 +9278,7 @@
     <w:p>
       <w:pPr>
         <w:pStyle w:val="BodyText"/>
-        <w:spacing w:line="360" w:lineRule="auto"/>
+        <w:spacing w:line="300" w:lineRule="exact"/>
         <w:ind w:firstLine="216"/>
       </w:pPr>
       <w:r>
@@ -9246,7 +9358,7 @@
           <w:color w:val="000000"/>
           <w:sz w:val="20"/>
         </w:rPr>
-        <w:t xml:space="preserve">)은 ablation 목적으로만 평가하며 제안 방법의 일부가 아니다. tabular Q는 원 모델과 같이 무개선 구간 5-상태에서 ε-greedy 탐험과 룰렛 활용을 쓰되, 보상은 원 모델의 이진 보상(후보가 현재 해보다 나쁘지 않으면 1, 아니면 0) 대신 신규 incumbent 2·비악화 1·그 외 0의 셰이핑 보상을 사용한다. 이는 학습 신호를 강화할 뿐이므로 비교 대상 selector를 불리하게 만들지 않는다. 원 모델 SA-RL5는 RL이 단일 이동을 고르고 SA accept/reject로 한 단계가 끝나는</w:t>
+        <w:t xml:space="preserve">)은 ablation 목적으로만 평가하며 제안 방법의 일부가 아니다. tabular Q는 원 모델과 같이 무개선 구간 5-상태에서 ε-greedy 탐험과 룰렛 활용을 쓰되, 보상은 원 모델의 이진 보상(후보가 현재 해보다 나쁘지 않으면 1, 아니면 0) 대신 신규 incumbent 2·비악화 1·그 외 0의 셰이핑 보상을 사용한다. 이는 학습 신호를 강화할 뿐이므로 비교 대상 선택 정책을 불리하게 만들지 않는다. 원 모델 SA-RL5는 RL이 단일 이동을 고르고 SA accept/reject로 한 단계가 끝나는</w:t>
       </w:r>
       <w:r>
         <w:rPr>
@@ -9318,14 +9430,14 @@
           <w:color w:val="000000"/>
           <w:sz w:val="20"/>
         </w:rPr>
-        <w:t xml:space="preserve">이것이 품질 이득의 대부분을 설명함을 보인다. Table </w:t>
+        <w:t xml:space="preserve">이것이 품질 이득의 대부분을 설명함을 보인다. 두 방법의 구조적 차이는 &lt;Table 1&gt;에 정리하였다.</w:t>
       </w:r>
       <w:hyperlink w:anchor="tab:base">
         <w:r>
           <w:rPr>
             <w:rStyle w:val="Hyperlink"/>
           </w:rPr>
-          <w:t xml:space="preserve">1</w:t>
+          <w:t xml:space="preserve"/>
         </w:r>
       </w:hyperlink>
       <w:r>
@@ -9333,21 +9445,21 @@
           <w:color w:val="000000"/>
           <w:sz w:val="20"/>
         </w:rPr>
-        <w:t xml:space="preserve">가 두 방법의 구조적</w:t>
-      </w:r>
-      <w:r>
-        <w:rPr>
-          <w:color w:val="000000"/>
-          <w:sz w:val="20"/>
-        </w:rPr>
-        <w:t xml:space="preserve"> </w:t>
-      </w:r>
-      <w:r>
-        <w:rPr>
-          <w:color w:val="000000"/>
-          <w:sz w:val="20"/>
-        </w:rPr>
-        <w:t xml:space="preserve">차이를 요약한다.</w:t>
+        <w:t xml:space="preserve"/>
+      </w:r>
+      <w:r>
+        <w:rPr>
+          <w:color w:val="000000"/>
+          <w:sz w:val="20"/>
+        </w:rPr>
+        <w:t xml:space="preserve"/>
+      </w:r>
+      <w:r>
+        <w:rPr>
+          <w:color w:val="000000"/>
+          <w:sz w:val="20"/>
+        </w:rPr>
+        <w:t xml:space="preserve"/>
       </w:r>
     </w:p>
     <w:bookmarkStart w:id="16" w:name="tab:base"/>
@@ -9936,7 +10048,7 @@
     <w:p>
       <w:pPr>
         <w:pStyle w:val="Heading1"/>
-        <w:spacing w:line="360" w:lineRule="auto"/>
+        <w:spacing w:line="448" w:lineRule="exact"/>
       </w:pPr>
       <w:r>
         <w:rPr>
@@ -9945,19 +10057,234 @@
           <w:sz w:val="28"/>
         </w:rPr>
         <w:t xml:space="preserve">5. 실험 설계</w:t>
+      </w:r>
+    </w:p>
+    <w:p>
+      <w:pPr>
+        <w:pStyle w:val="Heading2"/>
+        <w:spacing w:line="384" w:lineRule="exact"/>
+      </w:pPr>
+      <w:r>
+        <w:rPr>
+          <w:b/>
+          <w:color w:val="000000"/>
+          <w:sz w:val="24"/>
+        </w:rPr>
+        <w:t xml:space="preserve">5.1 인스턴스 생성</w:t>
       </w:r>
     </w:p>
     <w:p>
       <w:pPr>
         <w:pStyle w:val="FirstParagraph"/>
-        <w:spacing w:line="360" w:lineRule="auto"/>
+        <w:spacing w:line="300" w:lineRule="exact"/>
       </w:pPr>
       <w:r>
         <w:rPr>
           <w:color w:val="000000"/>
           <w:sz w:val="20"/>
         </w:rPr>
-        <w:t xml:space="preserve">세 규모</w:t>
+        <w:t xml:space="preserve">병행 트럭</w:t>
+      </w:r>
+      <w:r>
+        <w:rPr>
+          <w:color w:val="000000"/>
+          <w:sz w:val="20"/>
+        </w:rPr>
+        <w:t xml:space="preserve"> </w:t>
+      </w:r>
+      <m:oMath>
+        <m:r>
+          <m:rPr>
+            <m:sty m:val="p"/>
+          </m:rPr>
+          <m:t>|</m:t>
+        </m:r>
+        <m:r>
+          <m:t>I</m:t>
+        </m:r>
+        <m:r>
+          <m:rPr>
+            <m:sty m:val="p"/>
+          </m:rPr>
+          <m:t>|</m:t>
+        </m:r>
+      </m:oMath>
+      <w:r>
+        <w:rPr>
+          <w:color w:val="000000"/>
+          <w:sz w:val="20"/>
+        </w:rPr>
+        <w:t xml:space="preserve">, 출고트럭</w:t>
+      </w:r>
+      <w:r>
+        <w:rPr>
+          <w:color w:val="000000"/>
+          <w:sz w:val="20"/>
+        </w:rPr>
+        <w:t xml:space="preserve"> </w:t>
+      </w:r>
+      <m:oMath>
+        <m:r>
+          <m:rPr>
+            <m:sty m:val="p"/>
+          </m:rPr>
+          <m:t>|</m:t>
+        </m:r>
+        <m:r>
+          <m:t>F</m:t>
+        </m:r>
+        <m:r>
+          <m:rPr>
+            <m:sty m:val="p"/>
+          </m:rPr>
+          <m:t>|</m:t>
+        </m:r>
+      </m:oMath>
+      <w:r>
+        <w:rPr>
+          <w:color w:val="000000"/>
+          <w:sz w:val="20"/>
+        </w:rPr>
+        <w:t xml:space="preserve">, 목적지</w:t>
+      </w:r>
+      <w:r>
+        <w:rPr>
+          <w:color w:val="000000"/>
+          <w:sz w:val="20"/>
+        </w:rPr>
+        <w:t xml:space="preserve"> </w:t>
+      </w:r>
+      <m:oMath>
+        <m:r>
+          <m:rPr>
+            <m:sty m:val="p"/>
+          </m:rPr>
+          <m:t>|</m:t>
+        </m:r>
+        <m:r>
+          <m:t>D</m:t>
+        </m:r>
+        <m:r>
+          <m:rPr>
+            <m:sty m:val="p"/>
+          </m:rPr>
+          <m:t>|</m:t>
+        </m:r>
+        <m:r>
+          <m:rPr>
+            <m:sty m:val="p"/>
+          </m:rPr>
+          <m:t>=</m:t>
+        </m:r>
+        <m:r>
+          <m:rPr>
+            <m:sty m:val="p"/>
+          </m:rPr>
+          <m:t>|</m:t>
+        </m:r>
+        <m:r>
+          <m:t>I</m:t>
+        </m:r>
+        <m:r>
+          <m:rPr>
+            <m:sty m:val="p"/>
+          </m:rPr>
+          <m:t>|</m:t>
+        </m:r>
+        <m:r>
+          <m:rPr>
+            <m:sty m:val="p"/>
+          </m:rPr>
+          <m:t>+</m:t>
+        </m:r>
+        <m:r>
+          <m:rPr>
+            <m:sty m:val="p"/>
+          </m:rPr>
+          <m:t>|</m:t>
+        </m:r>
+        <m:r>
+          <m:t>F</m:t>
+        </m:r>
+        <m:r>
+          <m:rPr>
+            <m:sty m:val="p"/>
+          </m:rPr>
+          <m:t>|</m:t>
+        </m:r>
+      </m:oMath>
+      <w:r>
+        <w:rPr>
+          <w:color w:val="000000"/>
+          <w:sz w:val="20"/>
+        </w:rPr>
+        <w:t xml:space="preserve">, 도어</w:t>
+      </w:r>
+      <w:r>
+        <w:rPr>
+          <w:color w:val="000000"/>
+          <w:sz w:val="20"/>
+        </w:rPr>
+        <w:t xml:space="preserve"> </w:t>
+      </w:r>
+      <m:oMath>
+        <m:r>
+          <m:rPr>
+            <m:sty m:val="p"/>
+          </m:rPr>
+          <m:t>|</m:t>
+        </m:r>
+        <m:r>
+          <m:t>M</m:t>
+        </m:r>
+        <m:r>
+          <m:rPr>
+            <m:sty m:val="p"/>
+          </m:rPr>
+          <m:t>|</m:t>
+        </m:r>
+        <m:r>
+          <m:rPr>
+            <m:sty m:val="p"/>
+          </m:rPr>
+          <m:t>=</m:t>
+        </m:r>
+        <m:r>
+          <m:rPr>
+            <m:sty m:val="p"/>
+          </m:rPr>
+          <m:t>|</m:t>
+        </m:r>
+        <m:r>
+          <m:t>I</m:t>
+        </m:r>
+        <m:r>
+          <m:rPr>
+            <m:sty m:val="p"/>
+          </m:rPr>
+          <m:t>|</m:t>
+        </m:r>
+      </m:oMath>
+      <w:r>
+        <w:rPr>
+          <w:color w:val="000000"/>
+          <w:sz w:val="20"/>
+        </w:rPr>
+        <w:t xml:space="preserve">로 두고 세 규모를</w:t>
+      </w:r>
+      <w:r>
+        <w:rPr>
+          <w:color w:val="000000"/>
+          <w:sz w:val="20"/>
+        </w:rPr>
+        <w:t xml:space="preserve"> </w:t>
+      </w:r>
+      <w:r>
+        <w:rPr>
+          <w:color w:val="000000"/>
+          <w:sz w:val="20"/>
+        </w:rPr>
+        <w:t xml:space="preserve">사용한다: S</w:t>
       </w:r>
       <w:r>
         <w:rPr>
@@ -10001,7 +10328,7 @@
           <m:t>|</m:t>
         </m:r>
         <m:r>
-          <m:t>D</m:t>
+          <m:t>F</m:t>
         </m:r>
         <m:r>
           <m:rPr>
@@ -10013,7 +10340,139 @@
           <m:rPr>
             <m:sty m:val="p"/>
           </m:rPr>
+          <m:t>)</m:t>
+        </m:r>
+        <m:r>
+          <m:rPr>
+            <m:sty m:val="p"/>
+          </m:rPr>
+          <m:t>=</m:t>
+        </m:r>
+        <m:r>
+          <m:rPr>
+            <m:sty m:val="p"/>
+          </m:rPr>
+          <m:t>(</m:t>
+        </m:r>
+        <m:r>
+          <m:t>6</m:t>
+        </m:r>
+        <m:r>
+          <m:rPr>
+            <m:sty m:val="p"/>
+          </m:rPr>
           <m:t>,</m:t>
+        </m:r>
+        <m:r>
+          <m:t>3</m:t>
+        </m:r>
+        <m:r>
+          <m:rPr>
+            <m:sty m:val="p"/>
+          </m:rPr>
+          <m:t>)</m:t>
+        </m:r>
+      </m:oMath>
+      <w:r>
+        <w:rPr>
+          <w:color w:val="000000"/>
+          <w:sz w:val="20"/>
+        </w:rPr>
+        <w:t xml:space="preserve">, M</w:t>
+      </w:r>
+      <w:r>
+        <w:rPr>
+          <w:color w:val="000000"/>
+          <w:sz w:val="20"/>
+        </w:rPr>
+        <w:t xml:space="preserve"> </w:t>
+      </w:r>
+      <m:oMath>
+        <m:r>
+          <m:rPr>
+            <m:sty m:val="p"/>
+          </m:rPr>
+          <m:t>(</m:t>
+        </m:r>
+        <m:r>
+          <m:t>12</m:t>
+        </m:r>
+        <m:r>
+          <m:rPr>
+            <m:sty m:val="p"/>
+          </m:rPr>
+          <m:t>,</m:t>
+        </m:r>
+        <m:r>
+          <m:t>6</m:t>
+        </m:r>
+        <m:r>
+          <m:rPr>
+            <m:sty m:val="p"/>
+          </m:rPr>
+          <m:t>)</m:t>
+        </m:r>
+      </m:oMath>
+      <w:r>
+        <w:rPr>
+          <w:color w:val="000000"/>
+          <w:sz w:val="20"/>
+        </w:rPr>
+        <w:t xml:space="preserve">, L</w:t>
+      </w:r>
+      <w:r>
+        <w:rPr>
+          <w:color w:val="000000"/>
+          <w:sz w:val="20"/>
+        </w:rPr>
+        <w:t xml:space="preserve"> </w:t>
+      </w:r>
+      <m:oMath>
+        <m:r>
+          <m:rPr>
+            <m:sty m:val="p"/>
+          </m:rPr>
+          <m:t>(</m:t>
+        </m:r>
+        <m:r>
+          <m:t>20</m:t>
+        </m:r>
+        <m:r>
+          <m:rPr>
+            <m:sty m:val="p"/>
+          </m:rPr>
+          <m:t>,</m:t>
+        </m:r>
+        <m:r>
+          <m:t>10</m:t>
+        </m:r>
+        <m:r>
+          <m:rPr>
+            <m:sty m:val="p"/>
+          </m:rPr>
+          <m:t>)</m:t>
+        </m:r>
+      </m:oMath>
+      <w:r>
+        <w:rPr>
+          <w:color w:val="000000"/>
+          <w:sz w:val="20"/>
+        </w:rPr>
+        <w:t xml:space="preserve">. 따라서</w:t>
+      </w:r>
+      <w:r>
+        <w:rPr>
+          <w:color w:val="000000"/>
+          <w:sz w:val="20"/>
+        </w:rPr>
+        <w:t xml:space="preserve"> </w:t>
+      </w:r>
+      <m:oMath>
+        <m:r>
+          <m:rPr>
+            <m:sty m:val="p"/>
+          </m:rPr>
+          <m:t>(</m:t>
         </m:r>
         <m:r>
           <m:rPr>
@@ -10022,7 +10481,7 @@
           <m:t>|</m:t>
         </m:r>
         <m:r>
-          <m:t>M</m:t>
+          <m:t>I</m:t>
         </m:r>
         <m:r>
           <m:rPr>
@@ -10034,6 +10493,48 @@
           <m:rPr>
             <m:sty m:val="p"/>
           </m:rPr>
+          <m:t>,</m:t>
+        </m:r>
+        <m:r>
+          <m:rPr>
+            <m:sty m:val="p"/>
+          </m:rPr>
+          <m:t>|</m:t>
+        </m:r>
+        <m:r>
+          <m:t>D</m:t>
+        </m:r>
+        <m:r>
+          <m:rPr>
+            <m:sty m:val="p"/>
+          </m:rPr>
+          <m:t>|</m:t>
+        </m:r>
+        <m:r>
+          <m:rPr>
+            <m:sty m:val="p"/>
+          </m:rPr>
+          <m:t>,</m:t>
+        </m:r>
+        <m:r>
+          <m:rPr>
+            <m:sty m:val="p"/>
+          </m:rPr>
+          <m:t>|</m:t>
+        </m:r>
+        <m:r>
+          <m:t>M</m:t>
+        </m:r>
+        <m:r>
+          <m:rPr>
+            <m:sty m:val="p"/>
+          </m:rPr>
+          <m:t>|</m:t>
+        </m:r>
+        <m:r>
+          <m:rPr>
+            <m:sty m:val="p"/>
+          </m:rPr>
           <m:t>)</m:t>
         </m:r>
       </m:oMath>
@@ -10042,7 +10543,7 @@
           <w:color w:val="000000"/>
           <w:sz w:val="20"/>
         </w:rPr>
-        <w:t xml:space="preserve">: S</w:t>
+        <w:t xml:space="preserve">는 각각</w:t>
       </w:r>
       <w:r>
         <w:rPr>
@@ -10091,7 +10592,7 @@
           <w:color w:val="000000"/>
           <w:sz w:val="20"/>
         </w:rPr>
-        <w:t xml:space="preserve">, M</w:t>
+        <w:t xml:space="preserve">,</w:t>
       </w:r>
       <w:r>
         <w:rPr>
@@ -10140,7 +10641,7 @@
           <w:color w:val="000000"/>
           <w:sz w:val="20"/>
         </w:rPr>
-        <w:t xml:space="preserve">, L</w:t>
+        <w:t xml:space="preserve">,</w:t>
       </w:r>
       <w:r>
         <w:rPr>
@@ -10189,21 +10690,7 @@
           <w:color w:val="000000"/>
           <w:sz w:val="20"/>
         </w:rPr>
-        <w:t xml:space="preserve">, 병행 트럭 비율</w:t>
-      </w:r>
-      <w:r>
-        <w:rPr>
-          <w:color w:val="000000"/>
-          <w:sz w:val="20"/>
-        </w:rPr>
-        <w:t xml:space="preserve"/>
-      </w:r>
-      <w:r>
-        <w:rPr>
-          <w:color w:val="000000"/>
-          <w:sz w:val="20"/>
-        </w:rPr>
-        <w:t xml:space="preserve"/>
+        <w:t xml:space="preserve">이고 병행 트럭 비율</w:t>
       </w:r>
       <w:r>
         <w:rPr>
@@ -10214,7 +10701,19 @@
       </w:r>
       <m:oMath>
         <m:r>
-          <m:t>2</m:t>
+          <m:rPr>
+            <m:sty m:val="p"/>
+          </m:rPr>
+          <m:t>|</m:t>
+        </m:r>
+        <m:r>
+          <m:t>I</m:t>
+        </m:r>
+        <m:r>
+          <m:rPr>
+            <m:sty m:val="p"/>
+          </m:rPr>
+          <m:t>|</m:t>
         </m:r>
         <m:r>
           <m:rPr>
@@ -10223,6 +10722,46 @@
           <m:t>/</m:t>
         </m:r>
         <m:r>
+          <m:rPr>
+            <m:sty m:val="p"/>
+          </m:rPr>
+          <m:t>|</m:t>
+        </m:r>
+        <m:r>
+          <m:t>D</m:t>
+        </m:r>
+        <m:r>
+          <m:rPr>
+            <m:sty m:val="p"/>
+          </m:rPr>
+          <m:t>|</m:t>
+        </m:r>
+      </m:oMath>
+      <w:r>
+        <w:rPr>
+          <w:color w:val="000000"/>
+          <w:sz w:val="20"/>
+        </w:rPr>
+        <w:t xml:space="preserve">는 모두</w:t>
+      </w:r>
+      <w:r>
+        <w:rPr>
+          <w:color w:val="000000"/>
+          <w:sz w:val="20"/>
+        </w:rPr>
+        <w:t xml:space="preserve"> </w:t>
+      </w:r>
+      <m:oMath>
+        <m:r>
+          <m:t>2</m:t>
+        </m:r>
+        <m:r>
+          <m:rPr>
+            <m:sty m:val="p"/>
+          </m:rPr>
+          <m:t>/</m:t>
+        </m:r>
+        <m:r>
           <m:t>3</m:t>
         </m:r>
       </m:oMath>
@@ -10231,7 +10770,63 @@
           <w:color w:val="000000"/>
           <w:sz w:val="20"/>
         </w:rPr>
-        <w:t xml:space="preserve">을 사용한다. flow는 상품 3종에 대해</w:t>
+        <w:t xml:space="preserve">이다. S는</w:t>
+      </w:r>
+      <w:r>
+        <w:rPr>
+          <w:color w:val="000000"/>
+          <w:sz w:val="20"/>
+        </w:rPr>
+        <w:t xml:space="preserve"> </w:t>
+      </w:r>
+      <w:r>
+        <w:rPr>
+          <w:color w:val="000000"/>
+          <w:sz w:val="20"/>
+        </w:rPr>
+        <w:t xml:space="preserve">CP-SAT가 제한시간 안에 최적성을 증명할 수 있는 규모이고 L은 실행 가능해조차 얻기 어려운</w:t>
+      </w:r>
+      <w:r>
+        <w:rPr>
+          <w:color w:val="000000"/>
+          <w:sz w:val="20"/>
+        </w:rPr>
+        <w:t xml:space="preserve"> </w:t>
+      </w:r>
+      <w:r>
+        <w:rPr>
+          <w:color w:val="000000"/>
+          <w:sz w:val="20"/>
+        </w:rPr>
+        <w:t xml:space="preserve">규모여서 두 극단을 함께 본다. 병행 트럭 비율을 높게 잡은 것은, 이 비율이 낮으면 문제가</w:t>
+      </w:r>
+      <w:r>
+        <w:rPr>
+          <w:color w:val="000000"/>
+          <w:sz w:val="20"/>
+        </w:rPr>
+        <w:t xml:space="preserve"> </w:t>
+      </w:r>
+      <w:r>
+        <w:rPr>
+          <w:color w:val="000000"/>
+          <w:sz w:val="20"/>
+        </w:rPr>
+        <w:t xml:space="preserve">일반 크로스도킹 스케줄링에 가까워져 부분 하역 구조의 영향이 드러나지 않기 때문이다.</w:t>
+      </w:r>
+    </w:p>
+    <w:p>
+      <w:pPr>
+        <w:pStyle w:val="BodyText"/>
+        <w:spacing w:line="300" w:lineRule="exact"/>
+        <w:ind w:firstLine="216"/>
+      </w:pPr>
+      <w:r>
+        <w:rPr>
+          <w:color w:val="000000"/>
+          <w:sz w:val="20"/>
+        </w:rPr>
+        <w:t xml:space="preserve">상품은 3종이며 트럭</w:t>
       </w:r>
       <w:r>
         <w:rPr>
@@ -10241,6 +10836,70 @@
         <w:t xml:space="preserve"> </w:t>
       </w:r>
       <m:oMath>
+        <m:r>
+          <m:t>q</m:t>
+        </m:r>
+        <m:r>
+          <m:rPr>
+            <m:sty m:val="p"/>
+          </m:rPr>
+          <m:t>∈</m:t>
+        </m:r>
+        <m:r>
+          <m:t>I</m:t>
+        </m:r>
+        <m:r>
+          <m:rPr>
+            <m:sty m:val="p"/>
+          </m:rPr>
+          <m:t>∪</m:t>
+        </m:r>
+        <m:r>
+          <m:t>F</m:t>
+        </m:r>
+      </m:oMath>
+      <w:r>
+        <w:rPr>
+          <w:color w:val="000000"/>
+          <w:sz w:val="20"/>
+        </w:rPr>
+        <w:t xml:space="preserve">에 대해</w:t>
+      </w:r>
+      <w:r>
+        <w:rPr>
+          <w:color w:val="000000"/>
+          <w:sz w:val="20"/>
+        </w:rPr>
+        <w:t xml:space="preserve"> </w:t>
+      </w:r>
+      <m:oMath>
+        <m:sSub>
+          <m:e>
+            <m:r>
+              <m:t>f</m:t>
+            </m:r>
+          </m:e>
+          <m:sub>
+            <m:r>
+              <m:t>i</m:t>
+            </m:r>
+            <m:r>
+              <m:t>d</m:t>
+            </m:r>
+            <m:r>
+              <m:t>k</m:t>
+            </m:r>
+          </m:sub>
+        </m:sSub>
+        <m:r>
+          <m:rPr>
+            <m:sty m:val="p"/>
+          </m:rPr>
+          <m:t>∼</m:t>
+        </m:r>
+        <m:r>
+          <m:t>U</m:t>
+        </m:r>
         <m:r>
           <m:rPr>
             <m:sty m:val="p"/>
@@ -10271,7 +10930,7 @@
           <w:color w:val="000000"/>
           <w:sz w:val="20"/>
         </w:rPr>
-        <w:t xml:space="preserve">의 균등 정수,</w:t>
+        <w:t xml:space="preserve">,</w:t>
       </w:r>
       <w:r>
         <w:rPr>
@@ -10318,7 +10977,7 @@
           <m:t>,</m:t>
         </m:r>
         <m:r>
-          <m:t>5</m:t>
+          <m:t>4</m:t>
         </m:r>
         <m:r>
           <m:rPr>
@@ -10332,7 +10991,7 @@
           <w:color w:val="000000"/>
           <w:sz w:val="20"/>
         </w:rPr>
-        <w:t xml:space="preserve">, 도어는</w:t>
+        <w:t xml:space="preserve">,</w:t>
       </w:r>
       <w:r>
         <w:rPr>
@@ -10343,57 +11002,41 @@
       </w:r>
       <m:oMath>
         <m:r>
-          <m:t>100</m:t>
-        </m:r>
+          <m:t>D</m:t>
+        </m:r>
+        <m:sSub>
+          <m:e>
+            <m:r>
+              <m:t>E</m:t>
+            </m:r>
+          </m:e>
+          <m:sub>
+            <m:r>
+              <m:t>q</m:t>
+            </m:r>
+          </m:sub>
+        </m:sSub>
         <m:r>
           <m:rPr>
             <m:sty m:val="p"/>
           </m:rPr>
-          <m:t>×</m:t>
-        </m:r>
-        <m:r>
-          <m:t>100</m:t>
-        </m:r>
-      </m:oMath>
-      <w:r>
-        <w:rPr>
-          <w:color w:val="000000"/>
-          <w:sz w:val="20"/>
-        </w:rPr>
-        <w:t xml:space="preserve"> </w:t>
-      </w:r>
-      <w:r>
-        <w:rPr>
-          <w:color w:val="000000"/>
-          <w:sz w:val="20"/>
-        </w:rPr>
-        <w:t xml:space="preserve">랜덤 배치이다. 시간 제약 수준은</w:t>
-      </w:r>
-      <w:r>
-        <w:rPr>
-          <w:color w:val="000000"/>
-          <w:sz w:val="20"/>
-        </w:rPr>
-        <w:t xml:space="preserve"> </w:t>
-      </w:r>
-      <w:r>
-        <w:rPr>
-          <w:color w:val="000000"/>
-          <w:sz w:val="20"/>
-        </w:rPr>
-        <w:t xml:space="preserve">none/medium/tight이며 medium/tight에서</w:t>
-      </w:r>
-      <w:r>
-        <w:rPr>
-          <w:color w:val="000000"/>
-          <w:sz w:val="20"/>
-        </w:rPr>
-        <w:t xml:space="preserve"> </w:t>
-      </w:r>
-      <m:oMath>
-        <m:r>
-          <m:t>r</m:t>
-        </m:r>
+          <m:t>,</m:t>
+        </m:r>
+        <m:r>
+          <m:t>D</m:t>
+        </m:r>
+        <m:sSub>
+          <m:e>
+            <m:r>
+              <m:t>L</m:t>
+            </m:r>
+          </m:e>
+          <m:sub>
+            <m:r>
+              <m:t>q</m:t>
+            </m:r>
+          </m:sub>
+        </m:sSub>
         <m:r>
           <m:rPr>
             <m:sty m:val="p"/>
@@ -10410,7 +11053,7 @@
           <m:t>[</m:t>
         </m:r>
         <m:r>
-          <m:t>0</m:t>
+          <m:t>1</m:t>
         </m:r>
         <m:r>
           <m:rPr>
@@ -10419,10 +11062,7 @@
           <m:t>,</m:t>
         </m:r>
         <m:r>
-          <m:t>ρ</m:t>
-        </m:r>
-        <m:r>
-          <m:t>H</m:t>
+          <m:t>5</m:t>
         </m:r>
         <m:r>
           <m:rPr>
@@ -10436,7 +11076,35 @@
           <w:color w:val="000000"/>
           <w:sz w:val="20"/>
         </w:rPr>
-        <w:t xml:space="preserve">,</w:t>
+        <w:t xml:space="preserve">로 모두 정수 균등분포에서 뽑는다. 화물이 특정 목적지로 쏠리는</w:t>
+      </w:r>
+      <w:r>
+        <w:rPr>
+          <w:color w:val="000000"/>
+          <w:sz w:val="20"/>
+        </w:rPr>
+        <w:t xml:space="preserve"> </w:t>
+      </w:r>
+      <w:r>
+        <w:rPr>
+          <w:color w:val="000000"/>
+          <w:sz w:val="20"/>
+        </w:rPr>
+        <w:t xml:space="preserve">정도는 이와 별개의 조건이며, 보고하는 모든 실험은 쏠림이 없는 조건을 사용한다(쏠린</w:t>
+      </w:r>
+      <w:r>
+        <w:rPr>
+          <w:color w:val="000000"/>
+          <w:sz w:val="20"/>
+        </w:rPr>
+        <w:t xml:space="preserve"> </w:t>
+      </w:r>
+      <w:r>
+        <w:rPr>
+          <w:color w:val="000000"/>
+          <w:sz w:val="20"/>
+        </w:rPr>
+        <w:t xml:space="preserve">조건과 군집 조건은 부록 A의 transfer DQN 학습에만 쓴다). 도어는</w:t>
       </w:r>
       <w:r>
         <w:rPr>
@@ -10446,16 +11114,181 @@
         <w:t xml:space="preserve"> </w:t>
       </w:r>
       <m:oMath>
-        <m:acc>
-          <m:accPr>
-            <m:chr m:val="‾"/>
-          </m:accPr>
+        <m:r>
+          <m:rPr>
+            <m:sty m:val="p"/>
+          </m:rPr>
+          <m:t>[</m:t>
+        </m:r>
+        <m:r>
+          <m:t>0</m:t>
+        </m:r>
+        <m:r>
+          <m:rPr>
+            <m:sty m:val="p"/>
+          </m:rPr>
+          <m:t>,</m:t>
+        </m:r>
+        <m:r>
+          <m:t>100</m:t>
+        </m:r>
+        <m:sSup>
           <m:e>
             <m:r>
-              <m:t>d</m:t>
+              <m:rPr>
+                <m:sty m:val="p"/>
+              </m:rPr>
+              <m:t>]</m:t>
             </m:r>
           </m:e>
-        </m:acc>
+          <m:sup>
+            <m:r>
+              <m:t>2</m:t>
+            </m:r>
+          </m:sup>
+        </m:sSup>
+      </m:oMath>
+      <w:r>
+        <w:rPr>
+          <w:color w:val="000000"/>
+          <w:sz w:val="20"/>
+        </w:rPr>
+        <w:t xml:space="preserve">에 균등 랜덤</w:t>
+      </w:r>
+      <w:r>
+        <w:rPr>
+          <w:color w:val="000000"/>
+          <w:sz w:val="20"/>
+        </w:rPr>
+        <w:t xml:space="preserve"> </w:t>
+      </w:r>
+      <w:r>
+        <w:rPr>
+          <w:color w:val="000000"/>
+          <w:sz w:val="20"/>
+        </w:rPr>
+        <w:t xml:space="preserve">좌표로 배치하고 도어 간 이송시간</w:t>
+      </w:r>
+      <w:r>
+        <w:rPr>
+          <w:color w:val="000000"/>
+          <w:sz w:val="20"/>
+        </w:rPr>
+        <w:t xml:space="preserve"> </w:t>
+      </w:r>
+      <m:oMath>
+        <m:sSub>
+          <m:e>
+            <m:r>
+              <m:t>t</m:t>
+            </m:r>
+          </m:e>
+          <m:sub>
+            <m:r>
+              <m:t>m</m:t>
+            </m:r>
+            <m:r>
+              <m:t>n</m:t>
+            </m:r>
+          </m:sub>
+        </m:sSub>
+      </m:oMath>
+      <w:r>
+        <w:rPr>
+          <w:color w:val="000000"/>
+          <w:sz w:val="20"/>
+        </w:rPr>
+        <w:t xml:space="preserve">은 두 좌표 사이 유클리드 거리를 10으로 나눈</w:t>
+      </w:r>
+      <w:r>
+        <w:rPr>
+          <w:color w:val="000000"/>
+          <w:sz w:val="20"/>
+        </w:rPr>
+        <w:t xml:space="preserve"> </w:t>
+      </w:r>
+      <w:r>
+        <w:rPr>
+          <w:color w:val="000000"/>
+          <w:sz w:val="20"/>
+        </w:rPr>
+        <w:t xml:space="preserve">값이다. 도어를 일렬로 늘어놓으면 이송시간이 도어 번호 차이로 정해져 도어 배정이 해에</w:t>
+      </w:r>
+      <w:r>
+        <w:rPr>
+          <w:color w:val="000000"/>
+          <w:sz w:val="20"/>
+        </w:rPr>
+        <w:t xml:space="preserve"> </w:t>
+      </w:r>
+      <w:r>
+        <w:rPr>
+          <w:color w:val="000000"/>
+          <w:sz w:val="20"/>
+        </w:rPr>
+        <w:t xml:space="preserve">미치는 영향이 작아지므로, 배정 결정이 실제로 품질을 가르도록 무작위 배치를 쓴다. 거리를</w:t>
+      </w:r>
+      <w:r>
+        <w:rPr>
+          <w:color w:val="000000"/>
+          <w:sz w:val="20"/>
+        </w:rPr>
+        <w:t xml:space="preserve"> </w:t>
+      </w:r>
+      <w:r>
+        <w:rPr>
+          <w:color w:val="000000"/>
+          <w:sz w:val="20"/>
+        </w:rPr>
+        <w:t xml:space="preserve">10으로 나누는 것은 이송시간을 처리시간과 같은 크기 범위에 두기 위해서다.</w:t>
+      </w:r>
+    </w:p>
+    <w:p>
+      <w:pPr>
+        <w:pStyle w:val="Heading2"/>
+        <w:spacing w:line="384" w:lineRule="exact"/>
+      </w:pPr>
+      <w:r>
+        <w:rPr>
+          <w:b/>
+          <w:color w:val="000000"/>
+          <w:sz w:val="24"/>
+        </w:rPr>
+        <w:t xml:space="preserve">5.2 시간 제약 수준</w:t>
+      </w:r>
+    </w:p>
+    <w:p>
+      <w:pPr>
+        <w:pStyle w:val="FirstParagraph"/>
+        <w:spacing w:line="300" w:lineRule="exact"/>
+      </w:pPr>
+      <w:r>
+        <w:rPr>
+          <w:color w:val="000000"/>
+          <w:sz w:val="20"/>
+        </w:rPr>
+        <w:t xml:space="preserve">시간 제약은 none, medium, tight 세 수준이다. none은</w:t>
+      </w:r>
+      <w:r>
+        <w:rPr>
+          <w:color w:val="000000"/>
+          <w:sz w:val="20"/>
+        </w:rPr>
+        <w:t xml:space="preserve"> </w:t>
+      </w:r>
+      <m:oMath>
+        <m:sSub>
+          <m:e>
+            <m:r>
+              <m:t>r</m:t>
+            </m:r>
+          </m:e>
+          <m:sub>
+            <m:r>
+              <m:t>q</m:t>
+            </m:r>
+          </m:sub>
+        </m:sSub>
         <m:r>
           <m:rPr>
             <m:sty m:val="p"/>
@@ -10463,8 +11296,200 @@
           <m:t>=</m:t>
         </m:r>
         <m:r>
-          <m:t>r</m:t>
-        </m:r>
+          <m:t>0</m:t>
+        </m:r>
+      </m:oMath>
+      <w:r>
+        <w:rPr>
+          <w:color w:val="000000"/>
+          <w:sz w:val="20"/>
+        </w:rPr>
+        <w:t xml:space="preserve">,</w:t>
+      </w:r>
+      <w:r>
+        <w:rPr>
+          <w:color w:val="000000"/>
+          <w:sz w:val="20"/>
+        </w:rPr>
+        <w:t xml:space="preserve"> </w:t>
+      </w:r>
+      <m:oMath>
+        <m:sSub>
+          <m:e>
+            <m:acc>
+              <m:accPr>
+                <m:chr m:val="‾"/>
+              </m:accPr>
+              <m:e>
+                <m:r>
+                  <m:t>d</m:t>
+                </m:r>
+              </m:e>
+            </m:acc>
+          </m:e>
+          <m:sub>
+            <m:r>
+              <m:t>q</m:t>
+            </m:r>
+          </m:sub>
+        </m:sSub>
+        <m:r>
+          <m:rPr>
+            <m:sty m:val="p"/>
+          </m:rPr>
+          <m:t>=</m:t>
+        </m:r>
+        <m:r>
+          <m:rPr>
+            <m:sty m:val="p"/>
+          </m:rPr>
+          <m:t>∞</m:t>
+        </m:r>
+      </m:oMath>
+      <w:r>
+        <w:rPr>
+          <w:color w:val="000000"/>
+          <w:sz w:val="20"/>
+        </w:rPr>
+        <w:t xml:space="preserve">로 두어</w:t>
+      </w:r>
+      <w:r>
+        <w:rPr>
+          <w:color w:val="000000"/>
+          <w:sz w:val="20"/>
+        </w:rPr>
+        <w:t xml:space="preserve"> </w:t>
+      </w:r>
+      <w:r>
+        <w:rPr>
+          <w:color w:val="000000"/>
+          <w:sz w:val="20"/>
+        </w:rPr>
+        <w:t xml:space="preserve">모든 트럭이 시각 0에 가용하고 납기가 없는 기존 모델과 같으며, 본 연구의 확장을 껐을 때의</w:t>
+      </w:r>
+      <w:r>
+        <w:rPr>
+          <w:color w:val="000000"/>
+          <w:sz w:val="20"/>
+        </w:rPr>
+        <w:t xml:space="preserve"> </w:t>
+      </w:r>
+      <w:r>
+        <w:rPr>
+          <w:color w:val="000000"/>
+          <w:sz w:val="20"/>
+        </w:rPr>
+        <w:t xml:space="preserve">대조군 역할을 한다. medium과 tight에서는</w:t>
+      </w:r>
+      <w:r>
+        <w:rPr>
+          <w:color w:val="000000"/>
+          <w:sz w:val="20"/>
+        </w:rPr>
+        <w:t xml:space="preserve"> </w:t>
+      </w:r>
+      <m:oMath>
+        <m:sSub>
+          <m:e>
+            <m:r>
+              <m:t>r</m:t>
+            </m:r>
+          </m:e>
+          <m:sub>
+            <m:r>
+              <m:t>q</m:t>
+            </m:r>
+          </m:sub>
+        </m:sSub>
+        <m:r>
+          <m:rPr>
+            <m:sty m:val="p"/>
+          </m:rPr>
+          <m:t>∼</m:t>
+        </m:r>
+        <m:r>
+          <m:t>U</m:t>
+        </m:r>
+        <m:r>
+          <m:rPr>
+            <m:sty m:val="p"/>
+          </m:rPr>
+          <m:t>[</m:t>
+        </m:r>
+        <m:r>
+          <m:t>0</m:t>
+        </m:r>
+        <m:r>
+          <m:rPr>
+            <m:sty m:val="p"/>
+          </m:rPr>
+          <m:t>,</m:t>
+        </m:r>
+        <m:r>
+          <m:t>ρ</m:t>
+        </m:r>
+        <m:r>
+          <m:t>H</m:t>
+        </m:r>
+        <m:r>
+          <m:rPr>
+            <m:sty m:val="p"/>
+          </m:rPr>
+          <m:t>]</m:t>
+        </m:r>
+      </m:oMath>
+      <w:r>
+        <w:rPr>
+          <w:color w:val="000000"/>
+          <w:sz w:val="20"/>
+        </w:rPr>
+        <w:t xml:space="preserve">,</w:t>
+      </w:r>
+      <w:r>
+        <w:rPr>
+          <w:color w:val="000000"/>
+          <w:sz w:val="20"/>
+        </w:rPr>
+        <w:t xml:space="preserve"> </w:t>
+      </w:r>
+      <m:oMath>
+        <m:sSub>
+          <m:e>
+            <m:acc>
+              <m:accPr>
+                <m:chr m:val="‾"/>
+              </m:accPr>
+              <m:e>
+                <m:r>
+                  <m:t>d</m:t>
+                </m:r>
+              </m:e>
+            </m:acc>
+          </m:e>
+          <m:sub>
+            <m:r>
+              <m:t>q</m:t>
+            </m:r>
+          </m:sub>
+        </m:sSub>
+        <m:r>
+          <m:rPr>
+            <m:sty m:val="p"/>
+          </m:rPr>
+          <m:t>=</m:t>
+        </m:r>
+        <m:sSub>
+          <m:e>
+            <m:r>
+              <m:t>r</m:t>
+            </m:r>
+          </m:e>
+          <m:sub>
+            <m:r>
+              <m:t>q</m:t>
+            </m:r>
+          </m:sub>
+        </m:sSub>
         <m:r>
           <m:rPr>
             <m:sty m:val="p"/>
@@ -10583,13 +11608,202 @@
           <w:color w:val="000000"/>
           <w:sz w:val="20"/>
         </w:rPr>
-        <w:t xml:space="preserve">이다.</w:t>
+        <w:t xml:space="preserve">이다. 여기서</w:t>
+      </w:r>
+      <w:r>
+        <w:rPr>
+          <w:color w:val="000000"/>
+          <w:sz w:val="20"/>
+        </w:rPr>
+        <w:t xml:space="preserve"> </w:t>
+      </w:r>
+      <m:oMath>
+        <m:r>
+          <m:t>H</m:t>
+        </m:r>
+        <m:r>
+          <m:rPr>
+            <m:sty m:val="p"/>
+          </m:rPr>
+          <m:t>=</m:t>
+        </m:r>
+        <m:r>
+          <m:t>2</m:t>
+        </m:r>
+        <m:nary>
+          <m:naryPr>
+            <m:chr m:val="∑"/>
+            <m:limLoc m:val="undOvr"/>
+            <m:subHide m:val="off"/>
+            <m:supHide m:val="on"/>
+          </m:naryPr>
+          <m:sub>
+            <m:r>
+              <m:t>i</m:t>
+            </m:r>
+            <m:r>
+              <m:rPr>
+                <m:sty m:val="p"/>
+              </m:rPr>
+              <m:t>∈</m:t>
+            </m:r>
+            <m:r>
+              <m:t>I</m:t>
+            </m:r>
+          </m:sub>
+          <m:sup>
+            <m:r>
+              <m:t>​</m:t>
+            </m:r>
+          </m:sup>
+          <m:e>
+            <m:sSub>
+              <m:e>
+                <m:r>
+                  <m:t>H</m:t>
+                </m:r>
+              </m:e>
+              <m:sub>
+                <m:r>
+                  <m:t>i</m:t>
+                </m:r>
+              </m:sub>
+            </m:sSub>
+          </m:e>
+        </m:nary>
+        <m:r>
+          <m:rPr>
+            <m:sty m:val="p"/>
+          </m:rPr>
+          <m:t>/</m:t>
+        </m:r>
+        <m:r>
+          <m:rPr>
+            <m:sty m:val="p"/>
+          </m:rPr>
+          <m:t>|</m:t>
+        </m:r>
+        <m:r>
+          <m:t>M</m:t>
+        </m:r>
+        <m:r>
+          <m:rPr>
+            <m:sty m:val="p"/>
+          </m:rPr>
+          <m:t>|</m:t>
+        </m:r>
+      </m:oMath>
+      <w:r>
+        <w:rPr>
+          <w:color w:val="000000"/>
+          <w:sz w:val="20"/>
+        </w:rPr>
+        <w:t xml:space="preserve">는 시간</w:t>
+      </w:r>
+      <w:r>
+        <w:rPr>
+          <w:color w:val="000000"/>
+          <w:sz w:val="20"/>
+        </w:rPr>
+        <w:t xml:space="preserve"> </w:t>
+      </w:r>
+      <w:r>
+        <w:rPr>
+          <w:color w:val="000000"/>
+          <w:sz w:val="20"/>
+        </w:rPr>
+        <w:t xml:space="preserve">제약이 없을 때의 총 작업완료시간 추정치로, 화물 한 단위가 하역과 적재로 두 번 처리되므로</w:t>
+      </w:r>
+      <w:r>
+        <w:rPr>
+          <w:color w:val="000000"/>
+          <w:sz w:val="20"/>
+        </w:rPr>
+        <w:t xml:space="preserve"> </w:t>
+      </w:r>
+      <w:r>
+        <w:rPr>
+          <w:color w:val="000000"/>
+          <w:sz w:val="20"/>
+        </w:rPr>
+        <w:t xml:space="preserve">계수 2를 둔다. 시간 제약을</w:t>
+      </w:r>
+      <w:r>
+        <w:rPr>
+          <w:color w:val="000000"/>
+          <w:sz w:val="20"/>
+        </w:rPr>
+        <w:t xml:space="preserve"> </w:t>
+      </w:r>
+      <m:oMath>
+        <m:r>
+          <m:t>H</m:t>
+        </m:r>
+      </m:oMath>
+      <w:r>
+        <w:rPr>
+          <w:color w:val="000000"/>
+          <w:sz w:val="20"/>
+        </w:rPr>
+        <w:t xml:space="preserve">의 비율로 주면 규모가 달라져도 압박 수준이 유지된다.</w:t>
+      </w:r>
+      <w:r>
+        <w:rPr>
+          <w:color w:val="000000"/>
+          <w:sz w:val="20"/>
+        </w:rPr>
+        <w:t xml:space="preserve"> </w:t>
+      </w:r>
+      <m:oMath>
+        <m:r>
+          <m:t>ρ</m:t>
+        </m:r>
+      </m:oMath>
+      <w:r>
+        <w:rPr>
+          <w:color w:val="000000"/>
+          <w:sz w:val="20"/>
+        </w:rPr>
+        <w:t xml:space="preserve">는 도착이 퍼지는 폭,</w:t>
+      </w:r>
+      <w:r>
+        <w:rPr>
+          <w:color w:val="000000"/>
+          <w:sz w:val="20"/>
+        </w:rPr>
+        <w:t xml:space="preserve"> </w:t>
+      </w:r>
+      <m:oMath>
+        <m:r>
+          <m:t>δ</m:t>
+        </m:r>
+      </m:oMath>
+      <w:r>
+        <w:rPr>
+          <w:color w:val="000000"/>
+          <w:sz w:val="20"/>
+        </w:rPr>
+        <w:t xml:space="preserve">는 도착 후 납기까지의 여유를 뜻하므로, tight는 두</w:t>
+      </w:r>
+      <w:r>
+        <w:rPr>
+          <w:color w:val="000000"/>
+          <w:sz w:val="20"/>
+        </w:rPr>
+        <w:t xml:space="preserve"> </w:t>
+      </w:r>
+      <w:r>
+        <w:rPr>
+          <w:color w:val="000000"/>
+          <w:sz w:val="20"/>
+        </w:rPr>
+        <w:t xml:space="preserve">방향으로 동시에 어려워지는 조건이다.</w:t>
       </w:r>
     </w:p>
     <w:p>
       <w:pPr>
         <w:pStyle w:val="BodyText"/>
-        <w:spacing w:line="360" w:lineRule="auto"/>
+        <w:spacing w:line="300" w:lineRule="exact"/>
         <w:ind w:firstLine="216"/>
       </w:pPr>
       <w:r>
@@ -10597,36 +11811,132 @@
           <w:color w:val="000000"/>
           <w:sz w:val="20"/>
         </w:rPr>
-        <w:t xml:space="preserve">seed는 서로소인 train/tuning/test 집합으로 분리한다. 주 해품질 비교(Table </w:t>
-      </w:r>
-      <w:hyperlink w:anchor="tab:main">
-        <w:r>
-          <w:rPr>
-            <w:rStyle w:val="Hyperlink"/>
-          </w:rPr>
-          <w:t xml:space="preserve">2</w:t>
-        </w:r>
-      </w:hyperlink>
-      <w:r>
-        <w:rPr>
-          <w:color w:val="000000"/>
-          <w:sz w:val="20"/>
-        </w:rPr>
-        <w:t xml:space="preserve">)는</w:t>
-      </w:r>
-      <w:r>
-        <w:rPr>
-          <w:color w:val="000000"/>
-          <w:sz w:val="20"/>
-        </w:rPr>
-        <w:t xml:space="preserve"> </w:t>
-      </w:r>
-      <w:r>
-        <w:rPr>
-          <w:color w:val="000000"/>
-          <w:sz w:val="20"/>
-        </w:rPr>
-        <w:t xml:space="preserve">실험 조건당 test 인스턴스 20개</w:t>
+        <w:t xml:space="preserve">규모 3종과 시간 제약 3수준을 교차해 총 9개의 실험 조건을 만들고, 각 조건을 S-none,</w:t>
+      </w:r>
+      <w:r>
+        <w:rPr>
+          <w:color w:val="000000"/>
+          <w:sz w:val="20"/>
+        </w:rPr>
+        <w:t xml:space="preserve"> </w:t>
+      </w:r>
+      <w:r>
+        <w:rPr>
+          <w:color w:val="000000"/>
+          <w:sz w:val="20"/>
+        </w:rPr>
+        <w:t xml:space="preserve">M-tight와 같이 규모-수준 형태로 표기한다.</w:t>
+      </w:r>
+    </w:p>
+    <w:p>
+      <w:pPr>
+        <w:pStyle w:val="Heading2"/>
+        <w:spacing w:line="384" w:lineRule="exact"/>
+      </w:pPr>
+      <w:r>
+        <w:rPr>
+          <w:b/>
+          <w:color w:val="000000"/>
+          <w:sz w:val="24"/>
+        </w:rPr>
+        <w:t xml:space="preserve">5.3 비교 대상과 측정</w:t>
+      </w:r>
+    </w:p>
+    <w:p>
+      <w:pPr>
+        <w:pStyle w:val="FirstParagraph"/>
+        <w:spacing w:line="300" w:lineRule="exact"/>
+      </w:pPr>
+      <w:r>
+        <w:rPr>
+          <w:color w:val="000000"/>
+          <w:sz w:val="20"/>
+        </w:rPr>
+        <w:t xml:space="preserve">비교 대상은 다섯이다. (i) VAA는 구성 휴리스틱만 적용한 초기해, (ii) Paper-SA-RL5는 원</w:t>
+      </w:r>
+      <w:r>
+        <w:rPr>
+          <w:color w:val="000000"/>
+          <w:sz w:val="20"/>
+        </w:rPr>
+        <w:t xml:space="preserve"> </w:t>
+      </w:r>
+      <w:r>
+        <w:rPr>
+          <w:color w:val="000000"/>
+          <w:sz w:val="20"/>
+        </w:rPr>
+        <w:t xml:space="preserve">모델의 재구현이며, (iii)–(v) GILS-uniform, GILS-tabular, GILS-DQN은 선택 정책만 바꾼 제안</w:t>
+      </w:r>
+      <w:r>
+        <w:rPr>
+          <w:color w:val="000000"/>
+          <w:sz w:val="20"/>
+        </w:rPr>
+        <w:t xml:space="preserve"> </w:t>
+      </w:r>
+      <w:r>
+        <w:rPr>
+          <w:color w:val="000000"/>
+          <w:sz w:val="20"/>
+        </w:rPr>
+        <w:t xml:space="preserve">방법의 세 변형이다. 제안 방법의 기본값은 GILS-uniform이고 나머지 두 변형은 학습 기반</w:t>
+      </w:r>
+      <w:r>
+        <w:rPr>
+          <w:color w:val="000000"/>
+          <w:sz w:val="20"/>
+        </w:rPr>
+        <w:t xml:space="preserve"> </w:t>
+      </w:r>
+      <w:r>
+        <w:rPr>
+          <w:color w:val="000000"/>
+          <w:sz w:val="20"/>
+        </w:rPr>
+        <w:t xml:space="preserve">선택의 효과를 보기 위한 것이다. 여기에 CP-SAT 결과를 함께 보고한다. 원 모델은 도착</w:t>
+      </w:r>
+      <w:r>
+        <w:rPr>
+          <w:color w:val="000000"/>
+          <w:sz w:val="20"/>
+        </w:rPr>
+        <w:t xml:space="preserve"> </w:t>
+      </w:r>
+      <w:r>
+        <w:rPr>
+          <w:color w:val="000000"/>
+          <w:sz w:val="20"/>
+        </w:rPr>
+        <w:t xml:space="preserve">시각과 납기를 다루지 않으므로 Paper-SA-RL5는 none 조건에서만 비교한다.</w:t>
+      </w:r>
+    </w:p>
+    <w:p>
+      <w:pPr>
+        <w:pStyle w:val="BodyText"/>
+        <w:spacing w:line="300" w:lineRule="exact"/>
+        <w:ind w:firstLine="216"/>
+      </w:pPr>
+      <w:r>
+        <w:rPr>
+          <w:color w:val="000000"/>
+          <w:sz w:val="20"/>
+        </w:rPr>
+        <w:t xml:space="preserve">인스턴스 seed는 학습·조정·시험 세 집합으로 서로소가 되게 나눈다. 학습 정책은 학습</w:t>
+      </w:r>
+      <w:r>
+        <w:rPr>
+          <w:color w:val="000000"/>
+          <w:sz w:val="20"/>
+        </w:rPr>
+        <w:t xml:space="preserve"> </w:t>
+      </w:r>
+      <w:r>
+        <w:rPr>
+          <w:color w:val="000000"/>
+          <w:sz w:val="20"/>
+        </w:rPr>
+        <w:t xml:space="preserve">집합에서만 훈련하고</w:t>
       </w:r>
       <w:r>
         <w:rPr>
@@ -10637,10 +11947,7 @@
       </w:r>
       <m:oMath>
         <m:r>
-          <m:rPr>
-            <m:sty m:val="p"/>
-          </m:rPr>
-          <m:t>×</m:t>
+          <m:t>λ</m:t>
         </m:r>
       </m:oMath>
       <w:r>
@@ -10648,98 +11955,119 @@
           <w:color w:val="000000"/>
           <w:sz w:val="20"/>
         </w:rPr>
-        <w:t xml:space="preserve"> </w:t>
-      </w:r>
-      <w:r>
-        <w:rPr>
-          <w:color w:val="000000"/>
-          <w:sz w:val="20"/>
-        </w:rPr>
-        <w:t xml:space="preserve">replication 5회를 사용하고, 통제된 ablation은</w:t>
-      </w:r>
-      <w:r>
-        <w:rPr>
-          <w:color w:val="000000"/>
-          <w:sz w:val="20"/>
-        </w:rPr>
-        <w:t xml:space="preserve"> </w:t>
-      </w:r>
-      <w:r>
-        <w:rPr>
-          <w:color w:val="000000"/>
-          <w:sz w:val="20"/>
-        </w:rPr>
-        <w:t xml:space="preserve">동일한 반복 횟수·동일 구조 분해이므로 원래의 5-인스턴스 설계를 유지한다. 인스턴스별로</w:t>
-      </w:r>
-      <w:r>
-        <w:rPr>
-          <w:color w:val="000000"/>
-          <w:sz w:val="20"/>
-        </w:rPr>
-        <w:t xml:space="preserve"> </w:t>
-      </w:r>
-      <w:r>
-        <w:rPr>
-          <w:color w:val="000000"/>
-          <w:sz w:val="20"/>
-        </w:rPr>
-        <w:t xml:space="preserve">replication을 평균한 뒤 짝지은 인스턴스 평균에 양측 Wilcoxon signed-rank test를</w:t>
-      </w:r>
-      <w:r>
-        <w:rPr>
-          <w:color w:val="000000"/>
-          <w:sz w:val="20"/>
-        </w:rPr>
-        <w:t xml:space="preserve"> </w:t>
-      </w:r>
-      <w:r>
-        <w:rPr>
-          <w:color w:val="000000"/>
-          <w:sz w:val="20"/>
-        </w:rPr>
-        <w:t xml:space="preserve">적용한다. GILS의 종료 조건은 반복 횟수 1,000회다.</w:t>
-      </w:r>
-      <w:r>
-        <w:rPr>
-          <w:color w:val="000000"/>
-          <w:sz w:val="20"/>
-        </w:rPr>
-        <w:t xml:space="preserve"/>
-      </w:r>
-      <w:r>
-        <w:rPr>
-          <w:color w:val="000000"/>
-          <w:sz w:val="20"/>
-        </w:rPr>
-        <w:t xml:space="preserve"> CP-SAT는 인스턴스당 1회, 8 thread로 S</w:t>
-      </w:r>
-      <w:r>
-        <w:rPr>
-          <w:color w:val="000000"/>
-          <w:sz w:val="20"/>
-        </w:rPr>
-        <w:t xml:space="preserve"> </w:t>
-      </w:r>
-      <w:r>
-        <w:rPr>
-          <w:color w:val="000000"/>
-          <w:sz w:val="20"/>
-        </w:rPr>
-        <w:t xml:space="preserve">300초(5개), M/L 600초(조건당 2개) 실행하며 S-none 5개만 최적이 증명된다. 주 지표는</w:t>
-      </w:r>
-      <w:r>
-        <w:rPr>
-          <w:color w:val="000000"/>
-          <w:sz w:val="20"/>
-        </w:rPr>
-        <w:t xml:space="preserve"> </w:t>
-      </w:r>
-      <w:r>
-        <w:rPr>
-          <w:color w:val="000000"/>
-          <w:sz w:val="20"/>
-        </w:rPr>
-        <w:t xml:space="preserve">모든 방법과 반복 횟수 및 CP-SAT 결과를 포함하여 관측된 최선해에 대한 인스턴스별 gap</w:t>
+        <w:t xml:space="preserve">와 같은 설계 값은 조정 집합에서만 고르므로 시험 집합의</w:t>
+      </w:r>
+      <w:r>
+        <w:rPr>
+          <w:color w:val="000000"/>
+          <w:sz w:val="20"/>
+        </w:rPr>
+        <w:t xml:space="preserve"> </w:t>
+      </w:r>
+      <w:r>
+        <w:rPr>
+          <w:color w:val="000000"/>
+          <w:sz w:val="20"/>
+        </w:rPr>
+        <w:t xml:space="preserve">성능이 부풀려지지 않는다. 주 해품질 비교(&lt;Table 2&gt;)는 조건당 시험 인스턴스</w:t>
+      </w:r>
+      <w:r>
+        <w:rPr>
+          <w:color w:val="000000"/>
+          <w:sz w:val="20"/>
+        </w:rPr>
+        <w:t xml:space="preserve"> </w:t>
+      </w:r>
+      <w:r>
+        <w:rPr>
+          <w:color w:val="000000"/>
+          <w:sz w:val="20"/>
+        </w:rPr>
+        <w:t xml:space="preserve">20개를 각각 5회 반복 실행한다. 인스턴스마다 난이도가 다르므로 여러 개가 필요하고,</w:t>
+      </w:r>
+      <w:r>
+        <w:rPr>
+          <w:color w:val="000000"/>
+          <w:sz w:val="20"/>
+        </w:rPr>
+        <w:t xml:space="preserve"> </w:t>
+      </w:r>
+      <w:r>
+        <w:rPr>
+          <w:color w:val="000000"/>
+          <w:sz w:val="20"/>
+        </w:rPr>
+        <w:t xml:space="preserve">알고리즘에 무작위성이 있으므로 같은 인스턴스도 여러 번 실행한다. 통제된</w:t>
+      </w:r>
+      <w:r>
+        <w:rPr>
+          <w:color w:val="000000"/>
+          <w:sz w:val="20"/>
+        </w:rPr>
+        <w:t xml:space="preserve"> </w:t>
+      </w:r>
+      <w:r>
+        <w:rPr>
+          <w:color w:val="000000"/>
+          <w:sz w:val="20"/>
+        </w:rPr>
+        <w:t xml:space="preserve">ablation(&lt;Table 3&gt;–&lt;Table 5&gt;)은 같은 엔진에서 구성요소만 떼어내는</w:t>
+      </w:r>
+      <w:r>
+        <w:rPr>
+          <w:color w:val="000000"/>
+          <w:sz w:val="20"/>
+        </w:rPr>
+        <w:t xml:space="preserve"> </w:t>
+      </w:r>
+      <w:r>
+        <w:rPr>
+          <w:color w:val="000000"/>
+          <w:sz w:val="20"/>
+        </w:rPr>
+        <w:t xml:space="preserve">짝지은 비교여서 인스턴스 간 난이도 편차가 상쇄되므로 조건당 5개만 사용한다.</w:t>
+      </w:r>
+    </w:p>
+    <w:p>
+      <w:pPr>
+        <w:pStyle w:val="BodyText"/>
+        <w:spacing w:line="300" w:lineRule="exact"/>
+        <w:ind w:firstLine="216"/>
+      </w:pPr>
+      <w:r>
+        <w:rPr>
+          <w:color w:val="000000"/>
+          <w:sz w:val="20"/>
+        </w:rPr>
+        <w:t xml:space="preserve">같은 인스턴스의 5회 반복은 서로 독립이 아니므로, 먼저 인스턴스별로 평균해 조건당 값</w:t>
+      </w:r>
+      <w:r>
+        <w:rPr>
+          <w:color w:val="000000"/>
+          <w:sz w:val="20"/>
+        </w:rPr>
+        <w:t xml:space="preserve"> </w:t>
+      </w:r>
+      <w:r>
+        <w:rPr>
+          <w:color w:val="000000"/>
+          <w:sz w:val="20"/>
+        </w:rPr>
+        <w:t xml:space="preserve">하나를 만든 뒤 짝지은 인스턴스 평균에 양측 Wilcoxon signed-rank test를 적용한다. 주</w:t>
+      </w:r>
+      <w:r>
+        <w:rPr>
+          <w:color w:val="000000"/>
+          <w:sz w:val="20"/>
+        </w:rPr>
+        <w:t xml:space="preserve"> </w:t>
+      </w:r>
+      <w:r>
+        <w:rPr>
+          <w:color w:val="000000"/>
+          <w:sz w:val="20"/>
+        </w:rPr>
+        <w:t xml:space="preserve">지표는 인스턴스별 격차</w:t>
       </w:r>
       <w:r>
         <w:rPr>
@@ -10773,7 +12101,91 @@
           <w:color w:val="000000"/>
           <w:sz w:val="20"/>
         </w:rPr>
-        <w:t xml:space="preserve">이다.</w:t>
+        <w:t xml:space="preserve">이며, 해당 인스턴스에 대해 모든 방법과 모든 반복</w:t>
+      </w:r>
+      <w:r>
+        <w:rPr>
+          <w:color w:val="000000"/>
+          <w:sz w:val="20"/>
+        </w:rPr>
+        <w:t xml:space="preserve"> </w:t>
+      </w:r>
+      <w:r>
+        <w:rPr>
+          <w:color w:val="000000"/>
+          <w:sz w:val="20"/>
+        </w:rPr>
+        <w:t xml:space="preserve">횟수, CP-SAT 결과까지 통틀어 관측된 가장 좋은 목적값을 기준으로 삼는다. 대형 조건에서는</w:t>
+      </w:r>
+      <w:r>
+        <w:rPr>
+          <w:color w:val="000000"/>
+          <w:sz w:val="20"/>
+        </w:rPr>
+        <w:t xml:space="preserve"> </w:t>
+      </w:r>
+      <w:r>
+        <w:rPr>
+          <w:color w:val="000000"/>
+          <w:sz w:val="20"/>
+        </w:rPr>
+        <w:t xml:space="preserve">CP-SAT 기준해가 없어 최적해 대비 갭을 쓸 수 없기 때문이다.</w:t>
+      </w:r>
+    </w:p>
+    <w:p>
+      <w:pPr>
+        <w:pStyle w:val="BodyText"/>
+        <w:spacing w:line="300" w:lineRule="exact"/>
+        <w:ind w:firstLine="216"/>
+      </w:pPr>
+      <w:r>
+        <w:rPr>
+          <w:color w:val="000000"/>
+          <w:sz w:val="20"/>
+        </w:rPr>
+        <w:t xml:space="preserve">GILS 계열의 종료 조건은 반복 횟수 1</w:t>
+      </w:r>
+      <w:r>
+        <w:rPr>
+          <w:color w:val="000000"/>
+          <w:sz w:val="20"/>
+        </w:rPr>
+        <w:t xml:space="preserve">,</w:t>
+      </w:r>
+      <w:r>
+        <w:rPr>
+          <w:color w:val="000000"/>
+          <w:sz w:val="20"/>
+        </w:rPr>
+        <w:t xml:space="preserve">000회로 통일한다. CP-SAT는 인스턴스당 1회, 8</w:t>
+      </w:r>
+      <w:r>
+        <w:rPr>
+          <w:color w:val="000000"/>
+          <w:sz w:val="20"/>
+        </w:rPr>
+        <w:t xml:space="preserve"> </w:t>
+      </w:r>
+      <w:r>
+        <w:rPr>
+          <w:color w:val="000000"/>
+          <w:sz w:val="20"/>
+        </w:rPr>
+        <w:t xml:space="preserve">thread로 S에 300초(5개), M과 L에 600초(조건당 2개)를 부여하며 S-none 5개에서만 최적성이</w:t>
+      </w:r>
+      <w:r>
+        <w:rPr>
+          <w:color w:val="000000"/>
+          <w:sz w:val="20"/>
+        </w:rPr>
+        <w:t xml:space="preserve"> </w:t>
+      </w:r>
+      <w:r>
+        <w:rPr>
+          <w:color w:val="000000"/>
+          <w:sz w:val="20"/>
+        </w:rPr>
+        <w:t xml:space="preserve">증명된다. 실험은 Apple M2 칩(8코어)과 16 GB 메모리를 갖춘 macOS 환경에서 Python 3.12와 OR-Tools 9.15로 수행하였다.</w:t>
       </w:r>
     </w:p>
     <w:bookmarkEnd w:id="18"/>
@@ -10781,7 +12193,7 @@
     <w:p>
       <w:pPr>
         <w:pStyle w:val="Heading1"/>
-        <w:spacing w:line="360" w:lineRule="auto"/>
+        <w:spacing w:line="448" w:lineRule="exact"/>
       </w:pPr>
       <w:r>
         <w:rPr>
@@ -10796,7 +12208,7 @@
     <w:p>
       <w:pPr>
         <w:pStyle w:val="Heading2"/>
-        <w:spacing w:line="360" w:lineRule="auto"/>
+        <w:spacing w:line="384" w:lineRule="exact"/>
       </w:pPr>
       <w:r>
         <w:rPr>
@@ -10810,21 +12222,21 @@
     <w:p>
       <w:pPr>
         <w:pStyle w:val="FirstParagraph"/>
-        <w:spacing w:line="360" w:lineRule="auto"/>
+        <w:spacing w:line="300" w:lineRule="exact"/>
       </w:pPr>
       <w:r>
         <w:rPr>
           <w:color w:val="000000"/>
           <w:sz w:val="20"/>
         </w:rPr>
-        <w:t xml:space="preserve">Table </w:t>
+        <w:t xml:space="preserve">&lt;Table 2&gt;에 20개 인스턴스에 대한 시험 결과를 요약하였다.</w:t>
       </w:r>
       <w:hyperlink w:anchor="tab:main">
         <w:r>
           <w:rPr>
             <w:rStyle w:val="Hyperlink"/>
           </w:rPr>
-          <w:t xml:space="preserve">2</w:t>
+          <w:t xml:space="preserve"/>
         </w:r>
       </w:hyperlink>
       <w:r>
@@ -10832,35 +12244,35 @@
           <w:color w:val="000000"/>
           <w:sz w:val="20"/>
         </w:rPr>
-        <w:t xml:space="preserve">이 20-인스턴스 test 결과를 요약한다. CP-SAT가 기준해를 제공한</w:t>
-      </w:r>
-      <w:r>
-        <w:rPr>
-          <w:color w:val="000000"/>
-          <w:sz w:val="20"/>
-        </w:rPr>
-        <w:t xml:space="preserve"> </w:t>
-      </w:r>
-      <w:r>
-        <w:rPr>
-          <w:color w:val="000000"/>
-          <w:sz w:val="20"/>
-        </w:rPr>
-        <w:t xml:space="preserve">실험 조건에서 GILS는 이에 근접하며, 기본 selector인 uniform 기준 0.11–0.21%이다</w:t>
-      </w:r>
-      <w:r>
-        <w:rPr>
-          <w:color w:val="000000"/>
-          <w:sz w:val="20"/>
-        </w:rPr>
-        <w:t xml:space="preserve"> </w:t>
-      </w:r>
-      <w:r>
-        <w:rPr>
-          <w:color w:val="000000"/>
-          <w:sz w:val="20"/>
-        </w:rPr>
-        <w:t xml:space="preserve">(학습 selector를 포함한 전체 변형은 0.1–0.6%). 같은 selector 기준으로 GILS는</w:t>
+        <w:t xml:space="preserve"> CP-SAT가 기준해를 제공한</w:t>
+      </w:r>
+      <w:r>
+        <w:rPr>
+          <w:color w:val="000000"/>
+          <w:sz w:val="20"/>
+        </w:rPr>
+        <w:t xml:space="preserve"> </w:t>
+      </w:r>
+      <w:r>
+        <w:rPr>
+          <w:color w:val="000000"/>
+          <w:sz w:val="20"/>
+        </w:rPr>
+        <w:t xml:space="preserve">실험 조건에서 GILS는 이에 근접하며, 기본 선택 정책인 균등 선택 기준 0.11–0.21%이다</w:t>
+      </w:r>
+      <w:r>
+        <w:rPr>
+          <w:color w:val="000000"/>
+          <w:sz w:val="20"/>
+        </w:rPr>
+        <w:t xml:space="preserve"> </w:t>
+      </w:r>
+      <w:r>
+        <w:rPr>
+          <w:color w:val="000000"/>
+          <w:sz w:val="20"/>
+        </w:rPr>
+        <w:t xml:space="preserve">(학습 선택 정책을 포함한 전체 변형은 0.1–0.6%). 같은 선택 정책 기준으로 GILS는</w:t>
       </w:r>
       <w:r>
         <w:rPr>
@@ -15570,7 +16982,7 @@
     <w:p>
       <w:pPr>
         <w:pStyle w:val="Heading2"/>
-        <w:spacing w:line="360" w:lineRule="auto"/>
+        <w:spacing w:line="384" w:lineRule="exact"/>
       </w:pPr>
       <w:r>
         <w:rPr>
@@ -15584,7 +16996,7 @@
     <w:p>
       <w:pPr>
         <w:pStyle w:val="FirstParagraph"/>
-        <w:spacing w:line="360" w:lineRule="auto"/>
+        <w:spacing w:line="300" w:lineRule="exact"/>
       </w:pPr>
       <w:r>
         <w:rPr>
@@ -15611,7 +17023,7 @@
     <w:p>
       <w:pPr>
         <w:pStyle w:val="BodyText"/>
-        <w:spacing w:line="360" w:lineRule="auto"/>
+        <w:spacing w:line="300" w:lineRule="exact"/>
         <w:ind w:firstLine="216"/>
       </w:pPr>
       <w:r>
@@ -15635,21 +17047,21 @@
           <w:color w:val="000000"/>
           <w:sz w:val="20"/>
         </w:rPr>
-        <w:t xml:space="preserve">selection을 uniform으로 고정하고 연산자 집합만 generic(7)/</w:t>
-      </w:r>
-      <w:r>
-        <w:rPr>
-          <w:color w:val="000000"/>
-          <w:sz w:val="20"/>
-        </w:rPr>
-        <w:t xml:space="preserve"> </w:t>
-      </w:r>
-      <w:r>
-        <w:rPr>
-          <w:color w:val="000000"/>
-          <w:sz w:val="20"/>
-        </w:rPr>
-        <w:t xml:space="preserve">critical(+g1,g2)/full(+g3,g4)로 바꾸면</w:t>
+        <w:t xml:space="preserve">선택 정책을 균등 선택으로 고정하고 연산자 집합만 기본(7종)/ 핵심(+g1,g2)/전체(+g3,g4)로</w:t>
+      </w:r>
+      <w:r>
+        <w:rPr>
+          <w:color w:val="000000"/>
+          <w:sz w:val="20"/>
+        </w:rPr>
+        <w:t xml:space="preserve"/>
+      </w:r>
+      <w:r>
+        <w:rPr>
+          <w:color w:val="000000"/>
+          <w:sz w:val="20"/>
+        </w:rPr>
+        <w:t xml:space="preserve"> 바꾸면</w:t>
       </w:r>
       <w:r>
         <w:rPr>
@@ -15755,14 +17167,14 @@
           <w:color w:val="000000"/>
           <w:sz w:val="20"/>
         </w:rPr>
-        <w:t xml:space="preserve">full로 단조 감소한다(Figure </w:t>
+        <w:t xml:space="preserve">full로 단조 감소한다(&lt;Figure 1&gt;)</w:t>
       </w:r>
       <w:hyperlink w:anchor="fig:op">
         <w:r>
           <w:rPr>
             <w:rStyle w:val="Hyperlink"/>
           </w:rPr>
-          <w:t xml:space="preserve">1</w:t>
+          <w:t xml:space="preserve"/>
         </w:r>
       </w:hyperlink>
       <w:r>
@@ -15770,28 +17182,28 @@
           <w:color w:val="000000"/>
           <w:sz w:val="20"/>
         </w:rPr>
-        <w:t xml:space="preserve">). 짝지은</w:t>
-      </w:r>
-      <w:r>
-        <w:rPr>
-          <w:color w:val="000000"/>
-          <w:sz w:val="20"/>
-        </w:rPr>
-        <w:t xml:space="preserve"> </w:t>
-      </w:r>
-      <w:r>
-        <w:rPr>
-          <w:color w:val="000000"/>
-          <w:sz w:val="20"/>
-        </w:rPr>
-        <w:t xml:space="preserve">Wilcoxon(Table </w:t>
+        <w:t xml:space="preserve">. 짝지은</w:t>
+      </w:r>
+      <w:r>
+        <w:rPr>
+          <w:color w:val="000000"/>
+          <w:sz w:val="20"/>
+        </w:rPr>
+        <w:t xml:space="preserve"> </w:t>
+      </w:r>
+      <w:r>
+        <w:rPr>
+          <w:color w:val="000000"/>
+          <w:sz w:val="20"/>
+        </w:rPr>
+        <w:t xml:space="preserve">Wilcoxon(&lt;Table 3&gt;)</w:t>
       </w:r>
       <w:hyperlink w:anchor="tab:b1">
         <w:r>
           <w:rPr>
             <w:rStyle w:val="Hyperlink"/>
           </w:rPr>
-          <w:t xml:space="preserve">3</w:t>
+          <w:t xml:space="preserve"/>
         </w:r>
       </w:hyperlink>
       <w:r>
@@ -15799,7 +17211,7 @@
           <w:color w:val="000000"/>
           <w:sz w:val="20"/>
         </w:rPr>
-        <w:t xml:space="preserve">)은 유도 연산자가 목적값을 일관되게·유의하게 낮춤을</w:t>
+        <w:t xml:space="preserve">은 유도 연산자가 목적값을 일관되게·유의하게 낮춤을</w:t>
       </w:r>
       <w:r>
         <w:rPr>
@@ -16225,7 +17637,7 @@
         </w:rPr>
         <w:drawing>
           <wp:inline>
-            <wp:extent cx="5334000" cy="3167062"/>
+            <wp:extent cx="5334000" cy="3087159"/>
             <wp:effectExtent b="0" l="0" r="0" t="0"/>
             <wp:docPr descr="" title="" id="23" name="Picture"/>
             <a:graphic>
@@ -16246,7 +17658,7 @@
                   <pic:spPr bwMode="auto">
                     <a:xfrm>
                       <a:off x="0" y="0"/>
-                      <a:ext cx="5334000" cy="3167062"/>
+                      <a:ext cx="5334000" cy="2617767"/>
                     </a:xfrm>
                     <a:prstGeom prst="rect">
                       <a:avLst/>
@@ -16283,7 +17695,7 @@
     <w:p>
       <w:pPr>
         <w:pStyle w:val="BodyText"/>
-        <w:spacing w:line="360" w:lineRule="auto"/>
+        <w:spacing w:line="300" w:lineRule="exact"/>
         <w:ind w:firstLine="216"/>
       </w:pPr>
       <w:r>
@@ -16307,28 +17719,28 @@
           <w:color w:val="000000"/>
           <w:sz w:val="20"/>
         </w:rPr>
-        <w:t xml:space="preserve">연산자 집합을 full, selection을 uniform으로 고정하고 구성요소를</w:t>
-      </w:r>
-      <w:r>
-        <w:rPr>
-          <w:color w:val="000000"/>
-          <w:sz w:val="20"/>
-        </w:rPr>
-        <w:t xml:space="preserve"> </w:t>
-      </w:r>
-      <w:r>
-        <w:rPr>
-          <w:color w:val="000000"/>
-          <w:sz w:val="20"/>
-        </w:rPr>
-        <w:t xml:space="preserve">하나씩 제거하면(Table </w:t>
+        <w:t xml:space="preserve">연산자 집합을 full, 선택 정책을 균등 선택으로 고정하고 구성요소를</w:t>
+      </w:r>
+      <w:r>
+        <w:rPr>
+          <w:color w:val="000000"/>
+          <w:sz w:val="20"/>
+        </w:rPr>
+        <w:t xml:space="preserve"> </w:t>
+      </w:r>
+      <w:r>
+        <w:rPr>
+          <w:color w:val="000000"/>
+          <w:sz w:val="20"/>
+        </w:rPr>
+        <w:t xml:space="preserve">하나씩 제거하면(&lt;Table 4&gt;)</w:t>
       </w:r>
       <w:hyperlink w:anchor="tab:b2">
         <w:r>
           <w:rPr>
             <w:rStyle w:val="Hyperlink"/>
           </w:rPr>
-          <w:t xml:space="preserve">4</w:t>
+          <w:t xml:space="preserve"/>
         </w:r>
       </w:hyperlink>
       <w:r>
@@ -16336,7 +17748,7 @@
           <w:color w:val="000000"/>
           <w:sz w:val="20"/>
         </w:rPr>
-        <w:t xml:space="preserve">), best-improvement descent의 기여가 가장 크고 kick</w:t>
+        <w:t xml:space="preserve">, best-improvement descent의 기여가 가장 크고 kick</w:t>
       </w:r>
       <w:r>
         <w:rPr>
@@ -16364,14 +17776,14 @@
           <w:color w:val="000000"/>
           <w:sz w:val="20"/>
         </w:rPr>
-        <w:t xml:space="preserve">제거해도 목적값이 나빠지지 않는다(Figure </w:t>
+        <w:t xml:space="preserve">제거해도 목적값이 나빠지지 않는다(&lt;Figure 2&gt;)</w:t>
       </w:r>
       <w:hyperlink w:anchor="fig:comp">
         <w:r>
           <w:rPr>
             <w:rStyle w:val="Hyperlink"/>
           </w:rPr>
-          <w:t xml:space="preserve">2</w:t>
+          <w:t xml:space="preserve"/>
         </w:r>
       </w:hyperlink>
       <w:r>
@@ -16379,7 +17791,7 @@
           <w:color w:val="000000"/>
           <w:sz w:val="20"/>
         </w:rPr>
-        <w:t xml:space="preserve">).</w:t>
+        <w:t xml:space="preserve">.</w:t>
       </w:r>
     </w:p>
     <w:bookmarkStart w:id="26" w:name="tab:b2"/>
@@ -16869,7 +18281,7 @@
         </w:rPr>
         <w:drawing>
           <wp:inline>
-            <wp:extent cx="5334000" cy="2424545"/>
+            <wp:extent cx="5334000" cy="2617767"/>
             <wp:effectExtent b="0" l="0" r="0" t="0"/>
             <wp:docPr descr="" title="" id="28" name="Picture"/>
             <a:graphic>
@@ -16890,7 +18302,7 @@
                   <pic:spPr bwMode="auto">
                     <a:xfrm>
                       <a:off x="0" y="0"/>
-                      <a:ext cx="5334000" cy="2424545"/>
+                      <a:ext cx="5334000" cy="2617767"/>
                     </a:xfrm>
                     <a:prstGeom prst="rect">
                       <a:avLst/>
@@ -16929,7 +18341,7 @@
     <w:p>
       <w:pPr>
         <w:pStyle w:val="Heading2"/>
-        <w:spacing w:line="360" w:lineRule="auto"/>
+        <w:spacing w:line="384" w:lineRule="exact"/>
       </w:pPr>
       <w:r>
         <w:rPr>
@@ -16943,21 +18355,21 @@
     <w:p>
       <w:pPr>
         <w:pStyle w:val="FirstParagraph"/>
-        <w:spacing w:line="360" w:lineRule="auto"/>
+        <w:spacing w:line="300" w:lineRule="exact"/>
       </w:pPr>
       <w:r>
         <w:rPr>
           <w:color w:val="000000"/>
           <w:sz w:val="20"/>
         </w:rPr>
-        <w:t xml:space="preserve">연산자 집합과 구성요소를 full로 고정하고 selection만 바꾸면(Table </w:t>
+        <w:t xml:space="preserve">연산자 집합과 구성요소를 전체로 고정하고 선택 정책만 바꾸면(&lt;Table 5&gt;)</w:t>
       </w:r>
       <w:hyperlink w:anchor="tab:sel">
         <w:r>
           <w:rPr>
             <w:rStyle w:val="Hyperlink"/>
           </w:rPr>
-          <w:t xml:space="preserve">5</w:t>
+          <w:t xml:space="preserve"/>
         </w:r>
       </w:hyperlink>
       <w:r>
@@ -16965,21 +18377,21 @@
           <w:color w:val="000000"/>
           <w:sz w:val="20"/>
         </w:rPr>
-        <w:t xml:space="preserve">), 어떤</w:t>
-      </w:r>
-      <w:r>
-        <w:rPr>
-          <w:color w:val="000000"/>
-          <w:sz w:val="20"/>
-        </w:rPr>
-        <w:t xml:space="preserve"> </w:t>
-      </w:r>
-      <w:r>
-        <w:rPr>
-          <w:color w:val="000000"/>
-          <w:sz w:val="20"/>
-        </w:rPr>
-        <w:t xml:space="preserve">learned policy도 uniform을 실용적으로 능가하지 못한다. 반복 횟수를 50–3,000회로 바꾸어도 결과는 같고 우열의 방향이 반복 횟수에 따라 뒤집히며</w:t>
+        <w:t xml:space="preserve">, 어떤</w:t>
+      </w:r>
+      <w:r>
+        <w:rPr>
+          <w:color w:val="000000"/>
+          <w:sz w:val="20"/>
+        </w:rPr>
+        <w:t xml:space="preserve"> </w:t>
+      </w:r>
+      <w:r>
+        <w:rPr>
+          <w:color w:val="000000"/>
+          <w:sz w:val="20"/>
+        </w:rPr>
+        <w:t xml:space="preserve">학습 정책도 균등 선택을 실용적으로 능가하지 못한다. 반복 횟수를 50–3,000회로 바꾸어도 결과는 같고 우열의 방향이 반복 횟수에 따라 뒤집히며</w:t>
       </w:r>
       <w:r>
         <w:rPr>
@@ -17007,14 +18419,14 @@
           <w:color w:val="000000"/>
           <w:sz w:val="20"/>
         </w:rPr>
-        <w:t xml:space="preserve">(Figure </w:t>
+        <w:t xml:space="preserve">(&lt;Figure 4&gt;)</w:t>
       </w:r>
       <w:hyperlink w:anchor="fig:sel">
         <w:r>
           <w:rPr>
             <w:rStyle w:val="Hyperlink"/>
           </w:rPr>
-          <w:t xml:space="preserve">4</w:t>
+          <w:t xml:space="preserve"/>
         </w:r>
       </w:hyperlink>
       <w:r>
@@ -17022,7 +18434,7 @@
           <w:color w:val="000000"/>
           <w:sz w:val="20"/>
         </w:rPr>
-        <w:t xml:space="preserve">),</w:t>
+        <w:t xml:space="preserve">,</w:t>
       </w:r>
       <w:r>
         <w:rPr>
@@ -17453,7 +18865,7 @@
     <w:p>
       <w:pPr>
         <w:pStyle w:val="Heading2"/>
-        <w:spacing w:line="360" w:lineRule="auto"/>
+        <w:spacing w:line="384" w:lineRule="exact"/>
       </w:pPr>
       <w:r>
         <w:rPr>
@@ -17467,14 +18879,14 @@
     <w:p>
       <w:pPr>
         <w:pStyle w:val="FirstParagraph"/>
-        <w:spacing w:line="360" w:lineRule="auto"/>
+        <w:spacing w:line="300" w:lineRule="exact"/>
       </w:pPr>
       <w:r>
         <w:rPr>
           <w:color w:val="000000"/>
           <w:sz w:val="20"/>
         </w:rPr>
-        <w:t xml:space="preserve">식 (16)이 시간 단위 성분 둘을 합치므로 tuning 집합에서</w:t>
+        <w:t xml:space="preserve">식 (16)이 시간 단위 성분 둘을 합치므로 조정 집합에서</w:t>
       </w:r>
       <w:r>
         <w:rPr>
@@ -17568,28 +18980,28 @@
           <w:color w:val="000000"/>
           <w:sz w:val="20"/>
         </w:rPr>
-        <w:t xml:space="preserve">을 스윕한다. 물리적 makespan과 총 tardiness를</w:t>
-      </w:r>
-      <w:r>
-        <w:rPr>
-          <w:color w:val="000000"/>
-          <w:sz w:val="20"/>
-        </w:rPr>
-        <w:t xml:space="preserve"> </w:t>
-      </w:r>
-      <w:r>
-        <w:rPr>
-          <w:color w:val="000000"/>
-          <w:sz w:val="20"/>
-        </w:rPr>
-        <w:t xml:space="preserve">인스턴스별로 min–max 정규화해 평균한다(Figure </w:t>
+        <w:t xml:space="preserve">을 스윕한다. 물리적 총 작업완료시간과 총 납기지연을</w:t>
+      </w:r>
+      <w:r>
+        <w:rPr>
+          <w:color w:val="000000"/>
+          <w:sz w:val="20"/>
+        </w:rPr>
+        <w:t xml:space="preserve"> </w:t>
+      </w:r>
+      <w:r>
+        <w:rPr>
+          <w:color w:val="000000"/>
+          <w:sz w:val="20"/>
+        </w:rPr>
+        <w:t xml:space="preserve">인스턴스별로 min–max 정규화해 평균한다(&lt;Figure 3&gt;)</w:t>
       </w:r>
       <w:hyperlink w:anchor="fig:lam">
         <w:r>
           <w:rPr>
             <w:rStyle w:val="Hyperlink"/>
           </w:rPr>
-          <w:t xml:space="preserve">3</w:t>
+          <w:t xml:space="preserve"/>
         </w:r>
       </w:hyperlink>
       <w:r>
@@ -17597,7 +19009,7 @@
           <w:color w:val="000000"/>
           <w:sz w:val="20"/>
         </w:rPr>
-        <w:t xml:space="preserve">). tardiness 감소의</w:t>
+        <w:t xml:space="preserve">. 납기지연 감소의</w:t>
       </w:r>
       <w:r>
         <w:rPr>
@@ -17679,7 +19091,7 @@
           <w:color w:val="000000"/>
           <w:sz w:val="20"/>
         </w:rPr>
-        <w:t xml:space="preserve">makespan은 약 1% 상승, 평균 tardiness는 2–3% 하락한다.</w:t>
+        <w:t xml:space="preserve">총 작업완료시간은 약 1% 상승, 평균 납기지연은 2–3% 하락한다.</w:t>
       </w:r>
       <w:r>
         <w:rPr>
@@ -17721,21 +19133,21 @@
           <w:color w:val="000000"/>
           <w:sz w:val="20"/>
         </w:rPr>
-        <w:t xml:space="preserve">완만한 makespan 비용으로 tardiness가 거의 최소에 이르고 두 시간 성분에 동일</w:t>
-      </w:r>
-      <w:r>
-        <w:rPr>
-          <w:color w:val="000000"/>
-          <w:sz w:val="20"/>
-        </w:rPr>
-        <w:t xml:space="preserve"> </w:t>
-      </w:r>
-      <w:r>
-        <w:rPr>
-          <w:color w:val="000000"/>
-          <w:sz w:val="20"/>
-        </w:rPr>
-        <w:t xml:space="preserve">가중을 준다. 이 스윕은 test가 아닌 tuning 인스턴스를 사용한 설계 정당화이다.</w:t>
+        <w:t xml:space="preserve">완만한 총 작업완료시간 비용으로 납기지연이 거의 최소에 이르고 두 시간 성분에 동일</w:t>
+      </w:r>
+      <w:r>
+        <w:rPr>
+          <w:color w:val="000000"/>
+          <w:sz w:val="20"/>
+        </w:rPr>
+        <w:t xml:space="preserve"> </w:t>
+      </w:r>
+      <w:r>
+        <w:rPr>
+          <w:color w:val="000000"/>
+          <w:sz w:val="20"/>
+        </w:rPr>
+        <w:t xml:space="preserve">가중을 준다. 이 스윕은 시험이 아닌 조정 인스턴스를 사용한 설계 정당화이다.</w:t>
       </w:r>
     </w:p>
     <w:bookmarkStart w:id="37" w:name="fig:lam"/>
@@ -17752,7 +19164,7 @@
         </w:rPr>
         <w:drawing>
           <wp:inline>
-            <wp:extent cx="3840480" cy="2743200"/>
+            <wp:extent cx="3840480" cy="2668222"/>
             <wp:effectExtent b="0" l="0" r="0" t="0"/>
             <wp:docPr descr="" title="" id="35" name="Picture"/>
             <a:graphic>
@@ -17773,7 +19185,7 @@
                   <pic:spPr bwMode="auto">
                     <a:xfrm>
                       <a:off x="0" y="0"/>
-                      <a:ext cx="3840480" cy="2743200"/>
+                      <a:ext cx="3840480" cy="2820298"/>
                     </a:xfrm>
                     <a:prstGeom prst="rect">
                       <a:avLst/>
@@ -17813,7 +19225,7 @@
     <w:p>
       <w:pPr>
         <w:pStyle w:val="Heading1"/>
-        <w:spacing w:line="360" w:lineRule="auto"/>
+        <w:spacing w:line="448" w:lineRule="exact"/>
       </w:pPr>
       <w:r>
         <w:rPr>
@@ -17827,14 +19239,14 @@
     <w:p>
       <w:pPr>
         <w:pStyle w:val="FirstParagraph"/>
-        <w:spacing w:line="360" w:lineRule="auto"/>
+        <w:spacing w:line="300" w:lineRule="exact"/>
       </w:pPr>
       <w:r>
         <w:rPr>
           <w:color w:val="000000"/>
           <w:sz w:val="20"/>
         </w:rPr>
-        <w:t xml:space="preserve">학습 기반 selector가 uniform 대비 이득을 주지 못한 것은 학습 일반에 대한 결론이 아니라 본 논문의 탐색 구조가 낳은 결과다. 후보 하나의 평가에 수십 </w:t>
+        <w:t xml:space="preserve">학습 기반 선택 정책이 균등 선택 대비 이득을 주지 못한 것은 학습 일반에 대한 결론이 아니라 본 논문의 탐색 구조가 낳은 결과다. 후보 하나의 평가에 수십 </w:t>
       </w:r>
       <w:r>
         <w:rPr>
@@ -17881,7 +19293,7 @@
           <w:color w:val="000000"/>
           <w:sz w:val="20"/>
         </w:rPr>
-        <w:t xml:space="preserve">s밖에 들지 않아 연산자를 잘 고르는 것보다 많이 시도하는 편이 유리하고, 모든 신규 최선해 뒤에 결정론적 descent가 따라붙어 어떤 연산자로 그 지점에 이르렀는지의 차이를 상당 부분 흡수한다. 반복 횟수별 gap 곡선도 대부분의 test 인스턴스에서 해 품질이 1,000회 이전에 평탄해짐을 보인다. SA acceptance와 reheating은 원 모델과 비교할 수 있도록 유지하였으나, ablation은 본 설정에서 이 둘이 해 품질에 필수적이지 않음을 보인다.</w:t>
+        <w:t xml:space="preserve">s밖에 들지 않아 연산자를 잘 고르는 것보다 많이 시도하는 편이 유리하고, 모든 신규 최선해 뒤에 결정론적 descent가 따라붙어 어떤 연산자로 그 지점에 이르렀는지의 차이를 상당 부분 흡수한다. 반복 횟수별 격차 곡선도 대부분의 시험 인스턴스에서 해 품질이 1,000회 이전에 평탄해짐을 보인다. SA acceptance와 reheating은 원 모델과 비교할 수 있도록 유지하였으나, ablation은 본 설정에서 이 둘이 해 품질에 필수적이지 않음을 보인다.</w:t>
       </w:r>
       <w:r>
         <w:rPr>
@@ -17971,7 +19383,7 @@
     <w:p>
       <w:pPr>
         <w:pStyle w:val="BodyText"/>
-        <w:spacing w:line="360" w:lineRule="auto"/>
+        <w:spacing w:line="300" w:lineRule="exact"/>
         <w:ind w:firstLine="216"/>
       </w:pPr>
       <w:r>
@@ -17979,7 +19391,7 @@
           <w:color w:val="000000"/>
           <w:sz w:val="20"/>
         </w:rPr>
-        <w:t xml:space="preserve">selector가 예측할 대상이 마땅치 않다는 점도 작용한다. 본 문제의 인스턴스는 정적이고 모든 release time이 최적화 이전에 알려져 있어, 실행 도중 새로 드러나 정책이 활용할 정보가 없다. 도착 정보가 시간에 따라 공개되는 동적 도크 운영이나 이동 하나의 평가가 비싼 시뮬레이션 기반 모형에서는 판단이 달라질 수 있다. 따라서 본 결과의 함의는 학습이 무용하다는 것이 아니라 비교 조건에 있다. learned selector는 동일한 엔진과 동일한 반복 횟수 아래 uniform sampling과 견주어야 하며, 그 통제가 없으면 descent·restart·강한 연산자 집합의 이득이 정책의 성과로 잘못 귀속될 수 있다.</w:t>
+        <w:t xml:space="preserve">선택 정책이 예측할 대상이 마땅치 않다는 점도 작용한다. 본 문제의 인스턴스는 정적이고 모든 도착 시각이 최적화 이전에 알려져 있어, 실행 도중 새로 드러나 정책이 활용할 정보가 없다. 도착 정보가 시간에 따라 공개되는 동적 도크 운영이나 이동 하나의 평가가 비싼 시뮬레이션 기반 모형에서는 판단이 달라질 수 있다. 따라서 본 결과의 함의는 학습이 무용하다는 것이 아니라 비교 조건에 있다. 학습 기반 선택 정책은 동일한 엔진과 동일한 반복 횟수 아래 균등 선택과 견주어야 하며, 그 통제가 없으면 descent·restart·강한 연산자 집합의 이득이 정책의 성과로 잘못 귀속될 수 있다.</w:t>
       </w:r>
       <w:r>
         <w:rPr>
@@ -18059,7 +19471,7 @@
     <w:p>
       <w:pPr>
         <w:pStyle w:val="Heading1"/>
-        <w:spacing w:line="360" w:lineRule="auto"/>
+        <w:spacing w:line="448" w:lineRule="exact"/>
       </w:pPr>
       <w:r>
         <w:rPr>
@@ -18067,20 +19479,20 @@
           <w:color w:val="000000"/>
           <w:sz w:val="28"/>
         </w:rPr>
-        <w:t xml:space="preserve">8. 결론</w:t>
+        <w:t xml:space="preserve">8. 결 론</w:t>
       </w:r>
     </w:p>
     <w:p>
       <w:pPr>
         <w:pStyle w:val="FirstParagraph"/>
-        <w:spacing w:line="360" w:lineRule="auto"/>
+        <w:spacing w:line="300" w:lineRule="exact"/>
       </w:pPr>
       <w:r>
         <w:rPr>
           <w:color w:val="000000"/>
           <w:sz w:val="20"/>
         </w:rPr>
-        <w:t xml:space="preserve">본 연구는 부분 하역 병행 트럭 스케줄링에 release time과 soft due date를</w:t>
+        <w:t xml:space="preserve">본 연구는 부분 하역 병행 트럭 스케줄링에 도착 시각과 soft due date를</w:t>
       </w:r>
       <w:r>
         <w:rPr>
@@ -18186,7 +19598,7 @@
     <w:p>
       <w:pPr>
         <w:pStyle w:val="Heading1"/>
-        <w:spacing w:line="360" w:lineRule="auto"/>
+        <w:spacing w:line="448" w:lineRule="exact"/>
       </w:pPr>
       <w:r>
         <w:rPr>
@@ -18200,7 +19612,7 @@
     <w:p>
       <w:pPr>
         <w:pStyle w:val="FirstParagraph"/>
-        <w:spacing w:line="360" w:lineRule="auto"/>
+        <w:spacing w:line="300" w:lineRule="exact"/>
       </w:pPr>
       <w:r>
         <w:rPr>
@@ -18509,7 +19921,7 @@
           <w:color w:val="000000"/>
           <w:sz w:val="20"/>
         </w:rPr>
-        <w:t xml:space="preserve">, 갱신 없음)으로 적용한다. 결과가 uniform 대비 개선이 없다는</w:t>
+        <w:t xml:space="preserve">, 갱신 없음)으로 적용한다. 결과가 균등 선택 대비 개선이 없다는</w:t>
       </w:r>
       <w:r>
         <w:rPr>
@@ -18540,7 +19952,7 @@
         </w:rPr>
         <w:drawing>
           <wp:inline>
-            <wp:extent cx="3840480" cy="2606040"/>
+            <wp:extent cx="3840480" cy="2820298"/>
             <wp:effectExtent b="0" l="0" r="0" t="0"/>
             <wp:docPr descr="" title="" id="43" name="Picture"/>
             <a:graphic>
@@ -18561,7 +19973,7 @@
                   <pic:spPr bwMode="auto">
                     <a:xfrm>
                       <a:off x="0" y="0"/>
-                      <a:ext cx="3840480" cy="2606040"/>
+                      <a:ext cx="3840480" cy="2820298"/>
                     </a:xfrm>
                     <a:prstGeom prst="rect">
                       <a:avLst/>
@@ -18600,7 +20012,7 @@
     <w:p>
       <w:pPr>
         <w:pStyle w:val="Heading1"/>
-        <w:spacing w:line="360" w:lineRule="auto"/>
+        <w:spacing w:line="448" w:lineRule="exact"/>
       </w:pPr>
       <w:r>
         <w:rPr>
@@ -18614,7 +20026,7 @@
     <w:p>
       <w:pPr>
         <w:pStyle w:val="FirstParagraph"/>
-        <w:spacing w:line="360" w:lineRule="auto"/>
+        <w:spacing w:line="300" w:lineRule="exact"/>
       </w:pPr>
       <w:r>
         <w:rPr>
@@ -18657,7 +20069,7 @@
     <w:p>
       <w:pPr>
         <w:pStyle w:val="Heading1"/>
-        <w:spacing w:line="360" w:lineRule="auto"/>
+        <w:spacing w:line="448" w:lineRule="exact"/>
       </w:pPr>
       <w:r>
         <w:rPr>
@@ -18671,7 +20083,7 @@
     <w:p>
       <w:pPr>
         <w:pStyle w:val="FirstParagraph"/>
-        <w:spacing w:line="360" w:lineRule="auto"/>
+        <w:spacing w:line="300" w:lineRule="exact"/>
       </w:pPr>
       <w:r>
         <w:rPr>
@@ -18707,7 +20119,7 @@
     <w:p>
       <w:pPr>
         <w:pStyle w:val="BodyText"/>
-        <w:spacing w:line="360" w:lineRule="auto"/>
+        <w:spacing w:line="300" w:lineRule="exact"/>
         <w:ind w:firstLine="216"/>
       </w:pPr>
       <w:r>
@@ -18744,7 +20156,7 @@
     <w:p>
       <w:pPr>
         <w:pStyle w:val="BodyText"/>
-        <w:spacing w:line="360" w:lineRule="auto"/>
+        <w:spacing w:line="300" w:lineRule="exact"/>
         <w:ind w:firstLine="216"/>
       </w:pPr>
       <w:r>
@@ -18781,7 +20193,7 @@
     <w:p>
       <w:pPr>
         <w:pStyle w:val="BodyText"/>
-        <w:spacing w:line="360" w:lineRule="auto"/>
+        <w:spacing w:line="300" w:lineRule="exact"/>
         <w:ind w:firstLine="216"/>
       </w:pPr>
       <w:r>
@@ -18818,7 +20230,7 @@
     <w:p>
       <w:pPr>
         <w:pStyle w:val="BodyText"/>
-        <w:spacing w:line="360" w:lineRule="auto"/>
+        <w:spacing w:line="300" w:lineRule="exact"/>
         <w:ind w:firstLine="216"/>
       </w:pPr>
       <w:r>
@@ -18855,7 +20267,7 @@
     <w:p>
       <w:pPr>
         <w:pStyle w:val="BodyText"/>
-        <w:spacing w:line="360" w:lineRule="auto"/>
+        <w:spacing w:line="300" w:lineRule="exact"/>
         <w:ind w:firstLine="216"/>
       </w:pPr>
       <w:r>
@@ -18892,7 +20304,7 @@
     <w:p>
       <w:pPr>
         <w:pStyle w:val="BodyText"/>
-        <w:spacing w:line="360" w:lineRule="auto"/>
+        <w:spacing w:line="300" w:lineRule="exact"/>
         <w:ind w:firstLine="216"/>
       </w:pPr>
       <w:r>
@@ -18929,7 +20341,7 @@
     <w:p>
       <w:pPr>
         <w:pStyle w:val="BodyText"/>
-        <w:spacing w:line="360" w:lineRule="auto"/>
+        <w:spacing w:line="300" w:lineRule="exact"/>
         <w:ind w:firstLine="216"/>
       </w:pPr>
       <w:r>
@@ -18966,7 +20378,7 @@
     <w:p>
       <w:pPr>
         <w:pStyle w:val="BodyText"/>
-        <w:spacing w:line="360" w:lineRule="auto"/>
+        <w:spacing w:line="300" w:lineRule="exact"/>
         <w:ind w:firstLine="216"/>
       </w:pPr>
       <w:r>
@@ -19003,7 +20415,7 @@
     <w:p>
       <w:pPr>
         <w:pStyle w:val="BodyText"/>
-        <w:spacing w:line="360" w:lineRule="auto"/>
+        <w:spacing w:line="300" w:lineRule="exact"/>
         <w:ind w:firstLine="216"/>
       </w:pPr>
       <w:r>
@@ -19040,7 +20452,7 @@
     <w:p>
       <w:pPr>
         <w:pStyle w:val="BodyText"/>
-        <w:spacing w:line="360" w:lineRule="auto"/>
+        <w:spacing w:line="300" w:lineRule="exact"/>
         <w:ind w:firstLine="216"/>
       </w:pPr>
       <w:r>
@@ -19077,7 +20489,7 @@
     <w:p>
       <w:pPr>
         <w:pStyle w:val="BodyText"/>
-        <w:spacing w:line="360" w:lineRule="auto"/>
+        <w:spacing w:line="300" w:lineRule="exact"/>
         <w:ind w:firstLine="216"/>
       </w:pPr>
       <w:r>
@@ -19114,7 +20526,7 @@
     <w:p>
       <w:pPr>
         <w:pStyle w:val="BodyText"/>
-        <w:spacing w:line="360" w:lineRule="auto"/>
+        <w:spacing w:line="300" w:lineRule="exact"/>
         <w:ind w:firstLine="216"/>
       </w:pPr>
       <w:r>
@@ -19151,7 +20563,7 @@
     <w:p>
       <w:pPr>
         <w:pStyle w:val="BodyText"/>
-        <w:spacing w:line="360" w:lineRule="auto"/>
+        <w:spacing w:line="300" w:lineRule="exact"/>
         <w:ind w:firstLine="216"/>
       </w:pPr>
       <w:r>
@@ -19188,7 +20600,7 @@
     <w:p>
       <w:pPr>
         <w:pStyle w:val="BodyText"/>
-        <w:spacing w:line="360" w:lineRule="auto"/>
+        <w:spacing w:line="300" w:lineRule="exact"/>
         <w:ind w:firstLine="216"/>
       </w:pPr>
       <w:r>
@@ -19225,7 +20637,7 @@
     <w:p>
       <w:pPr>
         <w:pStyle w:val="BodyText"/>
-        <w:spacing w:line="360" w:lineRule="auto"/>
+        <w:spacing w:line="300" w:lineRule="exact"/>
         <w:ind w:firstLine="216"/>
       </w:pPr>
       <w:r>
@@ -19262,7 +20674,7 @@
     <w:p>
       <w:pPr>
         <w:pStyle w:val="BodyText"/>
-        <w:spacing w:line="360" w:lineRule="auto"/>
+        <w:spacing w:line="300" w:lineRule="exact"/>
         <w:ind w:firstLine="216"/>
       </w:pPr>
       <w:r>

--- a/paper/jkiie_submit_body.docx
+++ b/paper/jkiie_submit_body.docx
@@ -2979,6 +2979,73 @@
         <w:t xml:space="preserve">는 최대 완료 시각이다.</w:t>
       </w:r>
     </w:p>
+    <w:p>
+      <w:pPr>
+        <w:pStyle w:val="CaptionedFigure"/>
+        <w:spacing w:line="240" w:lineRule="auto" w:after="120"/>
+        <w:jc w:val="center"/>
+      </w:pPr>
+      <w:r>
+        <w:rPr>
+          <w:color w:val="000000"/>
+          <w:sz w:val="18"/>
+        </w:rPr>
+        <w:drawing>
+          <wp:inline>
+            <wp:extent cx="5334000" cy="1927094"/>
+            <wp:effectExtent b="0" l="0" r="0" t="0"/>
+            <wp:docPr descr="" title="" id="23" name="Picture"/>
+            <a:graphic>
+              <a:graphicData uri="http://schemas.openxmlformats.org/drawingml/2006/picture">
+                <pic:pic>
+                  <pic:nvPicPr>
+                    <pic:cNvPr descr="fig2_operator_pool.pdf" id="24" name="Picture"/>
+                    <pic:cNvPicPr>
+                      <a:picLocks noChangeArrowheads="1" noChangeAspect="1"/>
+                    </pic:cNvPicPr>
+                  </pic:nvPicPr>
+                  <pic:blipFill>
+                    <a:blip r:embed="rId43"/>
+                    <a:stretch>
+                      <a:fillRect/>
+                    </a:stretch>
+                  </pic:blipFill>
+                  <pic:spPr bwMode="auto">
+                    <a:xfrm>
+                      <a:off x="0" y="0"/>
+                      <a:ext cx="5334000" cy="1927094"/>
+                    </a:xfrm>
+                    <a:prstGeom prst="rect">
+                      <a:avLst/>
+                    </a:prstGeom>
+                    <a:noFill/>
+                    <a:ln w="9525">
+                      <a:noFill/>
+                      <a:headEnd/>
+                      <a:tailEnd/>
+                    </a:ln>
+                  </pic:spPr>
+                </pic:pic>
+              </a:graphicData>
+            </a:graphic>
+          </wp:inline>
+        </w:drawing>
+      </w:r>
+    </w:p>
+    <w:p>
+      <w:pPr>
+        <w:pStyle w:val="ImageCaption"/>
+        <w:spacing w:line="240" w:lineRule="auto" w:after="120"/>
+        <w:jc w:val="center"/>
+      </w:pPr>
+      <w:r>
+        <w:rPr>
+          <w:color w:val="000000"/>
+          <w:sz w:val="18"/>
+        </w:rPr>
+        <w:t xml:space="preserve">Figure 1. Processing timeline of a compound truck and the outbound truck of its retained destination.</w:t>
+      </w:r>
+    </w:p>
     <w:bookmarkEnd w:id="11"/>
     <w:bookmarkStart w:id="12" w:name="mixed-integer-정식화"/>
     <w:p>
@@ -10826,369 +10893,902 @@
           <w:color w:val="000000"/>
           <w:sz w:val="20"/>
         </w:rPr>
-        <w:t xml:space="preserve">상품은 3종이며 트럭</w:t>
-      </w:r>
-      <w:r>
-        <w:rPr>
-          <w:color w:val="000000"/>
-          <w:sz w:val="20"/>
-        </w:rPr>
-        <w:t xml:space="preserve"> </w:t>
+        <w:t xml:space="preserve">나머지 생성 파라미터는 &lt;Table </w:t>
+      </w:r>
+      <w:hyperlink w:anchor="tab:param">
+        <w:r>
+          <w:rPr>
+            <w:color w:val="000000"/>
+            <w:sz w:val="20"/>
+          </w:rPr>
+          <w:t xml:space="preserve">[tab:param]</w:t>
+        </w:r>
+      </w:hyperlink>
+      <w:r>
+        <w:rPr>
+          <w:color w:val="000000"/>
+          <w:sz w:val="20"/>
+        </w:rPr>
+        <w:t xml:space="preserve">&gt;에 정리하였다. 화물이 특정 목적지로</w:t>
+      </w:r>
+      <w:r>
+        <w:rPr>
+          <w:color w:val="000000"/>
+          <w:sz w:val="20"/>
+        </w:rPr>
+        <w:t xml:space="preserve"> </w:t>
+      </w:r>
+      <w:r>
+        <w:rPr>
+          <w:color w:val="000000"/>
+          <w:sz w:val="20"/>
+        </w:rPr>
+        <w:t xml:space="preserve">쏠리는 정도는 이와 별개의 조건이며, 보고하는 모든 실험은 쏠림이 없는 조건을 사용한다(쏠린</w:t>
+      </w:r>
+      <w:r>
+        <w:rPr>
+          <w:color w:val="000000"/>
+          <w:sz w:val="20"/>
+        </w:rPr>
+        <w:t xml:space="preserve"> </w:t>
+      </w:r>
+      <w:r>
+        <w:rPr>
+          <w:color w:val="000000"/>
+          <w:sz w:val="20"/>
+        </w:rPr>
+        <w:t xml:space="preserve">조건과 군집 조건은 부록 A의 transfer DQN 학습에만 쓴다). 도어를 일렬로 늘어놓으면</w:t>
+      </w:r>
+      <w:r>
+        <w:rPr>
+          <w:color w:val="000000"/>
+          <w:sz w:val="20"/>
+        </w:rPr>
+        <w:t xml:space="preserve"> </w:t>
+      </w:r>
+      <w:r>
+        <w:rPr>
+          <w:color w:val="000000"/>
+          <w:sz w:val="20"/>
+        </w:rPr>
+        <w:t xml:space="preserve">이송시간이 도어 번호 차이로 정해져 도어 배정이 해에 미치는 영향이 작아지므로, 배정</w:t>
+      </w:r>
+      <w:r>
+        <w:rPr>
+          <w:color w:val="000000"/>
+          <w:sz w:val="20"/>
+        </w:rPr>
+        <w:t xml:space="preserve"> </w:t>
+      </w:r>
+      <w:r>
+        <w:rPr>
+          <w:color w:val="000000"/>
+          <w:sz w:val="20"/>
+        </w:rPr>
+        <w:t xml:space="preserve">결정이 실제로 품질을 가르도록 무작위 배치를 쓴다. 이송 거리를 10으로 나누는 것은</w:t>
+      </w:r>
+      <w:r>
+        <w:rPr>
+          <w:color w:val="000000"/>
+          <w:sz w:val="20"/>
+        </w:rPr>
+        <w:t xml:space="preserve"> </w:t>
+      </w:r>
+      <w:r>
+        <w:rPr>
+          <w:color w:val="000000"/>
+          <w:sz w:val="20"/>
+        </w:rPr>
+        <w:t xml:space="preserve">이송시간을 처리시간과 같은 크기 범위에 두기 위해서다.</w:t>
+      </w:r>
+    </w:p>
+    <w:tbl>
+      <w:tblPr>
+        <w:tblStyle w:val="Table"/>
+        <w:tblW w:type="auto" w:w="0"/>
+        <w:tblLook w:firstRow="1" w:lastRow="0" w:firstColumn="0" w:lastColumn="0" w:noHBand="0" w:noVBand="0" w:val="0020"/>
+        <w:tblCaption w:val="Table 1. Structural comparison of the base SA-RL5 and VAA-GILS."/>
+        <w:tblLayout w:type="fixed"/>
+        <w:tblBorders>
+          <w:top w:val="single" w:sz="8" w:space="0" w:color="000000"/>
+          <w:bottom w:val="single" w:sz="8" w:space="0" w:color="000000"/>
+          <w:left w:val="none" w:sz="0" w:space="0" w:color="000000"/>
+          <w:right w:val="none" w:sz="0" w:space="0" w:color="000000"/>
+          <w:insideH w:val="none" w:sz="0" w:space="0" w:color="000000"/>
+          <w:insideV w:val="none" w:sz="0" w:space="0" w:color="000000"/>
+        </w:tblBorders>
+      </w:tblPr>
+      <w:tblGrid>
+        <w:gridCol w:w="2448"/>
+        <w:gridCol w:w="3311"/>
+        <w:gridCol w:w="3311"/>
+      </w:tblGrid>
+      <w:tr>
+        <w:trPr>
+          <w:tblHeader w:val="on"/>
+        </w:trPr>
+        <w:tc>
+          <w:tcPr>
+            <w:tcW w:type="dxa" w:w="2448"/>
+            <w:tcBorders>
+              <w:bottom w:val="single" w:sz="6" w:space="0" w:color="000000"/>
+            </w:tcBorders>
+          </w:tcPr>
+          <w:p>
+            <w:pPr>
+              <w:pStyle w:val="Compact"/>
+              <w:spacing w:line="240" w:lineRule="auto" w:after="0"/>
+              <w:jc w:val="left"/>
+            </w:pPr>
+            <w:r>
+              <w:rPr>
+                <w:color w:val="000000"/>
+                <w:sz w:val="18"/>
+              </w:rPr>
+              <w:t xml:space="preserve">Item</w:t>
+            </w:r>
+          </w:p>
+        </w:tc>
+        <w:tc>
+          <w:tcPr>
+            <w:tcW w:type="dxa" w:w="3312"/>
+            <w:tcBorders>
+              <w:bottom w:val="single" w:sz="6" w:space="0" w:color="000000"/>
+            </w:tcBorders>
+          </w:tcPr>
+          <w:p>
+            <w:pPr>
+              <w:pStyle w:val="Compact"/>
+              <w:spacing w:line="240" w:lineRule="auto" w:after="0"/>
+              <w:jc w:val="left"/>
+            </w:pPr>
+            <w:r>
+              <w:rPr>
+                <w:color w:val="000000"/>
+                <w:sz w:val="18"/>
+              </w:rPr>
+              <w:t xml:space="preserve">Symbol</w:t>
+            </w:r>
+          </w:p>
+        </w:tc>
+        <w:tc>
+          <w:tcPr>
+            <w:tcW w:type="dxa" w:w="3312"/>
+            <w:tcBorders>
+              <w:bottom w:val="single" w:sz="6" w:space="0" w:color="000000"/>
+            </w:tcBorders>
+          </w:tcPr>
+          <w:p>
+            <w:pPr>
+              <w:pStyle w:val="Compact"/>
+              <w:spacing w:line="240" w:lineRule="auto" w:after="0"/>
+              <w:jc w:val="left"/>
+            </w:pPr>
+            <w:r>
+              <w:rPr>
+                <w:color w:val="000000"/>
+                <w:sz w:val="18"/>
+              </w:rPr>
+              <w:t xml:space="preserve">Value</w:t>
+            </w:r>
+          </w:p>
+        </w:tc>
+      </w:tr>
+      <w:tr>
+        <w:tc>
+          <w:tcPr>
+            <w:tcW w:type="dxa" w:w="2448"/>
+          </w:tcPr>
+          <w:p>
+            <w:pPr>
+              <w:pStyle w:val="Compact"/>
+              <w:spacing w:line="240" w:lineRule="auto" w:after="0"/>
+              <w:jc w:val="left"/>
+            </w:pPr>
+            <w:r>
+              <w:rPr>
+                <w:color w:val="000000"/>
+                <w:sz w:val="18"/>
+              </w:rPr>
+              <w:t xml:space="preserve">Size (compound/outbound/destination/door)</w:t>
+            </w:r>
+          </w:p>
+        </w:tc>
+        <w:tc>
+          <w:tcPr>
+            <w:tcW w:type="dxa" w:w="3312"/>
+          </w:tcPr>
+          <w:p>
+            <w:pPr>
+              <w:pStyle w:val="Compact"/>
+              <w:spacing w:line="240" w:lineRule="auto" w:after="0"/>
+              <w:jc w:val="left"/>
+            </w:pPr>
+            <w:r>
+              <w:rPr>
+                <w:color w:val="000000"/>
+                <w:sz w:val="18"/>
+              </w:rPr>
+              <w:t xml:space="preserve">(|I|,|F|,|D|,|M|)</w:t>
+            </w:r>
+          </w:p>
+        </w:tc>
+        <w:tc>
+          <w:tcPr>
+            <w:tcW w:type="dxa" w:w="3312"/>
+          </w:tcPr>
+          <w:p>
+            <w:pPr>
+              <w:pStyle w:val="Compact"/>
+              <w:spacing w:line="240" w:lineRule="auto" w:after="0"/>
+              <w:jc w:val="left"/>
+            </w:pPr>
+            <w:r>
+              <w:rPr>
+                <w:color w:val="000000"/>
+                <w:sz w:val="18"/>
+              </w:rPr>
+              <w:t xml:space="preserve">S (6,3,9,6); M (12,6,18,12); L (20,10,30,20)</w:t>
+            </w:r>
+          </w:p>
+        </w:tc>
+      </w:tr>
+      <w:tr>
+        <w:tc>
+          <w:tcPr>
+            <w:tcW w:type="dxa" w:w="2448"/>
+          </w:tcPr>
+          <w:p>
+            <w:pPr>
+              <w:pStyle w:val="Compact"/>
+              <w:spacing w:line="240" w:lineRule="auto" w:after="0"/>
+              <w:jc w:val="left"/>
+            </w:pPr>
+            <w:r>
+              <w:rPr>
+                <w:color w:val="000000"/>
+                <w:sz w:val="18"/>
+              </w:rPr>
+              <w:t xml:space="preserve">Compound-truck ratio</w:t>
+            </w:r>
+          </w:p>
+        </w:tc>
+        <w:tc>
+          <w:tcPr>
+            <w:tcW w:type="dxa" w:w="3312"/>
+          </w:tcPr>
+          <w:p>
+            <w:pPr>
+              <w:pStyle w:val="Compact"/>
+              <w:spacing w:line="240" w:lineRule="auto" w:after="0"/>
+              <w:jc w:val="left"/>
+            </w:pPr>
+            <w:r>
+              <w:rPr>
+                <w:color w:val="000000"/>
+                <w:sz w:val="18"/>
+              </w:rPr>
+              <w:t xml:space="preserve">|I|/|D|</w:t>
+            </w:r>
+          </w:p>
+        </w:tc>
+        <w:tc>
+          <w:tcPr>
+            <w:tcW w:type="dxa" w:w="3312"/>
+          </w:tcPr>
+          <w:p>
+            <w:pPr>
+              <w:pStyle w:val="Compact"/>
+              <w:spacing w:line="240" w:lineRule="auto" w:after="0"/>
+              <w:jc w:val="left"/>
+            </w:pPr>
+            <w:r>
+              <w:rPr>
+                <w:color w:val="000000"/>
+                <w:sz w:val="18"/>
+              </w:rPr>
+              <w:t xml:space="preserve">2/3</w:t>
+            </w:r>
+          </w:p>
+        </w:tc>
+      </w:tr>
+      <w:tr>
+        <w:tc>
+          <w:tcPr>
+            <w:tcW w:type="dxa" w:w="2448"/>
+          </w:tcPr>
+          <w:p>
+            <w:pPr>
+              <w:pStyle w:val="Compact"/>
+              <w:spacing w:line="240" w:lineRule="auto" w:after="0"/>
+              <w:jc w:val="left"/>
+            </w:pPr>
+            <w:r>
+              <w:rPr>
+                <w:color w:val="000000"/>
+                <w:sz w:val="18"/>
+              </w:rPr>
+              <w:t xml:space="preserve">Number of product types</w:t>
+            </w:r>
+          </w:p>
+        </w:tc>
+        <w:tc>
+          <w:tcPr>
+            <w:tcW w:type="dxa" w:w="3312"/>
+          </w:tcPr>
+          <w:p>
+            <w:pPr>
+              <w:pStyle w:val="Compact"/>
+              <w:spacing w:line="240" w:lineRule="auto" w:after="0"/>
+              <w:jc w:val="left"/>
+            </w:pPr>
+            <w:r>
+              <w:rPr>
+                <w:color w:val="000000"/>
+                <w:sz w:val="18"/>
+              </w:rPr>
+              <w:t xml:space="preserve">|K|</w:t>
+            </w:r>
+          </w:p>
+        </w:tc>
+        <w:tc>
+          <w:tcPr>
+            <w:tcW w:type="dxa" w:w="3312"/>
+          </w:tcPr>
+          <w:p>
+            <w:pPr>
+              <w:pStyle w:val="Compact"/>
+              <w:spacing w:line="240" w:lineRule="auto" w:after="0"/>
+              <w:jc w:val="left"/>
+            </w:pPr>
+            <w:r>
+              <w:rPr>
+                <w:color w:val="000000"/>
+                <w:sz w:val="18"/>
+              </w:rPr>
+              <w:t xml:space="preserve">3</w:t>
+            </w:r>
+          </w:p>
+        </w:tc>
+      </w:tr>
+      <w:tr>
+        <w:tc>
+          <w:tcPr>
+            <w:tcW w:type="dxa" w:w="2448"/>
+          </w:tcPr>
+          <w:p>
+            <w:pPr>
+              <w:pStyle w:val="Compact"/>
+              <w:spacing w:line="240" w:lineRule="auto" w:after="0"/>
+              <w:jc w:val="left"/>
+            </w:pPr>
+            <w:r>
+              <w:rPr>
+                <w:color w:val="000000"/>
+                <w:sz w:val="18"/>
+              </w:rPr>
+              <w:t xml:space="preserve">Flow</w:t>
+            </w:r>
+          </w:p>
+        </w:tc>
+        <w:tc>
+          <w:tcPr>
+            <w:tcW w:type="dxa" w:w="3312"/>
+          </w:tcPr>
+          <w:p>
+            <w:pPr>
+              <w:pStyle w:val="Compact"/>
+              <w:spacing w:line="240" w:lineRule="auto" w:after="0"/>
+              <w:jc w:val="left"/>
+            </w:pPr>
+            <w:r>
+              <w:rPr>
+                <w:color w:val="000000"/>
+                <w:sz w:val="18"/>
+              </w:rPr>
+              <w:t xml:space="preserve">f_idk</w:t>
+            </w:r>
+          </w:p>
+        </w:tc>
+        <w:tc>
+          <w:tcPr>
+            <w:tcW w:type="dxa" w:w="3312"/>
+          </w:tcPr>
+          <w:p>
+            <w:pPr>
+              <w:pStyle w:val="Compact"/>
+              <w:spacing w:line="240" w:lineRule="auto" w:after="0"/>
+              <w:jc w:val="left"/>
+            </w:pPr>
+            <w:r>
+              <w:rPr>
+                <w:color w:val="000000"/>
+                <w:sz w:val="18"/>
+              </w:rPr>
+              <w:t xml:space="preserve">U[0,20]</w:t>
+            </w:r>
+          </w:p>
+        </w:tc>
+      </w:tr>
+      <w:tr>
+        <w:tc>
+          <w:tcPr>
+            <w:tcW w:type="dxa" w:w="2448"/>
+          </w:tcPr>
+          <w:p>
+            <w:pPr>
+              <w:pStyle w:val="Compact"/>
+              <w:spacing w:line="240" w:lineRule="auto" w:after="0"/>
+              <w:jc w:val="left"/>
+            </w:pPr>
+            <w:r>
+              <w:rPr>
+                <w:color w:val="000000"/>
+                <w:sz w:val="18"/>
+              </w:rPr>
+              <w:t xml:space="preserve">Unit handling time</w:t>
+            </w:r>
+          </w:p>
+        </w:tc>
+        <w:tc>
+          <w:tcPr>
+            <w:tcW w:type="dxa" w:w="3312"/>
+          </w:tcPr>
+          <w:p>
+            <w:pPr>
+              <w:pStyle w:val="Compact"/>
+              <w:spacing w:line="240" w:lineRule="auto" w:after="0"/>
+              <w:jc w:val="left"/>
+            </w:pPr>
+            <w:r>
+              <w:rPr>
+                <w:color w:val="000000"/>
+                <w:sz w:val="18"/>
+              </w:rPr>
+              <w:t xml:space="preserve">t_k</w:t>
+            </w:r>
+          </w:p>
+        </w:tc>
+        <w:tc>
+          <w:tcPr>
+            <w:tcW w:type="dxa" w:w="3312"/>
+          </w:tcPr>
+          <w:p>
+            <w:pPr>
+              <w:pStyle w:val="Compact"/>
+              <w:spacing w:line="240" w:lineRule="auto" w:after="0"/>
+              <w:jc w:val="left"/>
+            </w:pPr>
+            <w:r>
+              <w:rPr>
+                <w:color w:val="000000"/>
+                <w:sz w:val="18"/>
+              </w:rPr>
+              <w:t xml:space="preserve">U[1,4]</w:t>
+            </w:r>
+          </w:p>
+        </w:tc>
+      </w:tr>
+      <w:tr>
+        <w:tc>
+          <w:tcPr>
+            <w:tcW w:type="dxa" w:w="2448"/>
+          </w:tcPr>
+          <w:p>
+            <w:pPr>
+              <w:pStyle w:val="Compact"/>
+              <w:spacing w:line="240" w:lineRule="auto" w:after="0"/>
+              <w:jc w:val="left"/>
+            </w:pPr>
+            <w:r>
+              <w:rPr>
+                <w:color w:val="000000"/>
+                <w:sz w:val="18"/>
+              </w:rPr>
+              <w:t xml:space="preserve">Enter/leave time</w:t>
+            </w:r>
+          </w:p>
+        </w:tc>
+        <w:tc>
+          <w:tcPr>
+            <w:tcW w:type="dxa" w:w="3312"/>
+          </w:tcPr>
+          <w:p>
+            <w:pPr>
+              <w:pStyle w:val="Compact"/>
+              <w:spacing w:line="240" w:lineRule="auto" w:after="0"/>
+              <w:jc w:val="left"/>
+            </w:pPr>
+            <w:r>
+              <w:rPr>
+                <w:color w:val="000000"/>
+                <w:sz w:val="18"/>
+              </w:rPr>
+              <w:t xml:space="preserve">DE_q, DL_q</w:t>
+            </w:r>
+          </w:p>
+        </w:tc>
+        <w:tc>
+          <w:tcPr>
+            <w:tcW w:type="dxa" w:w="3312"/>
+          </w:tcPr>
+          <w:p>
+            <w:pPr>
+              <w:pStyle w:val="Compact"/>
+              <w:spacing w:line="240" w:lineRule="auto" w:after="0"/>
+              <w:jc w:val="left"/>
+            </w:pPr>
+            <w:r>
+              <w:rPr>
+                <w:color w:val="000000"/>
+                <w:sz w:val="18"/>
+              </w:rPr>
+              <w:t xml:space="preserve">U[1,5]</w:t>
+            </w:r>
+          </w:p>
+        </w:tc>
+      </w:tr>
+      <w:tr>
+        <w:tc>
+          <w:tcPr>
+            <w:tcW w:type="dxa" w:w="2448"/>
+          </w:tcPr>
+          <w:p>
+            <w:pPr>
+              <w:pStyle w:val="Compact"/>
+              <w:spacing w:line="240" w:lineRule="auto" w:after="0"/>
+              <w:jc w:val="left"/>
+            </w:pPr>
+            <w:r>
+              <w:rPr>
+                <w:color w:val="000000"/>
+                <w:sz w:val="18"/>
+              </w:rPr>
+              <w:t xml:space="preserve">Door coordinates</w:t>
+            </w:r>
+          </w:p>
+        </w:tc>
+        <w:tc>
+          <w:tcPr>
+            <w:tcW w:type="dxa" w:w="3312"/>
+          </w:tcPr>
+          <w:p>
+            <w:pPr>
+              <w:pStyle w:val="Compact"/>
+              <w:spacing w:line="240" w:lineRule="auto" w:after="0"/>
+              <w:jc w:val="left"/>
+            </w:pPr>
+            <w:r>
+              <w:rPr>
+                <w:color w:val="000000"/>
+                <w:sz w:val="18"/>
+              </w:rPr>
+              <w:t xml:space="preserve">—</w:t>
+            </w:r>
+          </w:p>
+        </w:tc>
+        <w:tc>
+          <w:tcPr>
+            <w:tcW w:type="dxa" w:w="3312"/>
+          </w:tcPr>
+          <w:p>
+            <w:pPr>
+              <w:pStyle w:val="Compact"/>
+              <w:spacing w:line="240" w:lineRule="auto" w:after="0"/>
+              <w:jc w:val="left"/>
+            </w:pPr>
+            <w:r>
+              <w:rPr>
+                <w:color w:val="000000"/>
+                <w:sz w:val="18"/>
+              </w:rPr>
+              <w:t xml:space="preserve">uniform on [0,100]²</w:t>
+            </w:r>
+          </w:p>
+        </w:tc>
+      </w:tr>
+      <w:tr>
+        <w:tc>
+          <w:tcPr>
+            <w:tcW w:type="dxa" w:w="2448"/>
+          </w:tcPr>
+          <w:p>
+            <w:pPr>
+              <w:pStyle w:val="Compact"/>
+              <w:spacing w:line="240" w:lineRule="auto" w:after="0"/>
+              <w:jc w:val="left"/>
+            </w:pPr>
+            <w:r>
+              <w:rPr>
+                <w:color w:val="000000"/>
+                <w:sz w:val="18"/>
+              </w:rPr>
+              <w:t xml:space="preserve">Inter-door travel time</w:t>
+            </w:r>
+          </w:p>
+        </w:tc>
+        <w:tc>
+          <w:tcPr>
+            <w:tcW w:type="dxa" w:w="3312"/>
+          </w:tcPr>
+          <w:p>
+            <w:pPr>
+              <w:pStyle w:val="Compact"/>
+              <w:spacing w:line="240" w:lineRule="auto" w:after="0"/>
+              <w:jc w:val="left"/>
+            </w:pPr>
+            <w:r>
+              <w:rPr>
+                <w:color w:val="000000"/>
+                <w:sz w:val="18"/>
+              </w:rPr>
+              <w:t xml:space="preserve">t_mn</w:t>
+            </w:r>
+          </w:p>
+        </w:tc>
+        <w:tc>
+          <w:tcPr>
+            <w:tcW w:type="dxa" w:w="3312"/>
+          </w:tcPr>
+          <w:p>
+            <w:pPr>
+              <w:pStyle w:val="Compact"/>
+              <w:spacing w:line="240" w:lineRule="auto" w:after="0"/>
+              <w:jc w:val="left"/>
+            </w:pPr>
+            <w:r>
+              <w:rPr>
+                <w:color w:val="000000"/>
+                <w:sz w:val="18"/>
+              </w:rPr>
+              <w:t xml:space="preserve">Euclidean distance / 10</w:t>
+            </w:r>
+          </w:p>
+        </w:tc>
+      </w:tr>
+      <w:tr>
+        <w:tc>
+          <w:tcPr>
+            <w:tcW w:type="dxa" w:w="2448"/>
+          </w:tcPr>
+          <w:p>
+            <w:pPr>
+              <w:pStyle w:val="Compact"/>
+              <w:spacing w:line="240" w:lineRule="auto" w:after="0"/>
+              <w:jc w:val="left"/>
+            </w:pPr>
+            <w:r>
+              <w:rPr>
+                <w:color w:val="000000"/>
+                <w:sz w:val="18"/>
+              </w:rPr>
+              <w:t xml:space="preserve">Release time</w:t>
+            </w:r>
+          </w:p>
+        </w:tc>
+        <w:tc>
+          <w:tcPr>
+            <w:tcW w:type="dxa" w:w="3312"/>
+          </w:tcPr>
+          <w:p>
+            <w:pPr>
+              <w:pStyle w:val="Compact"/>
+              <w:spacing w:line="240" w:lineRule="auto" w:after="0"/>
+              <w:jc w:val="left"/>
+            </w:pPr>
+            <w:r>
+              <w:rPr>
+                <w:color w:val="000000"/>
+                <w:sz w:val="18"/>
+              </w:rPr>
+              <w:t xml:space="preserve">r_q</w:t>
+            </w:r>
+          </w:p>
+        </w:tc>
+        <w:tc>
+          <w:tcPr>
+            <w:tcW w:type="dxa" w:w="3312"/>
+          </w:tcPr>
+          <w:p>
+            <w:pPr>
+              <w:pStyle w:val="Compact"/>
+              <w:spacing w:line="240" w:lineRule="auto" w:after="0"/>
+              <w:jc w:val="left"/>
+            </w:pPr>
+            <w:r>
+              <w:rPr>
+                <w:color w:val="000000"/>
+                <w:sz w:val="18"/>
+              </w:rPr>
+              <w:t xml:space="preserve">none: 0; otherwise U[0,ρH]</w:t>
+            </w:r>
+          </w:p>
+        </w:tc>
+      </w:tr>
+      <w:tr>
+        <w:tc>
+          <w:tcPr>
+            <w:tcW w:type="dxa" w:w="2448"/>
+          </w:tcPr>
+          <w:p>
+            <w:pPr>
+              <w:pStyle w:val="Compact"/>
+              <w:spacing w:line="240" w:lineRule="auto" w:after="0"/>
+              <w:jc w:val="left"/>
+            </w:pPr>
+            <w:r>
+              <w:rPr>
+                <w:color w:val="000000"/>
+                <w:sz w:val="18"/>
+              </w:rPr>
+              <w:t xml:space="preserve">Soft due date</w:t>
+            </w:r>
+          </w:p>
+        </w:tc>
+        <w:tc>
+          <w:tcPr>
+            <w:tcW w:type="dxa" w:w="3312"/>
+          </w:tcPr>
+          <w:p>
+            <w:pPr>
+              <w:pStyle w:val="Compact"/>
+              <w:spacing w:line="240" w:lineRule="auto" w:after="0"/>
+              <w:jc w:val="left"/>
+            </w:pPr>
+            <w:r>
+              <w:rPr>
+                <w:color w:val="000000"/>
+                <w:sz w:val="18"/>
+              </w:rPr>
+              <w:t xml:space="preserve">d̄_q</w:t>
+            </w:r>
+          </w:p>
+        </w:tc>
+        <w:tc>
+          <w:tcPr>
+            <w:tcW w:type="dxa" w:w="3312"/>
+          </w:tcPr>
+          <w:p>
+            <w:pPr>
+              <w:pStyle w:val="Compact"/>
+              <w:spacing w:line="240" w:lineRule="auto" w:after="0"/>
+              <w:jc w:val="left"/>
+            </w:pPr>
+            <w:r>
+              <w:rPr>
+                <w:color w:val="000000"/>
+                <w:sz w:val="18"/>
+              </w:rPr>
+              <w:t xml:space="preserve">none: ∞; otherwise r_q + δH</w:t>
+            </w:r>
+          </w:p>
+        </w:tc>
+      </w:tr>
+      <w:tr>
+        <w:tc>
+          <w:tcPr>
+            <w:tcW w:type="dxa" w:w="2448"/>
+          </w:tcPr>
+          <w:p>
+            <w:pPr>
+              <w:pStyle w:val="Compact"/>
+              <w:spacing w:line="240" w:lineRule="auto" w:after="0"/>
+              <w:jc w:val="left"/>
+            </w:pPr>
+            <w:r>
+              <w:rPr>
+                <w:color w:val="000000"/>
+                <w:sz w:val="18"/>
+              </w:rPr>
+              <w:t xml:space="preserve">Time-constraint level</w:t>
+            </w:r>
+          </w:p>
+        </w:tc>
+        <w:tc>
+          <w:tcPr>
+            <w:tcW w:type="dxa" w:w="3312"/>
+          </w:tcPr>
+          <w:p>
+            <w:pPr>
+              <w:pStyle w:val="Compact"/>
+              <w:spacing w:line="240" w:lineRule="auto" w:after="0"/>
+              <w:jc w:val="left"/>
+            </w:pPr>
+            <w:r>
+              <w:rPr>
+                <w:color w:val="000000"/>
+                <w:sz w:val="18"/>
+              </w:rPr>
+              <w:t xml:space="preserve">(ρ,δ)</w:t>
+            </w:r>
+          </w:p>
+        </w:tc>
+        <w:tc>
+          <w:tcPr>
+            <w:tcW w:type="dxa" w:w="3312"/>
+          </w:tcPr>
+          <w:p>
+            <w:pPr>
+              <w:pStyle w:val="Compact"/>
+              <w:spacing w:line="240" w:lineRule="auto" w:after="0"/>
+              <w:jc w:val="left"/>
+            </w:pPr>
+            <w:r>
+              <w:rPr>
+                <w:color w:val="000000"/>
+                <w:sz w:val="18"/>
+              </w:rPr>
+              <w:t xml:space="preserve">medium (0.25,0.60); tight (0.50,0.35)</w:t>
+            </w:r>
+          </w:p>
+        </w:tc>
+      </w:tr>
+    </w:tbl>
+    <w:p>
+      <w:pPr>
+        <w:pStyle w:val="TableCaption"/>
+        <w:spacing w:line="240" w:lineRule="auto" w:after="120"/>
+        <w:jc w:val="center"/>
+      </w:pPr>
+      <w:r>
+        <w:rPr>
+          <w:color w:val="000000"/>
+          <w:sz w:val="18"/>
+        </w:rPr>
+        <w:t xml:space="preserve">Table 2. Instance generation parameters. Flow, handling and enter/leave times are drawn from integer uniform distributions.</w:t>
+      </w:r>
+      <w:r>
+        <w:rPr>
+          <w:color w:val="000000"/>
+          <w:sz w:val="18"/>
+        </w:rPr>
+        <w:t xml:space="preserve"/>
       </w:r>
       <m:oMath>
-        <m:r>
-          <m:t>q</m:t>
-        </m:r>
         <m:r>
           <m:rPr>
             <m:sty m:val="p"/>
           </m:rPr>
-          <m:t>∈</m:t>
-        </m:r>
-        <m:r>
-          <m:t>I</m:t>
-        </m:r>
-        <m:r>
-          <m:rPr>
-            <m:sty m:val="p"/>
-          </m:rPr>
-          <m:t>∪</m:t>
-        </m:r>
-        <m:r>
-          <m:t>F</m:t>
+          <m:t>×</m:t>
         </m:r>
       </m:oMath>
       <w:r>
         <w:rPr>
           <w:color w:val="000000"/>
-          <w:sz w:val="20"/>
-        </w:rPr>
-        <w:t xml:space="preserve">에 대해</w:t>
-      </w:r>
-      <w:r>
-        <w:rPr>
-          <w:color w:val="000000"/>
-          <w:sz w:val="20"/>
-        </w:rPr>
-        <w:t xml:space="preserve"> </w:t>
+          <w:sz w:val="18"/>
+        </w:rPr>
+        <w:t xml:space="preserve"/>
+      </w:r>
+      <w:r>
+        <w:rPr>
+          <w:color w:val="000000"/>
+          <w:sz w:val="18"/>
+        </w:rPr>
+        <w:t xml:space="preserve"/>
+      </w:r>
+      <w:r>
+        <w:rPr>
+          <w:color w:val="000000"/>
+          <w:sz w:val="18"/>
+        </w:rPr>
+        <w:t xml:space="preserve"/>
       </w:r>
       <m:oMath>
         <m:sSub>
-          <m:e>
-            <m:r>
-              <m:t>f</m:t>
-            </m:r>
-          </m:e>
-          <m:sub>
-            <m:r>
-              <m:t>i</m:t>
-            </m:r>
-            <m:r>
-              <m:t>d</m:t>
-            </m:r>
-            <m:r>
-              <m:t>k</m:t>
-            </m:r>
-          </m:sub>
-        </m:sSub>
-        <m:r>
-          <m:rPr>
-            <m:sty m:val="p"/>
-          </m:rPr>
-          <m:t>∼</m:t>
-        </m:r>
-        <m:r>
-          <m:t>U</m:t>
-        </m:r>
-        <m:r>
-          <m:rPr>
-            <m:sty m:val="p"/>
-          </m:rPr>
-          <m:t>[</m:t>
-        </m:r>
-        <m:r>
-          <m:t>0</m:t>
-        </m:r>
-        <m:r>
-          <m:rPr>
-            <m:sty m:val="p"/>
-          </m:rPr>
-          <m:t>,</m:t>
-        </m:r>
-        <m:r>
-          <m:t>20</m:t>
-        </m:r>
-        <m:r>
-          <m:rPr>
-            <m:sty m:val="p"/>
-          </m:rPr>
-          <m:t>]</m:t>
-        </m:r>
-      </m:oMath>
-      <w:r>
-        <w:rPr>
-          <w:color w:val="000000"/>
-          <w:sz w:val="20"/>
-        </w:rPr>
-        <w:t xml:space="preserve">,</w:t>
-      </w:r>
-      <w:r>
-        <w:rPr>
-          <w:color w:val="000000"/>
-          <w:sz w:val="20"/>
-        </w:rPr>
-        <w:t xml:space="preserve"> </w:t>
-      </w:r>
-      <m:oMath>
-        <m:sSub>
-          <m:e>
-            <m:r>
-              <m:t>t</m:t>
-            </m:r>
-          </m:e>
-          <m:sub>
-            <m:r>
-              <m:t>k</m:t>
-            </m:r>
-          </m:sub>
-        </m:sSub>
-        <m:r>
-          <m:rPr>
-            <m:sty m:val="p"/>
-          </m:rPr>
-          <m:t>∼</m:t>
-        </m:r>
-        <m:r>
-          <m:t>U</m:t>
-        </m:r>
-        <m:r>
-          <m:rPr>
-            <m:sty m:val="p"/>
-          </m:rPr>
-          <m:t>[</m:t>
-        </m:r>
-        <m:r>
-          <m:t>1</m:t>
-        </m:r>
-        <m:r>
-          <m:rPr>
-            <m:sty m:val="p"/>
-          </m:rPr>
-          <m:t>,</m:t>
-        </m:r>
-        <m:r>
-          <m:t>4</m:t>
-        </m:r>
-        <m:r>
-          <m:rPr>
-            <m:sty m:val="p"/>
-          </m:rPr>
-          <m:t>]</m:t>
-        </m:r>
-      </m:oMath>
-      <w:r>
-        <w:rPr>
-          <w:color w:val="000000"/>
-          <w:sz w:val="20"/>
-        </w:rPr>
-        <w:t xml:space="preserve">,</w:t>
-      </w:r>
-      <w:r>
-        <w:rPr>
-          <w:color w:val="000000"/>
-          <w:sz w:val="20"/>
-        </w:rPr>
-        <w:t xml:space="preserve"> </w:t>
-      </w:r>
-      <m:oMath>
-        <m:r>
-          <m:t>D</m:t>
-        </m:r>
-        <m:sSub>
-          <m:e>
-            <m:r>
-              <m:t>E</m:t>
-            </m:r>
-          </m:e>
-          <m:sub>
-            <m:r>
-              <m:t>q</m:t>
-            </m:r>
-          </m:sub>
-        </m:sSub>
-        <m:r>
-          <m:rPr>
-            <m:sty m:val="p"/>
-          </m:rPr>
-          <m:t>,</m:t>
-        </m:r>
-        <m:r>
-          <m:t>D</m:t>
-        </m:r>
-        <m:sSub>
-          <m:e>
-            <m:r>
-              <m:t>L</m:t>
-            </m:r>
-          </m:e>
-          <m:sub>
-            <m:r>
-              <m:t>q</m:t>
-            </m:r>
-          </m:sub>
-        </m:sSub>
-        <m:r>
-          <m:rPr>
-            <m:sty m:val="p"/>
-          </m:rPr>
-          <m:t>∼</m:t>
-        </m:r>
-        <m:r>
-          <m:t>U</m:t>
-        </m:r>
-        <m:r>
-          <m:rPr>
-            <m:sty m:val="p"/>
-          </m:rPr>
-          <m:t>[</m:t>
-        </m:r>
-        <m:r>
-          <m:t>1</m:t>
-        </m:r>
-        <m:r>
-          <m:rPr>
-            <m:sty m:val="p"/>
-          </m:rPr>
-          <m:t>,</m:t>
-        </m:r>
-        <m:r>
-          <m:t>5</m:t>
-        </m:r>
-        <m:r>
-          <m:rPr>
-            <m:sty m:val="p"/>
-          </m:rPr>
-          <m:t>]</m:t>
-        </m:r>
-      </m:oMath>
-      <w:r>
-        <w:rPr>
-          <w:color w:val="000000"/>
-          <w:sz w:val="20"/>
-        </w:rPr>
-        <w:t xml:space="preserve">로 모두 정수 균등분포에서 뽑는다. 화물이 특정 목적지로 쏠리는</w:t>
-      </w:r>
-      <w:r>
-        <w:rPr>
-          <w:color w:val="000000"/>
-          <w:sz w:val="20"/>
-        </w:rPr>
-        <w:t xml:space="preserve"> </w:t>
-      </w:r>
-      <w:r>
-        <w:rPr>
-          <w:color w:val="000000"/>
-          <w:sz w:val="20"/>
-        </w:rPr>
-        <w:t xml:space="preserve">정도는 이와 별개의 조건이며, 보고하는 모든 실험은 쏠림이 없는 조건을 사용한다(쏠린</w:t>
-      </w:r>
-      <w:r>
-        <w:rPr>
-          <w:color w:val="000000"/>
-          <w:sz w:val="20"/>
-        </w:rPr>
-        <w:t xml:space="preserve"> </w:t>
-      </w:r>
-      <w:r>
-        <w:rPr>
-          <w:color w:val="000000"/>
-          <w:sz w:val="20"/>
-        </w:rPr>
-        <w:t xml:space="preserve">조건과 군집 조건은 부록 A의 transfer DQN 학습에만 쓴다). 도어는</w:t>
-      </w:r>
-      <w:r>
-        <w:rPr>
-          <w:color w:val="000000"/>
-          <w:sz w:val="20"/>
-        </w:rPr>
-        <w:t xml:space="preserve"> </w:t>
-      </w:r>
-      <m:oMath>
-        <m:r>
-          <m:rPr>
-            <m:sty m:val="p"/>
-          </m:rPr>
-          <m:t>[</m:t>
-        </m:r>
-        <m:r>
-          <m:t>0</m:t>
-        </m:r>
-        <m:r>
-          <m:rPr>
-            <m:sty m:val="p"/>
-          </m:rPr>
-          <m:t>,</m:t>
-        </m:r>
-        <m:r>
-          <m:t>100</m:t>
-        </m:r>
-        <m:sSup>
           <m:e>
             <m:r>
               <m:rPr>
                 <m:sty m:val="p"/>
               </m:rPr>
-              <m:t>]</m:t>
-            </m:r>
-          </m:e>
-          <m:sup>
-            <m:r>
-              <m:t>2</m:t>
-            </m:r>
-          </m:sup>
-        </m:sSup>
-      </m:oMath>
-      <w:r>
-        <w:rPr>
-          <w:color w:val="000000"/>
-          <w:sz w:val="20"/>
-        </w:rPr>
-        <w:t xml:space="preserve">에 균등 랜덤</w:t>
-      </w:r>
-      <w:r>
-        <w:rPr>
-          <w:color w:val="000000"/>
-          <w:sz w:val="20"/>
-        </w:rPr>
-        <w:t xml:space="preserve"> </w:t>
-      </w:r>
-      <w:r>
-        <w:rPr>
-          <w:color w:val="000000"/>
-          <w:sz w:val="20"/>
-        </w:rPr>
-        <w:t xml:space="preserve">좌표로 배치하고 도어 간 이송시간</w:t>
-      </w:r>
-      <w:r>
-        <w:rPr>
-          <w:color w:val="000000"/>
-          <w:sz w:val="20"/>
-        </w:rPr>
-        <w:t xml:space="preserve"> </w:t>
-      </w:r>
-      <m:oMath>
-        <m:sSub>
-          <m:e>
-            <m:r>
-              <m:t>t</m:t>
+              <m:t>Δ</m:t>
             </m:r>
           </m:e>
           <m:sub>
             <m:r>
-              <m:t>m</m:t>
+              <m:t>b</m:t>
             </m:r>
             <m:r>
-              <m:t>n</m:t>
+              <m:t>o</m:t>
             </m:r>
           </m:sub>
         </m:sSub>
@@ -11196,51 +11796,16 @@
       <w:r>
         <w:rPr>
           <w:color w:val="000000"/>
-          <w:sz w:val="20"/>
-        </w:rPr>
-        <w:t xml:space="preserve">은 두 좌표 사이 유클리드 거리를 10으로 나눈</w:t>
-      </w:r>
-      <w:r>
-        <w:rPr>
-          <w:color w:val="000000"/>
-          <w:sz w:val="20"/>
-        </w:rPr>
-        <w:t xml:space="preserve"> </w:t>
-      </w:r>
-      <w:r>
-        <w:rPr>
-          <w:color w:val="000000"/>
-          <w:sz w:val="20"/>
-        </w:rPr>
-        <w:t xml:space="preserve">값이다. 도어를 일렬로 늘어놓으면 이송시간이 도어 번호 차이로 정해져 도어 배정이 해에</w:t>
-      </w:r>
-      <w:r>
-        <w:rPr>
-          <w:color w:val="000000"/>
-          <w:sz w:val="20"/>
-        </w:rPr>
-        <w:t xml:space="preserve"> </w:t>
-      </w:r>
-      <w:r>
-        <w:rPr>
-          <w:color w:val="000000"/>
-          <w:sz w:val="20"/>
-        </w:rPr>
-        <w:t xml:space="preserve">미치는 영향이 작아지므로, 배정 결정이 실제로 품질을 가르도록 무작위 배치를 쓴다. 거리를</w:t>
-      </w:r>
-      <w:r>
-        <w:rPr>
-          <w:color w:val="000000"/>
-          <w:sz w:val="20"/>
-        </w:rPr>
-        <w:t xml:space="preserve"> </w:t>
-      </w:r>
-      <w:r>
-        <w:rPr>
-          <w:color w:val="000000"/>
-          <w:sz w:val="20"/>
-        </w:rPr>
-        <w:t xml:space="preserve">10으로 나누는 것은 이송시간을 처리시간과 같은 크기 범위에 두기 위해서다.</w:t>
+          <w:sz w:val="18"/>
+        </w:rPr>
+        <w:t xml:space="preserve"/>
+      </w:r>
+      <w:r>
+        <w:rPr>
+          <w:color w:val="000000"/>
+          <w:sz w:val="18"/>
+        </w:rPr>
+        <w:t xml:space="preserve"/>
       </w:r>
     </w:p>
     <w:p>
@@ -12229,7 +12794,7 @@
           <w:color w:val="000000"/>
           <w:sz w:val="20"/>
         </w:rPr>
-        <w:t xml:space="preserve">&lt;Table 2&gt;에 20개 인스턴스에 대한 시험 결과를 요약하였다.</w:t>
+        <w:t xml:space="preserve">&lt;Table 3&gt;에 20개 인스턴스에 대한 시험 결과를 요약하였다.</w:t>
       </w:r>
       <w:hyperlink w:anchor="tab:main">
         <w:r>
@@ -12457,7 +13022,7 @@
           <w:color w:val="000000"/>
           <w:sz w:val="18"/>
         </w:rPr>
-        <w:t xml:space="preserve">Table 2. Test results over 20 instances per experimental condition (20 instances</w:t>
+        <w:t xml:space="preserve">Table 3. Test results over 20 instances per experimental condition (20 instances</w:t>
       </w:r>
       <w:r>
         <w:rPr>
@@ -17167,7 +17732,7 @@
           <w:color w:val="000000"/>
           <w:sz w:val="20"/>
         </w:rPr>
-        <w:t xml:space="preserve">full로 단조 감소한다(&lt;Figure 1&gt;)</w:t>
+        <w:t xml:space="preserve">full로 단조 감소한다(&lt;Figure 2&gt;)</w:t>
       </w:r>
       <w:hyperlink w:anchor="fig:op">
         <w:r>
@@ -17196,7 +17761,7 @@
           <w:color w:val="000000"/>
           <w:sz w:val="20"/>
         </w:rPr>
-        <w:t xml:space="preserve">Wilcoxon(&lt;Table 3&gt;)</w:t>
+        <w:t xml:space="preserve">Wilcoxon(&lt;Table 4&gt;)</w:t>
       </w:r>
       <w:hyperlink w:anchor="tab:b1">
         <w:r>
@@ -17240,7 +17805,7 @@
           <w:color w:val="000000"/>
           <w:sz w:val="18"/>
         </w:rPr>
-        <w:t xml:space="preserve">Table 3. Operator-pool ablation (5 instances</w:t>
+        <w:t xml:space="preserve">Table 4. Operator-pool ablation (5 instances</w:t>
       </w:r>
       <w:r>
         <w:rPr>
@@ -17688,7 +18253,7 @@
           <w:color w:val="000000"/>
           <w:sz w:val="18"/>
         </w:rPr>
-        <w:t xml:space="preserve">Figure 1. Mean gap to the best observed solution by operator set.</w:t>
+        <w:t xml:space="preserve">Figure 2. Mean gap to the best observed solution by operator set.</w:t>
       </w:r>
     </w:p>
     <w:bookmarkEnd w:id="25"/>
@@ -17733,7 +18298,7 @@
           <w:color w:val="000000"/>
           <w:sz w:val="20"/>
         </w:rPr>
-        <w:t xml:space="preserve">하나씩 제거하면(&lt;Table 4&gt;)</w:t>
+        <w:t xml:space="preserve">하나씩 제거하면(&lt;Table 5&gt;)</w:t>
       </w:r>
       <w:hyperlink w:anchor="tab:b2">
         <w:r>
@@ -17776,7 +18341,7 @@
           <w:color w:val="000000"/>
           <w:sz w:val="20"/>
         </w:rPr>
-        <w:t xml:space="preserve">제거해도 목적값이 나빠지지 않는다(&lt;Figure 2&gt;)</w:t>
+        <w:t xml:space="preserve">제거해도 목적값이 나빠지지 않는다(&lt;Figure 3&gt;)</w:t>
       </w:r>
       <w:hyperlink w:anchor="fig:comp">
         <w:r>
@@ -17806,7 +18371,7 @@
           <w:color w:val="000000"/>
           <w:sz w:val="18"/>
         </w:rPr>
-        <w:t xml:space="preserve">Table 4. Engine-component ablation (5 instances</w:t>
+        <w:t xml:space="preserve">Table 5. Engine-component ablation (5 instances</w:t>
       </w:r>
       <w:r>
         <w:rPr>
@@ -18332,7 +18897,7 @@
           <w:color w:val="000000"/>
           <w:sz w:val="18"/>
         </w:rPr>
-        <w:t xml:space="preserve">Figure 2. Objective degradation when each component is removed.</w:t>
+        <w:t xml:space="preserve">Figure 3. Objective degradation when each component is removed.</w:t>
       </w:r>
     </w:p>
     <w:bookmarkEnd w:id="30"/>
@@ -18362,7 +18927,7 @@
           <w:color w:val="000000"/>
           <w:sz w:val="20"/>
         </w:rPr>
-        <w:t xml:space="preserve">연산자 집합과 구성요소를 전체로 고정하고 선택 정책만 바꾸면(&lt;Table 5&gt;)</w:t>
+        <w:t xml:space="preserve">연산자 집합과 구성요소를 전체로 고정하고 선택 정책만 바꾸면(&lt;Table 6&gt;)</w:t>
       </w:r>
       <w:hyperlink w:anchor="tab:sel">
         <w:r>
@@ -18419,7 +18984,7 @@
           <w:color w:val="000000"/>
           <w:sz w:val="20"/>
         </w:rPr>
-        <w:t xml:space="preserve">(&lt;Figure 4&gt;)</w:t>
+        <w:t xml:space="preserve">(&lt;Figure 5&gt;)</w:t>
       </w:r>
       <w:hyperlink w:anchor="fig:sel">
         <w:r>
@@ -18477,7 +19042,7 @@
           <w:color w:val="000000"/>
           <w:sz w:val="18"/>
         </w:rPr>
-        <w:t xml:space="preserve">Table 5. Effect of the selection policy (5 instances</w:t>
+        <w:t xml:space="preserve">Table 6. Effect of the selection policy (5 instances</w:t>
       </w:r>
       <w:r>
         <w:rPr>
@@ -18994,7 +19559,7 @@
           <w:color w:val="000000"/>
           <w:sz w:val="20"/>
         </w:rPr>
-        <w:t xml:space="preserve">인스턴스별로 min–max 정규화해 평균한다(&lt;Figure 3&gt;)</w:t>
+        <w:t xml:space="preserve">인스턴스별로 min–max 정규화해 평균한다(&lt;Figure 4&gt;)</w:t>
       </w:r>
       <w:hyperlink w:anchor="fig:lam">
         <w:r>
@@ -19215,7 +19780,7 @@
           <w:color w:val="000000"/>
           <w:sz w:val="18"/>
         </w:rPr>
-        <w:t xml:space="preserve">Figure 3. Normalized makespan-tardiness trade-off on tuning instances.</w:t>
+        <w:t xml:space="preserve">Figure 4. Normalized makespan-tardiness trade-off on tuning instances.</w:t>
       </w:r>
     </w:p>
     <w:bookmarkEnd w:id="37"/>
@@ -20003,7 +20568,7 @@
           <w:color w:val="000000"/>
           <w:sz w:val="18"/>
         </w:rPr>
-        <w:t xml:space="preserve">Figure 4. Mean gap to the best observed solution versus the number of iterations.</w:t>
+        <w:t xml:space="preserve">Figure 5. Mean gap to the best observed solution versus the number of iterations.</w:t>
       </w:r>
     </w:p>
     <w:bookmarkEnd w:id="45"/>
